--- a/问题(1).docx
+++ b/问题(1).docx
@@ -710,7 +710,7 @@
         <w:drawing>
           <wp:inline distT="0" distB="0" distL="114300" distR="114300">
             <wp:extent cx="5270500" cy="2630805"/>
-            <wp:effectExtent l="0" t="0" r="2540" b="5715"/>
+            <wp:effectExtent l="0" t="0" r="6350" b="17145"/>
             <wp:docPr id="14" name="图片 14"/>
             <wp:cNvGraphicFramePr>
               <a:graphicFrameLocks xmlns:a="http://schemas.openxmlformats.org/drawingml/2006/main" noChangeAspect="1"/>
@@ -1115,8 +1115,6 @@
           <w:docGrid w:type="lines" w:linePitch="312" w:charSpace="0"/>
         </w:sectPr>
       </w:pPr>
-      <w:bookmarkStart w:id="0" w:name="_GoBack"/>
-      <w:bookmarkEnd w:id="0"/>
     </w:p>
     <w:p>
       <w:pPr>
@@ -1144,7 +1142,6 @@
           <w:color w:val="000000"/>
           <w:sz w:val="19"/>
           <w:szCs w:val="19"/>
-          <w:bdr w:val="none" w:color="auto" w:sz="0" w:space="0"/>
         </w:rPr>
         <w:t>人员管理体系文件修订版</w:t>
       </w:r>
@@ -1177,7 +1174,6 @@
           <w:kern w:val="0"/>
           <w:sz w:val="19"/>
           <w:szCs w:val="19"/>
-          <w:bdr w:val="none" w:color="auto" w:sz="0" w:space="0"/>
           <w:lang w:val="en-US" w:eastAsia="zh-CN" w:bidi="ar"/>
         </w:rPr>
         <w:t>（整合岗位说明书、绩效办法、培训跟踪表等核心文件）</w:t>
@@ -1209,7 +1205,6 @@
           <w:color w:val="000000"/>
           <w:sz w:val="19"/>
           <w:szCs w:val="19"/>
-          <w:bdr w:val="none" w:color="auto" w:sz="0" w:space="0"/>
         </w:rPr>
         <w:t>一、岗位职责说明书（关联服务目录）</w:t>
       </w:r>
@@ -1242,7 +1237,6 @@
           <w:kern w:val="0"/>
           <w:sz w:val="19"/>
           <w:szCs w:val="19"/>
-          <w:bdr w:val="none" w:color="auto" w:sz="0" w:space="0"/>
           <w:lang w:val="en-US" w:eastAsia="zh-CN" w:bidi="ar"/>
         </w:rPr>
         <w:t>表格</w:t>
@@ -1250,6 +1244,7 @@
     </w:p>
     <w:tbl>
       <w:tblPr>
+        <w:tblStyle w:val="6"/>
         <w:tblW w:w="0" w:type="auto"/>
         <w:tblCellSpacing w:w="15" w:type="dxa"/>
         <w:tblInd w:w="0" w:type="dxa"/>
@@ -1261,7 +1256,7 @@
           <w:insideH w:val="none" w:color="auto" w:sz="0" w:space="0"/>
           <w:insideV w:val="none" w:color="auto" w:sz="0" w:space="0"/>
         </w:tblBorders>
-        <w:shd w:val="clear"/>
+        <w:shd w:val="clear" w:color="auto" w:fill="auto"/>
         <w:tblLayout w:type="autofit"/>
         <w:tblCellMar>
           <w:top w:w="0" w:type="dxa"/>
@@ -1288,7 +1283,7 @@
             <w:insideH w:val="none" w:color="auto" w:sz="0" w:space="0"/>
             <w:insideV w:val="none" w:color="auto" w:sz="0" w:space="0"/>
           </w:tblBorders>
-          <w:shd w:val="clear"/>
+          <w:shd w:val="clear" w:color="auto" w:fill="auto"/>
           <w:tblCellMar>
             <w:top w:w="0" w:type="dxa"/>
             <w:left w:w="0" w:type="dxa"/>
@@ -1303,7 +1298,7 @@
         <w:tc>
           <w:tcPr>
             <w:tcW w:w="0" w:type="auto"/>
-            <w:shd w:val="clear"/>
+            <w:shd w:val="clear" w:color="auto" w:fill="auto"/>
             <w:vAlign w:val="center"/>
           </w:tcPr>
           <w:p>
@@ -1332,7 +1327,6 @@
                 <w:kern w:val="0"/>
                 <w:sz w:val="19"/>
                 <w:szCs w:val="19"/>
-                <w:bdr w:val="none" w:color="auto" w:sz="0" w:space="0"/>
                 <w:lang w:val="en-US" w:eastAsia="zh-CN" w:bidi="ar"/>
               </w:rPr>
               <w:t>岗位名称</w:t>
@@ -1342,7 +1336,7 @@
         <w:tc>
           <w:tcPr>
             <w:tcW w:w="0" w:type="auto"/>
-            <w:shd w:val="clear"/>
+            <w:shd w:val="clear" w:color="auto" w:fill="auto"/>
             <w:vAlign w:val="center"/>
           </w:tcPr>
           <w:p>
@@ -1371,7 +1365,6 @@
                 <w:kern w:val="0"/>
                 <w:sz w:val="19"/>
                 <w:szCs w:val="19"/>
-                <w:bdr w:val="none" w:color="auto" w:sz="0" w:space="0"/>
                 <w:lang w:val="en-US" w:eastAsia="zh-CN" w:bidi="ar"/>
               </w:rPr>
               <w:t>运维实施工程师</w:t>
@@ -1381,7 +1374,7 @@
         <w:tc>
           <w:tcPr>
             <w:tcW w:w="0" w:type="auto"/>
-            <w:shd w:val="clear"/>
+            <w:shd w:val="clear" w:color="auto" w:fill="auto"/>
             <w:vAlign w:val="center"/>
           </w:tcPr>
           <w:p>
@@ -1410,7 +1403,6 @@
                 <w:kern w:val="0"/>
                 <w:sz w:val="19"/>
                 <w:szCs w:val="19"/>
-                <w:bdr w:val="none" w:color="auto" w:sz="0" w:space="0"/>
                 <w:lang w:val="en-US" w:eastAsia="zh-CN" w:bidi="ar"/>
               </w:rPr>
               <w:t>数据库工程师</w:t>
@@ -1420,7 +1412,7 @@
         <w:tc>
           <w:tcPr>
             <w:tcW w:w="0" w:type="auto"/>
-            <w:shd w:val="clear"/>
+            <w:shd w:val="clear" w:color="auto" w:fill="auto"/>
             <w:vAlign w:val="center"/>
           </w:tcPr>
           <w:p>
@@ -1449,7 +1441,6 @@
                 <w:kern w:val="0"/>
                 <w:sz w:val="19"/>
                 <w:szCs w:val="19"/>
-                <w:bdr w:val="none" w:color="auto" w:sz="0" w:space="0"/>
                 <w:lang w:val="en-US" w:eastAsia="zh-CN" w:bidi="ar"/>
               </w:rPr>
               <w:t>运维项目经理</w:t>
@@ -1459,7 +1450,7 @@
         <w:tc>
           <w:tcPr>
             <w:tcW w:w="0" w:type="auto"/>
-            <w:shd w:val="clear"/>
+            <w:shd w:val="clear" w:color="auto" w:fill="auto"/>
             <w:vAlign w:val="center"/>
           </w:tcPr>
           <w:p>
@@ -1488,7 +1479,6 @@
                 <w:kern w:val="0"/>
                 <w:sz w:val="19"/>
                 <w:szCs w:val="19"/>
-                <w:bdr w:val="none" w:color="auto" w:sz="0" w:space="0"/>
                 <w:lang w:val="en-US" w:eastAsia="zh-CN" w:bidi="ar"/>
               </w:rPr>
               <w:t>网络工程师</w:t>
@@ -1498,7 +1488,7 @@
         <w:tc>
           <w:tcPr>
             <w:tcW w:w="0" w:type="auto"/>
-            <w:shd w:val="clear"/>
+            <w:shd w:val="clear" w:color="auto" w:fill="auto"/>
             <w:vAlign w:val="center"/>
           </w:tcPr>
           <w:p>
@@ -1527,7 +1517,6 @@
                 <w:kern w:val="0"/>
                 <w:sz w:val="19"/>
                 <w:szCs w:val="19"/>
-                <w:bdr w:val="none" w:color="auto" w:sz="0" w:space="0"/>
                 <w:lang w:val="en-US" w:eastAsia="zh-CN" w:bidi="ar"/>
               </w:rPr>
               <w:t>服务台客服</w:t>
@@ -1545,7 +1534,7 @@
             <w:insideH w:val="none" w:color="auto" w:sz="0" w:space="0"/>
             <w:insideV w:val="none" w:color="auto" w:sz="0" w:space="0"/>
           </w:tblBorders>
-          <w:shd w:val="clear"/>
+          <w:shd w:val="clear" w:color="auto" w:fill="auto"/>
           <w:tblCellMar>
             <w:top w:w="0" w:type="dxa"/>
             <w:left w:w="0" w:type="dxa"/>
@@ -1559,32 +1548,31 @@
         <w:tc>
           <w:tcPr>
             <w:tcW w:w="0" w:type="auto"/>
-            <w:shd w:val="clear"/>
-            <w:vAlign w:val="center"/>
-          </w:tcPr>
-          <w:p>
-            <w:pPr>
-              <w:keepNext w:val="0"/>
-              <w:keepLines w:val="0"/>
-              <w:widowControl/>
-              <w:suppressLineNumbers w:val="0"/>
-              <w:spacing w:before="0" w:beforeAutospacing="0" w:after="0" w:afterAutospacing="0" w:line="288" w:lineRule="atLeast"/>
-              <w:ind w:left="0" w:right="0"/>
-              <w:jc w:val="left"/>
-              <w:rPr>
-                <w:color w:val="000000"/>
-                <w:sz w:val="19"/>
-                <w:szCs w:val="19"/>
-              </w:rPr>
-            </w:pPr>
-            <w:r>
-              <w:rPr>
-                <w:rFonts w:ascii="宋体" w:hAnsi="宋体" w:eastAsia="宋体" w:cs="宋体"/>
-                <w:color w:val="000000"/>
-                <w:kern w:val="0"/>
-                <w:sz w:val="19"/>
-                <w:szCs w:val="19"/>
-                <w:bdr w:val="none" w:color="auto" w:sz="0" w:space="0"/>
+            <w:shd w:val="clear" w:color="auto" w:fill="auto"/>
+            <w:vAlign w:val="center"/>
+          </w:tcPr>
+          <w:p>
+            <w:pPr>
+              <w:keepNext w:val="0"/>
+              <w:keepLines w:val="0"/>
+              <w:widowControl/>
+              <w:suppressLineNumbers w:val="0"/>
+              <w:spacing w:before="0" w:beforeAutospacing="0" w:after="0" w:afterAutospacing="0" w:line="288" w:lineRule="atLeast"/>
+              <w:ind w:left="0" w:right="0"/>
+              <w:jc w:val="left"/>
+              <w:rPr>
+                <w:color w:val="000000"/>
+                <w:sz w:val="19"/>
+                <w:szCs w:val="19"/>
+              </w:rPr>
+            </w:pPr>
+            <w:r>
+              <w:rPr>
+                <w:rFonts w:ascii="宋体" w:hAnsi="宋体" w:eastAsia="宋体" w:cs="宋体"/>
+                <w:color w:val="000000"/>
+                <w:kern w:val="0"/>
+                <w:sz w:val="19"/>
+                <w:szCs w:val="19"/>
                 <w:lang w:val="en-US" w:eastAsia="zh-CN" w:bidi="ar"/>
               </w:rPr>
               <w:t>所属部门</w:t>
@@ -1594,32 +1582,31 @@
         <w:tc>
           <w:tcPr>
             <w:tcW w:w="0" w:type="auto"/>
-            <w:shd w:val="clear"/>
-            <w:vAlign w:val="center"/>
-          </w:tcPr>
-          <w:p>
-            <w:pPr>
-              <w:keepNext w:val="0"/>
-              <w:keepLines w:val="0"/>
-              <w:widowControl/>
-              <w:suppressLineNumbers w:val="0"/>
-              <w:spacing w:before="0" w:beforeAutospacing="0" w:after="0" w:afterAutospacing="0" w:line="288" w:lineRule="atLeast"/>
-              <w:ind w:left="0" w:right="0"/>
-              <w:jc w:val="left"/>
-              <w:rPr>
-                <w:color w:val="000000"/>
-                <w:sz w:val="19"/>
-                <w:szCs w:val="19"/>
-              </w:rPr>
-            </w:pPr>
-            <w:r>
-              <w:rPr>
-                <w:rFonts w:ascii="宋体" w:hAnsi="宋体" w:eastAsia="宋体" w:cs="宋体"/>
-                <w:color w:val="000000"/>
-                <w:kern w:val="0"/>
-                <w:sz w:val="19"/>
-                <w:szCs w:val="19"/>
-                <w:bdr w:val="none" w:color="auto" w:sz="0" w:space="0"/>
+            <w:shd w:val="clear" w:color="auto" w:fill="auto"/>
+            <w:vAlign w:val="center"/>
+          </w:tcPr>
+          <w:p>
+            <w:pPr>
+              <w:keepNext w:val="0"/>
+              <w:keepLines w:val="0"/>
+              <w:widowControl/>
+              <w:suppressLineNumbers w:val="0"/>
+              <w:spacing w:before="0" w:beforeAutospacing="0" w:after="0" w:afterAutospacing="0" w:line="288" w:lineRule="atLeast"/>
+              <w:ind w:left="0" w:right="0"/>
+              <w:jc w:val="left"/>
+              <w:rPr>
+                <w:color w:val="000000"/>
+                <w:sz w:val="19"/>
+                <w:szCs w:val="19"/>
+              </w:rPr>
+            </w:pPr>
+            <w:r>
+              <w:rPr>
+                <w:rFonts w:ascii="宋体" w:hAnsi="宋体" w:eastAsia="宋体" w:cs="宋体"/>
+                <w:color w:val="000000"/>
+                <w:kern w:val="0"/>
+                <w:sz w:val="19"/>
+                <w:szCs w:val="19"/>
                 <w:lang w:val="en-US" w:eastAsia="zh-CN" w:bidi="ar"/>
               </w:rPr>
               <w:t>运维部</w:t>
@@ -1629,32 +1616,31 @@
         <w:tc>
           <w:tcPr>
             <w:tcW w:w="0" w:type="auto"/>
-            <w:shd w:val="clear"/>
-            <w:vAlign w:val="center"/>
-          </w:tcPr>
-          <w:p>
-            <w:pPr>
-              <w:keepNext w:val="0"/>
-              <w:keepLines w:val="0"/>
-              <w:widowControl/>
-              <w:suppressLineNumbers w:val="0"/>
-              <w:spacing w:before="0" w:beforeAutospacing="0" w:after="0" w:afterAutospacing="0" w:line="288" w:lineRule="atLeast"/>
-              <w:ind w:left="0" w:right="0"/>
-              <w:jc w:val="left"/>
-              <w:rPr>
-                <w:color w:val="000000"/>
-                <w:sz w:val="19"/>
-                <w:szCs w:val="19"/>
-              </w:rPr>
-            </w:pPr>
-            <w:r>
-              <w:rPr>
-                <w:rFonts w:ascii="宋体" w:hAnsi="宋体" w:eastAsia="宋体" w:cs="宋体"/>
-                <w:color w:val="000000"/>
-                <w:kern w:val="0"/>
-                <w:sz w:val="19"/>
-                <w:szCs w:val="19"/>
-                <w:bdr w:val="none" w:color="auto" w:sz="0" w:space="0"/>
+            <w:shd w:val="clear" w:color="auto" w:fill="auto"/>
+            <w:vAlign w:val="center"/>
+          </w:tcPr>
+          <w:p>
+            <w:pPr>
+              <w:keepNext w:val="0"/>
+              <w:keepLines w:val="0"/>
+              <w:widowControl/>
+              <w:suppressLineNumbers w:val="0"/>
+              <w:spacing w:before="0" w:beforeAutospacing="0" w:after="0" w:afterAutospacing="0" w:line="288" w:lineRule="atLeast"/>
+              <w:ind w:left="0" w:right="0"/>
+              <w:jc w:val="left"/>
+              <w:rPr>
+                <w:color w:val="000000"/>
+                <w:sz w:val="19"/>
+                <w:szCs w:val="19"/>
+              </w:rPr>
+            </w:pPr>
+            <w:r>
+              <w:rPr>
+                <w:rFonts w:ascii="宋体" w:hAnsi="宋体" w:eastAsia="宋体" w:cs="宋体"/>
+                <w:color w:val="000000"/>
+                <w:kern w:val="0"/>
+                <w:sz w:val="19"/>
+                <w:szCs w:val="19"/>
                 <w:lang w:val="en-US" w:eastAsia="zh-CN" w:bidi="ar"/>
               </w:rPr>
               <w:t>运维部</w:t>
@@ -1664,32 +1650,31 @@
         <w:tc>
           <w:tcPr>
             <w:tcW w:w="0" w:type="auto"/>
-            <w:shd w:val="clear"/>
-            <w:vAlign w:val="center"/>
-          </w:tcPr>
-          <w:p>
-            <w:pPr>
-              <w:keepNext w:val="0"/>
-              <w:keepLines w:val="0"/>
-              <w:widowControl/>
-              <w:suppressLineNumbers w:val="0"/>
-              <w:spacing w:before="0" w:beforeAutospacing="0" w:after="0" w:afterAutospacing="0" w:line="288" w:lineRule="atLeast"/>
-              <w:ind w:left="0" w:right="0"/>
-              <w:jc w:val="left"/>
-              <w:rPr>
-                <w:color w:val="000000"/>
-                <w:sz w:val="19"/>
-                <w:szCs w:val="19"/>
-              </w:rPr>
-            </w:pPr>
-            <w:r>
-              <w:rPr>
-                <w:rFonts w:ascii="宋体" w:hAnsi="宋体" w:eastAsia="宋体" w:cs="宋体"/>
-                <w:color w:val="000000"/>
-                <w:kern w:val="0"/>
-                <w:sz w:val="19"/>
-                <w:szCs w:val="19"/>
-                <w:bdr w:val="none" w:color="auto" w:sz="0" w:space="0"/>
+            <w:shd w:val="clear" w:color="auto" w:fill="auto"/>
+            <w:vAlign w:val="center"/>
+          </w:tcPr>
+          <w:p>
+            <w:pPr>
+              <w:keepNext w:val="0"/>
+              <w:keepLines w:val="0"/>
+              <w:widowControl/>
+              <w:suppressLineNumbers w:val="0"/>
+              <w:spacing w:before="0" w:beforeAutospacing="0" w:after="0" w:afterAutospacing="0" w:line="288" w:lineRule="atLeast"/>
+              <w:ind w:left="0" w:right="0"/>
+              <w:jc w:val="left"/>
+              <w:rPr>
+                <w:color w:val="000000"/>
+                <w:sz w:val="19"/>
+                <w:szCs w:val="19"/>
+              </w:rPr>
+            </w:pPr>
+            <w:r>
+              <w:rPr>
+                <w:rFonts w:ascii="宋体" w:hAnsi="宋体" w:eastAsia="宋体" w:cs="宋体"/>
+                <w:color w:val="000000"/>
+                <w:kern w:val="0"/>
+                <w:sz w:val="19"/>
+                <w:szCs w:val="19"/>
                 <w:lang w:val="en-US" w:eastAsia="zh-CN" w:bidi="ar"/>
               </w:rPr>
               <w:t>运维部</w:t>
@@ -1699,32 +1684,31 @@
         <w:tc>
           <w:tcPr>
             <w:tcW w:w="0" w:type="auto"/>
-            <w:shd w:val="clear"/>
-            <w:vAlign w:val="center"/>
-          </w:tcPr>
-          <w:p>
-            <w:pPr>
-              <w:keepNext w:val="0"/>
-              <w:keepLines w:val="0"/>
-              <w:widowControl/>
-              <w:suppressLineNumbers w:val="0"/>
-              <w:spacing w:before="0" w:beforeAutospacing="0" w:after="0" w:afterAutospacing="0" w:line="288" w:lineRule="atLeast"/>
-              <w:ind w:left="0" w:right="0"/>
-              <w:jc w:val="left"/>
-              <w:rPr>
-                <w:color w:val="000000"/>
-                <w:sz w:val="19"/>
-                <w:szCs w:val="19"/>
-              </w:rPr>
-            </w:pPr>
-            <w:r>
-              <w:rPr>
-                <w:rFonts w:ascii="宋体" w:hAnsi="宋体" w:eastAsia="宋体" w:cs="宋体"/>
-                <w:color w:val="000000"/>
-                <w:kern w:val="0"/>
-                <w:sz w:val="19"/>
-                <w:szCs w:val="19"/>
-                <w:bdr w:val="none" w:color="auto" w:sz="0" w:space="0"/>
+            <w:shd w:val="clear" w:color="auto" w:fill="auto"/>
+            <w:vAlign w:val="center"/>
+          </w:tcPr>
+          <w:p>
+            <w:pPr>
+              <w:keepNext w:val="0"/>
+              <w:keepLines w:val="0"/>
+              <w:widowControl/>
+              <w:suppressLineNumbers w:val="0"/>
+              <w:spacing w:before="0" w:beforeAutospacing="0" w:after="0" w:afterAutospacing="0" w:line="288" w:lineRule="atLeast"/>
+              <w:ind w:left="0" w:right="0"/>
+              <w:jc w:val="left"/>
+              <w:rPr>
+                <w:color w:val="000000"/>
+                <w:sz w:val="19"/>
+                <w:szCs w:val="19"/>
+              </w:rPr>
+            </w:pPr>
+            <w:r>
+              <w:rPr>
+                <w:rFonts w:ascii="宋体" w:hAnsi="宋体" w:eastAsia="宋体" w:cs="宋体"/>
+                <w:color w:val="000000"/>
+                <w:kern w:val="0"/>
+                <w:sz w:val="19"/>
+                <w:szCs w:val="19"/>
                 <w:lang w:val="en-US" w:eastAsia="zh-CN" w:bidi="ar"/>
               </w:rPr>
               <w:t>运维部</w:t>
@@ -1734,32 +1718,31 @@
         <w:tc>
           <w:tcPr>
             <w:tcW w:w="0" w:type="auto"/>
-            <w:shd w:val="clear"/>
-            <w:vAlign w:val="center"/>
-          </w:tcPr>
-          <w:p>
-            <w:pPr>
-              <w:keepNext w:val="0"/>
-              <w:keepLines w:val="0"/>
-              <w:widowControl/>
-              <w:suppressLineNumbers w:val="0"/>
-              <w:spacing w:before="0" w:beforeAutospacing="0" w:after="0" w:afterAutospacing="0" w:line="288" w:lineRule="atLeast"/>
-              <w:ind w:left="0" w:right="0"/>
-              <w:jc w:val="left"/>
-              <w:rPr>
-                <w:color w:val="000000"/>
-                <w:sz w:val="19"/>
-                <w:szCs w:val="19"/>
-              </w:rPr>
-            </w:pPr>
-            <w:r>
-              <w:rPr>
-                <w:rFonts w:ascii="宋体" w:hAnsi="宋体" w:eastAsia="宋体" w:cs="宋体"/>
-                <w:color w:val="000000"/>
-                <w:kern w:val="0"/>
-                <w:sz w:val="19"/>
-                <w:szCs w:val="19"/>
-                <w:bdr w:val="none" w:color="auto" w:sz="0" w:space="0"/>
+            <w:shd w:val="clear" w:color="auto" w:fill="auto"/>
+            <w:vAlign w:val="center"/>
+          </w:tcPr>
+          <w:p>
+            <w:pPr>
+              <w:keepNext w:val="0"/>
+              <w:keepLines w:val="0"/>
+              <w:widowControl/>
+              <w:suppressLineNumbers w:val="0"/>
+              <w:spacing w:before="0" w:beforeAutospacing="0" w:after="0" w:afterAutospacing="0" w:line="288" w:lineRule="atLeast"/>
+              <w:ind w:left="0" w:right="0"/>
+              <w:jc w:val="left"/>
+              <w:rPr>
+                <w:color w:val="000000"/>
+                <w:sz w:val="19"/>
+                <w:szCs w:val="19"/>
+              </w:rPr>
+            </w:pPr>
+            <w:r>
+              <w:rPr>
+                <w:rFonts w:ascii="宋体" w:hAnsi="宋体" w:eastAsia="宋体" w:cs="宋体"/>
+                <w:color w:val="000000"/>
+                <w:kern w:val="0"/>
+                <w:sz w:val="19"/>
+                <w:szCs w:val="19"/>
                 <w:lang w:val="en-US" w:eastAsia="zh-CN" w:bidi="ar"/>
               </w:rPr>
               <w:t>运维部（服务台）</w:t>
@@ -1777,7 +1760,7 @@
             <w:insideH w:val="none" w:color="auto" w:sz="0" w:space="0"/>
             <w:insideV w:val="none" w:color="auto" w:sz="0" w:space="0"/>
           </w:tblBorders>
-          <w:shd w:val="clear"/>
+          <w:shd w:val="clear" w:color="auto" w:fill="auto"/>
           <w:tblCellMar>
             <w:top w:w="0" w:type="dxa"/>
             <w:left w:w="0" w:type="dxa"/>
@@ -1791,32 +1774,31 @@
         <w:tc>
           <w:tcPr>
             <w:tcW w:w="0" w:type="auto"/>
-            <w:shd w:val="clear"/>
-            <w:vAlign w:val="center"/>
-          </w:tcPr>
-          <w:p>
-            <w:pPr>
-              <w:keepNext w:val="0"/>
-              <w:keepLines w:val="0"/>
-              <w:widowControl/>
-              <w:suppressLineNumbers w:val="0"/>
-              <w:spacing w:before="0" w:beforeAutospacing="0" w:after="0" w:afterAutospacing="0" w:line="288" w:lineRule="atLeast"/>
-              <w:ind w:left="0" w:right="0"/>
-              <w:jc w:val="left"/>
-              <w:rPr>
-                <w:color w:val="000000"/>
-                <w:sz w:val="19"/>
-                <w:szCs w:val="19"/>
-              </w:rPr>
-            </w:pPr>
-            <w:r>
-              <w:rPr>
-                <w:rFonts w:ascii="宋体" w:hAnsi="宋体" w:eastAsia="宋体" w:cs="宋体"/>
-                <w:color w:val="000000"/>
-                <w:kern w:val="0"/>
-                <w:sz w:val="19"/>
-                <w:szCs w:val="19"/>
-                <w:bdr w:val="none" w:color="auto" w:sz="0" w:space="0"/>
+            <w:shd w:val="clear" w:color="auto" w:fill="auto"/>
+            <w:vAlign w:val="center"/>
+          </w:tcPr>
+          <w:p>
+            <w:pPr>
+              <w:keepNext w:val="0"/>
+              <w:keepLines w:val="0"/>
+              <w:widowControl/>
+              <w:suppressLineNumbers w:val="0"/>
+              <w:spacing w:before="0" w:beforeAutospacing="0" w:after="0" w:afterAutospacing="0" w:line="288" w:lineRule="atLeast"/>
+              <w:ind w:left="0" w:right="0"/>
+              <w:jc w:val="left"/>
+              <w:rPr>
+                <w:color w:val="000000"/>
+                <w:sz w:val="19"/>
+                <w:szCs w:val="19"/>
+              </w:rPr>
+            </w:pPr>
+            <w:r>
+              <w:rPr>
+                <w:rFonts w:ascii="宋体" w:hAnsi="宋体" w:eastAsia="宋体" w:cs="宋体"/>
+                <w:color w:val="000000"/>
+                <w:kern w:val="0"/>
+                <w:sz w:val="19"/>
+                <w:szCs w:val="19"/>
                 <w:lang w:val="en-US" w:eastAsia="zh-CN" w:bidi="ar"/>
               </w:rPr>
               <w:t>关联服务目录</w:t>
@@ -1826,32 +1808,31 @@
         <w:tc>
           <w:tcPr>
             <w:tcW w:w="0" w:type="auto"/>
-            <w:shd w:val="clear"/>
-            <w:vAlign w:val="center"/>
-          </w:tcPr>
-          <w:p>
-            <w:pPr>
-              <w:keepNext w:val="0"/>
-              <w:keepLines w:val="0"/>
-              <w:widowControl/>
-              <w:suppressLineNumbers w:val="0"/>
-              <w:spacing w:before="0" w:beforeAutospacing="0" w:after="0" w:afterAutospacing="0" w:line="288" w:lineRule="atLeast"/>
-              <w:ind w:left="0" w:right="0"/>
-              <w:jc w:val="left"/>
-              <w:rPr>
-                <w:color w:val="000000"/>
-                <w:sz w:val="19"/>
-                <w:szCs w:val="19"/>
-              </w:rPr>
-            </w:pPr>
-            <w:r>
-              <w:rPr>
-                <w:rFonts w:ascii="宋体" w:hAnsi="宋体" w:eastAsia="宋体" w:cs="宋体"/>
-                <w:color w:val="000000"/>
-                <w:kern w:val="0"/>
-                <w:sz w:val="19"/>
-                <w:szCs w:val="19"/>
-                <w:bdr w:val="none" w:color="auto" w:sz="0" w:space="0"/>
+            <w:shd w:val="clear" w:color="auto" w:fill="auto"/>
+            <w:vAlign w:val="center"/>
+          </w:tcPr>
+          <w:p>
+            <w:pPr>
+              <w:keepNext w:val="0"/>
+              <w:keepLines w:val="0"/>
+              <w:widowControl/>
+              <w:suppressLineNumbers w:val="0"/>
+              <w:spacing w:before="0" w:beforeAutospacing="0" w:after="0" w:afterAutospacing="0" w:line="288" w:lineRule="atLeast"/>
+              <w:ind w:left="0" w:right="0"/>
+              <w:jc w:val="left"/>
+              <w:rPr>
+                <w:color w:val="000000"/>
+                <w:sz w:val="19"/>
+                <w:szCs w:val="19"/>
+              </w:rPr>
+            </w:pPr>
+            <w:r>
+              <w:rPr>
+                <w:rFonts w:ascii="宋体" w:hAnsi="宋体" w:eastAsia="宋体" w:cs="宋体"/>
+                <w:color w:val="000000"/>
+                <w:kern w:val="0"/>
+                <w:sz w:val="19"/>
+                <w:szCs w:val="19"/>
                 <w:lang w:val="en-US" w:eastAsia="zh-CN" w:bidi="ar"/>
               </w:rPr>
               <w:t>技术实施服务、故障处理服务</w:t>
@@ -1861,32 +1842,31 @@
         <w:tc>
           <w:tcPr>
             <w:tcW w:w="0" w:type="auto"/>
-            <w:shd w:val="clear"/>
-            <w:vAlign w:val="center"/>
-          </w:tcPr>
-          <w:p>
-            <w:pPr>
-              <w:keepNext w:val="0"/>
-              <w:keepLines w:val="0"/>
-              <w:widowControl/>
-              <w:suppressLineNumbers w:val="0"/>
-              <w:spacing w:before="0" w:beforeAutospacing="0" w:after="0" w:afterAutospacing="0" w:line="288" w:lineRule="atLeast"/>
-              <w:ind w:left="0" w:right="0"/>
-              <w:jc w:val="left"/>
-              <w:rPr>
-                <w:color w:val="000000"/>
-                <w:sz w:val="19"/>
-                <w:szCs w:val="19"/>
-              </w:rPr>
-            </w:pPr>
-            <w:r>
-              <w:rPr>
-                <w:rFonts w:ascii="宋体" w:hAnsi="宋体" w:eastAsia="宋体" w:cs="宋体"/>
-                <w:color w:val="000000"/>
-                <w:kern w:val="0"/>
-                <w:sz w:val="19"/>
-                <w:szCs w:val="19"/>
-                <w:bdr w:val="none" w:color="auto" w:sz="0" w:space="0"/>
+            <w:shd w:val="clear" w:color="auto" w:fill="auto"/>
+            <w:vAlign w:val="center"/>
+          </w:tcPr>
+          <w:p>
+            <w:pPr>
+              <w:keepNext w:val="0"/>
+              <w:keepLines w:val="0"/>
+              <w:widowControl/>
+              <w:suppressLineNumbers w:val="0"/>
+              <w:spacing w:before="0" w:beforeAutospacing="0" w:after="0" w:afterAutospacing="0" w:line="288" w:lineRule="atLeast"/>
+              <w:ind w:left="0" w:right="0"/>
+              <w:jc w:val="left"/>
+              <w:rPr>
+                <w:color w:val="000000"/>
+                <w:sz w:val="19"/>
+                <w:szCs w:val="19"/>
+              </w:rPr>
+            </w:pPr>
+            <w:r>
+              <w:rPr>
+                <w:rFonts w:ascii="宋体" w:hAnsi="宋体" w:eastAsia="宋体" w:cs="宋体"/>
+                <w:color w:val="000000"/>
+                <w:kern w:val="0"/>
+                <w:sz w:val="19"/>
+                <w:szCs w:val="19"/>
                 <w:lang w:val="en-US" w:eastAsia="zh-CN" w:bidi="ar"/>
               </w:rPr>
               <w:t>数据管理服务、数据备份恢复服务</w:t>
@@ -1896,32 +1876,31 @@
         <w:tc>
           <w:tcPr>
             <w:tcW w:w="0" w:type="auto"/>
-            <w:shd w:val="clear"/>
-            <w:vAlign w:val="center"/>
-          </w:tcPr>
-          <w:p>
-            <w:pPr>
-              <w:keepNext w:val="0"/>
-              <w:keepLines w:val="0"/>
-              <w:widowControl/>
-              <w:suppressLineNumbers w:val="0"/>
-              <w:spacing w:before="0" w:beforeAutospacing="0" w:after="0" w:afterAutospacing="0" w:line="288" w:lineRule="atLeast"/>
-              <w:ind w:left="0" w:right="0"/>
-              <w:jc w:val="left"/>
-              <w:rPr>
-                <w:color w:val="000000"/>
-                <w:sz w:val="19"/>
-                <w:szCs w:val="19"/>
-              </w:rPr>
-            </w:pPr>
-            <w:r>
-              <w:rPr>
-                <w:rFonts w:ascii="宋体" w:hAnsi="宋体" w:eastAsia="宋体" w:cs="宋体"/>
-                <w:color w:val="000000"/>
-                <w:kern w:val="0"/>
-                <w:sz w:val="19"/>
-                <w:szCs w:val="19"/>
-                <w:bdr w:val="none" w:color="auto" w:sz="0" w:space="0"/>
+            <w:shd w:val="clear" w:color="auto" w:fill="auto"/>
+            <w:vAlign w:val="center"/>
+          </w:tcPr>
+          <w:p>
+            <w:pPr>
+              <w:keepNext w:val="0"/>
+              <w:keepLines w:val="0"/>
+              <w:widowControl/>
+              <w:suppressLineNumbers w:val="0"/>
+              <w:spacing w:before="0" w:beforeAutospacing="0" w:after="0" w:afterAutospacing="0" w:line="288" w:lineRule="atLeast"/>
+              <w:ind w:left="0" w:right="0"/>
+              <w:jc w:val="left"/>
+              <w:rPr>
+                <w:color w:val="000000"/>
+                <w:sz w:val="19"/>
+                <w:szCs w:val="19"/>
+              </w:rPr>
+            </w:pPr>
+            <w:r>
+              <w:rPr>
+                <w:rFonts w:ascii="宋体" w:hAnsi="宋体" w:eastAsia="宋体" w:cs="宋体"/>
+                <w:color w:val="000000"/>
+                <w:kern w:val="0"/>
+                <w:sz w:val="19"/>
+                <w:szCs w:val="19"/>
                 <w:lang w:val="en-US" w:eastAsia="zh-CN" w:bidi="ar"/>
               </w:rPr>
               <w:t>项目交付服务、客户对接服务</w:t>
@@ -1931,32 +1910,31 @@
         <w:tc>
           <w:tcPr>
             <w:tcW w:w="0" w:type="auto"/>
-            <w:shd w:val="clear"/>
-            <w:vAlign w:val="center"/>
-          </w:tcPr>
-          <w:p>
-            <w:pPr>
-              <w:keepNext w:val="0"/>
-              <w:keepLines w:val="0"/>
-              <w:widowControl/>
-              <w:suppressLineNumbers w:val="0"/>
-              <w:spacing w:before="0" w:beforeAutospacing="0" w:after="0" w:afterAutospacing="0" w:line="288" w:lineRule="atLeast"/>
-              <w:ind w:left="0" w:right="0"/>
-              <w:jc w:val="left"/>
-              <w:rPr>
-                <w:color w:val="000000"/>
-                <w:sz w:val="19"/>
-                <w:szCs w:val="19"/>
-              </w:rPr>
-            </w:pPr>
-            <w:r>
-              <w:rPr>
-                <w:rFonts w:ascii="宋体" w:hAnsi="宋体" w:eastAsia="宋体" w:cs="宋体"/>
-                <w:color w:val="000000"/>
-                <w:kern w:val="0"/>
-                <w:sz w:val="19"/>
-                <w:szCs w:val="19"/>
-                <w:bdr w:val="none" w:color="auto" w:sz="0" w:space="0"/>
+            <w:shd w:val="clear" w:color="auto" w:fill="auto"/>
+            <w:vAlign w:val="center"/>
+          </w:tcPr>
+          <w:p>
+            <w:pPr>
+              <w:keepNext w:val="0"/>
+              <w:keepLines w:val="0"/>
+              <w:widowControl/>
+              <w:suppressLineNumbers w:val="0"/>
+              <w:spacing w:before="0" w:beforeAutospacing="0" w:after="0" w:afterAutospacing="0" w:line="288" w:lineRule="atLeast"/>
+              <w:ind w:left="0" w:right="0"/>
+              <w:jc w:val="left"/>
+              <w:rPr>
+                <w:color w:val="000000"/>
+                <w:sz w:val="19"/>
+                <w:szCs w:val="19"/>
+              </w:rPr>
+            </w:pPr>
+            <w:r>
+              <w:rPr>
+                <w:rFonts w:ascii="宋体" w:hAnsi="宋体" w:eastAsia="宋体" w:cs="宋体"/>
+                <w:color w:val="000000"/>
+                <w:kern w:val="0"/>
+                <w:sz w:val="19"/>
+                <w:szCs w:val="19"/>
                 <w:lang w:val="en-US" w:eastAsia="zh-CN" w:bidi="ar"/>
               </w:rPr>
               <w:t>网络运维服务、安全防护服务</w:t>
@@ -1966,32 +1944,31 @@
         <w:tc>
           <w:tcPr>
             <w:tcW w:w="0" w:type="auto"/>
-            <w:shd w:val="clear"/>
-            <w:vAlign w:val="center"/>
-          </w:tcPr>
-          <w:p>
-            <w:pPr>
-              <w:keepNext w:val="0"/>
-              <w:keepLines w:val="0"/>
-              <w:widowControl/>
-              <w:suppressLineNumbers w:val="0"/>
-              <w:spacing w:before="0" w:beforeAutospacing="0" w:after="0" w:afterAutospacing="0" w:line="288" w:lineRule="atLeast"/>
-              <w:ind w:left="0" w:right="0"/>
-              <w:jc w:val="left"/>
-              <w:rPr>
-                <w:color w:val="000000"/>
-                <w:sz w:val="19"/>
-                <w:szCs w:val="19"/>
-              </w:rPr>
-            </w:pPr>
-            <w:r>
-              <w:rPr>
-                <w:rFonts w:ascii="宋体" w:hAnsi="宋体" w:eastAsia="宋体" w:cs="宋体"/>
-                <w:color w:val="000000"/>
-                <w:kern w:val="0"/>
-                <w:sz w:val="19"/>
-                <w:szCs w:val="19"/>
-                <w:bdr w:val="none" w:color="auto" w:sz="0" w:space="0"/>
+            <w:shd w:val="clear" w:color="auto" w:fill="auto"/>
+            <w:vAlign w:val="center"/>
+          </w:tcPr>
+          <w:p>
+            <w:pPr>
+              <w:keepNext w:val="0"/>
+              <w:keepLines w:val="0"/>
+              <w:widowControl/>
+              <w:suppressLineNumbers w:val="0"/>
+              <w:spacing w:before="0" w:beforeAutospacing="0" w:after="0" w:afterAutospacing="0" w:line="288" w:lineRule="atLeast"/>
+              <w:ind w:left="0" w:right="0"/>
+              <w:jc w:val="left"/>
+              <w:rPr>
+                <w:color w:val="000000"/>
+                <w:sz w:val="19"/>
+                <w:szCs w:val="19"/>
+              </w:rPr>
+            </w:pPr>
+            <w:r>
+              <w:rPr>
+                <w:rFonts w:ascii="宋体" w:hAnsi="宋体" w:eastAsia="宋体" w:cs="宋体"/>
+                <w:color w:val="000000"/>
+                <w:kern w:val="0"/>
+                <w:sz w:val="19"/>
+                <w:szCs w:val="19"/>
                 <w:lang w:val="en-US" w:eastAsia="zh-CN" w:bidi="ar"/>
               </w:rPr>
               <w:t>服务请求受理服务、客户咨询服务</w:t>
@@ -2009,7 +1986,7 @@
             <w:insideH w:val="none" w:color="auto" w:sz="0" w:space="0"/>
             <w:insideV w:val="none" w:color="auto" w:sz="0" w:space="0"/>
           </w:tblBorders>
-          <w:shd w:val="clear"/>
+          <w:shd w:val="clear" w:color="auto" w:fill="auto"/>
           <w:tblCellMar>
             <w:top w:w="0" w:type="dxa"/>
             <w:left w:w="0" w:type="dxa"/>
@@ -2023,32 +2000,31 @@
         <w:tc>
           <w:tcPr>
             <w:tcW w:w="0" w:type="auto"/>
-            <w:shd w:val="clear"/>
-            <w:vAlign w:val="center"/>
-          </w:tcPr>
-          <w:p>
-            <w:pPr>
-              <w:keepNext w:val="0"/>
-              <w:keepLines w:val="0"/>
-              <w:widowControl/>
-              <w:suppressLineNumbers w:val="0"/>
-              <w:spacing w:before="0" w:beforeAutospacing="0" w:after="0" w:afterAutospacing="0" w:line="288" w:lineRule="atLeast"/>
-              <w:ind w:left="0" w:right="0"/>
-              <w:jc w:val="left"/>
-              <w:rPr>
-                <w:color w:val="000000"/>
-                <w:sz w:val="19"/>
-                <w:szCs w:val="19"/>
-              </w:rPr>
-            </w:pPr>
-            <w:r>
-              <w:rPr>
-                <w:rFonts w:ascii="宋体" w:hAnsi="宋体" w:eastAsia="宋体" w:cs="宋体"/>
-                <w:color w:val="000000"/>
-                <w:kern w:val="0"/>
-                <w:sz w:val="19"/>
-                <w:szCs w:val="19"/>
-                <w:bdr w:val="none" w:color="auto" w:sz="0" w:space="0"/>
+            <w:shd w:val="clear" w:color="auto" w:fill="auto"/>
+            <w:vAlign w:val="center"/>
+          </w:tcPr>
+          <w:p>
+            <w:pPr>
+              <w:keepNext w:val="0"/>
+              <w:keepLines w:val="0"/>
+              <w:widowControl/>
+              <w:suppressLineNumbers w:val="0"/>
+              <w:spacing w:before="0" w:beforeAutospacing="0" w:after="0" w:afterAutospacing="0" w:line="288" w:lineRule="atLeast"/>
+              <w:ind w:left="0" w:right="0"/>
+              <w:jc w:val="left"/>
+              <w:rPr>
+                <w:color w:val="000000"/>
+                <w:sz w:val="19"/>
+                <w:szCs w:val="19"/>
+              </w:rPr>
+            </w:pPr>
+            <w:r>
+              <w:rPr>
+                <w:rFonts w:ascii="宋体" w:hAnsi="宋体" w:eastAsia="宋体" w:cs="宋体"/>
+                <w:color w:val="000000"/>
+                <w:kern w:val="0"/>
+                <w:sz w:val="19"/>
+                <w:szCs w:val="19"/>
                 <w:lang w:val="en-US" w:eastAsia="zh-CN" w:bidi="ar"/>
               </w:rPr>
               <w:t>任职资格</w:t>
@@ -2058,32 +2034,31 @@
         <w:tc>
           <w:tcPr>
             <w:tcW w:w="0" w:type="auto"/>
-            <w:shd w:val="clear"/>
-            <w:vAlign w:val="center"/>
-          </w:tcPr>
-          <w:p>
-            <w:pPr>
-              <w:keepNext w:val="0"/>
-              <w:keepLines w:val="0"/>
-              <w:widowControl/>
-              <w:suppressLineNumbers w:val="0"/>
-              <w:spacing w:before="0" w:beforeAutospacing="0" w:after="0" w:afterAutospacing="0" w:line="288" w:lineRule="atLeast"/>
-              <w:ind w:left="0" w:right="0"/>
-              <w:jc w:val="left"/>
-              <w:rPr>
-                <w:color w:val="000000"/>
-                <w:sz w:val="19"/>
-                <w:szCs w:val="19"/>
-              </w:rPr>
-            </w:pPr>
-            <w:r>
-              <w:rPr>
-                <w:rFonts w:ascii="宋体" w:hAnsi="宋体" w:eastAsia="宋体" w:cs="宋体"/>
-                <w:color w:val="000000"/>
-                <w:kern w:val="0"/>
-                <w:sz w:val="19"/>
-                <w:szCs w:val="19"/>
-                <w:bdr w:val="none" w:color="auto" w:sz="0" w:space="0"/>
+            <w:shd w:val="clear" w:color="auto" w:fill="auto"/>
+            <w:vAlign w:val="center"/>
+          </w:tcPr>
+          <w:p>
+            <w:pPr>
+              <w:keepNext w:val="0"/>
+              <w:keepLines w:val="0"/>
+              <w:widowControl/>
+              <w:suppressLineNumbers w:val="0"/>
+              <w:spacing w:before="0" w:beforeAutospacing="0" w:after="0" w:afterAutospacing="0" w:line="288" w:lineRule="atLeast"/>
+              <w:ind w:left="0" w:right="0"/>
+              <w:jc w:val="left"/>
+              <w:rPr>
+                <w:color w:val="000000"/>
+                <w:sz w:val="19"/>
+                <w:szCs w:val="19"/>
+              </w:rPr>
+            </w:pPr>
+            <w:r>
+              <w:rPr>
+                <w:rFonts w:ascii="宋体" w:hAnsi="宋体" w:eastAsia="宋体" w:cs="宋体"/>
+                <w:color w:val="000000"/>
+                <w:kern w:val="0"/>
+                <w:sz w:val="19"/>
+                <w:szCs w:val="19"/>
                 <w:lang w:val="en-US" w:eastAsia="zh-CN" w:bidi="ar"/>
               </w:rPr>
               <w:t>1. 大专及以上学历，IT 相关专业；2. 1 年以上运维实施经验；3. 掌握服务器、网络基础技能；4. 持有 CCNA 或同类认证优先</w:t>
@@ -2093,32 +2068,31 @@
         <w:tc>
           <w:tcPr>
             <w:tcW w:w="0" w:type="auto"/>
-            <w:shd w:val="clear"/>
-            <w:vAlign w:val="center"/>
-          </w:tcPr>
-          <w:p>
-            <w:pPr>
-              <w:keepNext w:val="0"/>
-              <w:keepLines w:val="0"/>
-              <w:widowControl/>
-              <w:suppressLineNumbers w:val="0"/>
-              <w:spacing w:before="0" w:beforeAutospacing="0" w:after="0" w:afterAutospacing="0" w:line="288" w:lineRule="atLeast"/>
-              <w:ind w:left="0" w:right="0"/>
-              <w:jc w:val="left"/>
-              <w:rPr>
-                <w:color w:val="000000"/>
-                <w:sz w:val="19"/>
-                <w:szCs w:val="19"/>
-              </w:rPr>
-            </w:pPr>
-            <w:r>
-              <w:rPr>
-                <w:rFonts w:ascii="宋体" w:hAnsi="宋体" w:eastAsia="宋体" w:cs="宋体"/>
-                <w:color w:val="000000"/>
-                <w:kern w:val="0"/>
-                <w:sz w:val="19"/>
-                <w:szCs w:val="19"/>
-                <w:bdr w:val="none" w:color="auto" w:sz="0" w:space="0"/>
+            <w:shd w:val="clear" w:color="auto" w:fill="auto"/>
+            <w:vAlign w:val="center"/>
+          </w:tcPr>
+          <w:p>
+            <w:pPr>
+              <w:keepNext w:val="0"/>
+              <w:keepLines w:val="0"/>
+              <w:widowControl/>
+              <w:suppressLineNumbers w:val="0"/>
+              <w:spacing w:before="0" w:beforeAutospacing="0" w:after="0" w:afterAutospacing="0" w:line="288" w:lineRule="atLeast"/>
+              <w:ind w:left="0" w:right="0"/>
+              <w:jc w:val="left"/>
+              <w:rPr>
+                <w:color w:val="000000"/>
+                <w:sz w:val="19"/>
+                <w:szCs w:val="19"/>
+              </w:rPr>
+            </w:pPr>
+            <w:r>
+              <w:rPr>
+                <w:rFonts w:ascii="宋体" w:hAnsi="宋体" w:eastAsia="宋体" w:cs="宋体"/>
+                <w:color w:val="000000"/>
+                <w:kern w:val="0"/>
+                <w:sz w:val="19"/>
+                <w:szCs w:val="19"/>
                 <w:lang w:val="en-US" w:eastAsia="zh-CN" w:bidi="ar"/>
               </w:rPr>
               <w:t>1. 本科及以上学历，计算机相关专业；2. 2 年以上数据库运维经验；3. 精通 Oracle/MySQL 等数据库操作；4. 持有 OCP 认证优先</w:t>
@@ -2128,32 +2102,31 @@
         <w:tc>
           <w:tcPr>
             <w:tcW w:w="0" w:type="auto"/>
-            <w:shd w:val="clear"/>
-            <w:vAlign w:val="center"/>
-          </w:tcPr>
-          <w:p>
-            <w:pPr>
-              <w:keepNext w:val="0"/>
-              <w:keepLines w:val="0"/>
-              <w:widowControl/>
-              <w:suppressLineNumbers w:val="0"/>
-              <w:spacing w:before="0" w:beforeAutospacing="0" w:after="0" w:afterAutospacing="0" w:line="288" w:lineRule="atLeast"/>
-              <w:ind w:left="0" w:right="0"/>
-              <w:jc w:val="left"/>
-              <w:rPr>
-                <w:color w:val="000000"/>
-                <w:sz w:val="19"/>
-                <w:szCs w:val="19"/>
-              </w:rPr>
-            </w:pPr>
-            <w:r>
-              <w:rPr>
-                <w:rFonts w:ascii="宋体" w:hAnsi="宋体" w:eastAsia="宋体" w:cs="宋体"/>
-                <w:color w:val="000000"/>
-                <w:kern w:val="0"/>
-                <w:sz w:val="19"/>
-                <w:szCs w:val="19"/>
-                <w:bdr w:val="none" w:color="auto" w:sz="0" w:space="0"/>
+            <w:shd w:val="clear" w:color="auto" w:fill="auto"/>
+            <w:vAlign w:val="center"/>
+          </w:tcPr>
+          <w:p>
+            <w:pPr>
+              <w:keepNext w:val="0"/>
+              <w:keepLines w:val="0"/>
+              <w:widowControl/>
+              <w:suppressLineNumbers w:val="0"/>
+              <w:spacing w:before="0" w:beforeAutospacing="0" w:after="0" w:afterAutospacing="0" w:line="288" w:lineRule="atLeast"/>
+              <w:ind w:left="0" w:right="0"/>
+              <w:jc w:val="left"/>
+              <w:rPr>
+                <w:color w:val="000000"/>
+                <w:sz w:val="19"/>
+                <w:szCs w:val="19"/>
+              </w:rPr>
+            </w:pPr>
+            <w:r>
+              <w:rPr>
+                <w:rFonts w:ascii="宋体" w:hAnsi="宋体" w:eastAsia="宋体" w:cs="宋体"/>
+                <w:color w:val="000000"/>
+                <w:kern w:val="0"/>
+                <w:sz w:val="19"/>
+                <w:szCs w:val="19"/>
                 <w:lang w:val="en-US" w:eastAsia="zh-CN" w:bidi="ar"/>
               </w:rPr>
               <w:t>1. 本科及以上学历，项目管理相关专业；2. 3 年以上运维项目管理经验；3. 熟悉 ITSS 标准及项目交付流程；4. 持有 PMP 认证优先</w:t>
@@ -2163,32 +2136,31 @@
         <w:tc>
           <w:tcPr>
             <w:tcW w:w="0" w:type="auto"/>
-            <w:shd w:val="clear"/>
-            <w:vAlign w:val="center"/>
-          </w:tcPr>
-          <w:p>
-            <w:pPr>
-              <w:keepNext w:val="0"/>
-              <w:keepLines w:val="0"/>
-              <w:widowControl/>
-              <w:suppressLineNumbers w:val="0"/>
-              <w:spacing w:before="0" w:beforeAutospacing="0" w:after="0" w:afterAutospacing="0" w:line="288" w:lineRule="atLeast"/>
-              <w:ind w:left="0" w:right="0"/>
-              <w:jc w:val="left"/>
-              <w:rPr>
-                <w:color w:val="000000"/>
-                <w:sz w:val="19"/>
-                <w:szCs w:val="19"/>
-              </w:rPr>
-            </w:pPr>
-            <w:r>
-              <w:rPr>
-                <w:rFonts w:ascii="宋体" w:hAnsi="宋体" w:eastAsia="宋体" w:cs="宋体"/>
-                <w:color w:val="000000"/>
-                <w:kern w:val="0"/>
-                <w:sz w:val="19"/>
-                <w:szCs w:val="19"/>
-                <w:bdr w:val="none" w:color="auto" w:sz="0" w:space="0"/>
+            <w:shd w:val="clear" w:color="auto" w:fill="auto"/>
+            <w:vAlign w:val="center"/>
+          </w:tcPr>
+          <w:p>
+            <w:pPr>
+              <w:keepNext w:val="0"/>
+              <w:keepLines w:val="0"/>
+              <w:widowControl/>
+              <w:suppressLineNumbers w:val="0"/>
+              <w:spacing w:before="0" w:beforeAutospacing="0" w:after="0" w:afterAutospacing="0" w:line="288" w:lineRule="atLeast"/>
+              <w:ind w:left="0" w:right="0"/>
+              <w:jc w:val="left"/>
+              <w:rPr>
+                <w:color w:val="000000"/>
+                <w:sz w:val="19"/>
+                <w:szCs w:val="19"/>
+              </w:rPr>
+            </w:pPr>
+            <w:r>
+              <w:rPr>
+                <w:rFonts w:ascii="宋体" w:hAnsi="宋体" w:eastAsia="宋体" w:cs="宋体"/>
+                <w:color w:val="000000"/>
+                <w:kern w:val="0"/>
+                <w:sz w:val="19"/>
+                <w:szCs w:val="19"/>
                 <w:lang w:val="en-US" w:eastAsia="zh-CN" w:bidi="ar"/>
               </w:rPr>
               <w:t>1. 大专及以上学历，网络工程相关专业；2. 2 年以上网络运维经验；3. 精通路由交换配置、网络故障排查；4. 持有 CCNP 认证优先</w:t>
@@ -2198,32 +2170,31 @@
         <w:tc>
           <w:tcPr>
             <w:tcW w:w="0" w:type="auto"/>
-            <w:shd w:val="clear"/>
-            <w:vAlign w:val="center"/>
-          </w:tcPr>
-          <w:p>
-            <w:pPr>
-              <w:keepNext w:val="0"/>
-              <w:keepLines w:val="0"/>
-              <w:widowControl/>
-              <w:suppressLineNumbers w:val="0"/>
-              <w:spacing w:before="0" w:beforeAutospacing="0" w:after="0" w:afterAutospacing="0" w:line="288" w:lineRule="atLeast"/>
-              <w:ind w:left="0" w:right="0"/>
-              <w:jc w:val="left"/>
-              <w:rPr>
-                <w:color w:val="000000"/>
-                <w:sz w:val="19"/>
-                <w:szCs w:val="19"/>
-              </w:rPr>
-            </w:pPr>
-            <w:r>
-              <w:rPr>
-                <w:rFonts w:ascii="宋体" w:hAnsi="宋体" w:eastAsia="宋体" w:cs="宋体"/>
-                <w:color w:val="000000"/>
-                <w:kern w:val="0"/>
-                <w:sz w:val="19"/>
-                <w:szCs w:val="19"/>
-                <w:bdr w:val="none" w:color="auto" w:sz="0" w:space="0"/>
+            <w:shd w:val="clear" w:color="auto" w:fill="auto"/>
+            <w:vAlign w:val="center"/>
+          </w:tcPr>
+          <w:p>
+            <w:pPr>
+              <w:keepNext w:val="0"/>
+              <w:keepLines w:val="0"/>
+              <w:widowControl/>
+              <w:suppressLineNumbers w:val="0"/>
+              <w:spacing w:before="0" w:beforeAutospacing="0" w:after="0" w:afterAutospacing="0" w:line="288" w:lineRule="atLeast"/>
+              <w:ind w:left="0" w:right="0"/>
+              <w:jc w:val="left"/>
+              <w:rPr>
+                <w:color w:val="000000"/>
+                <w:sz w:val="19"/>
+                <w:szCs w:val="19"/>
+              </w:rPr>
+            </w:pPr>
+            <w:r>
+              <w:rPr>
+                <w:rFonts w:ascii="宋体" w:hAnsi="宋体" w:eastAsia="宋体" w:cs="宋体"/>
+                <w:color w:val="000000"/>
+                <w:kern w:val="0"/>
+                <w:sz w:val="19"/>
+                <w:szCs w:val="19"/>
                 <w:lang w:val="en-US" w:eastAsia="zh-CN" w:bidi="ar"/>
               </w:rPr>
               <w:t>1. 大专及以上学历，不限专业；2. 1 年以上客服或 IT 服务经验；3. 熟悉服务台操作流程；4. 沟通能力强，有耐心</w:t>
@@ -2241,7 +2212,7 @@
             <w:insideH w:val="none" w:color="auto" w:sz="0" w:space="0"/>
             <w:insideV w:val="none" w:color="auto" w:sz="0" w:space="0"/>
           </w:tblBorders>
-          <w:shd w:val="clear"/>
+          <w:shd w:val="clear" w:color="auto" w:fill="auto"/>
           <w:tblCellMar>
             <w:top w:w="0" w:type="dxa"/>
             <w:left w:w="0" w:type="dxa"/>
@@ -2255,32 +2226,31 @@
         <w:tc>
           <w:tcPr>
             <w:tcW w:w="0" w:type="auto"/>
-            <w:shd w:val="clear"/>
-            <w:vAlign w:val="center"/>
-          </w:tcPr>
-          <w:p>
-            <w:pPr>
-              <w:keepNext w:val="0"/>
-              <w:keepLines w:val="0"/>
-              <w:widowControl/>
-              <w:suppressLineNumbers w:val="0"/>
-              <w:spacing w:before="0" w:beforeAutospacing="0" w:after="0" w:afterAutospacing="0" w:line="288" w:lineRule="atLeast"/>
-              <w:ind w:left="0" w:right="0"/>
-              <w:jc w:val="left"/>
-              <w:rPr>
-                <w:color w:val="000000"/>
-                <w:sz w:val="19"/>
-                <w:szCs w:val="19"/>
-              </w:rPr>
-            </w:pPr>
-            <w:r>
-              <w:rPr>
-                <w:rFonts w:ascii="宋体" w:hAnsi="宋体" w:eastAsia="宋体" w:cs="宋体"/>
-                <w:color w:val="000000"/>
-                <w:kern w:val="0"/>
-                <w:sz w:val="19"/>
-                <w:szCs w:val="19"/>
-                <w:bdr w:val="none" w:color="auto" w:sz="0" w:space="0"/>
+            <w:shd w:val="clear" w:color="auto" w:fill="auto"/>
+            <w:vAlign w:val="center"/>
+          </w:tcPr>
+          <w:p>
+            <w:pPr>
+              <w:keepNext w:val="0"/>
+              <w:keepLines w:val="0"/>
+              <w:widowControl/>
+              <w:suppressLineNumbers w:val="0"/>
+              <w:spacing w:before="0" w:beforeAutospacing="0" w:after="0" w:afterAutospacing="0" w:line="288" w:lineRule="atLeast"/>
+              <w:ind w:left="0" w:right="0"/>
+              <w:jc w:val="left"/>
+              <w:rPr>
+                <w:color w:val="000000"/>
+                <w:sz w:val="19"/>
+                <w:szCs w:val="19"/>
+              </w:rPr>
+            </w:pPr>
+            <w:r>
+              <w:rPr>
+                <w:rFonts w:ascii="宋体" w:hAnsi="宋体" w:eastAsia="宋体" w:cs="宋体"/>
+                <w:color w:val="000000"/>
+                <w:kern w:val="0"/>
+                <w:sz w:val="19"/>
+                <w:szCs w:val="19"/>
                 <w:lang w:val="en-US" w:eastAsia="zh-CN" w:bidi="ar"/>
               </w:rPr>
               <w:t>核心职责</w:t>
@@ -2290,32 +2260,31 @@
         <w:tc>
           <w:tcPr>
             <w:tcW w:w="0" w:type="auto"/>
-            <w:shd w:val="clear"/>
-            <w:vAlign w:val="center"/>
-          </w:tcPr>
-          <w:p>
-            <w:pPr>
-              <w:keepNext w:val="0"/>
-              <w:keepLines w:val="0"/>
-              <w:widowControl/>
-              <w:suppressLineNumbers w:val="0"/>
-              <w:spacing w:before="0" w:beforeAutospacing="0" w:after="0" w:afterAutospacing="0" w:line="288" w:lineRule="atLeast"/>
-              <w:ind w:left="0" w:right="0"/>
-              <w:jc w:val="left"/>
-              <w:rPr>
-                <w:color w:val="000000"/>
-                <w:sz w:val="19"/>
-                <w:szCs w:val="19"/>
-              </w:rPr>
-            </w:pPr>
-            <w:r>
-              <w:rPr>
-                <w:rFonts w:ascii="宋体" w:hAnsi="宋体" w:eastAsia="宋体" w:cs="宋体"/>
-                <w:color w:val="000000"/>
-                <w:kern w:val="0"/>
-                <w:sz w:val="19"/>
-                <w:szCs w:val="19"/>
-                <w:bdr w:val="none" w:color="auto" w:sz="0" w:space="0"/>
+            <w:shd w:val="clear" w:color="auto" w:fill="auto"/>
+            <w:vAlign w:val="center"/>
+          </w:tcPr>
+          <w:p>
+            <w:pPr>
+              <w:keepNext w:val="0"/>
+              <w:keepLines w:val="0"/>
+              <w:widowControl/>
+              <w:suppressLineNumbers w:val="0"/>
+              <w:spacing w:before="0" w:beforeAutospacing="0" w:after="0" w:afterAutospacing="0" w:line="288" w:lineRule="atLeast"/>
+              <w:ind w:left="0" w:right="0"/>
+              <w:jc w:val="left"/>
+              <w:rPr>
+                <w:color w:val="000000"/>
+                <w:sz w:val="19"/>
+                <w:szCs w:val="19"/>
+              </w:rPr>
+            </w:pPr>
+            <w:r>
+              <w:rPr>
+                <w:rFonts w:ascii="宋体" w:hAnsi="宋体" w:eastAsia="宋体" w:cs="宋体"/>
+                <w:color w:val="000000"/>
+                <w:kern w:val="0"/>
+                <w:sz w:val="19"/>
+                <w:szCs w:val="19"/>
                 <w:lang w:val="en-US" w:eastAsia="zh-CN" w:bidi="ar"/>
               </w:rPr>
               <w:t>1. 负责服务器、网络设备的日常运维与故障处理；2. 执行服务台派发的服务请求，确保按时完成；3. 填写服务报告，保证记录完整；4. 配合完成服务知识评审与更新</w:t>
@@ -2325,32 +2294,31 @@
         <w:tc>
           <w:tcPr>
             <w:tcW w:w="0" w:type="auto"/>
-            <w:shd w:val="clear"/>
-            <w:vAlign w:val="center"/>
-          </w:tcPr>
-          <w:p>
-            <w:pPr>
-              <w:keepNext w:val="0"/>
-              <w:keepLines w:val="0"/>
-              <w:widowControl/>
-              <w:suppressLineNumbers w:val="0"/>
-              <w:spacing w:before="0" w:beforeAutospacing="0" w:after="0" w:afterAutospacing="0" w:line="288" w:lineRule="atLeast"/>
-              <w:ind w:left="0" w:right="0"/>
-              <w:jc w:val="left"/>
-              <w:rPr>
-                <w:color w:val="000000"/>
-                <w:sz w:val="19"/>
-                <w:szCs w:val="19"/>
-              </w:rPr>
-            </w:pPr>
-            <w:r>
-              <w:rPr>
-                <w:rFonts w:ascii="宋体" w:hAnsi="宋体" w:eastAsia="宋体" w:cs="宋体"/>
-                <w:color w:val="000000"/>
-                <w:kern w:val="0"/>
-                <w:sz w:val="19"/>
-                <w:szCs w:val="19"/>
-                <w:bdr w:val="none" w:color="auto" w:sz="0" w:space="0"/>
+            <w:shd w:val="clear" w:color="auto" w:fill="auto"/>
+            <w:vAlign w:val="center"/>
+          </w:tcPr>
+          <w:p>
+            <w:pPr>
+              <w:keepNext w:val="0"/>
+              <w:keepLines w:val="0"/>
+              <w:widowControl/>
+              <w:suppressLineNumbers w:val="0"/>
+              <w:spacing w:before="0" w:beforeAutospacing="0" w:after="0" w:afterAutospacing="0" w:line="288" w:lineRule="atLeast"/>
+              <w:ind w:left="0" w:right="0"/>
+              <w:jc w:val="left"/>
+              <w:rPr>
+                <w:color w:val="000000"/>
+                <w:sz w:val="19"/>
+                <w:szCs w:val="19"/>
+              </w:rPr>
+            </w:pPr>
+            <w:r>
+              <w:rPr>
+                <w:rFonts w:ascii="宋体" w:hAnsi="宋体" w:eastAsia="宋体" w:cs="宋体"/>
+                <w:color w:val="000000"/>
+                <w:kern w:val="0"/>
+                <w:sz w:val="19"/>
+                <w:szCs w:val="19"/>
                 <w:lang w:val="en-US" w:eastAsia="zh-CN" w:bidi="ar"/>
               </w:rPr>
               <w:t>1. 负责数据库的安装、配置、优化与备份；2. 处理数据故障恢复，保障数据安全；3. 制定数据库运维规范，优化运维流程；4. 为其他部门提供数据库技术支持</w:t>
@@ -2360,32 +2328,31 @@
         <w:tc>
           <w:tcPr>
             <w:tcW w:w="0" w:type="auto"/>
-            <w:shd w:val="clear"/>
-            <w:vAlign w:val="center"/>
-          </w:tcPr>
-          <w:p>
-            <w:pPr>
-              <w:keepNext w:val="0"/>
-              <w:keepLines w:val="0"/>
-              <w:widowControl/>
-              <w:suppressLineNumbers w:val="0"/>
-              <w:spacing w:before="0" w:beforeAutospacing="0" w:after="0" w:afterAutospacing="0" w:line="288" w:lineRule="atLeast"/>
-              <w:ind w:left="0" w:right="0"/>
-              <w:jc w:val="left"/>
-              <w:rPr>
-                <w:color w:val="000000"/>
-                <w:sz w:val="19"/>
-                <w:szCs w:val="19"/>
-              </w:rPr>
-            </w:pPr>
-            <w:r>
-              <w:rPr>
-                <w:rFonts w:ascii="宋体" w:hAnsi="宋体" w:eastAsia="宋体" w:cs="宋体"/>
-                <w:color w:val="000000"/>
-                <w:kern w:val="0"/>
-                <w:sz w:val="19"/>
-                <w:szCs w:val="19"/>
-                <w:bdr w:val="none" w:color="auto" w:sz="0" w:space="0"/>
+            <w:shd w:val="clear" w:color="auto" w:fill="auto"/>
+            <w:vAlign w:val="center"/>
+          </w:tcPr>
+          <w:p>
+            <w:pPr>
+              <w:keepNext w:val="0"/>
+              <w:keepLines w:val="0"/>
+              <w:widowControl/>
+              <w:suppressLineNumbers w:val="0"/>
+              <w:spacing w:before="0" w:beforeAutospacing="0" w:after="0" w:afterAutospacing="0" w:line="288" w:lineRule="atLeast"/>
+              <w:ind w:left="0" w:right="0"/>
+              <w:jc w:val="left"/>
+              <w:rPr>
+                <w:color w:val="000000"/>
+                <w:sz w:val="19"/>
+                <w:szCs w:val="19"/>
+              </w:rPr>
+            </w:pPr>
+            <w:r>
+              <w:rPr>
+                <w:rFonts w:ascii="宋体" w:hAnsi="宋体" w:eastAsia="宋体" w:cs="宋体"/>
+                <w:color w:val="000000"/>
+                <w:kern w:val="0"/>
+                <w:sz w:val="19"/>
+                <w:szCs w:val="19"/>
                 <w:lang w:val="en-US" w:eastAsia="zh-CN" w:bidi="ar"/>
               </w:rPr>
               <w:t>1. 统筹运维项目的规划、实施与交付；2. 对接客户，明确服务需求，签订服务级别协议；3. 监控项目进度，协调内外部资源；4. 收集客户反馈，推动服务质量改进</w:t>
@@ -2395,32 +2362,31 @@
         <w:tc>
           <w:tcPr>
             <w:tcW w:w="0" w:type="auto"/>
-            <w:shd w:val="clear"/>
-            <w:vAlign w:val="center"/>
-          </w:tcPr>
-          <w:p>
-            <w:pPr>
-              <w:keepNext w:val="0"/>
-              <w:keepLines w:val="0"/>
-              <w:widowControl/>
-              <w:suppressLineNumbers w:val="0"/>
-              <w:spacing w:before="0" w:beforeAutospacing="0" w:after="0" w:afterAutospacing="0" w:line="288" w:lineRule="atLeast"/>
-              <w:ind w:left="0" w:right="0"/>
-              <w:jc w:val="left"/>
-              <w:rPr>
-                <w:color w:val="000000"/>
-                <w:sz w:val="19"/>
-                <w:szCs w:val="19"/>
-              </w:rPr>
-            </w:pPr>
-            <w:r>
-              <w:rPr>
-                <w:rFonts w:ascii="宋体" w:hAnsi="宋体" w:eastAsia="宋体" w:cs="宋体"/>
-                <w:color w:val="000000"/>
-                <w:kern w:val="0"/>
-                <w:sz w:val="19"/>
-                <w:szCs w:val="19"/>
-                <w:bdr w:val="none" w:color="auto" w:sz="0" w:space="0"/>
+            <w:shd w:val="clear" w:color="auto" w:fill="auto"/>
+            <w:vAlign w:val="center"/>
+          </w:tcPr>
+          <w:p>
+            <w:pPr>
+              <w:keepNext w:val="0"/>
+              <w:keepLines w:val="0"/>
+              <w:widowControl/>
+              <w:suppressLineNumbers w:val="0"/>
+              <w:spacing w:before="0" w:beforeAutospacing="0" w:after="0" w:afterAutospacing="0" w:line="288" w:lineRule="atLeast"/>
+              <w:ind w:left="0" w:right="0"/>
+              <w:jc w:val="left"/>
+              <w:rPr>
+                <w:color w:val="000000"/>
+                <w:sz w:val="19"/>
+                <w:szCs w:val="19"/>
+              </w:rPr>
+            </w:pPr>
+            <w:r>
+              <w:rPr>
+                <w:rFonts w:ascii="宋体" w:hAnsi="宋体" w:eastAsia="宋体" w:cs="宋体"/>
+                <w:color w:val="000000"/>
+                <w:kern w:val="0"/>
+                <w:sz w:val="19"/>
+                <w:szCs w:val="19"/>
                 <w:lang w:val="en-US" w:eastAsia="zh-CN" w:bidi="ar"/>
               </w:rPr>
               <w:t>1. 负责网络设备的安装、调试与日常监控；2. 排查网络故障，保障网络连通性；3. 制定网络安全策略，防范网络风险；4. 定期进行网络优化与巡检</w:t>
@@ -2430,32 +2396,31 @@
         <w:tc>
           <w:tcPr>
             <w:tcW w:w="0" w:type="auto"/>
-            <w:shd w:val="clear"/>
-            <w:vAlign w:val="center"/>
-          </w:tcPr>
-          <w:p>
-            <w:pPr>
-              <w:keepNext w:val="0"/>
-              <w:keepLines w:val="0"/>
-              <w:widowControl/>
-              <w:suppressLineNumbers w:val="0"/>
-              <w:spacing w:before="0" w:beforeAutospacing="0" w:after="0" w:afterAutospacing="0" w:line="288" w:lineRule="atLeast"/>
-              <w:ind w:left="0" w:right="0"/>
-              <w:jc w:val="left"/>
-              <w:rPr>
-                <w:color w:val="000000"/>
-                <w:sz w:val="19"/>
-                <w:szCs w:val="19"/>
-              </w:rPr>
-            </w:pPr>
-            <w:r>
-              <w:rPr>
-                <w:rFonts w:ascii="宋体" w:hAnsi="宋体" w:eastAsia="宋体" w:cs="宋体"/>
-                <w:color w:val="000000"/>
-                <w:kern w:val="0"/>
-                <w:sz w:val="19"/>
-                <w:szCs w:val="19"/>
-                <w:bdr w:val="none" w:color="auto" w:sz="0" w:space="0"/>
+            <w:shd w:val="clear" w:color="auto" w:fill="auto"/>
+            <w:vAlign w:val="center"/>
+          </w:tcPr>
+          <w:p>
+            <w:pPr>
+              <w:keepNext w:val="0"/>
+              <w:keepLines w:val="0"/>
+              <w:widowControl/>
+              <w:suppressLineNumbers w:val="0"/>
+              <w:spacing w:before="0" w:beforeAutospacing="0" w:after="0" w:afterAutospacing="0" w:line="288" w:lineRule="atLeast"/>
+              <w:ind w:left="0" w:right="0"/>
+              <w:jc w:val="left"/>
+              <w:rPr>
+                <w:color w:val="000000"/>
+                <w:sz w:val="19"/>
+                <w:szCs w:val="19"/>
+              </w:rPr>
+            </w:pPr>
+            <w:r>
+              <w:rPr>
+                <w:rFonts w:ascii="宋体" w:hAnsi="宋体" w:eastAsia="宋体" w:cs="宋体"/>
+                <w:color w:val="000000"/>
+                <w:kern w:val="0"/>
+                <w:sz w:val="19"/>
+                <w:szCs w:val="19"/>
                 <w:lang w:val="en-US" w:eastAsia="zh-CN" w:bidi="ar"/>
               </w:rPr>
               <w:t>1. 受理客户服务请求与咨询，记录并派发工单；2. 跟踪工单处理进度，及时向客户反馈；3. 开展客户满意度回访；4. 参与服务知识的收集与整理</w:t>
@@ -2486,32 +2451,31 @@
         <w:tc>
           <w:tcPr>
             <w:tcW w:w="0" w:type="auto"/>
-            <w:shd w:val="clear"/>
-            <w:vAlign w:val="center"/>
-          </w:tcPr>
-          <w:p>
-            <w:pPr>
-              <w:keepNext w:val="0"/>
-              <w:keepLines w:val="0"/>
-              <w:widowControl/>
-              <w:suppressLineNumbers w:val="0"/>
-              <w:spacing w:before="0" w:beforeAutospacing="0" w:after="0" w:afterAutospacing="0" w:line="288" w:lineRule="atLeast"/>
-              <w:ind w:left="0" w:right="0"/>
-              <w:jc w:val="left"/>
-              <w:rPr>
-                <w:color w:val="000000"/>
-                <w:sz w:val="19"/>
-                <w:szCs w:val="19"/>
-              </w:rPr>
-            </w:pPr>
-            <w:r>
-              <w:rPr>
-                <w:rFonts w:ascii="宋体" w:hAnsi="宋体" w:eastAsia="宋体" w:cs="宋体"/>
-                <w:color w:val="000000"/>
-                <w:kern w:val="0"/>
-                <w:sz w:val="19"/>
-                <w:szCs w:val="19"/>
-                <w:bdr w:val="none" w:color="auto" w:sz="0" w:space="0"/>
+            <w:shd w:val="clear" w:color="auto" w:fill="auto"/>
+            <w:vAlign w:val="center"/>
+          </w:tcPr>
+          <w:p>
+            <w:pPr>
+              <w:keepNext w:val="0"/>
+              <w:keepLines w:val="0"/>
+              <w:widowControl/>
+              <w:suppressLineNumbers w:val="0"/>
+              <w:spacing w:before="0" w:beforeAutospacing="0" w:after="0" w:afterAutospacing="0" w:line="288" w:lineRule="atLeast"/>
+              <w:ind w:left="0" w:right="0"/>
+              <w:jc w:val="left"/>
+              <w:rPr>
+                <w:color w:val="000000"/>
+                <w:sz w:val="19"/>
+                <w:szCs w:val="19"/>
+              </w:rPr>
+            </w:pPr>
+            <w:r>
+              <w:rPr>
+                <w:rFonts w:ascii="宋体" w:hAnsi="宋体" w:eastAsia="宋体" w:cs="宋体"/>
+                <w:color w:val="000000"/>
+                <w:kern w:val="0"/>
+                <w:sz w:val="19"/>
+                <w:szCs w:val="19"/>
                 <w:lang w:val="en-US" w:eastAsia="zh-CN" w:bidi="ar"/>
               </w:rPr>
               <w:t>能力标准</w:t>
@@ -2521,32 +2485,31 @@
         <w:tc>
           <w:tcPr>
             <w:tcW w:w="0" w:type="auto"/>
-            <w:shd w:val="clear"/>
-            <w:vAlign w:val="center"/>
-          </w:tcPr>
-          <w:p>
-            <w:pPr>
-              <w:keepNext w:val="0"/>
-              <w:keepLines w:val="0"/>
-              <w:widowControl/>
-              <w:suppressLineNumbers w:val="0"/>
-              <w:spacing w:before="0" w:beforeAutospacing="0" w:after="0" w:afterAutospacing="0" w:line="288" w:lineRule="atLeast"/>
-              <w:ind w:left="0" w:right="0"/>
-              <w:jc w:val="left"/>
-              <w:rPr>
-                <w:color w:val="000000"/>
-                <w:sz w:val="19"/>
-                <w:szCs w:val="19"/>
-              </w:rPr>
-            </w:pPr>
-            <w:r>
-              <w:rPr>
-                <w:rFonts w:ascii="宋体" w:hAnsi="宋体" w:eastAsia="宋体" w:cs="宋体"/>
-                <w:color w:val="000000"/>
-                <w:kern w:val="0"/>
-                <w:sz w:val="19"/>
-                <w:szCs w:val="19"/>
-                <w:bdr w:val="none" w:color="auto" w:sz="0" w:space="0"/>
+            <w:shd w:val="clear" w:color="auto" w:fill="auto"/>
+            <w:vAlign w:val="center"/>
+          </w:tcPr>
+          <w:p>
+            <w:pPr>
+              <w:keepNext w:val="0"/>
+              <w:keepLines w:val="0"/>
+              <w:widowControl/>
+              <w:suppressLineNumbers w:val="0"/>
+              <w:spacing w:before="0" w:beforeAutospacing="0" w:after="0" w:afterAutospacing="0" w:line="288" w:lineRule="atLeast"/>
+              <w:ind w:left="0" w:right="0"/>
+              <w:jc w:val="left"/>
+              <w:rPr>
+                <w:color w:val="000000"/>
+                <w:sz w:val="19"/>
+                <w:szCs w:val="19"/>
+              </w:rPr>
+            </w:pPr>
+            <w:r>
+              <w:rPr>
+                <w:rFonts w:ascii="宋体" w:hAnsi="宋体" w:eastAsia="宋体" w:cs="宋体"/>
+                <w:color w:val="000000"/>
+                <w:kern w:val="0"/>
+                <w:sz w:val="19"/>
+                <w:szCs w:val="19"/>
                 <w:lang w:val="en-US" w:eastAsia="zh-CN" w:bidi="ar"/>
               </w:rPr>
               <w:t>1. 技术能力：掌握服务器部署、网络排查技能；2. 软技能：沟通顺畅，具备基本文档撰写能力；3. 应急能力：能处理常见故障，响应及时</w:t>
@@ -2556,32 +2519,31 @@
         <w:tc>
           <w:tcPr>
             <w:tcW w:w="0" w:type="auto"/>
-            <w:shd w:val="clear"/>
-            <w:vAlign w:val="center"/>
-          </w:tcPr>
-          <w:p>
-            <w:pPr>
-              <w:keepNext w:val="0"/>
-              <w:keepLines w:val="0"/>
-              <w:widowControl/>
-              <w:suppressLineNumbers w:val="0"/>
-              <w:spacing w:before="0" w:beforeAutospacing="0" w:after="0" w:afterAutospacing="0" w:line="288" w:lineRule="atLeast"/>
-              <w:ind w:left="0" w:right="0"/>
-              <w:jc w:val="left"/>
-              <w:rPr>
-                <w:color w:val="000000"/>
-                <w:sz w:val="19"/>
-                <w:szCs w:val="19"/>
-              </w:rPr>
-            </w:pPr>
-            <w:r>
-              <w:rPr>
-                <w:rFonts w:ascii="宋体" w:hAnsi="宋体" w:eastAsia="宋体" w:cs="宋体"/>
-                <w:color w:val="000000"/>
-                <w:kern w:val="0"/>
-                <w:sz w:val="19"/>
-                <w:szCs w:val="19"/>
-                <w:bdr w:val="none" w:color="auto" w:sz="0" w:space="0"/>
+            <w:shd w:val="clear" w:color="auto" w:fill="auto"/>
+            <w:vAlign w:val="center"/>
+          </w:tcPr>
+          <w:p>
+            <w:pPr>
+              <w:keepNext w:val="0"/>
+              <w:keepLines w:val="0"/>
+              <w:widowControl/>
+              <w:suppressLineNumbers w:val="0"/>
+              <w:spacing w:before="0" w:beforeAutospacing="0" w:after="0" w:afterAutospacing="0" w:line="288" w:lineRule="atLeast"/>
+              <w:ind w:left="0" w:right="0"/>
+              <w:jc w:val="left"/>
+              <w:rPr>
+                <w:color w:val="000000"/>
+                <w:sz w:val="19"/>
+                <w:szCs w:val="19"/>
+              </w:rPr>
+            </w:pPr>
+            <w:r>
+              <w:rPr>
+                <w:rFonts w:ascii="宋体" w:hAnsi="宋体" w:eastAsia="宋体" w:cs="宋体"/>
+                <w:color w:val="000000"/>
+                <w:kern w:val="0"/>
+                <w:sz w:val="19"/>
+                <w:szCs w:val="19"/>
                 <w:lang w:val="en-US" w:eastAsia="zh-CN" w:bidi="ar"/>
               </w:rPr>
               <w:t>1. 技术能力：精通数据库优化、数据备份恢复；2. 软技能：严谨细致，具备问题分析能力；3. 应急能力：能快速定位并解决数据故障</w:t>
@@ -2591,32 +2553,31 @@
         <w:tc>
           <w:tcPr>
             <w:tcW w:w="0" w:type="auto"/>
-            <w:shd w:val="clear"/>
-            <w:vAlign w:val="center"/>
-          </w:tcPr>
-          <w:p>
-            <w:pPr>
-              <w:keepNext w:val="0"/>
-              <w:keepLines w:val="0"/>
-              <w:widowControl/>
-              <w:suppressLineNumbers w:val="0"/>
-              <w:spacing w:before="0" w:beforeAutospacing="0" w:after="0" w:afterAutospacing="0" w:line="288" w:lineRule="atLeast"/>
-              <w:ind w:left="0" w:right="0"/>
-              <w:jc w:val="left"/>
-              <w:rPr>
-                <w:color w:val="000000"/>
-                <w:sz w:val="19"/>
-                <w:szCs w:val="19"/>
-              </w:rPr>
-            </w:pPr>
-            <w:r>
-              <w:rPr>
-                <w:rFonts w:ascii="宋体" w:hAnsi="宋体" w:eastAsia="宋体" w:cs="宋体"/>
-                <w:color w:val="000000"/>
-                <w:kern w:val="0"/>
-                <w:sz w:val="19"/>
-                <w:szCs w:val="19"/>
-                <w:bdr w:val="none" w:color="auto" w:sz="0" w:space="0"/>
+            <w:shd w:val="clear" w:color="auto" w:fill="auto"/>
+            <w:vAlign w:val="center"/>
+          </w:tcPr>
+          <w:p>
+            <w:pPr>
+              <w:keepNext w:val="0"/>
+              <w:keepLines w:val="0"/>
+              <w:widowControl/>
+              <w:suppressLineNumbers w:val="0"/>
+              <w:spacing w:before="0" w:beforeAutospacing="0" w:after="0" w:afterAutospacing="0" w:line="288" w:lineRule="atLeast"/>
+              <w:ind w:left="0" w:right="0"/>
+              <w:jc w:val="left"/>
+              <w:rPr>
+                <w:color w:val="000000"/>
+                <w:sz w:val="19"/>
+                <w:szCs w:val="19"/>
+              </w:rPr>
+            </w:pPr>
+            <w:r>
+              <w:rPr>
+                <w:rFonts w:ascii="宋体" w:hAnsi="宋体" w:eastAsia="宋体" w:cs="宋体"/>
+                <w:color w:val="000000"/>
+                <w:kern w:val="0"/>
+                <w:sz w:val="19"/>
+                <w:szCs w:val="19"/>
                 <w:lang w:val="en-US" w:eastAsia="zh-CN" w:bidi="ar"/>
               </w:rPr>
               <w:t>1. 管理能力：具备项目规划、资源协调能力；2. 软技能：客户对接能力强，谈判与沟通技巧娴熟；3. 应急能力：能应对项目风险，及时调整方案</w:t>
@@ -2626,32 +2587,31 @@
         <w:tc>
           <w:tcPr>
             <w:tcW w:w="0" w:type="auto"/>
-            <w:shd w:val="clear"/>
-            <w:vAlign w:val="center"/>
-          </w:tcPr>
-          <w:p>
-            <w:pPr>
-              <w:keepNext w:val="0"/>
-              <w:keepLines w:val="0"/>
-              <w:widowControl/>
-              <w:suppressLineNumbers w:val="0"/>
-              <w:spacing w:before="0" w:beforeAutospacing="0" w:after="0" w:afterAutospacing="0" w:line="288" w:lineRule="atLeast"/>
-              <w:ind w:left="0" w:right="0"/>
-              <w:jc w:val="left"/>
-              <w:rPr>
-                <w:color w:val="000000"/>
-                <w:sz w:val="19"/>
-                <w:szCs w:val="19"/>
-              </w:rPr>
-            </w:pPr>
-            <w:r>
-              <w:rPr>
-                <w:rFonts w:ascii="宋体" w:hAnsi="宋体" w:eastAsia="宋体" w:cs="宋体"/>
-                <w:color w:val="000000"/>
-                <w:kern w:val="0"/>
-                <w:sz w:val="19"/>
-                <w:szCs w:val="19"/>
-                <w:bdr w:val="none" w:color="auto" w:sz="0" w:space="0"/>
+            <w:shd w:val="clear" w:color="auto" w:fill="auto"/>
+            <w:vAlign w:val="center"/>
+          </w:tcPr>
+          <w:p>
+            <w:pPr>
+              <w:keepNext w:val="0"/>
+              <w:keepLines w:val="0"/>
+              <w:widowControl/>
+              <w:suppressLineNumbers w:val="0"/>
+              <w:spacing w:before="0" w:beforeAutospacing="0" w:after="0" w:afterAutospacing="0" w:line="288" w:lineRule="atLeast"/>
+              <w:ind w:left="0" w:right="0"/>
+              <w:jc w:val="left"/>
+              <w:rPr>
+                <w:color w:val="000000"/>
+                <w:sz w:val="19"/>
+                <w:szCs w:val="19"/>
+              </w:rPr>
+            </w:pPr>
+            <w:r>
+              <w:rPr>
+                <w:rFonts w:ascii="宋体" w:hAnsi="宋体" w:eastAsia="宋体" w:cs="宋体"/>
+                <w:color w:val="000000"/>
+                <w:kern w:val="0"/>
+                <w:sz w:val="19"/>
+                <w:szCs w:val="19"/>
                 <w:lang w:val="en-US" w:eastAsia="zh-CN" w:bidi="ar"/>
               </w:rPr>
               <w:t>1. 技术能力：精通路由交换配置、网络安全防护；2. 软技能：逻辑清晰，具备故障诊断能力；3. 应急能力：能快速处置网络中断等紧急情况</w:t>
@@ -2661,32 +2621,31 @@
         <w:tc>
           <w:tcPr>
             <w:tcW w:w="0" w:type="auto"/>
-            <w:shd w:val="clear"/>
-            <w:vAlign w:val="center"/>
-          </w:tcPr>
-          <w:p>
-            <w:pPr>
-              <w:keepNext w:val="0"/>
-              <w:keepLines w:val="0"/>
-              <w:widowControl/>
-              <w:suppressLineNumbers w:val="0"/>
-              <w:spacing w:before="0" w:beforeAutospacing="0" w:after="0" w:afterAutospacing="0" w:line="288" w:lineRule="atLeast"/>
-              <w:ind w:left="0" w:right="0"/>
-              <w:jc w:val="left"/>
-              <w:rPr>
-                <w:color w:val="000000"/>
-                <w:sz w:val="19"/>
-                <w:szCs w:val="19"/>
-              </w:rPr>
-            </w:pPr>
-            <w:r>
-              <w:rPr>
-                <w:rFonts w:ascii="宋体" w:hAnsi="宋体" w:eastAsia="宋体" w:cs="宋体"/>
-                <w:color w:val="000000"/>
-                <w:kern w:val="0"/>
-                <w:sz w:val="19"/>
-                <w:szCs w:val="19"/>
-                <w:bdr w:val="none" w:color="auto" w:sz="0" w:space="0"/>
+            <w:shd w:val="clear" w:color="auto" w:fill="auto"/>
+            <w:vAlign w:val="center"/>
+          </w:tcPr>
+          <w:p>
+            <w:pPr>
+              <w:keepNext w:val="0"/>
+              <w:keepLines w:val="0"/>
+              <w:widowControl/>
+              <w:suppressLineNumbers w:val="0"/>
+              <w:spacing w:before="0" w:beforeAutospacing="0" w:after="0" w:afterAutospacing="0" w:line="288" w:lineRule="atLeast"/>
+              <w:ind w:left="0" w:right="0"/>
+              <w:jc w:val="left"/>
+              <w:rPr>
+                <w:color w:val="000000"/>
+                <w:sz w:val="19"/>
+                <w:szCs w:val="19"/>
+              </w:rPr>
+            </w:pPr>
+            <w:r>
+              <w:rPr>
+                <w:rFonts w:ascii="宋体" w:hAnsi="宋体" w:eastAsia="宋体" w:cs="宋体"/>
+                <w:color w:val="000000"/>
+                <w:kern w:val="0"/>
+                <w:sz w:val="19"/>
+                <w:szCs w:val="19"/>
                 <w:lang w:val="en-US" w:eastAsia="zh-CN" w:bidi="ar"/>
               </w:rPr>
               <w:t>1. 沟通能力：表达清晰，善于倾听客户需求；2. 服务意识：耐心解答疑问，积极协调解决问题；3. 操作能力：熟练使用服务台工具，工单处理高效</w:t>
@@ -2721,7 +2680,6 @@
           <w:color w:val="000000"/>
           <w:sz w:val="19"/>
           <w:szCs w:val="19"/>
-          <w:bdr w:val="none" w:color="auto" w:sz="0" w:space="0"/>
         </w:rPr>
         <w:t>二、优化后的《绩效考评管理办法》（补充差异化指标）</w:t>
       </w:r>
@@ -2752,7 +2710,6 @@
           <w:color w:val="000000"/>
           <w:sz w:val="19"/>
           <w:szCs w:val="19"/>
-          <w:bdr w:val="none" w:color="auto" w:sz="0" w:space="0"/>
         </w:rPr>
         <w:t>原文件修订补充部分：</w:t>
       </w:r>
@@ -2783,9 +2740,18 @@
           <w:color w:val="000000"/>
           <w:sz w:val="19"/>
           <w:szCs w:val="19"/>
-          <w:bdr w:val="none" w:color="auto" w:sz="0" w:space="0"/>
         </w:rPr>
-        <w:t>5.3 考评内容（新增岗位差异化绩效指标）</w:t>
+        <w:t>5.3 考评内容（新增岗位</w:t>
+      </w:r>
+      <w:bookmarkStart w:id="0" w:name="_GoBack"/>
+      <w:bookmarkEnd w:id="0"/>
+      <w:r>
+        <w:rPr>
+          <w:color w:val="000000"/>
+          <w:sz w:val="19"/>
+          <w:szCs w:val="19"/>
+        </w:rPr>
+        <w:t>差异化绩效指标）</w:t>
       </w:r>
     </w:p>
     <w:p>
@@ -2816,7 +2782,6 @@
           <w:kern w:val="0"/>
           <w:sz w:val="19"/>
           <w:szCs w:val="19"/>
-          <w:bdr w:val="none" w:color="auto" w:sz="0" w:space="0"/>
           <w:lang w:val="en-US" w:eastAsia="zh-CN" w:bidi="ar"/>
         </w:rPr>
         <w:t>表格</w:t>
@@ -2824,6 +2789,7 @@
     </w:p>
     <w:tbl>
       <w:tblPr>
+        <w:tblStyle w:val="6"/>
         <w:tblW w:w="0" w:type="auto"/>
         <w:tblCellSpacing w:w="15" w:type="dxa"/>
         <w:tblInd w:w="0" w:type="dxa"/>
@@ -2835,7 +2801,7 @@
           <w:insideH w:val="none" w:color="auto" w:sz="0" w:space="0"/>
           <w:insideV w:val="none" w:color="auto" w:sz="0" w:space="0"/>
         </w:tblBorders>
-        <w:shd w:val="clear"/>
+        <w:shd w:val="clear" w:color="auto" w:fill="auto"/>
         <w:tblLayout w:type="autofit"/>
         <w:tblCellMar>
           <w:top w:w="0" w:type="dxa"/>
@@ -2862,6 +2828,7 @@
             <w:insideH w:val="none" w:color="auto" w:sz="0" w:space="0"/>
             <w:insideV w:val="none" w:color="auto" w:sz="0" w:space="0"/>
           </w:tblBorders>
+          <w:shd w:val="clear" w:color="auto" w:fill="auto"/>
           <w:tblCellMar>
             <w:top w:w="0" w:type="dxa"/>
             <w:left w:w="0" w:type="dxa"/>
@@ -2876,7 +2843,7 @@
         <w:tc>
           <w:tcPr>
             <w:tcW w:w="0" w:type="auto"/>
-            <w:shd w:val="clear"/>
+            <w:shd w:val="clear" w:color="auto" w:fill="auto"/>
             <w:vAlign w:val="center"/>
           </w:tcPr>
           <w:p>
@@ -2905,7 +2872,6 @@
                 <w:kern w:val="0"/>
                 <w:sz w:val="19"/>
                 <w:szCs w:val="19"/>
-                <w:bdr w:val="none" w:color="auto" w:sz="0" w:space="0"/>
                 <w:lang w:val="en-US" w:eastAsia="zh-CN" w:bidi="ar"/>
               </w:rPr>
               <w:t>岗位层级</w:t>
@@ -2915,7 +2881,7 @@
         <w:tc>
           <w:tcPr>
             <w:tcW w:w="0" w:type="auto"/>
-            <w:shd w:val="clear"/>
+            <w:shd w:val="clear" w:color="auto" w:fill="auto"/>
             <w:vAlign w:val="center"/>
           </w:tcPr>
           <w:p>
@@ -2944,7 +2910,6 @@
                 <w:kern w:val="0"/>
                 <w:sz w:val="19"/>
                 <w:szCs w:val="19"/>
-                <w:bdr w:val="none" w:color="auto" w:sz="0" w:space="0"/>
                 <w:lang w:val="en-US" w:eastAsia="zh-CN" w:bidi="ar"/>
               </w:rPr>
               <w:t>岗位名称</w:t>
@@ -2954,7 +2919,7 @@
         <w:tc>
           <w:tcPr>
             <w:tcW w:w="0" w:type="auto"/>
-            <w:shd w:val="clear"/>
+            <w:shd w:val="clear" w:color="auto" w:fill="auto"/>
             <w:vAlign w:val="center"/>
           </w:tcPr>
           <w:p>
@@ -2983,7 +2948,6 @@
                 <w:kern w:val="0"/>
                 <w:sz w:val="19"/>
                 <w:szCs w:val="19"/>
-                <w:bdr w:val="none" w:color="auto" w:sz="0" w:space="0"/>
                 <w:lang w:val="en-US" w:eastAsia="zh-CN" w:bidi="ar"/>
               </w:rPr>
               <w:t>核心绩效指标</w:t>
@@ -2993,7 +2957,7 @@
         <w:tc>
           <w:tcPr>
             <w:tcW w:w="0" w:type="auto"/>
-            <w:shd w:val="clear"/>
+            <w:shd w:val="clear" w:color="auto" w:fill="auto"/>
             <w:vAlign w:val="center"/>
           </w:tcPr>
           <w:p>
@@ -3022,7 +2986,6 @@
                 <w:kern w:val="0"/>
                 <w:sz w:val="19"/>
                 <w:szCs w:val="19"/>
-                <w:bdr w:val="none" w:color="auto" w:sz="0" w:space="0"/>
                 <w:lang w:val="en-US" w:eastAsia="zh-CN" w:bidi="ar"/>
               </w:rPr>
               <w:t>指标权重</w:t>
@@ -3032,7 +2995,7 @@
         <w:tc>
           <w:tcPr>
             <w:tcW w:w="0" w:type="auto"/>
-            <w:shd w:val="clear"/>
+            <w:shd w:val="clear" w:color="auto" w:fill="auto"/>
             <w:vAlign w:val="center"/>
           </w:tcPr>
           <w:p>
@@ -3061,7 +3024,6 @@
                 <w:kern w:val="0"/>
                 <w:sz w:val="19"/>
                 <w:szCs w:val="19"/>
-                <w:bdr w:val="none" w:color="auto" w:sz="0" w:space="0"/>
                 <w:lang w:val="en-US" w:eastAsia="zh-CN" w:bidi="ar"/>
               </w:rPr>
               <w:t>考核方式</w:t>
@@ -3071,7 +3033,7 @@
         <w:tc>
           <w:tcPr>
             <w:tcW w:w="0" w:type="auto"/>
-            <w:shd w:val="clear"/>
+            <w:shd w:val="clear" w:color="auto" w:fill="auto"/>
             <w:vAlign w:val="center"/>
           </w:tcPr>
           <w:p>
@@ -3100,7 +3062,6 @@
                 <w:kern w:val="0"/>
                 <w:sz w:val="19"/>
                 <w:szCs w:val="19"/>
-                <w:bdr w:val="none" w:color="auto" w:sz="0" w:space="0"/>
                 <w:lang w:val="en-US" w:eastAsia="zh-CN" w:bidi="ar"/>
               </w:rPr>
               <w:t>目标值</w:t>
@@ -3118,7 +3079,6 @@
             <w:insideH w:val="none" w:color="auto" w:sz="0" w:space="0"/>
             <w:insideV w:val="none" w:color="auto" w:sz="0" w:space="0"/>
           </w:tblBorders>
-          <w:shd w:val="clear"/>
           <w:tblCellMar>
             <w:top w:w="0" w:type="dxa"/>
             <w:left w:w="0" w:type="dxa"/>
@@ -3132,32 +3092,31 @@
         <w:tc>
           <w:tcPr>
             <w:tcW w:w="0" w:type="auto"/>
-            <w:shd w:val="clear"/>
-            <w:vAlign w:val="center"/>
-          </w:tcPr>
-          <w:p>
-            <w:pPr>
-              <w:keepNext w:val="0"/>
-              <w:keepLines w:val="0"/>
-              <w:widowControl/>
-              <w:suppressLineNumbers w:val="0"/>
-              <w:spacing w:before="0" w:beforeAutospacing="0" w:after="0" w:afterAutospacing="0" w:line="288" w:lineRule="atLeast"/>
-              <w:ind w:left="0" w:right="0"/>
-              <w:jc w:val="left"/>
-              <w:rPr>
-                <w:color w:val="000000"/>
-                <w:sz w:val="19"/>
-                <w:szCs w:val="19"/>
-              </w:rPr>
-            </w:pPr>
-            <w:r>
-              <w:rPr>
-                <w:rFonts w:ascii="宋体" w:hAnsi="宋体" w:eastAsia="宋体" w:cs="宋体"/>
-                <w:color w:val="000000"/>
-                <w:kern w:val="0"/>
-                <w:sz w:val="19"/>
-                <w:szCs w:val="19"/>
-                <w:bdr w:val="none" w:color="auto" w:sz="0" w:space="0"/>
+            <w:shd w:val="clear" w:color="auto" w:fill="auto"/>
+            <w:vAlign w:val="center"/>
+          </w:tcPr>
+          <w:p>
+            <w:pPr>
+              <w:keepNext w:val="0"/>
+              <w:keepLines w:val="0"/>
+              <w:widowControl/>
+              <w:suppressLineNumbers w:val="0"/>
+              <w:spacing w:before="0" w:beforeAutospacing="0" w:after="0" w:afterAutospacing="0" w:line="288" w:lineRule="atLeast"/>
+              <w:ind w:left="0" w:right="0"/>
+              <w:jc w:val="left"/>
+              <w:rPr>
+                <w:color w:val="000000"/>
+                <w:sz w:val="19"/>
+                <w:szCs w:val="19"/>
+              </w:rPr>
+            </w:pPr>
+            <w:r>
+              <w:rPr>
+                <w:rFonts w:ascii="宋体" w:hAnsi="宋体" w:eastAsia="宋体" w:cs="宋体"/>
+                <w:color w:val="000000"/>
+                <w:kern w:val="0"/>
+                <w:sz w:val="19"/>
+                <w:szCs w:val="19"/>
                 <w:lang w:val="en-US" w:eastAsia="zh-CN" w:bidi="ar"/>
               </w:rPr>
               <w:t>基层员工</w:t>
@@ -3167,32 +3126,31 @@
         <w:tc>
           <w:tcPr>
             <w:tcW w:w="0" w:type="auto"/>
-            <w:shd w:val="clear"/>
-            <w:vAlign w:val="center"/>
-          </w:tcPr>
-          <w:p>
-            <w:pPr>
-              <w:keepNext w:val="0"/>
-              <w:keepLines w:val="0"/>
-              <w:widowControl/>
-              <w:suppressLineNumbers w:val="0"/>
-              <w:spacing w:before="0" w:beforeAutospacing="0" w:after="0" w:afterAutospacing="0" w:line="288" w:lineRule="atLeast"/>
-              <w:ind w:left="0" w:right="0"/>
-              <w:jc w:val="left"/>
-              <w:rPr>
-                <w:color w:val="000000"/>
-                <w:sz w:val="19"/>
-                <w:szCs w:val="19"/>
-              </w:rPr>
-            </w:pPr>
-            <w:r>
-              <w:rPr>
-                <w:rFonts w:ascii="宋体" w:hAnsi="宋体" w:eastAsia="宋体" w:cs="宋体"/>
-                <w:color w:val="000000"/>
-                <w:kern w:val="0"/>
-                <w:sz w:val="19"/>
-                <w:szCs w:val="19"/>
-                <w:bdr w:val="none" w:color="auto" w:sz="0" w:space="0"/>
+            <w:shd w:val="clear" w:color="auto" w:fill="auto"/>
+            <w:vAlign w:val="center"/>
+          </w:tcPr>
+          <w:p>
+            <w:pPr>
+              <w:keepNext w:val="0"/>
+              <w:keepLines w:val="0"/>
+              <w:widowControl/>
+              <w:suppressLineNumbers w:val="0"/>
+              <w:spacing w:before="0" w:beforeAutospacing="0" w:after="0" w:afterAutospacing="0" w:line="288" w:lineRule="atLeast"/>
+              <w:ind w:left="0" w:right="0"/>
+              <w:jc w:val="left"/>
+              <w:rPr>
+                <w:color w:val="000000"/>
+                <w:sz w:val="19"/>
+                <w:szCs w:val="19"/>
+              </w:rPr>
+            </w:pPr>
+            <w:r>
+              <w:rPr>
+                <w:rFonts w:ascii="宋体" w:hAnsi="宋体" w:eastAsia="宋体" w:cs="宋体"/>
+                <w:color w:val="000000"/>
+                <w:kern w:val="0"/>
+                <w:sz w:val="19"/>
+                <w:szCs w:val="19"/>
                 <w:lang w:val="en-US" w:eastAsia="zh-CN" w:bidi="ar"/>
               </w:rPr>
               <w:t>运维实施工程师</w:t>
@@ -3202,32 +3160,31 @@
         <w:tc>
           <w:tcPr>
             <w:tcW w:w="0" w:type="auto"/>
-            <w:shd w:val="clear"/>
-            <w:vAlign w:val="center"/>
-          </w:tcPr>
-          <w:p>
-            <w:pPr>
-              <w:keepNext w:val="0"/>
-              <w:keepLines w:val="0"/>
-              <w:widowControl/>
-              <w:suppressLineNumbers w:val="0"/>
-              <w:spacing w:before="0" w:beforeAutospacing="0" w:after="0" w:afterAutospacing="0" w:line="288" w:lineRule="atLeast"/>
-              <w:ind w:left="0" w:right="0"/>
-              <w:jc w:val="left"/>
-              <w:rPr>
-                <w:color w:val="000000"/>
-                <w:sz w:val="19"/>
-                <w:szCs w:val="19"/>
-              </w:rPr>
-            </w:pPr>
-            <w:r>
-              <w:rPr>
-                <w:rFonts w:ascii="宋体" w:hAnsi="宋体" w:eastAsia="宋体" w:cs="宋体"/>
-                <w:color w:val="000000"/>
-                <w:kern w:val="0"/>
-                <w:sz w:val="19"/>
-                <w:szCs w:val="19"/>
-                <w:bdr w:val="none" w:color="auto" w:sz="0" w:space="0"/>
+            <w:shd w:val="clear" w:color="auto" w:fill="auto"/>
+            <w:vAlign w:val="center"/>
+          </w:tcPr>
+          <w:p>
+            <w:pPr>
+              <w:keepNext w:val="0"/>
+              <w:keepLines w:val="0"/>
+              <w:widowControl/>
+              <w:suppressLineNumbers w:val="0"/>
+              <w:spacing w:before="0" w:beforeAutospacing="0" w:after="0" w:afterAutospacing="0" w:line="288" w:lineRule="atLeast"/>
+              <w:ind w:left="0" w:right="0"/>
+              <w:jc w:val="left"/>
+              <w:rPr>
+                <w:color w:val="000000"/>
+                <w:sz w:val="19"/>
+                <w:szCs w:val="19"/>
+              </w:rPr>
+            </w:pPr>
+            <w:r>
+              <w:rPr>
+                <w:rFonts w:ascii="宋体" w:hAnsi="宋体" w:eastAsia="宋体" w:cs="宋体"/>
+                <w:color w:val="000000"/>
+                <w:kern w:val="0"/>
+                <w:sz w:val="19"/>
+                <w:szCs w:val="19"/>
                 <w:lang w:val="en-US" w:eastAsia="zh-CN" w:bidi="ar"/>
               </w:rPr>
               <w:t>1. 故障解决率；2. 服务报告提交及时率；3. 服务请求完成准时率；4. 客户满意度</w:t>
@@ -3237,32 +3194,31 @@
         <w:tc>
           <w:tcPr>
             <w:tcW w:w="0" w:type="auto"/>
-            <w:shd w:val="clear"/>
-            <w:vAlign w:val="center"/>
-          </w:tcPr>
-          <w:p>
-            <w:pPr>
-              <w:keepNext w:val="0"/>
-              <w:keepLines w:val="0"/>
-              <w:widowControl/>
-              <w:suppressLineNumbers w:val="0"/>
-              <w:spacing w:before="0" w:beforeAutospacing="0" w:after="0" w:afterAutospacing="0" w:line="288" w:lineRule="atLeast"/>
-              <w:ind w:left="0" w:right="0"/>
-              <w:jc w:val="left"/>
-              <w:rPr>
-                <w:color w:val="000000"/>
-                <w:sz w:val="19"/>
-                <w:szCs w:val="19"/>
-              </w:rPr>
-            </w:pPr>
-            <w:r>
-              <w:rPr>
-                <w:rFonts w:ascii="宋体" w:hAnsi="宋体" w:eastAsia="宋体" w:cs="宋体"/>
-                <w:color w:val="000000"/>
-                <w:kern w:val="0"/>
-                <w:sz w:val="19"/>
-                <w:szCs w:val="19"/>
-                <w:bdr w:val="none" w:color="auto" w:sz="0" w:space="0"/>
+            <w:shd w:val="clear" w:color="auto" w:fill="auto"/>
+            <w:vAlign w:val="center"/>
+          </w:tcPr>
+          <w:p>
+            <w:pPr>
+              <w:keepNext w:val="0"/>
+              <w:keepLines w:val="0"/>
+              <w:widowControl/>
+              <w:suppressLineNumbers w:val="0"/>
+              <w:spacing w:before="0" w:beforeAutospacing="0" w:after="0" w:afterAutospacing="0" w:line="288" w:lineRule="atLeast"/>
+              <w:ind w:left="0" w:right="0"/>
+              <w:jc w:val="left"/>
+              <w:rPr>
+                <w:color w:val="000000"/>
+                <w:sz w:val="19"/>
+                <w:szCs w:val="19"/>
+              </w:rPr>
+            </w:pPr>
+            <w:r>
+              <w:rPr>
+                <w:rFonts w:ascii="宋体" w:hAnsi="宋体" w:eastAsia="宋体" w:cs="宋体"/>
+                <w:color w:val="000000"/>
+                <w:kern w:val="0"/>
+                <w:sz w:val="19"/>
+                <w:szCs w:val="19"/>
                 <w:lang w:val="en-US" w:eastAsia="zh-CN" w:bidi="ar"/>
               </w:rPr>
               <w:t>30%、25%、25%、20%</w:t>
@@ -3272,32 +3228,31 @@
         <w:tc>
           <w:tcPr>
             <w:tcW w:w="0" w:type="auto"/>
-            <w:shd w:val="clear"/>
-            <w:vAlign w:val="center"/>
-          </w:tcPr>
-          <w:p>
-            <w:pPr>
-              <w:keepNext w:val="0"/>
-              <w:keepLines w:val="0"/>
-              <w:widowControl/>
-              <w:suppressLineNumbers w:val="0"/>
-              <w:spacing w:before="0" w:beforeAutospacing="0" w:after="0" w:afterAutospacing="0" w:line="288" w:lineRule="atLeast"/>
-              <w:ind w:left="0" w:right="0"/>
-              <w:jc w:val="left"/>
-              <w:rPr>
-                <w:color w:val="000000"/>
-                <w:sz w:val="19"/>
-                <w:szCs w:val="19"/>
-              </w:rPr>
-            </w:pPr>
-            <w:r>
-              <w:rPr>
-                <w:rFonts w:ascii="宋体" w:hAnsi="宋体" w:eastAsia="宋体" w:cs="宋体"/>
-                <w:color w:val="000000"/>
-                <w:kern w:val="0"/>
-                <w:sz w:val="19"/>
-                <w:szCs w:val="19"/>
-                <w:bdr w:val="none" w:color="auto" w:sz="0" w:space="0"/>
+            <w:shd w:val="clear" w:color="auto" w:fill="auto"/>
+            <w:vAlign w:val="center"/>
+          </w:tcPr>
+          <w:p>
+            <w:pPr>
+              <w:keepNext w:val="0"/>
+              <w:keepLines w:val="0"/>
+              <w:widowControl/>
+              <w:suppressLineNumbers w:val="0"/>
+              <w:spacing w:before="0" w:beforeAutospacing="0" w:after="0" w:afterAutospacing="0" w:line="288" w:lineRule="atLeast"/>
+              <w:ind w:left="0" w:right="0"/>
+              <w:jc w:val="left"/>
+              <w:rPr>
+                <w:color w:val="000000"/>
+                <w:sz w:val="19"/>
+                <w:szCs w:val="19"/>
+              </w:rPr>
+            </w:pPr>
+            <w:r>
+              <w:rPr>
+                <w:rFonts w:ascii="宋体" w:hAnsi="宋体" w:eastAsia="宋体" w:cs="宋体"/>
+                <w:color w:val="000000"/>
+                <w:kern w:val="0"/>
+                <w:sz w:val="19"/>
+                <w:szCs w:val="19"/>
                 <w:lang w:val="en-US" w:eastAsia="zh-CN" w:bidi="ar"/>
               </w:rPr>
               <w:t>系统数据统计 + 服务台评价</w:t>
@@ -3307,32 +3262,31 @@
         <w:tc>
           <w:tcPr>
             <w:tcW w:w="0" w:type="auto"/>
-            <w:shd w:val="clear"/>
-            <w:vAlign w:val="center"/>
-          </w:tcPr>
-          <w:p>
-            <w:pPr>
-              <w:keepNext w:val="0"/>
-              <w:keepLines w:val="0"/>
-              <w:widowControl/>
-              <w:suppressLineNumbers w:val="0"/>
-              <w:spacing w:before="0" w:beforeAutospacing="0" w:after="0" w:afterAutospacing="0" w:line="288" w:lineRule="atLeast"/>
-              <w:ind w:left="0" w:right="0"/>
-              <w:jc w:val="left"/>
-              <w:rPr>
-                <w:color w:val="000000"/>
-                <w:sz w:val="19"/>
-                <w:szCs w:val="19"/>
-              </w:rPr>
-            </w:pPr>
-            <w:r>
-              <w:rPr>
-                <w:rFonts w:ascii="宋体" w:hAnsi="宋体" w:eastAsia="宋体" w:cs="宋体"/>
-                <w:color w:val="000000"/>
-                <w:kern w:val="0"/>
-                <w:sz w:val="19"/>
-                <w:szCs w:val="19"/>
-                <w:bdr w:val="none" w:color="auto" w:sz="0" w:space="0"/>
+            <w:shd w:val="clear" w:color="auto" w:fill="auto"/>
+            <w:vAlign w:val="center"/>
+          </w:tcPr>
+          <w:p>
+            <w:pPr>
+              <w:keepNext w:val="0"/>
+              <w:keepLines w:val="0"/>
+              <w:widowControl/>
+              <w:suppressLineNumbers w:val="0"/>
+              <w:spacing w:before="0" w:beforeAutospacing="0" w:after="0" w:afterAutospacing="0" w:line="288" w:lineRule="atLeast"/>
+              <w:ind w:left="0" w:right="0"/>
+              <w:jc w:val="left"/>
+              <w:rPr>
+                <w:color w:val="000000"/>
+                <w:sz w:val="19"/>
+                <w:szCs w:val="19"/>
+              </w:rPr>
+            </w:pPr>
+            <w:r>
+              <w:rPr>
+                <w:rFonts w:ascii="宋体" w:hAnsi="宋体" w:eastAsia="宋体" w:cs="宋体"/>
+                <w:color w:val="000000"/>
+                <w:kern w:val="0"/>
+                <w:sz w:val="19"/>
+                <w:szCs w:val="19"/>
                 <w:lang w:val="en-US" w:eastAsia="zh-CN" w:bidi="ar"/>
               </w:rPr>
               <w:t>故障解决率≥98%；提交及时率≥99%；完成准时率≥95%；客户满意度≥90 分</w:t>
@@ -3350,7 +3304,7 @@
             <w:insideH w:val="none" w:color="auto" w:sz="0" w:space="0"/>
             <w:insideV w:val="none" w:color="auto" w:sz="0" w:space="0"/>
           </w:tblBorders>
-          <w:shd w:val="clear"/>
+          <w:shd w:val="clear" w:color="auto" w:fill="auto"/>
           <w:tblCellMar>
             <w:top w:w="0" w:type="dxa"/>
             <w:left w:w="0" w:type="dxa"/>
@@ -3364,32 +3318,31 @@
         <w:tc>
           <w:tcPr>
             <w:tcW w:w="0" w:type="auto"/>
-            <w:shd w:val="clear"/>
-            <w:vAlign w:val="center"/>
-          </w:tcPr>
-          <w:p>
-            <w:pPr>
-              <w:keepNext w:val="0"/>
-              <w:keepLines w:val="0"/>
-              <w:widowControl/>
-              <w:suppressLineNumbers w:val="0"/>
-              <w:spacing w:before="0" w:beforeAutospacing="0" w:after="0" w:afterAutospacing="0" w:line="288" w:lineRule="atLeast"/>
-              <w:ind w:left="0" w:right="0"/>
-              <w:jc w:val="left"/>
-              <w:rPr>
-                <w:color w:val="000000"/>
-                <w:sz w:val="19"/>
-                <w:szCs w:val="19"/>
-              </w:rPr>
-            </w:pPr>
-            <w:r>
-              <w:rPr>
-                <w:rFonts w:ascii="宋体" w:hAnsi="宋体" w:eastAsia="宋体" w:cs="宋体"/>
-                <w:color w:val="000000"/>
-                <w:kern w:val="0"/>
-                <w:sz w:val="19"/>
-                <w:szCs w:val="19"/>
-                <w:bdr w:val="none" w:color="auto" w:sz="0" w:space="0"/>
+            <w:shd w:val="clear" w:color="auto" w:fill="auto"/>
+            <w:vAlign w:val="center"/>
+          </w:tcPr>
+          <w:p>
+            <w:pPr>
+              <w:keepNext w:val="0"/>
+              <w:keepLines w:val="0"/>
+              <w:widowControl/>
+              <w:suppressLineNumbers w:val="0"/>
+              <w:spacing w:before="0" w:beforeAutospacing="0" w:after="0" w:afterAutospacing="0" w:line="288" w:lineRule="atLeast"/>
+              <w:ind w:left="0" w:right="0"/>
+              <w:jc w:val="left"/>
+              <w:rPr>
+                <w:color w:val="000000"/>
+                <w:sz w:val="19"/>
+                <w:szCs w:val="19"/>
+              </w:rPr>
+            </w:pPr>
+            <w:r>
+              <w:rPr>
+                <w:rFonts w:ascii="宋体" w:hAnsi="宋体" w:eastAsia="宋体" w:cs="宋体"/>
+                <w:color w:val="000000"/>
+                <w:kern w:val="0"/>
+                <w:sz w:val="19"/>
+                <w:szCs w:val="19"/>
                 <w:lang w:val="en-US" w:eastAsia="zh-CN" w:bidi="ar"/>
               </w:rPr>
               <w:t>基层员工</w:t>
@@ -3399,32 +3352,31 @@
         <w:tc>
           <w:tcPr>
             <w:tcW w:w="0" w:type="auto"/>
-            <w:shd w:val="clear"/>
-            <w:vAlign w:val="center"/>
-          </w:tcPr>
-          <w:p>
-            <w:pPr>
-              <w:keepNext w:val="0"/>
-              <w:keepLines w:val="0"/>
-              <w:widowControl/>
-              <w:suppressLineNumbers w:val="0"/>
-              <w:spacing w:before="0" w:beforeAutospacing="0" w:after="0" w:afterAutospacing="0" w:line="288" w:lineRule="atLeast"/>
-              <w:ind w:left="0" w:right="0"/>
-              <w:jc w:val="left"/>
-              <w:rPr>
-                <w:color w:val="000000"/>
-                <w:sz w:val="19"/>
-                <w:szCs w:val="19"/>
-              </w:rPr>
-            </w:pPr>
-            <w:r>
-              <w:rPr>
-                <w:rFonts w:ascii="宋体" w:hAnsi="宋体" w:eastAsia="宋体" w:cs="宋体"/>
-                <w:color w:val="000000"/>
-                <w:kern w:val="0"/>
-                <w:sz w:val="19"/>
-                <w:szCs w:val="19"/>
-                <w:bdr w:val="none" w:color="auto" w:sz="0" w:space="0"/>
+            <w:shd w:val="clear" w:color="auto" w:fill="auto"/>
+            <w:vAlign w:val="center"/>
+          </w:tcPr>
+          <w:p>
+            <w:pPr>
+              <w:keepNext w:val="0"/>
+              <w:keepLines w:val="0"/>
+              <w:widowControl/>
+              <w:suppressLineNumbers w:val="0"/>
+              <w:spacing w:before="0" w:beforeAutospacing="0" w:after="0" w:afterAutospacing="0" w:line="288" w:lineRule="atLeast"/>
+              <w:ind w:left="0" w:right="0"/>
+              <w:jc w:val="left"/>
+              <w:rPr>
+                <w:color w:val="000000"/>
+                <w:sz w:val="19"/>
+                <w:szCs w:val="19"/>
+              </w:rPr>
+            </w:pPr>
+            <w:r>
+              <w:rPr>
+                <w:rFonts w:ascii="宋体" w:hAnsi="宋体" w:eastAsia="宋体" w:cs="宋体"/>
+                <w:color w:val="000000"/>
+                <w:kern w:val="0"/>
+                <w:sz w:val="19"/>
+                <w:szCs w:val="19"/>
                 <w:lang w:val="en-US" w:eastAsia="zh-CN" w:bidi="ar"/>
               </w:rPr>
               <w:t>数据库工程师</w:t>
@@ -3434,32 +3386,31 @@
         <w:tc>
           <w:tcPr>
             <w:tcW w:w="0" w:type="auto"/>
-            <w:shd w:val="clear"/>
-            <w:vAlign w:val="center"/>
-          </w:tcPr>
-          <w:p>
-            <w:pPr>
-              <w:keepNext w:val="0"/>
-              <w:keepLines w:val="0"/>
-              <w:widowControl/>
-              <w:suppressLineNumbers w:val="0"/>
-              <w:spacing w:before="0" w:beforeAutospacing="0" w:after="0" w:afterAutospacing="0" w:line="288" w:lineRule="atLeast"/>
-              <w:ind w:left="0" w:right="0"/>
-              <w:jc w:val="left"/>
-              <w:rPr>
-                <w:color w:val="000000"/>
-                <w:sz w:val="19"/>
-                <w:szCs w:val="19"/>
-              </w:rPr>
-            </w:pPr>
-            <w:r>
-              <w:rPr>
-                <w:rFonts w:ascii="宋体" w:hAnsi="宋体" w:eastAsia="宋体" w:cs="宋体"/>
-                <w:color w:val="000000"/>
-                <w:kern w:val="0"/>
-                <w:sz w:val="19"/>
-                <w:szCs w:val="19"/>
-                <w:bdr w:val="none" w:color="auto" w:sz="0" w:space="0"/>
+            <w:shd w:val="clear" w:color="auto" w:fill="auto"/>
+            <w:vAlign w:val="center"/>
+          </w:tcPr>
+          <w:p>
+            <w:pPr>
+              <w:keepNext w:val="0"/>
+              <w:keepLines w:val="0"/>
+              <w:widowControl/>
+              <w:suppressLineNumbers w:val="0"/>
+              <w:spacing w:before="0" w:beforeAutospacing="0" w:after="0" w:afterAutospacing="0" w:line="288" w:lineRule="atLeast"/>
+              <w:ind w:left="0" w:right="0"/>
+              <w:jc w:val="left"/>
+              <w:rPr>
+                <w:color w:val="000000"/>
+                <w:sz w:val="19"/>
+                <w:szCs w:val="19"/>
+              </w:rPr>
+            </w:pPr>
+            <w:r>
+              <w:rPr>
+                <w:rFonts w:ascii="宋体" w:hAnsi="宋体" w:eastAsia="宋体" w:cs="宋体"/>
+                <w:color w:val="000000"/>
+                <w:kern w:val="0"/>
+                <w:sz w:val="19"/>
+                <w:szCs w:val="19"/>
                 <w:lang w:val="en-US" w:eastAsia="zh-CN" w:bidi="ar"/>
               </w:rPr>
               <w:t>1. 数据备份成功率；2. 数据恢复时效；3. 数据库运行稳定性；4. 技术支持响应率</w:t>
@@ -3469,32 +3420,31 @@
         <w:tc>
           <w:tcPr>
             <w:tcW w:w="0" w:type="auto"/>
-            <w:shd w:val="clear"/>
-            <w:vAlign w:val="center"/>
-          </w:tcPr>
-          <w:p>
-            <w:pPr>
-              <w:keepNext w:val="0"/>
-              <w:keepLines w:val="0"/>
-              <w:widowControl/>
-              <w:suppressLineNumbers w:val="0"/>
-              <w:spacing w:before="0" w:beforeAutospacing="0" w:after="0" w:afterAutospacing="0" w:line="288" w:lineRule="atLeast"/>
-              <w:ind w:left="0" w:right="0"/>
-              <w:jc w:val="left"/>
-              <w:rPr>
-                <w:color w:val="000000"/>
-                <w:sz w:val="19"/>
-                <w:szCs w:val="19"/>
-              </w:rPr>
-            </w:pPr>
-            <w:r>
-              <w:rPr>
-                <w:rFonts w:ascii="宋体" w:hAnsi="宋体" w:eastAsia="宋体" w:cs="宋体"/>
-                <w:color w:val="000000"/>
-                <w:kern w:val="0"/>
-                <w:sz w:val="19"/>
-                <w:szCs w:val="19"/>
-                <w:bdr w:val="none" w:color="auto" w:sz="0" w:space="0"/>
+            <w:shd w:val="clear" w:color="auto" w:fill="auto"/>
+            <w:vAlign w:val="center"/>
+          </w:tcPr>
+          <w:p>
+            <w:pPr>
+              <w:keepNext w:val="0"/>
+              <w:keepLines w:val="0"/>
+              <w:widowControl/>
+              <w:suppressLineNumbers w:val="0"/>
+              <w:spacing w:before="0" w:beforeAutospacing="0" w:after="0" w:afterAutospacing="0" w:line="288" w:lineRule="atLeast"/>
+              <w:ind w:left="0" w:right="0"/>
+              <w:jc w:val="left"/>
+              <w:rPr>
+                <w:color w:val="000000"/>
+                <w:sz w:val="19"/>
+                <w:szCs w:val="19"/>
+              </w:rPr>
+            </w:pPr>
+            <w:r>
+              <w:rPr>
+                <w:rFonts w:ascii="宋体" w:hAnsi="宋体" w:eastAsia="宋体" w:cs="宋体"/>
+                <w:color w:val="000000"/>
+                <w:kern w:val="0"/>
+                <w:sz w:val="19"/>
+                <w:szCs w:val="19"/>
                 <w:lang w:val="en-US" w:eastAsia="zh-CN" w:bidi="ar"/>
               </w:rPr>
               <w:t>35%、30%、20%、15%</w:t>
@@ -3504,32 +3454,31 @@
         <w:tc>
           <w:tcPr>
             <w:tcW w:w="0" w:type="auto"/>
-            <w:shd w:val="clear"/>
-            <w:vAlign w:val="center"/>
-          </w:tcPr>
-          <w:p>
-            <w:pPr>
-              <w:keepNext w:val="0"/>
-              <w:keepLines w:val="0"/>
-              <w:widowControl/>
-              <w:suppressLineNumbers w:val="0"/>
-              <w:spacing w:before="0" w:beforeAutospacing="0" w:after="0" w:afterAutospacing="0" w:line="288" w:lineRule="atLeast"/>
-              <w:ind w:left="0" w:right="0"/>
-              <w:jc w:val="left"/>
-              <w:rPr>
-                <w:color w:val="000000"/>
-                <w:sz w:val="19"/>
-                <w:szCs w:val="19"/>
-              </w:rPr>
-            </w:pPr>
-            <w:r>
-              <w:rPr>
-                <w:rFonts w:ascii="宋体" w:hAnsi="宋体" w:eastAsia="宋体" w:cs="宋体"/>
-                <w:color w:val="000000"/>
-                <w:kern w:val="0"/>
-                <w:sz w:val="19"/>
-                <w:szCs w:val="19"/>
-                <w:bdr w:val="none" w:color="auto" w:sz="0" w:space="0"/>
+            <w:shd w:val="clear" w:color="auto" w:fill="auto"/>
+            <w:vAlign w:val="center"/>
+          </w:tcPr>
+          <w:p>
+            <w:pPr>
+              <w:keepNext w:val="0"/>
+              <w:keepLines w:val="0"/>
+              <w:widowControl/>
+              <w:suppressLineNumbers w:val="0"/>
+              <w:spacing w:before="0" w:beforeAutospacing="0" w:after="0" w:afterAutospacing="0" w:line="288" w:lineRule="atLeast"/>
+              <w:ind w:left="0" w:right="0"/>
+              <w:jc w:val="left"/>
+              <w:rPr>
+                <w:color w:val="000000"/>
+                <w:sz w:val="19"/>
+                <w:szCs w:val="19"/>
+              </w:rPr>
+            </w:pPr>
+            <w:r>
+              <w:rPr>
+                <w:rFonts w:ascii="宋体" w:hAnsi="宋体" w:eastAsia="宋体" w:cs="宋体"/>
+                <w:color w:val="000000"/>
+                <w:kern w:val="0"/>
+                <w:sz w:val="19"/>
+                <w:szCs w:val="19"/>
                 <w:lang w:val="en-US" w:eastAsia="zh-CN" w:bidi="ar"/>
               </w:rPr>
               <w:t>系统监控数据 + 部门经理评价</w:t>
@@ -3539,32 +3488,31 @@
         <w:tc>
           <w:tcPr>
             <w:tcW w:w="0" w:type="auto"/>
-            <w:shd w:val="clear"/>
-            <w:vAlign w:val="center"/>
-          </w:tcPr>
-          <w:p>
-            <w:pPr>
-              <w:keepNext w:val="0"/>
-              <w:keepLines w:val="0"/>
-              <w:widowControl/>
-              <w:suppressLineNumbers w:val="0"/>
-              <w:spacing w:before="0" w:beforeAutospacing="0" w:after="0" w:afterAutospacing="0" w:line="288" w:lineRule="atLeast"/>
-              <w:ind w:left="0" w:right="0"/>
-              <w:jc w:val="left"/>
-              <w:rPr>
-                <w:color w:val="000000"/>
-                <w:sz w:val="19"/>
-                <w:szCs w:val="19"/>
-              </w:rPr>
-            </w:pPr>
-            <w:r>
-              <w:rPr>
-                <w:rFonts w:ascii="宋体" w:hAnsi="宋体" w:eastAsia="宋体" w:cs="宋体"/>
-                <w:color w:val="000000"/>
-                <w:kern w:val="0"/>
-                <w:sz w:val="19"/>
-                <w:szCs w:val="19"/>
-                <w:bdr w:val="none" w:color="auto" w:sz="0" w:space="0"/>
+            <w:shd w:val="clear" w:color="auto" w:fill="auto"/>
+            <w:vAlign w:val="center"/>
+          </w:tcPr>
+          <w:p>
+            <w:pPr>
+              <w:keepNext w:val="0"/>
+              <w:keepLines w:val="0"/>
+              <w:widowControl/>
+              <w:suppressLineNumbers w:val="0"/>
+              <w:spacing w:before="0" w:beforeAutospacing="0" w:after="0" w:afterAutospacing="0" w:line="288" w:lineRule="atLeast"/>
+              <w:ind w:left="0" w:right="0"/>
+              <w:jc w:val="left"/>
+              <w:rPr>
+                <w:color w:val="000000"/>
+                <w:sz w:val="19"/>
+                <w:szCs w:val="19"/>
+              </w:rPr>
+            </w:pPr>
+            <w:r>
+              <w:rPr>
+                <w:rFonts w:ascii="宋体" w:hAnsi="宋体" w:eastAsia="宋体" w:cs="宋体"/>
+                <w:color w:val="000000"/>
+                <w:kern w:val="0"/>
+                <w:sz w:val="19"/>
+                <w:szCs w:val="19"/>
                 <w:lang w:val="en-US" w:eastAsia="zh-CN" w:bidi="ar"/>
               </w:rPr>
               <w:t>备份成功率 100%；恢复时效≤4 小时；月故障次数≤1 次；响应率≥95%</w:t>
@@ -3582,7 +3530,6 @@
             <w:insideH w:val="none" w:color="auto" w:sz="0" w:space="0"/>
             <w:insideV w:val="none" w:color="auto" w:sz="0" w:space="0"/>
           </w:tblBorders>
-          <w:shd w:val="clear"/>
           <w:tblCellMar>
             <w:top w:w="0" w:type="dxa"/>
             <w:left w:w="0" w:type="dxa"/>
@@ -3596,32 +3543,31 @@
         <w:tc>
           <w:tcPr>
             <w:tcW w:w="0" w:type="auto"/>
-            <w:shd w:val="clear"/>
-            <w:vAlign w:val="center"/>
-          </w:tcPr>
-          <w:p>
-            <w:pPr>
-              <w:keepNext w:val="0"/>
-              <w:keepLines w:val="0"/>
-              <w:widowControl/>
-              <w:suppressLineNumbers w:val="0"/>
-              <w:spacing w:before="0" w:beforeAutospacing="0" w:after="0" w:afterAutospacing="0" w:line="288" w:lineRule="atLeast"/>
-              <w:ind w:left="0" w:right="0"/>
-              <w:jc w:val="left"/>
-              <w:rPr>
-                <w:color w:val="000000"/>
-                <w:sz w:val="19"/>
-                <w:szCs w:val="19"/>
-              </w:rPr>
-            </w:pPr>
-            <w:r>
-              <w:rPr>
-                <w:rFonts w:ascii="宋体" w:hAnsi="宋体" w:eastAsia="宋体" w:cs="宋体"/>
-                <w:color w:val="000000"/>
-                <w:kern w:val="0"/>
-                <w:sz w:val="19"/>
-                <w:szCs w:val="19"/>
-                <w:bdr w:val="none" w:color="auto" w:sz="0" w:space="0"/>
+            <w:shd w:val="clear" w:color="auto" w:fill="auto"/>
+            <w:vAlign w:val="center"/>
+          </w:tcPr>
+          <w:p>
+            <w:pPr>
+              <w:keepNext w:val="0"/>
+              <w:keepLines w:val="0"/>
+              <w:widowControl/>
+              <w:suppressLineNumbers w:val="0"/>
+              <w:spacing w:before="0" w:beforeAutospacing="0" w:after="0" w:afterAutospacing="0" w:line="288" w:lineRule="atLeast"/>
+              <w:ind w:left="0" w:right="0"/>
+              <w:jc w:val="left"/>
+              <w:rPr>
+                <w:color w:val="000000"/>
+                <w:sz w:val="19"/>
+                <w:szCs w:val="19"/>
+              </w:rPr>
+            </w:pPr>
+            <w:r>
+              <w:rPr>
+                <w:rFonts w:ascii="宋体" w:hAnsi="宋体" w:eastAsia="宋体" w:cs="宋体"/>
+                <w:color w:val="000000"/>
+                <w:kern w:val="0"/>
+                <w:sz w:val="19"/>
+                <w:szCs w:val="19"/>
                 <w:lang w:val="en-US" w:eastAsia="zh-CN" w:bidi="ar"/>
               </w:rPr>
               <w:t>基层员工</w:t>
@@ -3631,32 +3577,31 @@
         <w:tc>
           <w:tcPr>
             <w:tcW w:w="0" w:type="auto"/>
-            <w:shd w:val="clear"/>
-            <w:vAlign w:val="center"/>
-          </w:tcPr>
-          <w:p>
-            <w:pPr>
-              <w:keepNext w:val="0"/>
-              <w:keepLines w:val="0"/>
-              <w:widowControl/>
-              <w:suppressLineNumbers w:val="0"/>
-              <w:spacing w:before="0" w:beforeAutospacing="0" w:after="0" w:afterAutospacing="0" w:line="288" w:lineRule="atLeast"/>
-              <w:ind w:left="0" w:right="0"/>
-              <w:jc w:val="left"/>
-              <w:rPr>
-                <w:color w:val="000000"/>
-                <w:sz w:val="19"/>
-                <w:szCs w:val="19"/>
-              </w:rPr>
-            </w:pPr>
-            <w:r>
-              <w:rPr>
-                <w:rFonts w:ascii="宋体" w:hAnsi="宋体" w:eastAsia="宋体" w:cs="宋体"/>
-                <w:color w:val="000000"/>
-                <w:kern w:val="0"/>
-                <w:sz w:val="19"/>
-                <w:szCs w:val="19"/>
-                <w:bdr w:val="none" w:color="auto" w:sz="0" w:space="0"/>
+            <w:shd w:val="clear" w:color="auto" w:fill="auto"/>
+            <w:vAlign w:val="center"/>
+          </w:tcPr>
+          <w:p>
+            <w:pPr>
+              <w:keepNext w:val="0"/>
+              <w:keepLines w:val="0"/>
+              <w:widowControl/>
+              <w:suppressLineNumbers w:val="0"/>
+              <w:spacing w:before="0" w:beforeAutospacing="0" w:after="0" w:afterAutospacing="0" w:line="288" w:lineRule="atLeast"/>
+              <w:ind w:left="0" w:right="0"/>
+              <w:jc w:val="left"/>
+              <w:rPr>
+                <w:color w:val="000000"/>
+                <w:sz w:val="19"/>
+                <w:szCs w:val="19"/>
+              </w:rPr>
+            </w:pPr>
+            <w:r>
+              <w:rPr>
+                <w:rFonts w:ascii="宋体" w:hAnsi="宋体" w:eastAsia="宋体" w:cs="宋体"/>
+                <w:color w:val="000000"/>
+                <w:kern w:val="0"/>
+                <w:sz w:val="19"/>
+                <w:szCs w:val="19"/>
                 <w:lang w:val="en-US" w:eastAsia="zh-CN" w:bidi="ar"/>
               </w:rPr>
               <w:t>网络工程师</w:t>
@@ -3666,32 +3611,31 @@
         <w:tc>
           <w:tcPr>
             <w:tcW w:w="0" w:type="auto"/>
-            <w:shd w:val="clear"/>
-            <w:vAlign w:val="center"/>
-          </w:tcPr>
-          <w:p>
-            <w:pPr>
-              <w:keepNext w:val="0"/>
-              <w:keepLines w:val="0"/>
-              <w:widowControl/>
-              <w:suppressLineNumbers w:val="0"/>
-              <w:spacing w:before="0" w:beforeAutospacing="0" w:after="0" w:afterAutospacing="0" w:line="288" w:lineRule="atLeast"/>
-              <w:ind w:left="0" w:right="0"/>
-              <w:jc w:val="left"/>
-              <w:rPr>
-                <w:color w:val="000000"/>
-                <w:sz w:val="19"/>
-                <w:szCs w:val="19"/>
-              </w:rPr>
-            </w:pPr>
-            <w:r>
-              <w:rPr>
-                <w:rFonts w:ascii="宋体" w:hAnsi="宋体" w:eastAsia="宋体" w:cs="宋体"/>
-                <w:color w:val="000000"/>
-                <w:kern w:val="0"/>
-                <w:sz w:val="19"/>
-                <w:szCs w:val="19"/>
-                <w:bdr w:val="none" w:color="auto" w:sz="0" w:space="0"/>
+            <w:shd w:val="clear" w:color="auto" w:fill="auto"/>
+            <w:vAlign w:val="center"/>
+          </w:tcPr>
+          <w:p>
+            <w:pPr>
+              <w:keepNext w:val="0"/>
+              <w:keepLines w:val="0"/>
+              <w:widowControl/>
+              <w:suppressLineNumbers w:val="0"/>
+              <w:spacing w:before="0" w:beforeAutospacing="0" w:after="0" w:afterAutospacing="0" w:line="288" w:lineRule="atLeast"/>
+              <w:ind w:left="0" w:right="0"/>
+              <w:jc w:val="left"/>
+              <w:rPr>
+                <w:color w:val="000000"/>
+                <w:sz w:val="19"/>
+                <w:szCs w:val="19"/>
+              </w:rPr>
+            </w:pPr>
+            <w:r>
+              <w:rPr>
+                <w:rFonts w:ascii="宋体" w:hAnsi="宋体" w:eastAsia="宋体" w:cs="宋体"/>
+                <w:color w:val="000000"/>
+                <w:kern w:val="0"/>
+                <w:sz w:val="19"/>
+                <w:szCs w:val="19"/>
                 <w:lang w:val="en-US" w:eastAsia="zh-CN" w:bidi="ar"/>
               </w:rPr>
               <w:t>1. 网络连通率；2. 网络故障处理时效；3. 网络安全事件发生率；4. 巡检完成率</w:t>
@@ -3701,32 +3645,31 @@
         <w:tc>
           <w:tcPr>
             <w:tcW w:w="0" w:type="auto"/>
-            <w:shd w:val="clear"/>
-            <w:vAlign w:val="center"/>
-          </w:tcPr>
-          <w:p>
-            <w:pPr>
-              <w:keepNext w:val="0"/>
-              <w:keepLines w:val="0"/>
-              <w:widowControl/>
-              <w:suppressLineNumbers w:val="0"/>
-              <w:spacing w:before="0" w:beforeAutospacing="0" w:after="0" w:afterAutospacing="0" w:line="288" w:lineRule="atLeast"/>
-              <w:ind w:left="0" w:right="0"/>
-              <w:jc w:val="left"/>
-              <w:rPr>
-                <w:color w:val="000000"/>
-                <w:sz w:val="19"/>
-                <w:szCs w:val="19"/>
-              </w:rPr>
-            </w:pPr>
-            <w:r>
-              <w:rPr>
-                <w:rFonts w:ascii="宋体" w:hAnsi="宋体" w:eastAsia="宋体" w:cs="宋体"/>
-                <w:color w:val="000000"/>
-                <w:kern w:val="0"/>
-                <w:sz w:val="19"/>
-                <w:szCs w:val="19"/>
-                <w:bdr w:val="none" w:color="auto" w:sz="0" w:space="0"/>
+            <w:shd w:val="clear" w:color="auto" w:fill="auto"/>
+            <w:vAlign w:val="center"/>
+          </w:tcPr>
+          <w:p>
+            <w:pPr>
+              <w:keepNext w:val="0"/>
+              <w:keepLines w:val="0"/>
+              <w:widowControl/>
+              <w:suppressLineNumbers w:val="0"/>
+              <w:spacing w:before="0" w:beforeAutospacing="0" w:after="0" w:afterAutospacing="0" w:line="288" w:lineRule="atLeast"/>
+              <w:ind w:left="0" w:right="0"/>
+              <w:jc w:val="left"/>
+              <w:rPr>
+                <w:color w:val="000000"/>
+                <w:sz w:val="19"/>
+                <w:szCs w:val="19"/>
+              </w:rPr>
+            </w:pPr>
+            <w:r>
+              <w:rPr>
+                <w:rFonts w:ascii="宋体" w:hAnsi="宋体" w:eastAsia="宋体" w:cs="宋体"/>
+                <w:color w:val="000000"/>
+                <w:kern w:val="0"/>
+                <w:sz w:val="19"/>
+                <w:szCs w:val="19"/>
                 <w:lang w:val="en-US" w:eastAsia="zh-CN" w:bidi="ar"/>
               </w:rPr>
               <w:t>30%、30%、20%、20%</w:t>
@@ -3736,32 +3679,31 @@
         <w:tc>
           <w:tcPr>
             <w:tcW w:w="0" w:type="auto"/>
-            <w:shd w:val="clear"/>
-            <w:vAlign w:val="center"/>
-          </w:tcPr>
-          <w:p>
-            <w:pPr>
-              <w:keepNext w:val="0"/>
-              <w:keepLines w:val="0"/>
-              <w:widowControl/>
-              <w:suppressLineNumbers w:val="0"/>
-              <w:spacing w:before="0" w:beforeAutospacing="0" w:after="0" w:afterAutospacing="0" w:line="288" w:lineRule="atLeast"/>
-              <w:ind w:left="0" w:right="0"/>
-              <w:jc w:val="left"/>
-              <w:rPr>
-                <w:color w:val="000000"/>
-                <w:sz w:val="19"/>
-                <w:szCs w:val="19"/>
-              </w:rPr>
-            </w:pPr>
-            <w:r>
-              <w:rPr>
-                <w:rFonts w:ascii="宋体" w:hAnsi="宋体" w:eastAsia="宋体" w:cs="宋体"/>
-                <w:color w:val="000000"/>
-                <w:kern w:val="0"/>
-                <w:sz w:val="19"/>
-                <w:szCs w:val="19"/>
-                <w:bdr w:val="none" w:color="auto" w:sz="0" w:space="0"/>
+            <w:shd w:val="clear" w:color="auto" w:fill="auto"/>
+            <w:vAlign w:val="center"/>
+          </w:tcPr>
+          <w:p>
+            <w:pPr>
+              <w:keepNext w:val="0"/>
+              <w:keepLines w:val="0"/>
+              <w:widowControl/>
+              <w:suppressLineNumbers w:val="0"/>
+              <w:spacing w:before="0" w:beforeAutospacing="0" w:after="0" w:afterAutospacing="0" w:line="288" w:lineRule="atLeast"/>
+              <w:ind w:left="0" w:right="0"/>
+              <w:jc w:val="left"/>
+              <w:rPr>
+                <w:color w:val="000000"/>
+                <w:sz w:val="19"/>
+                <w:szCs w:val="19"/>
+              </w:rPr>
+            </w:pPr>
+            <w:r>
+              <w:rPr>
+                <w:rFonts w:ascii="宋体" w:hAnsi="宋体" w:eastAsia="宋体" w:cs="宋体"/>
+                <w:color w:val="000000"/>
+                <w:kern w:val="0"/>
+                <w:sz w:val="19"/>
+                <w:szCs w:val="19"/>
                 <w:lang w:val="en-US" w:eastAsia="zh-CN" w:bidi="ar"/>
               </w:rPr>
               <w:t>系统监控数据 + 技术主管评价</w:t>
@@ -3771,32 +3713,31 @@
         <w:tc>
           <w:tcPr>
             <w:tcW w:w="0" w:type="auto"/>
-            <w:shd w:val="clear"/>
-            <w:vAlign w:val="center"/>
-          </w:tcPr>
-          <w:p>
-            <w:pPr>
-              <w:keepNext w:val="0"/>
-              <w:keepLines w:val="0"/>
-              <w:widowControl/>
-              <w:suppressLineNumbers w:val="0"/>
-              <w:spacing w:before="0" w:beforeAutospacing="0" w:after="0" w:afterAutospacing="0" w:line="288" w:lineRule="atLeast"/>
-              <w:ind w:left="0" w:right="0"/>
-              <w:jc w:val="left"/>
-              <w:rPr>
-                <w:color w:val="000000"/>
-                <w:sz w:val="19"/>
-                <w:szCs w:val="19"/>
-              </w:rPr>
-            </w:pPr>
-            <w:r>
-              <w:rPr>
-                <w:rFonts w:ascii="宋体" w:hAnsi="宋体" w:eastAsia="宋体" w:cs="宋体"/>
-                <w:color w:val="000000"/>
-                <w:kern w:val="0"/>
-                <w:sz w:val="19"/>
-                <w:szCs w:val="19"/>
-                <w:bdr w:val="none" w:color="auto" w:sz="0" w:space="0"/>
+            <w:shd w:val="clear" w:color="auto" w:fill="auto"/>
+            <w:vAlign w:val="center"/>
+          </w:tcPr>
+          <w:p>
+            <w:pPr>
+              <w:keepNext w:val="0"/>
+              <w:keepLines w:val="0"/>
+              <w:widowControl/>
+              <w:suppressLineNumbers w:val="0"/>
+              <w:spacing w:before="0" w:beforeAutospacing="0" w:after="0" w:afterAutospacing="0" w:line="288" w:lineRule="atLeast"/>
+              <w:ind w:left="0" w:right="0"/>
+              <w:jc w:val="left"/>
+              <w:rPr>
+                <w:color w:val="000000"/>
+                <w:sz w:val="19"/>
+                <w:szCs w:val="19"/>
+              </w:rPr>
+            </w:pPr>
+            <w:r>
+              <w:rPr>
+                <w:rFonts w:ascii="宋体" w:hAnsi="宋体" w:eastAsia="宋体" w:cs="宋体"/>
+                <w:color w:val="000000"/>
+                <w:kern w:val="0"/>
+                <w:sz w:val="19"/>
+                <w:szCs w:val="19"/>
                 <w:lang w:val="en-US" w:eastAsia="zh-CN" w:bidi="ar"/>
               </w:rPr>
               <w:t>连通率≥99.9%；处理时效≤2 小时；安全事件发生率≤0；巡检完成率 100%</w:t>
@@ -3814,7 +3755,7 @@
             <w:insideH w:val="none" w:color="auto" w:sz="0" w:space="0"/>
             <w:insideV w:val="none" w:color="auto" w:sz="0" w:space="0"/>
           </w:tblBorders>
-          <w:shd w:val="clear"/>
+          <w:shd w:val="clear" w:color="auto" w:fill="auto"/>
           <w:tblCellMar>
             <w:top w:w="0" w:type="dxa"/>
             <w:left w:w="0" w:type="dxa"/>
@@ -3828,32 +3769,31 @@
         <w:tc>
           <w:tcPr>
             <w:tcW w:w="0" w:type="auto"/>
-            <w:shd w:val="clear"/>
-            <w:vAlign w:val="center"/>
-          </w:tcPr>
-          <w:p>
-            <w:pPr>
-              <w:keepNext w:val="0"/>
-              <w:keepLines w:val="0"/>
-              <w:widowControl/>
-              <w:suppressLineNumbers w:val="0"/>
-              <w:spacing w:before="0" w:beforeAutospacing="0" w:after="0" w:afterAutospacing="0" w:line="288" w:lineRule="atLeast"/>
-              <w:ind w:left="0" w:right="0"/>
-              <w:jc w:val="left"/>
-              <w:rPr>
-                <w:color w:val="000000"/>
-                <w:sz w:val="19"/>
-                <w:szCs w:val="19"/>
-              </w:rPr>
-            </w:pPr>
-            <w:r>
-              <w:rPr>
-                <w:rFonts w:ascii="宋体" w:hAnsi="宋体" w:eastAsia="宋体" w:cs="宋体"/>
-                <w:color w:val="000000"/>
-                <w:kern w:val="0"/>
-                <w:sz w:val="19"/>
-                <w:szCs w:val="19"/>
-                <w:bdr w:val="none" w:color="auto" w:sz="0" w:space="0"/>
+            <w:shd w:val="clear" w:color="auto" w:fill="auto"/>
+            <w:vAlign w:val="center"/>
+          </w:tcPr>
+          <w:p>
+            <w:pPr>
+              <w:keepNext w:val="0"/>
+              <w:keepLines w:val="0"/>
+              <w:widowControl/>
+              <w:suppressLineNumbers w:val="0"/>
+              <w:spacing w:before="0" w:beforeAutospacing="0" w:after="0" w:afterAutospacing="0" w:line="288" w:lineRule="atLeast"/>
+              <w:ind w:left="0" w:right="0"/>
+              <w:jc w:val="left"/>
+              <w:rPr>
+                <w:color w:val="000000"/>
+                <w:sz w:val="19"/>
+                <w:szCs w:val="19"/>
+              </w:rPr>
+            </w:pPr>
+            <w:r>
+              <w:rPr>
+                <w:rFonts w:ascii="宋体" w:hAnsi="宋体" w:eastAsia="宋体" w:cs="宋体"/>
+                <w:color w:val="000000"/>
+                <w:kern w:val="0"/>
+                <w:sz w:val="19"/>
+                <w:szCs w:val="19"/>
                 <w:lang w:val="en-US" w:eastAsia="zh-CN" w:bidi="ar"/>
               </w:rPr>
               <w:t>基层员工</w:t>
@@ -3863,32 +3803,31 @@
         <w:tc>
           <w:tcPr>
             <w:tcW w:w="0" w:type="auto"/>
-            <w:shd w:val="clear"/>
-            <w:vAlign w:val="center"/>
-          </w:tcPr>
-          <w:p>
-            <w:pPr>
-              <w:keepNext w:val="0"/>
-              <w:keepLines w:val="0"/>
-              <w:widowControl/>
-              <w:suppressLineNumbers w:val="0"/>
-              <w:spacing w:before="0" w:beforeAutospacing="0" w:after="0" w:afterAutospacing="0" w:line="288" w:lineRule="atLeast"/>
-              <w:ind w:left="0" w:right="0"/>
-              <w:jc w:val="left"/>
-              <w:rPr>
-                <w:color w:val="000000"/>
-                <w:sz w:val="19"/>
-                <w:szCs w:val="19"/>
-              </w:rPr>
-            </w:pPr>
-            <w:r>
-              <w:rPr>
-                <w:rFonts w:ascii="宋体" w:hAnsi="宋体" w:eastAsia="宋体" w:cs="宋体"/>
-                <w:color w:val="000000"/>
-                <w:kern w:val="0"/>
-                <w:sz w:val="19"/>
-                <w:szCs w:val="19"/>
-                <w:bdr w:val="none" w:color="auto" w:sz="0" w:space="0"/>
+            <w:shd w:val="clear" w:color="auto" w:fill="auto"/>
+            <w:vAlign w:val="center"/>
+          </w:tcPr>
+          <w:p>
+            <w:pPr>
+              <w:keepNext w:val="0"/>
+              <w:keepLines w:val="0"/>
+              <w:widowControl/>
+              <w:suppressLineNumbers w:val="0"/>
+              <w:spacing w:before="0" w:beforeAutospacing="0" w:after="0" w:afterAutospacing="0" w:line="288" w:lineRule="atLeast"/>
+              <w:ind w:left="0" w:right="0"/>
+              <w:jc w:val="left"/>
+              <w:rPr>
+                <w:color w:val="000000"/>
+                <w:sz w:val="19"/>
+                <w:szCs w:val="19"/>
+              </w:rPr>
+            </w:pPr>
+            <w:r>
+              <w:rPr>
+                <w:rFonts w:ascii="宋体" w:hAnsi="宋体" w:eastAsia="宋体" w:cs="宋体"/>
+                <w:color w:val="000000"/>
+                <w:kern w:val="0"/>
+                <w:sz w:val="19"/>
+                <w:szCs w:val="19"/>
                 <w:lang w:val="en-US" w:eastAsia="zh-CN" w:bidi="ar"/>
               </w:rPr>
               <w:t>服务台客服</w:t>
@@ -3898,32 +3837,31 @@
         <w:tc>
           <w:tcPr>
             <w:tcW w:w="0" w:type="auto"/>
-            <w:shd w:val="clear"/>
-            <w:vAlign w:val="center"/>
-          </w:tcPr>
-          <w:p>
-            <w:pPr>
-              <w:keepNext w:val="0"/>
-              <w:keepLines w:val="0"/>
-              <w:widowControl/>
-              <w:suppressLineNumbers w:val="0"/>
-              <w:spacing w:before="0" w:beforeAutospacing="0" w:after="0" w:afterAutospacing="0" w:line="288" w:lineRule="atLeast"/>
-              <w:ind w:left="0" w:right="0"/>
-              <w:jc w:val="left"/>
-              <w:rPr>
-                <w:color w:val="000000"/>
-                <w:sz w:val="19"/>
-                <w:szCs w:val="19"/>
-              </w:rPr>
-            </w:pPr>
-            <w:r>
-              <w:rPr>
-                <w:rFonts w:ascii="宋体" w:hAnsi="宋体" w:eastAsia="宋体" w:cs="宋体"/>
-                <w:color w:val="000000"/>
-                <w:kern w:val="0"/>
-                <w:sz w:val="19"/>
-                <w:szCs w:val="19"/>
-                <w:bdr w:val="none" w:color="auto" w:sz="0" w:space="0"/>
+            <w:shd w:val="clear" w:color="auto" w:fill="auto"/>
+            <w:vAlign w:val="center"/>
+          </w:tcPr>
+          <w:p>
+            <w:pPr>
+              <w:keepNext w:val="0"/>
+              <w:keepLines w:val="0"/>
+              <w:widowControl/>
+              <w:suppressLineNumbers w:val="0"/>
+              <w:spacing w:before="0" w:beforeAutospacing="0" w:after="0" w:afterAutospacing="0" w:line="288" w:lineRule="atLeast"/>
+              <w:ind w:left="0" w:right="0"/>
+              <w:jc w:val="left"/>
+              <w:rPr>
+                <w:color w:val="000000"/>
+                <w:sz w:val="19"/>
+                <w:szCs w:val="19"/>
+              </w:rPr>
+            </w:pPr>
+            <w:r>
+              <w:rPr>
+                <w:rFonts w:ascii="宋体" w:hAnsi="宋体" w:eastAsia="宋体" w:cs="宋体"/>
+                <w:color w:val="000000"/>
+                <w:kern w:val="0"/>
+                <w:sz w:val="19"/>
+                <w:szCs w:val="19"/>
                 <w:lang w:val="en-US" w:eastAsia="zh-CN" w:bidi="ar"/>
               </w:rPr>
               <w:t>1. 工单处理及时率；2. 客户满意度；3. 工单记录完整性；4. 咨询解答准确率</w:t>
@@ -3933,32 +3871,31 @@
         <w:tc>
           <w:tcPr>
             <w:tcW w:w="0" w:type="auto"/>
-            <w:shd w:val="clear"/>
-            <w:vAlign w:val="center"/>
-          </w:tcPr>
-          <w:p>
-            <w:pPr>
-              <w:keepNext w:val="0"/>
-              <w:keepLines w:val="0"/>
-              <w:widowControl/>
-              <w:suppressLineNumbers w:val="0"/>
-              <w:spacing w:before="0" w:beforeAutospacing="0" w:after="0" w:afterAutospacing="0" w:line="288" w:lineRule="atLeast"/>
-              <w:ind w:left="0" w:right="0"/>
-              <w:jc w:val="left"/>
-              <w:rPr>
-                <w:color w:val="000000"/>
-                <w:sz w:val="19"/>
-                <w:szCs w:val="19"/>
-              </w:rPr>
-            </w:pPr>
-            <w:r>
-              <w:rPr>
-                <w:rFonts w:ascii="宋体" w:hAnsi="宋体" w:eastAsia="宋体" w:cs="宋体"/>
-                <w:color w:val="000000"/>
-                <w:kern w:val="0"/>
-                <w:sz w:val="19"/>
-                <w:szCs w:val="19"/>
-                <w:bdr w:val="none" w:color="auto" w:sz="0" w:space="0"/>
+            <w:shd w:val="clear" w:color="auto" w:fill="auto"/>
+            <w:vAlign w:val="center"/>
+          </w:tcPr>
+          <w:p>
+            <w:pPr>
+              <w:keepNext w:val="0"/>
+              <w:keepLines w:val="0"/>
+              <w:widowControl/>
+              <w:suppressLineNumbers w:val="0"/>
+              <w:spacing w:before="0" w:beforeAutospacing="0" w:after="0" w:afterAutospacing="0" w:line="288" w:lineRule="atLeast"/>
+              <w:ind w:left="0" w:right="0"/>
+              <w:jc w:val="left"/>
+              <w:rPr>
+                <w:color w:val="000000"/>
+                <w:sz w:val="19"/>
+                <w:szCs w:val="19"/>
+              </w:rPr>
+            </w:pPr>
+            <w:r>
+              <w:rPr>
+                <w:rFonts w:ascii="宋体" w:hAnsi="宋体" w:eastAsia="宋体" w:cs="宋体"/>
+                <w:color w:val="000000"/>
+                <w:kern w:val="0"/>
+                <w:sz w:val="19"/>
+                <w:szCs w:val="19"/>
                 <w:lang w:val="en-US" w:eastAsia="zh-CN" w:bidi="ar"/>
               </w:rPr>
               <w:t>30%、30%、20%、20%</w:t>
@@ -3968,32 +3905,31 @@
         <w:tc>
           <w:tcPr>
             <w:tcW w:w="0" w:type="auto"/>
-            <w:shd w:val="clear"/>
-            <w:vAlign w:val="center"/>
-          </w:tcPr>
-          <w:p>
-            <w:pPr>
-              <w:keepNext w:val="0"/>
-              <w:keepLines w:val="0"/>
-              <w:widowControl/>
-              <w:suppressLineNumbers w:val="0"/>
-              <w:spacing w:before="0" w:beforeAutospacing="0" w:after="0" w:afterAutospacing="0" w:line="288" w:lineRule="atLeast"/>
-              <w:ind w:left="0" w:right="0"/>
-              <w:jc w:val="left"/>
-              <w:rPr>
-                <w:color w:val="000000"/>
-                <w:sz w:val="19"/>
-                <w:szCs w:val="19"/>
-              </w:rPr>
-            </w:pPr>
-            <w:r>
-              <w:rPr>
-                <w:rFonts w:ascii="宋体" w:hAnsi="宋体" w:eastAsia="宋体" w:cs="宋体"/>
-                <w:color w:val="000000"/>
-                <w:kern w:val="0"/>
-                <w:sz w:val="19"/>
-                <w:szCs w:val="19"/>
-                <w:bdr w:val="none" w:color="auto" w:sz="0" w:space="0"/>
+            <w:shd w:val="clear" w:color="auto" w:fill="auto"/>
+            <w:vAlign w:val="center"/>
+          </w:tcPr>
+          <w:p>
+            <w:pPr>
+              <w:keepNext w:val="0"/>
+              <w:keepLines w:val="0"/>
+              <w:widowControl/>
+              <w:suppressLineNumbers w:val="0"/>
+              <w:spacing w:before="0" w:beforeAutospacing="0" w:after="0" w:afterAutospacing="0" w:line="288" w:lineRule="atLeast"/>
+              <w:ind w:left="0" w:right="0"/>
+              <w:jc w:val="left"/>
+              <w:rPr>
+                <w:color w:val="000000"/>
+                <w:sz w:val="19"/>
+                <w:szCs w:val="19"/>
+              </w:rPr>
+            </w:pPr>
+            <w:r>
+              <w:rPr>
+                <w:rFonts w:ascii="宋体" w:hAnsi="宋体" w:eastAsia="宋体" w:cs="宋体"/>
+                <w:color w:val="000000"/>
+                <w:kern w:val="0"/>
+                <w:sz w:val="19"/>
+                <w:szCs w:val="19"/>
                 <w:lang w:val="en-US" w:eastAsia="zh-CN" w:bidi="ar"/>
               </w:rPr>
               <w:t>服务台系统统计 + 客户回访</w:t>
@@ -4003,32 +3939,31 @@
         <w:tc>
           <w:tcPr>
             <w:tcW w:w="0" w:type="auto"/>
-            <w:shd w:val="clear"/>
-            <w:vAlign w:val="center"/>
-          </w:tcPr>
-          <w:p>
-            <w:pPr>
-              <w:keepNext w:val="0"/>
-              <w:keepLines w:val="0"/>
-              <w:widowControl/>
-              <w:suppressLineNumbers w:val="0"/>
-              <w:spacing w:before="0" w:beforeAutospacing="0" w:after="0" w:afterAutospacing="0" w:line="288" w:lineRule="atLeast"/>
-              <w:ind w:left="0" w:right="0"/>
-              <w:jc w:val="left"/>
-              <w:rPr>
-                <w:color w:val="000000"/>
-                <w:sz w:val="19"/>
-                <w:szCs w:val="19"/>
-              </w:rPr>
-            </w:pPr>
-            <w:r>
-              <w:rPr>
-                <w:rFonts w:ascii="宋体" w:hAnsi="宋体" w:eastAsia="宋体" w:cs="宋体"/>
-                <w:color w:val="000000"/>
-                <w:kern w:val="0"/>
-                <w:sz w:val="19"/>
-                <w:szCs w:val="19"/>
-                <w:bdr w:val="none" w:color="auto" w:sz="0" w:space="0"/>
+            <w:shd w:val="clear" w:color="auto" w:fill="auto"/>
+            <w:vAlign w:val="center"/>
+          </w:tcPr>
+          <w:p>
+            <w:pPr>
+              <w:keepNext w:val="0"/>
+              <w:keepLines w:val="0"/>
+              <w:widowControl/>
+              <w:suppressLineNumbers w:val="0"/>
+              <w:spacing w:before="0" w:beforeAutospacing="0" w:after="0" w:afterAutospacing="0" w:line="288" w:lineRule="atLeast"/>
+              <w:ind w:left="0" w:right="0"/>
+              <w:jc w:val="left"/>
+              <w:rPr>
+                <w:color w:val="000000"/>
+                <w:sz w:val="19"/>
+                <w:szCs w:val="19"/>
+              </w:rPr>
+            </w:pPr>
+            <w:r>
+              <w:rPr>
+                <w:rFonts w:ascii="宋体" w:hAnsi="宋体" w:eastAsia="宋体" w:cs="宋体"/>
+                <w:color w:val="000000"/>
+                <w:kern w:val="0"/>
+                <w:sz w:val="19"/>
+                <w:szCs w:val="19"/>
                 <w:lang w:val="en-US" w:eastAsia="zh-CN" w:bidi="ar"/>
               </w:rPr>
               <w:t>处理及时率≥95%；客户满意度≥92 分；记录完整性≥98%；解答准确率≥90%</w:t>
@@ -4046,7 +3981,6 @@
             <w:insideH w:val="none" w:color="auto" w:sz="0" w:space="0"/>
             <w:insideV w:val="none" w:color="auto" w:sz="0" w:space="0"/>
           </w:tblBorders>
-          <w:shd w:val="clear"/>
           <w:tblCellMar>
             <w:top w:w="0" w:type="dxa"/>
             <w:left w:w="0" w:type="dxa"/>
@@ -4060,32 +3994,31 @@
         <w:tc>
           <w:tcPr>
             <w:tcW w:w="0" w:type="auto"/>
-            <w:shd w:val="clear"/>
-            <w:vAlign w:val="center"/>
-          </w:tcPr>
-          <w:p>
-            <w:pPr>
-              <w:keepNext w:val="0"/>
-              <w:keepLines w:val="0"/>
-              <w:widowControl/>
-              <w:suppressLineNumbers w:val="0"/>
-              <w:spacing w:before="0" w:beforeAutospacing="0" w:after="0" w:afterAutospacing="0" w:line="288" w:lineRule="atLeast"/>
-              <w:ind w:left="0" w:right="0"/>
-              <w:jc w:val="left"/>
-              <w:rPr>
-                <w:color w:val="000000"/>
-                <w:sz w:val="19"/>
-                <w:szCs w:val="19"/>
-              </w:rPr>
-            </w:pPr>
-            <w:r>
-              <w:rPr>
-                <w:rFonts w:ascii="宋体" w:hAnsi="宋体" w:eastAsia="宋体" w:cs="宋体"/>
-                <w:color w:val="000000"/>
-                <w:kern w:val="0"/>
-                <w:sz w:val="19"/>
-                <w:szCs w:val="19"/>
-                <w:bdr w:val="none" w:color="auto" w:sz="0" w:space="0"/>
+            <w:shd w:val="clear" w:color="auto" w:fill="auto"/>
+            <w:vAlign w:val="center"/>
+          </w:tcPr>
+          <w:p>
+            <w:pPr>
+              <w:keepNext w:val="0"/>
+              <w:keepLines w:val="0"/>
+              <w:widowControl/>
+              <w:suppressLineNumbers w:val="0"/>
+              <w:spacing w:before="0" w:beforeAutospacing="0" w:after="0" w:afterAutospacing="0" w:line="288" w:lineRule="atLeast"/>
+              <w:ind w:left="0" w:right="0"/>
+              <w:jc w:val="left"/>
+              <w:rPr>
+                <w:color w:val="000000"/>
+                <w:sz w:val="19"/>
+                <w:szCs w:val="19"/>
+              </w:rPr>
+            </w:pPr>
+            <w:r>
+              <w:rPr>
+                <w:rFonts w:ascii="宋体" w:hAnsi="宋体" w:eastAsia="宋体" w:cs="宋体"/>
+                <w:color w:val="000000"/>
+                <w:kern w:val="0"/>
+                <w:sz w:val="19"/>
+                <w:szCs w:val="19"/>
                 <w:lang w:val="en-US" w:eastAsia="zh-CN" w:bidi="ar"/>
               </w:rPr>
               <w:t>经理级</w:t>
@@ -4095,32 +4028,31 @@
         <w:tc>
           <w:tcPr>
             <w:tcW w:w="0" w:type="auto"/>
-            <w:shd w:val="clear"/>
-            <w:vAlign w:val="center"/>
-          </w:tcPr>
-          <w:p>
-            <w:pPr>
-              <w:keepNext w:val="0"/>
-              <w:keepLines w:val="0"/>
-              <w:widowControl/>
-              <w:suppressLineNumbers w:val="0"/>
-              <w:spacing w:before="0" w:beforeAutospacing="0" w:after="0" w:afterAutospacing="0" w:line="288" w:lineRule="atLeast"/>
-              <w:ind w:left="0" w:right="0"/>
-              <w:jc w:val="left"/>
-              <w:rPr>
-                <w:color w:val="000000"/>
-                <w:sz w:val="19"/>
-                <w:szCs w:val="19"/>
-              </w:rPr>
-            </w:pPr>
-            <w:r>
-              <w:rPr>
-                <w:rFonts w:ascii="宋体" w:hAnsi="宋体" w:eastAsia="宋体" w:cs="宋体"/>
-                <w:color w:val="000000"/>
-                <w:kern w:val="0"/>
-                <w:sz w:val="19"/>
-                <w:szCs w:val="19"/>
-                <w:bdr w:val="none" w:color="auto" w:sz="0" w:space="0"/>
+            <w:shd w:val="clear" w:color="auto" w:fill="auto"/>
+            <w:vAlign w:val="center"/>
+          </w:tcPr>
+          <w:p>
+            <w:pPr>
+              <w:keepNext w:val="0"/>
+              <w:keepLines w:val="0"/>
+              <w:widowControl/>
+              <w:suppressLineNumbers w:val="0"/>
+              <w:spacing w:before="0" w:beforeAutospacing="0" w:after="0" w:afterAutospacing="0" w:line="288" w:lineRule="atLeast"/>
+              <w:ind w:left="0" w:right="0"/>
+              <w:jc w:val="left"/>
+              <w:rPr>
+                <w:color w:val="000000"/>
+                <w:sz w:val="19"/>
+                <w:szCs w:val="19"/>
+              </w:rPr>
+            </w:pPr>
+            <w:r>
+              <w:rPr>
+                <w:rFonts w:ascii="宋体" w:hAnsi="宋体" w:eastAsia="宋体" w:cs="宋体"/>
+                <w:color w:val="000000"/>
+                <w:kern w:val="0"/>
+                <w:sz w:val="19"/>
+                <w:szCs w:val="19"/>
                 <w:lang w:val="en-US" w:eastAsia="zh-CN" w:bidi="ar"/>
               </w:rPr>
               <w:t>运维项目经理</w:t>
@@ -4130,32 +4062,31 @@
         <w:tc>
           <w:tcPr>
             <w:tcW w:w="0" w:type="auto"/>
-            <w:shd w:val="clear"/>
-            <w:vAlign w:val="center"/>
-          </w:tcPr>
-          <w:p>
-            <w:pPr>
-              <w:keepNext w:val="0"/>
-              <w:keepLines w:val="0"/>
-              <w:widowControl/>
-              <w:suppressLineNumbers w:val="0"/>
-              <w:spacing w:before="0" w:beforeAutospacing="0" w:after="0" w:afterAutospacing="0" w:line="288" w:lineRule="atLeast"/>
-              <w:ind w:left="0" w:right="0"/>
-              <w:jc w:val="left"/>
-              <w:rPr>
-                <w:color w:val="000000"/>
-                <w:sz w:val="19"/>
-                <w:szCs w:val="19"/>
-              </w:rPr>
-            </w:pPr>
-            <w:r>
-              <w:rPr>
-                <w:rFonts w:ascii="宋体" w:hAnsi="宋体" w:eastAsia="宋体" w:cs="宋体"/>
-                <w:color w:val="000000"/>
-                <w:kern w:val="0"/>
-                <w:sz w:val="19"/>
-                <w:szCs w:val="19"/>
-                <w:bdr w:val="none" w:color="auto" w:sz="0" w:space="0"/>
+            <w:shd w:val="clear" w:color="auto" w:fill="auto"/>
+            <w:vAlign w:val="center"/>
+          </w:tcPr>
+          <w:p>
+            <w:pPr>
+              <w:keepNext w:val="0"/>
+              <w:keepLines w:val="0"/>
+              <w:widowControl/>
+              <w:suppressLineNumbers w:val="0"/>
+              <w:spacing w:before="0" w:beforeAutospacing="0" w:after="0" w:afterAutospacing="0" w:line="288" w:lineRule="atLeast"/>
+              <w:ind w:left="0" w:right="0"/>
+              <w:jc w:val="left"/>
+              <w:rPr>
+                <w:color w:val="000000"/>
+                <w:sz w:val="19"/>
+                <w:szCs w:val="19"/>
+              </w:rPr>
+            </w:pPr>
+            <w:r>
+              <w:rPr>
+                <w:rFonts w:ascii="宋体" w:hAnsi="宋体" w:eastAsia="宋体" w:cs="宋体"/>
+                <w:color w:val="000000"/>
+                <w:kern w:val="0"/>
+                <w:sz w:val="19"/>
+                <w:szCs w:val="19"/>
                 <w:lang w:val="en-US" w:eastAsia="zh-CN" w:bidi="ar"/>
               </w:rPr>
               <w:t>1. 项目交付准时率；2. 项目验收通过率；3. 客户满意度；4. 资源利用率</w:t>
@@ -4165,32 +4096,31 @@
         <w:tc>
           <w:tcPr>
             <w:tcW w:w="0" w:type="auto"/>
-            <w:shd w:val="clear"/>
-            <w:vAlign w:val="center"/>
-          </w:tcPr>
-          <w:p>
-            <w:pPr>
-              <w:keepNext w:val="0"/>
-              <w:keepLines w:val="0"/>
-              <w:widowControl/>
-              <w:suppressLineNumbers w:val="0"/>
-              <w:spacing w:before="0" w:beforeAutospacing="0" w:after="0" w:afterAutospacing="0" w:line="288" w:lineRule="atLeast"/>
-              <w:ind w:left="0" w:right="0"/>
-              <w:jc w:val="left"/>
-              <w:rPr>
-                <w:color w:val="000000"/>
-                <w:sz w:val="19"/>
-                <w:szCs w:val="19"/>
-              </w:rPr>
-            </w:pPr>
-            <w:r>
-              <w:rPr>
-                <w:rFonts w:ascii="宋体" w:hAnsi="宋体" w:eastAsia="宋体" w:cs="宋体"/>
-                <w:color w:val="000000"/>
-                <w:kern w:val="0"/>
-                <w:sz w:val="19"/>
-                <w:szCs w:val="19"/>
-                <w:bdr w:val="none" w:color="auto" w:sz="0" w:space="0"/>
+            <w:shd w:val="clear" w:color="auto" w:fill="auto"/>
+            <w:vAlign w:val="center"/>
+          </w:tcPr>
+          <w:p>
+            <w:pPr>
+              <w:keepNext w:val="0"/>
+              <w:keepLines w:val="0"/>
+              <w:widowControl/>
+              <w:suppressLineNumbers w:val="0"/>
+              <w:spacing w:before="0" w:beforeAutospacing="0" w:after="0" w:afterAutospacing="0" w:line="288" w:lineRule="atLeast"/>
+              <w:ind w:left="0" w:right="0"/>
+              <w:jc w:val="left"/>
+              <w:rPr>
+                <w:color w:val="000000"/>
+                <w:sz w:val="19"/>
+                <w:szCs w:val="19"/>
+              </w:rPr>
+            </w:pPr>
+            <w:r>
+              <w:rPr>
+                <w:rFonts w:ascii="宋体" w:hAnsi="宋体" w:eastAsia="宋体" w:cs="宋体"/>
+                <w:color w:val="000000"/>
+                <w:kern w:val="0"/>
+                <w:sz w:val="19"/>
+                <w:szCs w:val="19"/>
                 <w:lang w:val="en-US" w:eastAsia="zh-CN" w:bidi="ar"/>
               </w:rPr>
               <w:t>30%、25%、25%、20%</w:t>
@@ -4200,32 +4130,31 @@
         <w:tc>
           <w:tcPr>
             <w:tcW w:w="0" w:type="auto"/>
-            <w:shd w:val="clear"/>
-            <w:vAlign w:val="center"/>
-          </w:tcPr>
-          <w:p>
-            <w:pPr>
-              <w:keepNext w:val="0"/>
-              <w:keepLines w:val="0"/>
-              <w:widowControl/>
-              <w:suppressLineNumbers w:val="0"/>
-              <w:spacing w:before="0" w:beforeAutospacing="0" w:after="0" w:afterAutospacing="0" w:line="288" w:lineRule="atLeast"/>
-              <w:ind w:left="0" w:right="0"/>
-              <w:jc w:val="left"/>
-              <w:rPr>
-                <w:color w:val="000000"/>
-                <w:sz w:val="19"/>
-                <w:szCs w:val="19"/>
-              </w:rPr>
-            </w:pPr>
-            <w:r>
-              <w:rPr>
-                <w:rFonts w:ascii="宋体" w:hAnsi="宋体" w:eastAsia="宋体" w:cs="宋体"/>
-                <w:color w:val="000000"/>
-                <w:kern w:val="0"/>
-                <w:sz w:val="19"/>
-                <w:szCs w:val="19"/>
-                <w:bdr w:val="none" w:color="auto" w:sz="0" w:space="0"/>
+            <w:shd w:val="clear" w:color="auto" w:fill="auto"/>
+            <w:vAlign w:val="center"/>
+          </w:tcPr>
+          <w:p>
+            <w:pPr>
+              <w:keepNext w:val="0"/>
+              <w:keepLines w:val="0"/>
+              <w:widowControl/>
+              <w:suppressLineNumbers w:val="0"/>
+              <w:spacing w:before="0" w:beforeAutospacing="0" w:after="0" w:afterAutospacing="0" w:line="288" w:lineRule="atLeast"/>
+              <w:ind w:left="0" w:right="0"/>
+              <w:jc w:val="left"/>
+              <w:rPr>
+                <w:color w:val="000000"/>
+                <w:sz w:val="19"/>
+                <w:szCs w:val="19"/>
+              </w:rPr>
+            </w:pPr>
+            <w:r>
+              <w:rPr>
+                <w:rFonts w:ascii="宋体" w:hAnsi="宋体" w:eastAsia="宋体" w:cs="宋体"/>
+                <w:color w:val="000000"/>
+                <w:kern w:val="0"/>
+                <w:sz w:val="19"/>
+                <w:szCs w:val="19"/>
                 <w:lang w:val="en-US" w:eastAsia="zh-CN" w:bidi="ar"/>
               </w:rPr>
               <w:t>项目文档 + 客户反馈 + 管理层评价</w:t>
@@ -4235,32 +4164,31 @@
         <w:tc>
           <w:tcPr>
             <w:tcW w:w="0" w:type="auto"/>
-            <w:shd w:val="clear"/>
-            <w:vAlign w:val="center"/>
-          </w:tcPr>
-          <w:p>
-            <w:pPr>
-              <w:keepNext w:val="0"/>
-              <w:keepLines w:val="0"/>
-              <w:widowControl/>
-              <w:suppressLineNumbers w:val="0"/>
-              <w:spacing w:before="0" w:beforeAutospacing="0" w:after="0" w:afterAutospacing="0" w:line="288" w:lineRule="atLeast"/>
-              <w:ind w:left="0" w:right="0"/>
-              <w:jc w:val="left"/>
-              <w:rPr>
-                <w:color w:val="000000"/>
-                <w:sz w:val="19"/>
-                <w:szCs w:val="19"/>
-              </w:rPr>
-            </w:pPr>
-            <w:r>
-              <w:rPr>
-                <w:rFonts w:ascii="宋体" w:hAnsi="宋体" w:eastAsia="宋体" w:cs="宋体"/>
-                <w:color w:val="000000"/>
-                <w:kern w:val="0"/>
-                <w:sz w:val="19"/>
-                <w:szCs w:val="19"/>
-                <w:bdr w:val="none" w:color="auto" w:sz="0" w:space="0"/>
+            <w:shd w:val="clear" w:color="auto" w:fill="auto"/>
+            <w:vAlign w:val="center"/>
+          </w:tcPr>
+          <w:p>
+            <w:pPr>
+              <w:keepNext w:val="0"/>
+              <w:keepLines w:val="0"/>
+              <w:widowControl/>
+              <w:suppressLineNumbers w:val="0"/>
+              <w:spacing w:before="0" w:beforeAutospacing="0" w:after="0" w:afterAutospacing="0" w:line="288" w:lineRule="atLeast"/>
+              <w:ind w:left="0" w:right="0"/>
+              <w:jc w:val="left"/>
+              <w:rPr>
+                <w:color w:val="000000"/>
+                <w:sz w:val="19"/>
+                <w:szCs w:val="19"/>
+              </w:rPr>
+            </w:pPr>
+            <w:r>
+              <w:rPr>
+                <w:rFonts w:ascii="宋体" w:hAnsi="宋体" w:eastAsia="宋体" w:cs="宋体"/>
+                <w:color w:val="000000"/>
+                <w:kern w:val="0"/>
+                <w:sz w:val="19"/>
+                <w:szCs w:val="19"/>
                 <w:lang w:val="en-US" w:eastAsia="zh-CN" w:bidi="ar"/>
               </w:rPr>
               <w:t>交付准时率≥95%；验收通过率 100%；客户满意度≥95 分；资源利用率≥85%</w:t>
@@ -4278,7 +4206,7 @@
             <w:insideH w:val="none" w:color="auto" w:sz="0" w:space="0"/>
             <w:insideV w:val="none" w:color="auto" w:sz="0" w:space="0"/>
           </w:tblBorders>
-          <w:shd w:val="clear"/>
+          <w:shd w:val="clear" w:color="auto" w:fill="auto"/>
           <w:tblCellMar>
             <w:top w:w="0" w:type="dxa"/>
             <w:left w:w="0" w:type="dxa"/>
@@ -4292,32 +4220,31 @@
         <w:tc>
           <w:tcPr>
             <w:tcW w:w="0" w:type="auto"/>
-            <w:shd w:val="clear"/>
-            <w:vAlign w:val="center"/>
-          </w:tcPr>
-          <w:p>
-            <w:pPr>
-              <w:keepNext w:val="0"/>
-              <w:keepLines w:val="0"/>
-              <w:widowControl/>
-              <w:suppressLineNumbers w:val="0"/>
-              <w:spacing w:before="0" w:beforeAutospacing="0" w:after="0" w:afterAutospacing="0" w:line="288" w:lineRule="atLeast"/>
-              <w:ind w:left="0" w:right="0"/>
-              <w:jc w:val="left"/>
-              <w:rPr>
-                <w:color w:val="000000"/>
-                <w:sz w:val="19"/>
-                <w:szCs w:val="19"/>
-              </w:rPr>
-            </w:pPr>
-            <w:r>
-              <w:rPr>
-                <w:rFonts w:ascii="宋体" w:hAnsi="宋体" w:eastAsia="宋体" w:cs="宋体"/>
-                <w:color w:val="000000"/>
-                <w:kern w:val="0"/>
-                <w:sz w:val="19"/>
-                <w:szCs w:val="19"/>
-                <w:bdr w:val="none" w:color="auto" w:sz="0" w:space="0"/>
+            <w:shd w:val="clear" w:color="auto" w:fill="auto"/>
+            <w:vAlign w:val="center"/>
+          </w:tcPr>
+          <w:p>
+            <w:pPr>
+              <w:keepNext w:val="0"/>
+              <w:keepLines w:val="0"/>
+              <w:widowControl/>
+              <w:suppressLineNumbers w:val="0"/>
+              <w:spacing w:before="0" w:beforeAutospacing="0" w:after="0" w:afterAutospacing="0" w:line="288" w:lineRule="atLeast"/>
+              <w:ind w:left="0" w:right="0"/>
+              <w:jc w:val="left"/>
+              <w:rPr>
+                <w:color w:val="000000"/>
+                <w:sz w:val="19"/>
+                <w:szCs w:val="19"/>
+              </w:rPr>
+            </w:pPr>
+            <w:r>
+              <w:rPr>
+                <w:rFonts w:ascii="宋体" w:hAnsi="宋体" w:eastAsia="宋体" w:cs="宋体"/>
+                <w:color w:val="000000"/>
+                <w:kern w:val="0"/>
+                <w:sz w:val="19"/>
+                <w:szCs w:val="19"/>
                 <w:lang w:val="en-US" w:eastAsia="zh-CN" w:bidi="ar"/>
               </w:rPr>
               <w:t>经理级</w:t>
@@ -4327,32 +4254,31 @@
         <w:tc>
           <w:tcPr>
             <w:tcW w:w="0" w:type="auto"/>
-            <w:shd w:val="clear"/>
-            <w:vAlign w:val="center"/>
-          </w:tcPr>
-          <w:p>
-            <w:pPr>
-              <w:keepNext w:val="0"/>
-              <w:keepLines w:val="0"/>
-              <w:widowControl/>
-              <w:suppressLineNumbers w:val="0"/>
-              <w:spacing w:before="0" w:beforeAutospacing="0" w:after="0" w:afterAutospacing="0" w:line="288" w:lineRule="atLeast"/>
-              <w:ind w:left="0" w:right="0"/>
-              <w:jc w:val="left"/>
-              <w:rPr>
-                <w:color w:val="000000"/>
-                <w:sz w:val="19"/>
-                <w:szCs w:val="19"/>
-              </w:rPr>
-            </w:pPr>
-            <w:r>
-              <w:rPr>
-                <w:rFonts w:ascii="宋体" w:hAnsi="宋体" w:eastAsia="宋体" w:cs="宋体"/>
-                <w:color w:val="000000"/>
-                <w:kern w:val="0"/>
-                <w:sz w:val="19"/>
-                <w:szCs w:val="19"/>
-                <w:bdr w:val="none" w:color="auto" w:sz="0" w:space="0"/>
+            <w:shd w:val="clear" w:color="auto" w:fill="auto"/>
+            <w:vAlign w:val="center"/>
+          </w:tcPr>
+          <w:p>
+            <w:pPr>
+              <w:keepNext w:val="0"/>
+              <w:keepLines w:val="0"/>
+              <w:widowControl/>
+              <w:suppressLineNumbers w:val="0"/>
+              <w:spacing w:before="0" w:beforeAutospacing="0" w:after="0" w:afterAutospacing="0" w:line="288" w:lineRule="atLeast"/>
+              <w:ind w:left="0" w:right="0"/>
+              <w:jc w:val="left"/>
+              <w:rPr>
+                <w:color w:val="000000"/>
+                <w:sz w:val="19"/>
+                <w:szCs w:val="19"/>
+              </w:rPr>
+            </w:pPr>
+            <w:r>
+              <w:rPr>
+                <w:rFonts w:ascii="宋体" w:hAnsi="宋体" w:eastAsia="宋体" w:cs="宋体"/>
+                <w:color w:val="000000"/>
+                <w:kern w:val="0"/>
+                <w:sz w:val="19"/>
+                <w:szCs w:val="19"/>
                 <w:lang w:val="en-US" w:eastAsia="zh-CN" w:bidi="ar"/>
               </w:rPr>
               <w:t>运维部经理</w:t>
@@ -4362,32 +4288,31 @@
         <w:tc>
           <w:tcPr>
             <w:tcW w:w="0" w:type="auto"/>
-            <w:shd w:val="clear"/>
-            <w:vAlign w:val="center"/>
-          </w:tcPr>
-          <w:p>
-            <w:pPr>
-              <w:keepNext w:val="0"/>
-              <w:keepLines w:val="0"/>
-              <w:widowControl/>
-              <w:suppressLineNumbers w:val="0"/>
-              <w:spacing w:before="0" w:beforeAutospacing="0" w:after="0" w:afterAutospacing="0" w:line="288" w:lineRule="atLeast"/>
-              <w:ind w:left="0" w:right="0"/>
-              <w:jc w:val="left"/>
-              <w:rPr>
-                <w:color w:val="000000"/>
-                <w:sz w:val="19"/>
-                <w:szCs w:val="19"/>
-              </w:rPr>
-            </w:pPr>
-            <w:r>
-              <w:rPr>
-                <w:rFonts w:ascii="宋体" w:hAnsi="宋体" w:eastAsia="宋体" w:cs="宋体"/>
-                <w:color w:val="000000"/>
-                <w:kern w:val="0"/>
-                <w:sz w:val="19"/>
-                <w:szCs w:val="19"/>
-                <w:bdr w:val="none" w:color="auto" w:sz="0" w:space="0"/>
+            <w:shd w:val="clear" w:color="auto" w:fill="auto"/>
+            <w:vAlign w:val="center"/>
+          </w:tcPr>
+          <w:p>
+            <w:pPr>
+              <w:keepNext w:val="0"/>
+              <w:keepLines w:val="0"/>
+              <w:widowControl/>
+              <w:suppressLineNumbers w:val="0"/>
+              <w:spacing w:before="0" w:beforeAutospacing="0" w:after="0" w:afterAutospacing="0" w:line="288" w:lineRule="atLeast"/>
+              <w:ind w:left="0" w:right="0"/>
+              <w:jc w:val="left"/>
+              <w:rPr>
+                <w:color w:val="000000"/>
+                <w:sz w:val="19"/>
+                <w:szCs w:val="19"/>
+              </w:rPr>
+            </w:pPr>
+            <w:r>
+              <w:rPr>
+                <w:rFonts w:ascii="宋体" w:hAnsi="宋体" w:eastAsia="宋体" w:cs="宋体"/>
+                <w:color w:val="000000"/>
+                <w:kern w:val="0"/>
+                <w:sz w:val="19"/>
+                <w:szCs w:val="19"/>
                 <w:lang w:val="en-US" w:eastAsia="zh-CN" w:bidi="ar"/>
               </w:rPr>
               <w:t>1. 部门服务质量达标率；2. 团队考核合格率；3. 重大故障处理及时率；4. 服务改进完成率</w:t>
@@ -4397,32 +4322,31 @@
         <w:tc>
           <w:tcPr>
             <w:tcW w:w="0" w:type="auto"/>
-            <w:shd w:val="clear"/>
-            <w:vAlign w:val="center"/>
-          </w:tcPr>
-          <w:p>
-            <w:pPr>
-              <w:keepNext w:val="0"/>
-              <w:keepLines w:val="0"/>
-              <w:widowControl/>
-              <w:suppressLineNumbers w:val="0"/>
-              <w:spacing w:before="0" w:beforeAutospacing="0" w:after="0" w:afterAutospacing="0" w:line="288" w:lineRule="atLeast"/>
-              <w:ind w:left="0" w:right="0"/>
-              <w:jc w:val="left"/>
-              <w:rPr>
-                <w:color w:val="000000"/>
-                <w:sz w:val="19"/>
-                <w:szCs w:val="19"/>
-              </w:rPr>
-            </w:pPr>
-            <w:r>
-              <w:rPr>
-                <w:rFonts w:ascii="宋体" w:hAnsi="宋体" w:eastAsia="宋体" w:cs="宋体"/>
-                <w:color w:val="000000"/>
-                <w:kern w:val="0"/>
-                <w:sz w:val="19"/>
-                <w:szCs w:val="19"/>
-                <w:bdr w:val="none" w:color="auto" w:sz="0" w:space="0"/>
+            <w:shd w:val="clear" w:color="auto" w:fill="auto"/>
+            <w:vAlign w:val="center"/>
+          </w:tcPr>
+          <w:p>
+            <w:pPr>
+              <w:keepNext w:val="0"/>
+              <w:keepLines w:val="0"/>
+              <w:widowControl/>
+              <w:suppressLineNumbers w:val="0"/>
+              <w:spacing w:before="0" w:beforeAutospacing="0" w:after="0" w:afterAutospacing="0" w:line="288" w:lineRule="atLeast"/>
+              <w:ind w:left="0" w:right="0"/>
+              <w:jc w:val="left"/>
+              <w:rPr>
+                <w:color w:val="000000"/>
+                <w:sz w:val="19"/>
+                <w:szCs w:val="19"/>
+              </w:rPr>
+            </w:pPr>
+            <w:r>
+              <w:rPr>
+                <w:rFonts w:ascii="宋体" w:hAnsi="宋体" w:eastAsia="宋体" w:cs="宋体"/>
+                <w:color w:val="000000"/>
+                <w:kern w:val="0"/>
+                <w:sz w:val="19"/>
+                <w:szCs w:val="19"/>
                 <w:lang w:val="en-US" w:eastAsia="zh-CN" w:bidi="ar"/>
               </w:rPr>
               <w:t>30%、25%、25%、20%</w:t>
@@ -4432,32 +4356,31 @@
         <w:tc>
           <w:tcPr>
             <w:tcW w:w="0" w:type="auto"/>
-            <w:shd w:val="clear"/>
-            <w:vAlign w:val="center"/>
-          </w:tcPr>
-          <w:p>
-            <w:pPr>
-              <w:keepNext w:val="0"/>
-              <w:keepLines w:val="0"/>
-              <w:widowControl/>
-              <w:suppressLineNumbers w:val="0"/>
-              <w:spacing w:before="0" w:beforeAutospacing="0" w:after="0" w:afterAutospacing="0" w:line="288" w:lineRule="atLeast"/>
-              <w:ind w:left="0" w:right="0"/>
-              <w:jc w:val="left"/>
-              <w:rPr>
-                <w:color w:val="000000"/>
-                <w:sz w:val="19"/>
-                <w:szCs w:val="19"/>
-              </w:rPr>
-            </w:pPr>
-            <w:r>
-              <w:rPr>
-                <w:rFonts w:ascii="宋体" w:hAnsi="宋体" w:eastAsia="宋体" w:cs="宋体"/>
-                <w:color w:val="000000"/>
-                <w:kern w:val="0"/>
-                <w:sz w:val="19"/>
-                <w:szCs w:val="19"/>
-                <w:bdr w:val="none" w:color="auto" w:sz="0" w:space="0"/>
+            <w:shd w:val="clear" w:color="auto" w:fill="auto"/>
+            <w:vAlign w:val="center"/>
+          </w:tcPr>
+          <w:p>
+            <w:pPr>
+              <w:keepNext w:val="0"/>
+              <w:keepLines w:val="0"/>
+              <w:widowControl/>
+              <w:suppressLineNumbers w:val="0"/>
+              <w:spacing w:before="0" w:beforeAutospacing="0" w:after="0" w:afterAutospacing="0" w:line="288" w:lineRule="atLeast"/>
+              <w:ind w:left="0" w:right="0"/>
+              <w:jc w:val="left"/>
+              <w:rPr>
+                <w:color w:val="000000"/>
+                <w:sz w:val="19"/>
+                <w:szCs w:val="19"/>
+              </w:rPr>
+            </w:pPr>
+            <w:r>
+              <w:rPr>
+                <w:rFonts w:ascii="宋体" w:hAnsi="宋体" w:eastAsia="宋体" w:cs="宋体"/>
+                <w:color w:val="000000"/>
+                <w:kern w:val="0"/>
+                <w:sz w:val="19"/>
+                <w:szCs w:val="19"/>
                 <w:lang w:val="en-US" w:eastAsia="zh-CN" w:bidi="ar"/>
               </w:rPr>
               <w:t>部门统计数据 + 管理层评价</w:t>
@@ -4467,32 +4390,31 @@
         <w:tc>
           <w:tcPr>
             <w:tcW w:w="0" w:type="auto"/>
-            <w:shd w:val="clear"/>
-            <w:vAlign w:val="center"/>
-          </w:tcPr>
-          <w:p>
-            <w:pPr>
-              <w:keepNext w:val="0"/>
-              <w:keepLines w:val="0"/>
-              <w:widowControl/>
-              <w:suppressLineNumbers w:val="0"/>
-              <w:spacing w:before="0" w:beforeAutospacing="0" w:after="0" w:afterAutospacing="0" w:line="288" w:lineRule="atLeast"/>
-              <w:ind w:left="0" w:right="0"/>
-              <w:jc w:val="left"/>
-              <w:rPr>
-                <w:color w:val="000000"/>
-                <w:sz w:val="19"/>
-                <w:szCs w:val="19"/>
-              </w:rPr>
-            </w:pPr>
-            <w:r>
-              <w:rPr>
-                <w:rFonts w:ascii="宋体" w:hAnsi="宋体" w:eastAsia="宋体" w:cs="宋体"/>
-                <w:color w:val="000000"/>
-                <w:kern w:val="0"/>
-                <w:sz w:val="19"/>
-                <w:szCs w:val="19"/>
-                <w:bdr w:val="none" w:color="auto" w:sz="0" w:space="0"/>
+            <w:shd w:val="clear" w:color="auto" w:fill="auto"/>
+            <w:vAlign w:val="center"/>
+          </w:tcPr>
+          <w:p>
+            <w:pPr>
+              <w:keepNext w:val="0"/>
+              <w:keepLines w:val="0"/>
+              <w:widowControl/>
+              <w:suppressLineNumbers w:val="0"/>
+              <w:spacing w:before="0" w:beforeAutospacing="0" w:after="0" w:afterAutospacing="0" w:line="288" w:lineRule="atLeast"/>
+              <w:ind w:left="0" w:right="0"/>
+              <w:jc w:val="left"/>
+              <w:rPr>
+                <w:color w:val="000000"/>
+                <w:sz w:val="19"/>
+                <w:szCs w:val="19"/>
+              </w:rPr>
+            </w:pPr>
+            <w:r>
+              <w:rPr>
+                <w:rFonts w:ascii="宋体" w:hAnsi="宋体" w:eastAsia="宋体" w:cs="宋体"/>
+                <w:color w:val="000000"/>
+                <w:kern w:val="0"/>
+                <w:sz w:val="19"/>
+                <w:szCs w:val="19"/>
                 <w:lang w:val="en-US" w:eastAsia="zh-CN" w:bidi="ar"/>
               </w:rPr>
               <w:t>服务质量达标率≥98%；团队合格率≥95%；故障处理及时率 100%；改进完成率≥90%</w:t>
@@ -4527,7 +4449,6 @@
           <w:color w:val="000000"/>
           <w:sz w:val="19"/>
           <w:szCs w:val="19"/>
-          <w:bdr w:val="none" w:color="auto" w:sz="0" w:space="0"/>
         </w:rPr>
         <w:t>其他修订：</w:t>
       </w:r>
@@ -4561,7 +4482,6 @@
           <w:color w:val="000000"/>
           <w:sz w:val="19"/>
           <w:szCs w:val="19"/>
-          <w:bdr w:val="none" w:color="auto" w:sz="0" w:space="0"/>
         </w:rPr>
         <w:t>原 “新入职人员当月出勤不满十五天者不参加月度考评” 补充：“出勤天数不含法定节假日，按实际工作日统计”；</w:t>
       </w:r>
@@ -4595,7 +4515,6 @@
           <w:color w:val="000000"/>
           <w:sz w:val="19"/>
           <w:szCs w:val="19"/>
-          <w:bdr w:val="none" w:color="auto" w:sz="0" w:space="0"/>
         </w:rPr>
         <w:t>原 “部门年度考评成绩即为部门负责人的年终考核成绩” 补充：“部门年度考评由人力资源部组织，结合部门 KPI 完成情况、客户反馈、内审结果综合评定”。</w:t>
       </w:r>
@@ -4626,7 +4545,6 @@
           <w:color w:val="000000"/>
           <w:sz w:val="19"/>
           <w:szCs w:val="19"/>
-          <w:bdr w:val="none" w:color="auto" w:sz="0" w:space="0"/>
         </w:rPr>
         <w:t>三、补充《培训效果跟踪表》（纳入《培训管理制度》）</w:t>
       </w:r>
@@ -4659,7 +4577,6 @@
           <w:kern w:val="0"/>
           <w:sz w:val="19"/>
           <w:szCs w:val="19"/>
-          <w:bdr w:val="none" w:color="auto" w:sz="0" w:space="0"/>
           <w:lang w:val="en-US" w:eastAsia="zh-CN" w:bidi="ar"/>
         </w:rPr>
         <w:t>表格</w:t>
@@ -4667,6 +4584,7 @@
     </w:p>
     <w:tbl>
       <w:tblPr>
+        <w:tblStyle w:val="6"/>
         <w:tblW w:w="0" w:type="auto"/>
         <w:tblCellSpacing w:w="15" w:type="dxa"/>
         <w:tblInd w:w="0" w:type="dxa"/>
@@ -4678,7 +4596,7 @@
           <w:insideH w:val="none" w:color="auto" w:sz="0" w:space="0"/>
           <w:insideV w:val="none" w:color="auto" w:sz="0" w:space="0"/>
         </w:tblBorders>
-        <w:shd w:val="clear"/>
+        <w:shd w:val="clear" w:color="auto" w:fill="auto"/>
         <w:tblLayout w:type="autofit"/>
         <w:tblCellMar>
           <w:top w:w="0" w:type="dxa"/>
@@ -4708,7 +4626,7 @@
             <w:insideH w:val="none" w:color="auto" w:sz="0" w:space="0"/>
             <w:insideV w:val="none" w:color="auto" w:sz="0" w:space="0"/>
           </w:tblBorders>
-          <w:shd w:val="clear"/>
+          <w:shd w:val="clear" w:color="auto" w:fill="auto"/>
           <w:tblCellMar>
             <w:top w:w="0" w:type="dxa"/>
             <w:left w:w="0" w:type="dxa"/>
@@ -4723,7 +4641,7 @@
         <w:tc>
           <w:tcPr>
             <w:tcW w:w="0" w:type="auto"/>
-            <w:shd w:val="clear"/>
+            <w:shd w:val="clear" w:color="auto" w:fill="auto"/>
             <w:vAlign w:val="center"/>
           </w:tcPr>
           <w:p>
@@ -4752,7 +4670,6 @@
                 <w:kern w:val="0"/>
                 <w:sz w:val="19"/>
                 <w:szCs w:val="19"/>
-                <w:bdr w:val="none" w:color="auto" w:sz="0" w:space="0"/>
                 <w:lang w:val="en-US" w:eastAsia="zh-CN" w:bidi="ar"/>
               </w:rPr>
               <w:t>培训课程名称</w:t>
@@ -4762,7 +4679,7 @@
         <w:tc>
           <w:tcPr>
             <w:tcW w:w="0" w:type="auto"/>
-            <w:shd w:val="clear"/>
+            <w:shd w:val="clear" w:color="auto" w:fill="auto"/>
             <w:vAlign w:val="center"/>
           </w:tcPr>
           <w:p>
@@ -4791,7 +4708,6 @@
                 <w:kern w:val="0"/>
                 <w:sz w:val="19"/>
                 <w:szCs w:val="19"/>
-                <w:bdr w:val="none" w:color="auto" w:sz="0" w:space="0"/>
                 <w:lang w:val="en-US" w:eastAsia="zh-CN" w:bidi="ar"/>
               </w:rPr>
               <w:t>培训时间</w:t>
@@ -4801,7 +4717,7 @@
         <w:tc>
           <w:tcPr>
             <w:tcW w:w="0" w:type="auto"/>
-            <w:shd w:val="clear"/>
+            <w:shd w:val="clear" w:color="auto" w:fill="auto"/>
             <w:vAlign w:val="center"/>
           </w:tcPr>
           <w:p>
@@ -4830,7 +4746,6 @@
                 <w:kern w:val="0"/>
                 <w:sz w:val="19"/>
                 <w:szCs w:val="19"/>
-                <w:bdr w:val="none" w:color="auto" w:sz="0" w:space="0"/>
                 <w:lang w:val="en-US" w:eastAsia="zh-CN" w:bidi="ar"/>
               </w:rPr>
               <w:t>参训人员</w:t>
@@ -4840,7 +4755,7 @@
         <w:tc>
           <w:tcPr>
             <w:tcW w:w="0" w:type="auto"/>
-            <w:shd w:val="clear"/>
+            <w:shd w:val="clear" w:color="auto" w:fill="auto"/>
             <w:vAlign w:val="center"/>
           </w:tcPr>
           <w:p>
@@ -4869,7 +4784,6 @@
                 <w:kern w:val="0"/>
                 <w:sz w:val="19"/>
                 <w:szCs w:val="19"/>
-                <w:bdr w:val="none" w:color="auto" w:sz="0" w:space="0"/>
                 <w:lang w:val="en-US" w:eastAsia="zh-CN" w:bidi="ar"/>
               </w:rPr>
               <w:t>即时考核结果（合格 / 不合格）</w:t>
@@ -4879,7 +4793,7 @@
         <w:tc>
           <w:tcPr>
             <w:tcW w:w="0" w:type="auto"/>
-            <w:shd w:val="clear"/>
+            <w:shd w:val="clear" w:color="auto" w:fill="auto"/>
             <w:vAlign w:val="center"/>
           </w:tcPr>
           <w:p>
@@ -4908,7 +4822,6 @@
                 <w:kern w:val="0"/>
                 <w:sz w:val="19"/>
                 <w:szCs w:val="19"/>
-                <w:bdr w:val="none" w:color="auto" w:sz="0" w:space="0"/>
                 <w:lang w:val="en-US" w:eastAsia="zh-CN" w:bidi="ar"/>
               </w:rPr>
               <w:t>培训后 1 个月跟踪（技能应用情况）</w:t>
@@ -4918,7 +4831,7 @@
         <w:tc>
           <w:tcPr>
             <w:tcW w:w="0" w:type="auto"/>
-            <w:shd w:val="clear"/>
+            <w:shd w:val="clear" w:color="auto" w:fill="auto"/>
             <w:vAlign w:val="center"/>
           </w:tcPr>
           <w:p>
@@ -4947,7 +4860,6 @@
                 <w:kern w:val="0"/>
                 <w:sz w:val="19"/>
                 <w:szCs w:val="19"/>
-                <w:bdr w:val="none" w:color="auto" w:sz="0" w:space="0"/>
                 <w:lang w:val="en-US" w:eastAsia="zh-CN" w:bidi="ar"/>
               </w:rPr>
               <w:t>培训后 3 个月跟踪（效果固化情况）</w:t>
@@ -4957,7 +4869,7 @@
         <w:tc>
           <w:tcPr>
             <w:tcW w:w="0" w:type="auto"/>
-            <w:shd w:val="clear"/>
+            <w:shd w:val="clear" w:color="auto" w:fill="auto"/>
             <w:vAlign w:val="center"/>
           </w:tcPr>
           <w:p>
@@ -4986,7 +4898,6 @@
                 <w:kern w:val="0"/>
                 <w:sz w:val="19"/>
                 <w:szCs w:val="19"/>
-                <w:bdr w:val="none" w:color="auto" w:sz="0" w:space="0"/>
                 <w:lang w:val="en-US" w:eastAsia="zh-CN" w:bidi="ar"/>
               </w:rPr>
               <w:t>改进建议</w:t>
@@ -4996,7 +4907,7 @@
         <w:tc>
           <w:tcPr>
             <w:tcW w:w="0" w:type="auto"/>
-            <w:shd w:val="clear"/>
+            <w:shd w:val="clear" w:color="auto" w:fill="auto"/>
             <w:vAlign w:val="center"/>
           </w:tcPr>
           <w:p>
@@ -5025,7 +4936,6 @@
                 <w:kern w:val="0"/>
                 <w:sz w:val="19"/>
                 <w:szCs w:val="19"/>
-                <w:bdr w:val="none" w:color="auto" w:sz="0" w:space="0"/>
                 <w:lang w:val="en-US" w:eastAsia="zh-CN" w:bidi="ar"/>
               </w:rPr>
               <w:t>跟踪人</w:t>
@@ -5035,7 +4945,7 @@
         <w:tc>
           <w:tcPr>
             <w:tcW w:w="0" w:type="auto"/>
-            <w:shd w:val="clear"/>
+            <w:shd w:val="clear" w:color="auto" w:fill="auto"/>
             <w:vAlign w:val="center"/>
           </w:tcPr>
           <w:p>
@@ -5064,7 +4974,6 @@
                 <w:kern w:val="0"/>
                 <w:sz w:val="19"/>
                 <w:szCs w:val="19"/>
-                <w:bdr w:val="none" w:color="auto" w:sz="0" w:space="0"/>
                 <w:lang w:val="en-US" w:eastAsia="zh-CN" w:bidi="ar"/>
               </w:rPr>
               <w:t>备注</w:t>
@@ -5082,7 +4991,7 @@
             <w:insideH w:val="none" w:color="auto" w:sz="0" w:space="0"/>
             <w:insideV w:val="none" w:color="auto" w:sz="0" w:space="0"/>
           </w:tblBorders>
-          <w:shd w:val="clear"/>
+          <w:shd w:val="clear" w:color="auto" w:fill="auto"/>
           <w:tblCellMar>
             <w:top w:w="0" w:type="dxa"/>
             <w:left w:w="0" w:type="dxa"/>
@@ -5096,32 +5005,31 @@
         <w:tc>
           <w:tcPr>
             <w:tcW w:w="0" w:type="auto"/>
-            <w:shd w:val="clear"/>
-            <w:vAlign w:val="center"/>
-          </w:tcPr>
-          <w:p>
-            <w:pPr>
-              <w:keepNext w:val="0"/>
-              <w:keepLines w:val="0"/>
-              <w:widowControl/>
-              <w:suppressLineNumbers w:val="0"/>
-              <w:spacing w:before="0" w:beforeAutospacing="0" w:after="0" w:afterAutospacing="0" w:line="288" w:lineRule="atLeast"/>
-              <w:ind w:left="0" w:right="0"/>
-              <w:jc w:val="left"/>
-              <w:rPr>
-                <w:color w:val="000000"/>
-                <w:sz w:val="19"/>
-                <w:szCs w:val="19"/>
-              </w:rPr>
-            </w:pPr>
-            <w:r>
-              <w:rPr>
-                <w:rFonts w:ascii="宋体" w:hAnsi="宋体" w:eastAsia="宋体" w:cs="宋体"/>
-                <w:color w:val="000000"/>
-                <w:kern w:val="0"/>
-                <w:sz w:val="19"/>
-                <w:szCs w:val="19"/>
-                <w:bdr w:val="none" w:color="auto" w:sz="0" w:space="0"/>
+            <w:shd w:val="clear" w:color="auto" w:fill="auto"/>
+            <w:vAlign w:val="center"/>
+          </w:tcPr>
+          <w:p>
+            <w:pPr>
+              <w:keepNext w:val="0"/>
+              <w:keepLines w:val="0"/>
+              <w:widowControl/>
+              <w:suppressLineNumbers w:val="0"/>
+              <w:spacing w:before="0" w:beforeAutospacing="0" w:after="0" w:afterAutospacing="0" w:line="288" w:lineRule="atLeast"/>
+              <w:ind w:left="0" w:right="0"/>
+              <w:jc w:val="left"/>
+              <w:rPr>
+                <w:color w:val="000000"/>
+                <w:sz w:val="19"/>
+                <w:szCs w:val="19"/>
+              </w:rPr>
+            </w:pPr>
+            <w:r>
+              <w:rPr>
+                <w:rFonts w:ascii="宋体" w:hAnsi="宋体" w:eastAsia="宋体" w:cs="宋体"/>
+                <w:color w:val="000000"/>
+                <w:kern w:val="0"/>
+                <w:sz w:val="19"/>
+                <w:szCs w:val="19"/>
                 <w:lang w:val="en-US" w:eastAsia="zh-CN" w:bidi="ar"/>
               </w:rPr>
               <w:t>信息安全常识及应对策略</w:t>
@@ -5131,32 +5039,31 @@
         <w:tc>
           <w:tcPr>
             <w:tcW w:w="0" w:type="auto"/>
-            <w:shd w:val="clear"/>
-            <w:vAlign w:val="center"/>
-          </w:tcPr>
-          <w:p>
-            <w:pPr>
-              <w:keepNext w:val="0"/>
-              <w:keepLines w:val="0"/>
-              <w:widowControl/>
-              <w:suppressLineNumbers w:val="0"/>
-              <w:spacing w:before="0" w:beforeAutospacing="0" w:after="0" w:afterAutospacing="0" w:line="288" w:lineRule="atLeast"/>
-              <w:ind w:left="0" w:right="0"/>
-              <w:jc w:val="left"/>
-              <w:rPr>
-                <w:color w:val="000000"/>
-                <w:sz w:val="19"/>
-                <w:szCs w:val="19"/>
-              </w:rPr>
-            </w:pPr>
-            <w:r>
-              <w:rPr>
-                <w:rFonts w:ascii="宋体" w:hAnsi="宋体" w:eastAsia="宋体" w:cs="宋体"/>
-                <w:color w:val="000000"/>
-                <w:kern w:val="0"/>
-                <w:sz w:val="19"/>
-                <w:szCs w:val="19"/>
-                <w:bdr w:val="none" w:color="auto" w:sz="0" w:space="0"/>
+            <w:shd w:val="clear" w:color="auto" w:fill="auto"/>
+            <w:vAlign w:val="center"/>
+          </w:tcPr>
+          <w:p>
+            <w:pPr>
+              <w:keepNext w:val="0"/>
+              <w:keepLines w:val="0"/>
+              <w:widowControl/>
+              <w:suppressLineNumbers w:val="0"/>
+              <w:spacing w:before="0" w:beforeAutospacing="0" w:after="0" w:afterAutospacing="0" w:line="288" w:lineRule="atLeast"/>
+              <w:ind w:left="0" w:right="0"/>
+              <w:jc w:val="left"/>
+              <w:rPr>
+                <w:color w:val="000000"/>
+                <w:sz w:val="19"/>
+                <w:szCs w:val="19"/>
+              </w:rPr>
+            </w:pPr>
+            <w:r>
+              <w:rPr>
+                <w:rFonts w:ascii="宋体" w:hAnsi="宋体" w:eastAsia="宋体" w:cs="宋体"/>
+                <w:color w:val="000000"/>
+                <w:kern w:val="0"/>
+                <w:sz w:val="19"/>
+                <w:szCs w:val="19"/>
                 <w:lang w:val="en-US" w:eastAsia="zh-CN" w:bidi="ar"/>
               </w:rPr>
               <w:t>2025 年 4 月</w:t>
@@ -5166,32 +5073,31 @@
         <w:tc>
           <w:tcPr>
             <w:tcW w:w="0" w:type="auto"/>
-            <w:shd w:val="clear"/>
-            <w:vAlign w:val="center"/>
-          </w:tcPr>
-          <w:p>
-            <w:pPr>
-              <w:keepNext w:val="0"/>
-              <w:keepLines w:val="0"/>
-              <w:widowControl/>
-              <w:suppressLineNumbers w:val="0"/>
-              <w:spacing w:before="0" w:beforeAutospacing="0" w:after="0" w:afterAutospacing="0" w:line="288" w:lineRule="atLeast"/>
-              <w:ind w:left="0" w:right="0"/>
-              <w:jc w:val="left"/>
-              <w:rPr>
-                <w:color w:val="000000"/>
-                <w:sz w:val="19"/>
-                <w:szCs w:val="19"/>
-              </w:rPr>
-            </w:pPr>
-            <w:r>
-              <w:rPr>
-                <w:rFonts w:ascii="宋体" w:hAnsi="宋体" w:eastAsia="宋体" w:cs="宋体"/>
-                <w:color w:val="000000"/>
-                <w:kern w:val="0"/>
-                <w:sz w:val="19"/>
-                <w:szCs w:val="19"/>
-                <w:bdr w:val="none" w:color="auto" w:sz="0" w:space="0"/>
+            <w:shd w:val="clear" w:color="auto" w:fill="auto"/>
+            <w:vAlign w:val="center"/>
+          </w:tcPr>
+          <w:p>
+            <w:pPr>
+              <w:keepNext w:val="0"/>
+              <w:keepLines w:val="0"/>
+              <w:widowControl/>
+              <w:suppressLineNumbers w:val="0"/>
+              <w:spacing w:before="0" w:beforeAutospacing="0" w:after="0" w:afterAutospacing="0" w:line="288" w:lineRule="atLeast"/>
+              <w:ind w:left="0" w:right="0"/>
+              <w:jc w:val="left"/>
+              <w:rPr>
+                <w:color w:val="000000"/>
+                <w:sz w:val="19"/>
+                <w:szCs w:val="19"/>
+              </w:rPr>
+            </w:pPr>
+            <w:r>
+              <w:rPr>
+                <w:rFonts w:ascii="宋体" w:hAnsi="宋体" w:eastAsia="宋体" w:cs="宋体"/>
+                <w:color w:val="000000"/>
+                <w:kern w:val="0"/>
+                <w:sz w:val="19"/>
+                <w:szCs w:val="19"/>
                 <w:lang w:val="en-US" w:eastAsia="zh-CN" w:bidi="ar"/>
               </w:rPr>
               <w:t>运维项目经理、安全检测工程师</w:t>
@@ -5201,32 +5107,31 @@
         <w:tc>
           <w:tcPr>
             <w:tcW w:w="0" w:type="auto"/>
-            <w:shd w:val="clear"/>
-            <w:vAlign w:val="center"/>
-          </w:tcPr>
-          <w:p>
-            <w:pPr>
-              <w:keepNext w:val="0"/>
-              <w:keepLines w:val="0"/>
-              <w:widowControl/>
-              <w:suppressLineNumbers w:val="0"/>
-              <w:spacing w:before="0" w:beforeAutospacing="0" w:after="0" w:afterAutospacing="0" w:line="288" w:lineRule="atLeast"/>
-              <w:ind w:left="0" w:right="0"/>
-              <w:jc w:val="left"/>
-              <w:rPr>
-                <w:color w:val="000000"/>
-                <w:sz w:val="19"/>
-                <w:szCs w:val="19"/>
-              </w:rPr>
-            </w:pPr>
-            <w:r>
-              <w:rPr>
-                <w:rFonts w:ascii="宋体" w:hAnsi="宋体" w:eastAsia="宋体" w:cs="宋体"/>
-                <w:color w:val="000000"/>
-                <w:kern w:val="0"/>
-                <w:sz w:val="19"/>
-                <w:szCs w:val="19"/>
-                <w:bdr w:val="none" w:color="auto" w:sz="0" w:space="0"/>
+            <w:shd w:val="clear" w:color="auto" w:fill="auto"/>
+            <w:vAlign w:val="center"/>
+          </w:tcPr>
+          <w:p>
+            <w:pPr>
+              <w:keepNext w:val="0"/>
+              <w:keepLines w:val="0"/>
+              <w:widowControl/>
+              <w:suppressLineNumbers w:val="0"/>
+              <w:spacing w:before="0" w:beforeAutospacing="0" w:after="0" w:afterAutospacing="0" w:line="288" w:lineRule="atLeast"/>
+              <w:ind w:left="0" w:right="0"/>
+              <w:jc w:val="left"/>
+              <w:rPr>
+                <w:color w:val="000000"/>
+                <w:sz w:val="19"/>
+                <w:szCs w:val="19"/>
+              </w:rPr>
+            </w:pPr>
+            <w:r>
+              <w:rPr>
+                <w:rFonts w:ascii="宋体" w:hAnsi="宋体" w:eastAsia="宋体" w:cs="宋体"/>
+                <w:color w:val="000000"/>
+                <w:kern w:val="0"/>
+                <w:sz w:val="19"/>
+                <w:szCs w:val="19"/>
                 <w:lang w:val="en-US" w:eastAsia="zh-CN" w:bidi="ar"/>
               </w:rPr>
               <w:t>全部合格</w:t>
@@ -5236,32 +5141,31 @@
         <w:tc>
           <w:tcPr>
             <w:tcW w:w="0" w:type="auto"/>
-            <w:shd w:val="clear"/>
-            <w:vAlign w:val="center"/>
-          </w:tcPr>
-          <w:p>
-            <w:pPr>
-              <w:keepNext w:val="0"/>
-              <w:keepLines w:val="0"/>
-              <w:widowControl/>
-              <w:suppressLineNumbers w:val="0"/>
-              <w:spacing w:before="0" w:beforeAutospacing="0" w:after="0" w:afterAutospacing="0" w:line="288" w:lineRule="atLeast"/>
-              <w:ind w:left="0" w:right="0"/>
-              <w:jc w:val="left"/>
-              <w:rPr>
-                <w:color w:val="000000"/>
-                <w:sz w:val="19"/>
-                <w:szCs w:val="19"/>
-              </w:rPr>
-            </w:pPr>
-            <w:r>
-              <w:rPr>
-                <w:rFonts w:ascii="宋体" w:hAnsi="宋体" w:eastAsia="宋体" w:cs="宋体"/>
-                <w:color w:val="000000"/>
-                <w:kern w:val="0"/>
-                <w:sz w:val="19"/>
-                <w:szCs w:val="19"/>
-                <w:bdr w:val="none" w:color="auto" w:sz="0" w:space="0"/>
+            <w:shd w:val="clear" w:color="auto" w:fill="auto"/>
+            <w:vAlign w:val="center"/>
+          </w:tcPr>
+          <w:p>
+            <w:pPr>
+              <w:keepNext w:val="0"/>
+              <w:keepLines w:val="0"/>
+              <w:widowControl/>
+              <w:suppressLineNumbers w:val="0"/>
+              <w:spacing w:before="0" w:beforeAutospacing="0" w:after="0" w:afterAutospacing="0" w:line="288" w:lineRule="atLeast"/>
+              <w:ind w:left="0" w:right="0"/>
+              <w:jc w:val="left"/>
+              <w:rPr>
+                <w:color w:val="000000"/>
+                <w:sz w:val="19"/>
+                <w:szCs w:val="19"/>
+              </w:rPr>
+            </w:pPr>
+            <w:r>
+              <w:rPr>
+                <w:rFonts w:ascii="宋体" w:hAnsi="宋体" w:eastAsia="宋体" w:cs="宋体"/>
+                <w:color w:val="000000"/>
+                <w:kern w:val="0"/>
+                <w:sz w:val="19"/>
+                <w:szCs w:val="19"/>
                 <w:lang w:val="en-US" w:eastAsia="zh-CN" w:bidi="ar"/>
               </w:rPr>
               <w:t>已应用于 3 个项目的安全排查，发现 2 处潜在风险</w:t>
@@ -5271,32 +5175,31 @@
         <w:tc>
           <w:tcPr>
             <w:tcW w:w="0" w:type="auto"/>
-            <w:shd w:val="clear"/>
-            <w:vAlign w:val="center"/>
-          </w:tcPr>
-          <w:p>
-            <w:pPr>
-              <w:keepNext w:val="0"/>
-              <w:keepLines w:val="0"/>
-              <w:widowControl/>
-              <w:suppressLineNumbers w:val="0"/>
-              <w:spacing w:before="0" w:beforeAutospacing="0" w:after="0" w:afterAutospacing="0" w:line="288" w:lineRule="atLeast"/>
-              <w:ind w:left="0" w:right="0"/>
-              <w:jc w:val="left"/>
-              <w:rPr>
-                <w:color w:val="000000"/>
-                <w:sz w:val="19"/>
-                <w:szCs w:val="19"/>
-              </w:rPr>
-            </w:pPr>
-            <w:r>
-              <w:rPr>
-                <w:rFonts w:ascii="宋体" w:hAnsi="宋体" w:eastAsia="宋体" w:cs="宋体"/>
-                <w:color w:val="000000"/>
-                <w:kern w:val="0"/>
-                <w:sz w:val="19"/>
-                <w:szCs w:val="19"/>
-                <w:bdr w:val="none" w:color="auto" w:sz="0" w:space="0"/>
+            <w:shd w:val="clear" w:color="auto" w:fill="auto"/>
+            <w:vAlign w:val="center"/>
+          </w:tcPr>
+          <w:p>
+            <w:pPr>
+              <w:keepNext w:val="0"/>
+              <w:keepLines w:val="0"/>
+              <w:widowControl/>
+              <w:suppressLineNumbers w:val="0"/>
+              <w:spacing w:before="0" w:beforeAutospacing="0" w:after="0" w:afterAutospacing="0" w:line="288" w:lineRule="atLeast"/>
+              <w:ind w:left="0" w:right="0"/>
+              <w:jc w:val="left"/>
+              <w:rPr>
+                <w:color w:val="000000"/>
+                <w:sz w:val="19"/>
+                <w:szCs w:val="19"/>
+              </w:rPr>
+            </w:pPr>
+            <w:r>
+              <w:rPr>
+                <w:rFonts w:ascii="宋体" w:hAnsi="宋体" w:eastAsia="宋体" w:cs="宋体"/>
+                <w:color w:val="000000"/>
+                <w:kern w:val="0"/>
+                <w:sz w:val="19"/>
+                <w:szCs w:val="19"/>
                 <w:lang w:val="en-US" w:eastAsia="zh-CN" w:bidi="ar"/>
               </w:rPr>
               <w:t>风险排查覆盖率提升至 100%，未出现安全事件</w:t>
@@ -5306,32 +5209,31 @@
         <w:tc>
           <w:tcPr>
             <w:tcW w:w="0" w:type="auto"/>
-            <w:shd w:val="clear"/>
-            <w:vAlign w:val="center"/>
-          </w:tcPr>
-          <w:p>
-            <w:pPr>
-              <w:keepNext w:val="0"/>
-              <w:keepLines w:val="0"/>
-              <w:widowControl/>
-              <w:suppressLineNumbers w:val="0"/>
-              <w:spacing w:before="0" w:beforeAutospacing="0" w:after="0" w:afterAutospacing="0" w:line="288" w:lineRule="atLeast"/>
-              <w:ind w:left="0" w:right="0"/>
-              <w:jc w:val="left"/>
-              <w:rPr>
-                <w:color w:val="000000"/>
-                <w:sz w:val="19"/>
-                <w:szCs w:val="19"/>
-              </w:rPr>
-            </w:pPr>
-            <w:r>
-              <w:rPr>
-                <w:rFonts w:ascii="宋体" w:hAnsi="宋体" w:eastAsia="宋体" w:cs="宋体"/>
-                <w:color w:val="000000"/>
-                <w:kern w:val="0"/>
-                <w:sz w:val="19"/>
-                <w:szCs w:val="19"/>
-                <w:bdr w:val="none" w:color="auto" w:sz="0" w:space="0"/>
+            <w:shd w:val="clear" w:color="auto" w:fill="auto"/>
+            <w:vAlign w:val="center"/>
+          </w:tcPr>
+          <w:p>
+            <w:pPr>
+              <w:keepNext w:val="0"/>
+              <w:keepLines w:val="0"/>
+              <w:widowControl/>
+              <w:suppressLineNumbers w:val="0"/>
+              <w:spacing w:before="0" w:beforeAutospacing="0" w:after="0" w:afterAutospacing="0" w:line="288" w:lineRule="atLeast"/>
+              <w:ind w:left="0" w:right="0"/>
+              <w:jc w:val="left"/>
+              <w:rPr>
+                <w:color w:val="000000"/>
+                <w:sz w:val="19"/>
+                <w:szCs w:val="19"/>
+              </w:rPr>
+            </w:pPr>
+            <w:r>
+              <w:rPr>
+                <w:rFonts w:ascii="宋体" w:hAnsi="宋体" w:eastAsia="宋体" w:cs="宋体"/>
+                <w:color w:val="000000"/>
+                <w:kern w:val="0"/>
+                <w:sz w:val="19"/>
+                <w:szCs w:val="19"/>
                 <w:lang w:val="en-US" w:eastAsia="zh-CN" w:bidi="ar"/>
               </w:rPr>
               <w:t>增加实战模拟演练</w:t>
@@ -5341,32 +5243,31 @@
         <w:tc>
           <w:tcPr>
             <w:tcW w:w="0" w:type="auto"/>
-            <w:shd w:val="clear"/>
-            <w:vAlign w:val="center"/>
-          </w:tcPr>
-          <w:p>
-            <w:pPr>
-              <w:keepNext w:val="0"/>
-              <w:keepLines w:val="0"/>
-              <w:widowControl/>
-              <w:suppressLineNumbers w:val="0"/>
-              <w:spacing w:before="0" w:beforeAutospacing="0" w:after="0" w:afterAutospacing="0" w:line="288" w:lineRule="atLeast"/>
-              <w:ind w:left="0" w:right="0"/>
-              <w:jc w:val="left"/>
-              <w:rPr>
-                <w:color w:val="000000"/>
-                <w:sz w:val="19"/>
-                <w:szCs w:val="19"/>
-              </w:rPr>
-            </w:pPr>
-            <w:r>
-              <w:rPr>
-                <w:rFonts w:ascii="宋体" w:hAnsi="宋体" w:eastAsia="宋体" w:cs="宋体"/>
-                <w:color w:val="000000"/>
-                <w:kern w:val="0"/>
-                <w:sz w:val="19"/>
-                <w:szCs w:val="19"/>
-                <w:bdr w:val="none" w:color="auto" w:sz="0" w:space="0"/>
+            <w:shd w:val="clear" w:color="auto" w:fill="auto"/>
+            <w:vAlign w:val="center"/>
+          </w:tcPr>
+          <w:p>
+            <w:pPr>
+              <w:keepNext w:val="0"/>
+              <w:keepLines w:val="0"/>
+              <w:widowControl/>
+              <w:suppressLineNumbers w:val="0"/>
+              <w:spacing w:before="0" w:beforeAutospacing="0" w:after="0" w:afterAutospacing="0" w:line="288" w:lineRule="atLeast"/>
+              <w:ind w:left="0" w:right="0"/>
+              <w:jc w:val="left"/>
+              <w:rPr>
+                <w:color w:val="000000"/>
+                <w:sz w:val="19"/>
+                <w:szCs w:val="19"/>
+              </w:rPr>
+            </w:pPr>
+            <w:r>
+              <w:rPr>
+                <w:rFonts w:ascii="宋体" w:hAnsi="宋体" w:eastAsia="宋体" w:cs="宋体"/>
+                <w:color w:val="000000"/>
+                <w:kern w:val="0"/>
+                <w:sz w:val="19"/>
+                <w:szCs w:val="19"/>
                 <w:lang w:val="en-US" w:eastAsia="zh-CN" w:bidi="ar"/>
               </w:rPr>
               <w:t>肖龙莽</w:t>
@@ -5376,32 +5277,31 @@
         <w:tc>
           <w:tcPr>
             <w:tcW w:w="0" w:type="auto"/>
-            <w:shd w:val="clear"/>
-            <w:vAlign w:val="center"/>
-          </w:tcPr>
-          <w:p>
-            <w:pPr>
-              <w:keepNext w:val="0"/>
-              <w:keepLines w:val="0"/>
-              <w:widowControl/>
-              <w:suppressLineNumbers w:val="0"/>
-              <w:spacing w:before="0" w:beforeAutospacing="0" w:after="0" w:afterAutospacing="0" w:line="288" w:lineRule="atLeast"/>
-              <w:ind w:left="0" w:right="0"/>
-              <w:jc w:val="left"/>
-              <w:rPr>
-                <w:color w:val="000000"/>
-                <w:sz w:val="19"/>
-                <w:szCs w:val="19"/>
-              </w:rPr>
-            </w:pPr>
-            <w:r>
-              <w:rPr>
-                <w:rFonts w:ascii="宋体" w:hAnsi="宋体" w:eastAsia="宋体" w:cs="宋体"/>
-                <w:color w:val="000000"/>
-                <w:kern w:val="0"/>
-                <w:sz w:val="19"/>
-                <w:szCs w:val="19"/>
-                <w:bdr w:val="none" w:color="auto" w:sz="0" w:space="0"/>
+            <w:shd w:val="clear" w:color="auto" w:fill="auto"/>
+            <w:vAlign w:val="center"/>
+          </w:tcPr>
+          <w:p>
+            <w:pPr>
+              <w:keepNext w:val="0"/>
+              <w:keepLines w:val="0"/>
+              <w:widowControl/>
+              <w:suppressLineNumbers w:val="0"/>
+              <w:spacing w:before="0" w:beforeAutospacing="0" w:after="0" w:afterAutospacing="0" w:line="288" w:lineRule="atLeast"/>
+              <w:ind w:left="0" w:right="0"/>
+              <w:jc w:val="left"/>
+              <w:rPr>
+                <w:color w:val="000000"/>
+                <w:sz w:val="19"/>
+                <w:szCs w:val="19"/>
+              </w:rPr>
+            </w:pPr>
+            <w:r>
+              <w:rPr>
+                <w:rFonts w:ascii="宋体" w:hAnsi="宋体" w:eastAsia="宋体" w:cs="宋体"/>
+                <w:color w:val="000000"/>
+                <w:kern w:val="0"/>
+                <w:sz w:val="19"/>
+                <w:szCs w:val="19"/>
                 <w:lang w:val="en-US" w:eastAsia="zh-CN" w:bidi="ar"/>
               </w:rPr>
               <w:t>-</w:t>
@@ -5419,7 +5319,7 @@
             <w:insideH w:val="none" w:color="auto" w:sz="0" w:space="0"/>
             <w:insideV w:val="none" w:color="auto" w:sz="0" w:space="0"/>
           </w:tblBorders>
-          <w:shd w:val="clear"/>
+          <w:shd w:val="clear" w:color="auto" w:fill="auto"/>
           <w:tblCellMar>
             <w:top w:w="0" w:type="dxa"/>
             <w:left w:w="0" w:type="dxa"/>
@@ -5433,32 +5333,31 @@
         <w:tc>
           <w:tcPr>
             <w:tcW w:w="0" w:type="auto"/>
-            <w:shd w:val="clear"/>
-            <w:vAlign w:val="center"/>
-          </w:tcPr>
-          <w:p>
-            <w:pPr>
-              <w:keepNext w:val="0"/>
-              <w:keepLines w:val="0"/>
-              <w:widowControl/>
-              <w:suppressLineNumbers w:val="0"/>
-              <w:spacing w:before="0" w:beforeAutospacing="0" w:after="0" w:afterAutospacing="0" w:line="288" w:lineRule="atLeast"/>
-              <w:ind w:left="0" w:right="0"/>
-              <w:jc w:val="left"/>
-              <w:rPr>
-                <w:color w:val="000000"/>
-                <w:sz w:val="19"/>
-                <w:szCs w:val="19"/>
-              </w:rPr>
-            </w:pPr>
-            <w:r>
-              <w:rPr>
-                <w:rFonts w:ascii="宋体" w:hAnsi="宋体" w:eastAsia="宋体" w:cs="宋体"/>
-                <w:color w:val="000000"/>
-                <w:kern w:val="0"/>
-                <w:sz w:val="19"/>
-                <w:szCs w:val="19"/>
-                <w:bdr w:val="none" w:color="auto" w:sz="0" w:space="0"/>
+            <w:shd w:val="clear" w:color="auto" w:fill="auto"/>
+            <w:vAlign w:val="center"/>
+          </w:tcPr>
+          <w:p>
+            <w:pPr>
+              <w:keepNext w:val="0"/>
+              <w:keepLines w:val="0"/>
+              <w:widowControl/>
+              <w:suppressLineNumbers w:val="0"/>
+              <w:spacing w:before="0" w:beforeAutospacing="0" w:after="0" w:afterAutospacing="0" w:line="288" w:lineRule="atLeast"/>
+              <w:ind w:left="0" w:right="0"/>
+              <w:jc w:val="left"/>
+              <w:rPr>
+                <w:color w:val="000000"/>
+                <w:sz w:val="19"/>
+                <w:szCs w:val="19"/>
+              </w:rPr>
+            </w:pPr>
+            <w:r>
+              <w:rPr>
+                <w:rFonts w:ascii="宋体" w:hAnsi="宋体" w:eastAsia="宋体" w:cs="宋体"/>
+                <w:color w:val="000000"/>
+                <w:kern w:val="0"/>
+                <w:sz w:val="19"/>
+                <w:szCs w:val="19"/>
                 <w:lang w:val="en-US" w:eastAsia="zh-CN" w:bidi="ar"/>
               </w:rPr>
               <w:t>服务台人员操作流程</w:t>
@@ -5468,32 +5367,31 @@
         <w:tc>
           <w:tcPr>
             <w:tcW w:w="0" w:type="auto"/>
-            <w:shd w:val="clear"/>
-            <w:vAlign w:val="center"/>
-          </w:tcPr>
-          <w:p>
-            <w:pPr>
-              <w:keepNext w:val="0"/>
-              <w:keepLines w:val="0"/>
-              <w:widowControl/>
-              <w:suppressLineNumbers w:val="0"/>
-              <w:spacing w:before="0" w:beforeAutospacing="0" w:after="0" w:afterAutospacing="0" w:line="288" w:lineRule="atLeast"/>
-              <w:ind w:left="0" w:right="0"/>
-              <w:jc w:val="left"/>
-              <w:rPr>
-                <w:color w:val="000000"/>
-                <w:sz w:val="19"/>
-                <w:szCs w:val="19"/>
-              </w:rPr>
-            </w:pPr>
-            <w:r>
-              <w:rPr>
-                <w:rFonts w:ascii="宋体" w:hAnsi="宋体" w:eastAsia="宋体" w:cs="宋体"/>
-                <w:color w:val="000000"/>
-                <w:kern w:val="0"/>
-                <w:sz w:val="19"/>
-                <w:szCs w:val="19"/>
-                <w:bdr w:val="none" w:color="auto" w:sz="0" w:space="0"/>
+            <w:shd w:val="clear" w:color="auto" w:fill="auto"/>
+            <w:vAlign w:val="center"/>
+          </w:tcPr>
+          <w:p>
+            <w:pPr>
+              <w:keepNext w:val="0"/>
+              <w:keepLines w:val="0"/>
+              <w:widowControl/>
+              <w:suppressLineNumbers w:val="0"/>
+              <w:spacing w:before="0" w:beforeAutospacing="0" w:after="0" w:afterAutospacing="0" w:line="288" w:lineRule="atLeast"/>
+              <w:ind w:left="0" w:right="0"/>
+              <w:jc w:val="left"/>
+              <w:rPr>
+                <w:color w:val="000000"/>
+                <w:sz w:val="19"/>
+                <w:szCs w:val="19"/>
+              </w:rPr>
+            </w:pPr>
+            <w:r>
+              <w:rPr>
+                <w:rFonts w:ascii="宋体" w:hAnsi="宋体" w:eastAsia="宋体" w:cs="宋体"/>
+                <w:color w:val="000000"/>
+                <w:kern w:val="0"/>
+                <w:sz w:val="19"/>
+                <w:szCs w:val="19"/>
                 <w:lang w:val="en-US" w:eastAsia="zh-CN" w:bidi="ar"/>
               </w:rPr>
               <w:t>2025 年 4 月</w:t>
@@ -5503,32 +5401,31 @@
         <w:tc>
           <w:tcPr>
             <w:tcW w:w="0" w:type="auto"/>
-            <w:shd w:val="clear"/>
-            <w:vAlign w:val="center"/>
-          </w:tcPr>
-          <w:p>
-            <w:pPr>
-              <w:keepNext w:val="0"/>
-              <w:keepLines w:val="0"/>
-              <w:widowControl/>
-              <w:suppressLineNumbers w:val="0"/>
-              <w:spacing w:before="0" w:beforeAutospacing="0" w:after="0" w:afterAutospacing="0" w:line="288" w:lineRule="atLeast"/>
-              <w:ind w:left="0" w:right="0"/>
-              <w:jc w:val="left"/>
-              <w:rPr>
-                <w:color w:val="000000"/>
-                <w:sz w:val="19"/>
-                <w:szCs w:val="19"/>
-              </w:rPr>
-            </w:pPr>
-            <w:r>
-              <w:rPr>
-                <w:rFonts w:ascii="宋体" w:hAnsi="宋体" w:eastAsia="宋体" w:cs="宋体"/>
-                <w:color w:val="000000"/>
-                <w:kern w:val="0"/>
-                <w:sz w:val="19"/>
-                <w:szCs w:val="19"/>
-                <w:bdr w:val="none" w:color="auto" w:sz="0" w:space="0"/>
+            <w:shd w:val="clear" w:color="auto" w:fill="auto"/>
+            <w:vAlign w:val="center"/>
+          </w:tcPr>
+          <w:p>
+            <w:pPr>
+              <w:keepNext w:val="0"/>
+              <w:keepLines w:val="0"/>
+              <w:widowControl/>
+              <w:suppressLineNumbers w:val="0"/>
+              <w:spacing w:before="0" w:beforeAutospacing="0" w:after="0" w:afterAutospacing="0" w:line="288" w:lineRule="atLeast"/>
+              <w:ind w:left="0" w:right="0"/>
+              <w:jc w:val="left"/>
+              <w:rPr>
+                <w:color w:val="000000"/>
+                <w:sz w:val="19"/>
+                <w:szCs w:val="19"/>
+              </w:rPr>
+            </w:pPr>
+            <w:r>
+              <w:rPr>
+                <w:rFonts w:ascii="宋体" w:hAnsi="宋体" w:eastAsia="宋体" w:cs="宋体"/>
+                <w:color w:val="000000"/>
+                <w:kern w:val="0"/>
+                <w:sz w:val="19"/>
+                <w:szCs w:val="19"/>
                 <w:lang w:val="en-US" w:eastAsia="zh-CN" w:bidi="ar"/>
               </w:rPr>
               <w:t>服务台全员</w:t>
@@ -5538,32 +5435,31 @@
         <w:tc>
           <w:tcPr>
             <w:tcW w:w="0" w:type="auto"/>
-            <w:shd w:val="clear"/>
-            <w:vAlign w:val="center"/>
-          </w:tcPr>
-          <w:p>
-            <w:pPr>
-              <w:keepNext w:val="0"/>
-              <w:keepLines w:val="0"/>
-              <w:widowControl/>
-              <w:suppressLineNumbers w:val="0"/>
-              <w:spacing w:before="0" w:beforeAutospacing="0" w:after="0" w:afterAutospacing="0" w:line="288" w:lineRule="atLeast"/>
-              <w:ind w:left="0" w:right="0"/>
-              <w:jc w:val="left"/>
-              <w:rPr>
-                <w:color w:val="000000"/>
-                <w:sz w:val="19"/>
-                <w:szCs w:val="19"/>
-              </w:rPr>
-            </w:pPr>
-            <w:r>
-              <w:rPr>
-                <w:rFonts w:ascii="宋体" w:hAnsi="宋体" w:eastAsia="宋体" w:cs="宋体"/>
-                <w:color w:val="000000"/>
-                <w:kern w:val="0"/>
-                <w:sz w:val="19"/>
-                <w:szCs w:val="19"/>
-                <w:bdr w:val="none" w:color="auto" w:sz="0" w:space="0"/>
+            <w:shd w:val="clear" w:color="auto" w:fill="auto"/>
+            <w:vAlign w:val="center"/>
+          </w:tcPr>
+          <w:p>
+            <w:pPr>
+              <w:keepNext w:val="0"/>
+              <w:keepLines w:val="0"/>
+              <w:widowControl/>
+              <w:suppressLineNumbers w:val="0"/>
+              <w:spacing w:before="0" w:beforeAutospacing="0" w:after="0" w:afterAutospacing="0" w:line="288" w:lineRule="atLeast"/>
+              <w:ind w:left="0" w:right="0"/>
+              <w:jc w:val="left"/>
+              <w:rPr>
+                <w:color w:val="000000"/>
+                <w:sz w:val="19"/>
+                <w:szCs w:val="19"/>
+              </w:rPr>
+            </w:pPr>
+            <w:r>
+              <w:rPr>
+                <w:rFonts w:ascii="宋体" w:hAnsi="宋体" w:eastAsia="宋体" w:cs="宋体"/>
+                <w:color w:val="000000"/>
+                <w:kern w:val="0"/>
+                <w:sz w:val="19"/>
+                <w:szCs w:val="19"/>
                 <w:lang w:val="en-US" w:eastAsia="zh-CN" w:bidi="ar"/>
               </w:rPr>
               <w:t>1 人不合格（已补考合格）</w:t>
@@ -5573,32 +5469,31 @@
         <w:tc>
           <w:tcPr>
             <w:tcW w:w="0" w:type="auto"/>
-            <w:shd w:val="clear"/>
-            <w:vAlign w:val="center"/>
-          </w:tcPr>
-          <w:p>
-            <w:pPr>
-              <w:keepNext w:val="0"/>
-              <w:keepLines w:val="0"/>
-              <w:widowControl/>
-              <w:suppressLineNumbers w:val="0"/>
-              <w:spacing w:before="0" w:beforeAutospacing="0" w:after="0" w:afterAutospacing="0" w:line="288" w:lineRule="atLeast"/>
-              <w:ind w:left="0" w:right="0"/>
-              <w:jc w:val="left"/>
-              <w:rPr>
-                <w:color w:val="000000"/>
-                <w:sz w:val="19"/>
-                <w:szCs w:val="19"/>
-              </w:rPr>
-            </w:pPr>
-            <w:r>
-              <w:rPr>
-                <w:rFonts w:ascii="宋体" w:hAnsi="宋体" w:eastAsia="宋体" w:cs="宋体"/>
-                <w:color w:val="000000"/>
-                <w:kern w:val="0"/>
-                <w:sz w:val="19"/>
-                <w:szCs w:val="19"/>
-                <w:bdr w:val="none" w:color="auto" w:sz="0" w:space="0"/>
+            <w:shd w:val="clear" w:color="auto" w:fill="auto"/>
+            <w:vAlign w:val="center"/>
+          </w:tcPr>
+          <w:p>
+            <w:pPr>
+              <w:keepNext w:val="0"/>
+              <w:keepLines w:val="0"/>
+              <w:widowControl/>
+              <w:suppressLineNumbers w:val="0"/>
+              <w:spacing w:before="0" w:beforeAutospacing="0" w:after="0" w:afterAutospacing="0" w:line="288" w:lineRule="atLeast"/>
+              <w:ind w:left="0" w:right="0"/>
+              <w:jc w:val="left"/>
+              <w:rPr>
+                <w:color w:val="000000"/>
+                <w:sz w:val="19"/>
+                <w:szCs w:val="19"/>
+              </w:rPr>
+            </w:pPr>
+            <w:r>
+              <w:rPr>
+                <w:rFonts w:ascii="宋体" w:hAnsi="宋体" w:eastAsia="宋体" w:cs="宋体"/>
+                <w:color w:val="000000"/>
+                <w:kern w:val="0"/>
+                <w:sz w:val="19"/>
+                <w:szCs w:val="19"/>
                 <w:lang w:val="en-US" w:eastAsia="zh-CN" w:bidi="ar"/>
               </w:rPr>
               <w:t>工单处理规范度提升，平均处理时长缩短 10%</w:t>
@@ -5608,32 +5503,31 @@
         <w:tc>
           <w:tcPr>
             <w:tcW w:w="0" w:type="auto"/>
-            <w:shd w:val="clear"/>
-            <w:vAlign w:val="center"/>
-          </w:tcPr>
-          <w:p>
-            <w:pPr>
-              <w:keepNext w:val="0"/>
-              <w:keepLines w:val="0"/>
-              <w:widowControl/>
-              <w:suppressLineNumbers w:val="0"/>
-              <w:spacing w:before="0" w:beforeAutospacing="0" w:after="0" w:afterAutospacing="0" w:line="288" w:lineRule="atLeast"/>
-              <w:ind w:left="0" w:right="0"/>
-              <w:jc w:val="left"/>
-              <w:rPr>
-                <w:color w:val="000000"/>
-                <w:sz w:val="19"/>
-                <w:szCs w:val="19"/>
-              </w:rPr>
-            </w:pPr>
-            <w:r>
-              <w:rPr>
-                <w:rFonts w:ascii="宋体" w:hAnsi="宋体" w:eastAsia="宋体" w:cs="宋体"/>
-                <w:color w:val="000000"/>
-                <w:kern w:val="0"/>
-                <w:sz w:val="19"/>
-                <w:szCs w:val="19"/>
-                <w:bdr w:val="none" w:color="auto" w:sz="0" w:space="0"/>
+            <w:shd w:val="clear" w:color="auto" w:fill="auto"/>
+            <w:vAlign w:val="center"/>
+          </w:tcPr>
+          <w:p>
+            <w:pPr>
+              <w:keepNext w:val="0"/>
+              <w:keepLines w:val="0"/>
+              <w:widowControl/>
+              <w:suppressLineNumbers w:val="0"/>
+              <w:spacing w:before="0" w:beforeAutospacing="0" w:after="0" w:afterAutospacing="0" w:line="288" w:lineRule="atLeast"/>
+              <w:ind w:left="0" w:right="0"/>
+              <w:jc w:val="left"/>
+              <w:rPr>
+                <w:color w:val="000000"/>
+                <w:sz w:val="19"/>
+                <w:szCs w:val="19"/>
+              </w:rPr>
+            </w:pPr>
+            <w:r>
+              <w:rPr>
+                <w:rFonts w:ascii="宋体" w:hAnsi="宋体" w:eastAsia="宋体" w:cs="宋体"/>
+                <w:color w:val="000000"/>
+                <w:kern w:val="0"/>
+                <w:sz w:val="19"/>
+                <w:szCs w:val="19"/>
                 <w:lang w:val="en-US" w:eastAsia="zh-CN" w:bidi="ar"/>
               </w:rPr>
               <w:t>客户投诉量下降 15%，回访满意度提升至 94 分</w:t>
@@ -5643,32 +5537,31 @@
         <w:tc>
           <w:tcPr>
             <w:tcW w:w="0" w:type="auto"/>
-            <w:shd w:val="clear"/>
-            <w:vAlign w:val="center"/>
-          </w:tcPr>
-          <w:p>
-            <w:pPr>
-              <w:keepNext w:val="0"/>
-              <w:keepLines w:val="0"/>
-              <w:widowControl/>
-              <w:suppressLineNumbers w:val="0"/>
-              <w:spacing w:before="0" w:beforeAutospacing="0" w:after="0" w:afterAutospacing="0" w:line="288" w:lineRule="atLeast"/>
-              <w:ind w:left="0" w:right="0"/>
-              <w:jc w:val="left"/>
-              <w:rPr>
-                <w:color w:val="000000"/>
-                <w:sz w:val="19"/>
-                <w:szCs w:val="19"/>
-              </w:rPr>
-            </w:pPr>
-            <w:r>
-              <w:rPr>
-                <w:rFonts w:ascii="宋体" w:hAnsi="宋体" w:eastAsia="宋体" w:cs="宋体"/>
-                <w:color w:val="000000"/>
-                <w:kern w:val="0"/>
-                <w:sz w:val="19"/>
-                <w:szCs w:val="19"/>
-                <w:bdr w:val="none" w:color="auto" w:sz="0" w:space="0"/>
+            <w:shd w:val="clear" w:color="auto" w:fill="auto"/>
+            <w:vAlign w:val="center"/>
+          </w:tcPr>
+          <w:p>
+            <w:pPr>
+              <w:keepNext w:val="0"/>
+              <w:keepLines w:val="0"/>
+              <w:widowControl/>
+              <w:suppressLineNumbers w:val="0"/>
+              <w:spacing w:before="0" w:beforeAutospacing="0" w:after="0" w:afterAutospacing="0" w:line="288" w:lineRule="atLeast"/>
+              <w:ind w:left="0" w:right="0"/>
+              <w:jc w:val="left"/>
+              <w:rPr>
+                <w:color w:val="000000"/>
+                <w:sz w:val="19"/>
+                <w:szCs w:val="19"/>
+              </w:rPr>
+            </w:pPr>
+            <w:r>
+              <w:rPr>
+                <w:rFonts w:ascii="宋体" w:hAnsi="宋体" w:eastAsia="宋体" w:cs="宋体"/>
+                <w:color w:val="000000"/>
+                <w:kern w:val="0"/>
+                <w:sz w:val="19"/>
+                <w:szCs w:val="19"/>
                 <w:lang w:val="en-US" w:eastAsia="zh-CN" w:bidi="ar"/>
               </w:rPr>
               <w:t>每季度组织 1 次复训</w:t>
@@ -5678,32 +5571,31 @@
         <w:tc>
           <w:tcPr>
             <w:tcW w:w="0" w:type="auto"/>
-            <w:shd w:val="clear"/>
-            <w:vAlign w:val="center"/>
-          </w:tcPr>
-          <w:p>
-            <w:pPr>
-              <w:keepNext w:val="0"/>
-              <w:keepLines w:val="0"/>
-              <w:widowControl/>
-              <w:suppressLineNumbers w:val="0"/>
-              <w:spacing w:before="0" w:beforeAutospacing="0" w:after="0" w:afterAutospacing="0" w:line="288" w:lineRule="atLeast"/>
-              <w:ind w:left="0" w:right="0"/>
-              <w:jc w:val="left"/>
-              <w:rPr>
-                <w:color w:val="000000"/>
-                <w:sz w:val="19"/>
-                <w:szCs w:val="19"/>
-              </w:rPr>
-            </w:pPr>
-            <w:r>
-              <w:rPr>
-                <w:rFonts w:ascii="宋体" w:hAnsi="宋体" w:eastAsia="宋体" w:cs="宋体"/>
-                <w:color w:val="000000"/>
-                <w:kern w:val="0"/>
-                <w:sz w:val="19"/>
-                <w:szCs w:val="19"/>
-                <w:bdr w:val="none" w:color="auto" w:sz="0" w:space="0"/>
+            <w:shd w:val="clear" w:color="auto" w:fill="auto"/>
+            <w:vAlign w:val="center"/>
+          </w:tcPr>
+          <w:p>
+            <w:pPr>
+              <w:keepNext w:val="0"/>
+              <w:keepLines w:val="0"/>
+              <w:widowControl/>
+              <w:suppressLineNumbers w:val="0"/>
+              <w:spacing w:before="0" w:beforeAutospacing="0" w:after="0" w:afterAutospacing="0" w:line="288" w:lineRule="atLeast"/>
+              <w:ind w:left="0" w:right="0"/>
+              <w:jc w:val="left"/>
+              <w:rPr>
+                <w:color w:val="000000"/>
+                <w:sz w:val="19"/>
+                <w:szCs w:val="19"/>
+              </w:rPr>
+            </w:pPr>
+            <w:r>
+              <w:rPr>
+                <w:rFonts w:ascii="宋体" w:hAnsi="宋体" w:eastAsia="宋体" w:cs="宋体"/>
+                <w:color w:val="000000"/>
+                <w:kern w:val="0"/>
+                <w:sz w:val="19"/>
+                <w:szCs w:val="19"/>
                 <w:lang w:val="en-US" w:eastAsia="zh-CN" w:bidi="ar"/>
               </w:rPr>
               <w:t>肖龙莽</w:t>
@@ -5713,32 +5605,31 @@
         <w:tc>
           <w:tcPr>
             <w:tcW w:w="0" w:type="auto"/>
-            <w:shd w:val="clear"/>
-            <w:vAlign w:val="center"/>
-          </w:tcPr>
-          <w:p>
-            <w:pPr>
-              <w:keepNext w:val="0"/>
-              <w:keepLines w:val="0"/>
-              <w:widowControl/>
-              <w:suppressLineNumbers w:val="0"/>
-              <w:spacing w:before="0" w:beforeAutospacing="0" w:after="0" w:afterAutospacing="0" w:line="288" w:lineRule="atLeast"/>
-              <w:ind w:left="0" w:right="0"/>
-              <w:jc w:val="left"/>
-              <w:rPr>
-                <w:color w:val="000000"/>
-                <w:sz w:val="19"/>
-                <w:szCs w:val="19"/>
-              </w:rPr>
-            </w:pPr>
-            <w:r>
-              <w:rPr>
-                <w:rFonts w:ascii="宋体" w:hAnsi="宋体" w:eastAsia="宋体" w:cs="宋体"/>
-                <w:color w:val="000000"/>
-                <w:kern w:val="0"/>
-                <w:sz w:val="19"/>
-                <w:szCs w:val="19"/>
-                <w:bdr w:val="none" w:color="auto" w:sz="0" w:space="0"/>
+            <w:shd w:val="clear" w:color="auto" w:fill="auto"/>
+            <w:vAlign w:val="center"/>
+          </w:tcPr>
+          <w:p>
+            <w:pPr>
+              <w:keepNext w:val="0"/>
+              <w:keepLines w:val="0"/>
+              <w:widowControl/>
+              <w:suppressLineNumbers w:val="0"/>
+              <w:spacing w:before="0" w:beforeAutospacing="0" w:after="0" w:afterAutospacing="0" w:line="288" w:lineRule="atLeast"/>
+              <w:ind w:left="0" w:right="0"/>
+              <w:jc w:val="left"/>
+              <w:rPr>
+                <w:color w:val="000000"/>
+                <w:sz w:val="19"/>
+                <w:szCs w:val="19"/>
+              </w:rPr>
+            </w:pPr>
+            <w:r>
+              <w:rPr>
+                <w:rFonts w:ascii="宋体" w:hAnsi="宋体" w:eastAsia="宋体" w:cs="宋体"/>
+                <w:color w:val="000000"/>
+                <w:kern w:val="0"/>
+                <w:sz w:val="19"/>
+                <w:szCs w:val="19"/>
                 <w:lang w:val="en-US" w:eastAsia="zh-CN" w:bidi="ar"/>
               </w:rPr>
               <w:t>-</w:t>
@@ -5756,7 +5647,7 @@
             <w:insideH w:val="none" w:color="auto" w:sz="0" w:space="0"/>
             <w:insideV w:val="none" w:color="auto" w:sz="0" w:space="0"/>
           </w:tblBorders>
-          <w:shd w:val="clear"/>
+          <w:shd w:val="clear" w:color="auto" w:fill="auto"/>
           <w:tblCellMar>
             <w:top w:w="0" w:type="dxa"/>
             <w:left w:w="0" w:type="dxa"/>
@@ -5770,32 +5661,31 @@
         <w:tc>
           <w:tcPr>
             <w:tcW w:w="0" w:type="auto"/>
-            <w:shd w:val="clear"/>
-            <w:vAlign w:val="center"/>
-          </w:tcPr>
-          <w:p>
-            <w:pPr>
-              <w:keepNext w:val="0"/>
-              <w:keepLines w:val="0"/>
-              <w:widowControl/>
-              <w:suppressLineNumbers w:val="0"/>
-              <w:spacing w:before="0" w:beforeAutospacing="0" w:after="0" w:afterAutospacing="0" w:line="288" w:lineRule="atLeast"/>
-              <w:ind w:left="0" w:right="0"/>
-              <w:jc w:val="left"/>
-              <w:rPr>
-                <w:color w:val="000000"/>
-                <w:sz w:val="19"/>
-                <w:szCs w:val="19"/>
-              </w:rPr>
-            </w:pPr>
-            <w:r>
-              <w:rPr>
-                <w:rFonts w:ascii="宋体" w:hAnsi="宋体" w:eastAsia="宋体" w:cs="宋体"/>
-                <w:color w:val="000000"/>
-                <w:kern w:val="0"/>
-                <w:sz w:val="19"/>
-                <w:szCs w:val="19"/>
-                <w:bdr w:val="none" w:color="auto" w:sz="0" w:space="0"/>
+            <w:shd w:val="clear" w:color="auto" w:fill="auto"/>
+            <w:vAlign w:val="center"/>
+          </w:tcPr>
+          <w:p>
+            <w:pPr>
+              <w:keepNext w:val="0"/>
+              <w:keepLines w:val="0"/>
+              <w:widowControl/>
+              <w:suppressLineNumbers w:val="0"/>
+              <w:spacing w:before="0" w:beforeAutospacing="0" w:after="0" w:afterAutospacing="0" w:line="288" w:lineRule="atLeast"/>
+              <w:ind w:left="0" w:right="0"/>
+              <w:jc w:val="left"/>
+              <w:rPr>
+                <w:color w:val="000000"/>
+                <w:sz w:val="19"/>
+                <w:szCs w:val="19"/>
+              </w:rPr>
+            </w:pPr>
+            <w:r>
+              <w:rPr>
+                <w:rFonts w:ascii="宋体" w:hAnsi="宋体" w:eastAsia="宋体" w:cs="宋体"/>
+                <w:color w:val="000000"/>
+                <w:kern w:val="0"/>
+                <w:sz w:val="19"/>
+                <w:szCs w:val="19"/>
                 <w:lang w:val="en-US" w:eastAsia="zh-CN" w:bidi="ar"/>
               </w:rPr>
               <w:t>ITSS 标准培训</w:t>
@@ -5805,32 +5695,31 @@
         <w:tc>
           <w:tcPr>
             <w:tcW w:w="0" w:type="auto"/>
-            <w:shd w:val="clear"/>
-            <w:vAlign w:val="center"/>
-          </w:tcPr>
-          <w:p>
-            <w:pPr>
-              <w:keepNext w:val="0"/>
-              <w:keepLines w:val="0"/>
-              <w:widowControl/>
-              <w:suppressLineNumbers w:val="0"/>
-              <w:spacing w:before="0" w:beforeAutospacing="0" w:after="0" w:afterAutospacing="0" w:line="288" w:lineRule="atLeast"/>
-              <w:ind w:left="0" w:right="0"/>
-              <w:jc w:val="left"/>
-              <w:rPr>
-                <w:color w:val="000000"/>
-                <w:sz w:val="19"/>
-                <w:szCs w:val="19"/>
-              </w:rPr>
-            </w:pPr>
-            <w:r>
-              <w:rPr>
-                <w:rFonts w:ascii="宋体" w:hAnsi="宋体" w:eastAsia="宋体" w:cs="宋体"/>
-                <w:color w:val="000000"/>
-                <w:kern w:val="0"/>
-                <w:sz w:val="19"/>
-                <w:szCs w:val="19"/>
-                <w:bdr w:val="none" w:color="auto" w:sz="0" w:space="0"/>
+            <w:shd w:val="clear" w:color="auto" w:fill="auto"/>
+            <w:vAlign w:val="center"/>
+          </w:tcPr>
+          <w:p>
+            <w:pPr>
+              <w:keepNext w:val="0"/>
+              <w:keepLines w:val="0"/>
+              <w:widowControl/>
+              <w:suppressLineNumbers w:val="0"/>
+              <w:spacing w:before="0" w:beforeAutospacing="0" w:after="0" w:afterAutospacing="0" w:line="288" w:lineRule="atLeast"/>
+              <w:ind w:left="0" w:right="0"/>
+              <w:jc w:val="left"/>
+              <w:rPr>
+                <w:color w:val="000000"/>
+                <w:sz w:val="19"/>
+                <w:szCs w:val="19"/>
+              </w:rPr>
+            </w:pPr>
+            <w:r>
+              <w:rPr>
+                <w:rFonts w:ascii="宋体" w:hAnsi="宋体" w:eastAsia="宋体" w:cs="宋体"/>
+                <w:color w:val="000000"/>
+                <w:kern w:val="0"/>
+                <w:sz w:val="19"/>
+                <w:szCs w:val="19"/>
                 <w:lang w:val="en-US" w:eastAsia="zh-CN" w:bidi="ar"/>
               </w:rPr>
               <w:t>2025 年 4 月</w:t>
@@ -5840,32 +5729,31 @@
         <w:tc>
           <w:tcPr>
             <w:tcW w:w="0" w:type="auto"/>
-            <w:shd w:val="clear"/>
-            <w:vAlign w:val="center"/>
-          </w:tcPr>
-          <w:p>
-            <w:pPr>
-              <w:keepNext w:val="0"/>
-              <w:keepLines w:val="0"/>
-              <w:widowControl/>
-              <w:suppressLineNumbers w:val="0"/>
-              <w:spacing w:before="0" w:beforeAutospacing="0" w:after="0" w:afterAutospacing="0" w:line="288" w:lineRule="atLeast"/>
-              <w:ind w:left="0" w:right="0"/>
-              <w:jc w:val="left"/>
-              <w:rPr>
-                <w:color w:val="000000"/>
-                <w:sz w:val="19"/>
-                <w:szCs w:val="19"/>
-              </w:rPr>
-            </w:pPr>
-            <w:r>
-              <w:rPr>
-                <w:rFonts w:ascii="宋体" w:hAnsi="宋体" w:eastAsia="宋体" w:cs="宋体"/>
-                <w:color w:val="000000"/>
-                <w:kern w:val="0"/>
-                <w:sz w:val="19"/>
-                <w:szCs w:val="19"/>
-                <w:bdr w:val="none" w:color="auto" w:sz="0" w:space="0"/>
+            <w:shd w:val="clear" w:color="auto" w:fill="auto"/>
+            <w:vAlign w:val="center"/>
+          </w:tcPr>
+          <w:p>
+            <w:pPr>
+              <w:keepNext w:val="0"/>
+              <w:keepLines w:val="0"/>
+              <w:widowControl/>
+              <w:suppressLineNumbers w:val="0"/>
+              <w:spacing w:before="0" w:beforeAutospacing="0" w:after="0" w:afterAutospacing="0" w:line="288" w:lineRule="atLeast"/>
+              <w:ind w:left="0" w:right="0"/>
+              <w:jc w:val="left"/>
+              <w:rPr>
+                <w:color w:val="000000"/>
+                <w:sz w:val="19"/>
+                <w:szCs w:val="19"/>
+              </w:rPr>
+            </w:pPr>
+            <w:r>
+              <w:rPr>
+                <w:rFonts w:ascii="宋体" w:hAnsi="宋体" w:eastAsia="宋体" w:cs="宋体"/>
+                <w:color w:val="000000"/>
+                <w:kern w:val="0"/>
+                <w:sz w:val="19"/>
+                <w:szCs w:val="19"/>
                 <w:lang w:val="en-US" w:eastAsia="zh-CN" w:bidi="ar"/>
               </w:rPr>
               <w:t>运维服务相关人员</w:t>
@@ -5875,32 +5763,31 @@
         <w:tc>
           <w:tcPr>
             <w:tcW w:w="0" w:type="auto"/>
-            <w:shd w:val="clear"/>
-            <w:vAlign w:val="center"/>
-          </w:tcPr>
-          <w:p>
-            <w:pPr>
-              <w:keepNext w:val="0"/>
-              <w:keepLines w:val="0"/>
-              <w:widowControl/>
-              <w:suppressLineNumbers w:val="0"/>
-              <w:spacing w:before="0" w:beforeAutospacing="0" w:after="0" w:afterAutospacing="0" w:line="288" w:lineRule="atLeast"/>
-              <w:ind w:left="0" w:right="0"/>
-              <w:jc w:val="left"/>
-              <w:rPr>
-                <w:color w:val="000000"/>
-                <w:sz w:val="19"/>
-                <w:szCs w:val="19"/>
-              </w:rPr>
-            </w:pPr>
-            <w:r>
-              <w:rPr>
-                <w:rFonts w:ascii="宋体" w:hAnsi="宋体" w:eastAsia="宋体" w:cs="宋体"/>
-                <w:color w:val="000000"/>
-                <w:kern w:val="0"/>
-                <w:sz w:val="19"/>
-                <w:szCs w:val="19"/>
-                <w:bdr w:val="none" w:color="auto" w:sz="0" w:space="0"/>
+            <w:shd w:val="clear" w:color="auto" w:fill="auto"/>
+            <w:vAlign w:val="center"/>
+          </w:tcPr>
+          <w:p>
+            <w:pPr>
+              <w:keepNext w:val="0"/>
+              <w:keepLines w:val="0"/>
+              <w:widowControl/>
+              <w:suppressLineNumbers w:val="0"/>
+              <w:spacing w:before="0" w:beforeAutospacing="0" w:after="0" w:afterAutospacing="0" w:line="288" w:lineRule="atLeast"/>
+              <w:ind w:left="0" w:right="0"/>
+              <w:jc w:val="left"/>
+              <w:rPr>
+                <w:color w:val="000000"/>
+                <w:sz w:val="19"/>
+                <w:szCs w:val="19"/>
+              </w:rPr>
+            </w:pPr>
+            <w:r>
+              <w:rPr>
+                <w:rFonts w:ascii="宋体" w:hAnsi="宋体" w:eastAsia="宋体" w:cs="宋体"/>
+                <w:color w:val="000000"/>
+                <w:kern w:val="0"/>
+                <w:sz w:val="19"/>
+                <w:szCs w:val="19"/>
                 <w:lang w:val="en-US" w:eastAsia="zh-CN" w:bidi="ar"/>
               </w:rPr>
               <w:t>全部合格</w:t>
@@ -5910,32 +5797,31 @@
         <w:tc>
           <w:tcPr>
             <w:tcW w:w="0" w:type="auto"/>
-            <w:shd w:val="clear"/>
-            <w:vAlign w:val="center"/>
-          </w:tcPr>
-          <w:p>
-            <w:pPr>
-              <w:keepNext w:val="0"/>
-              <w:keepLines w:val="0"/>
-              <w:widowControl/>
-              <w:suppressLineNumbers w:val="0"/>
-              <w:spacing w:before="0" w:beforeAutospacing="0" w:after="0" w:afterAutospacing="0" w:line="288" w:lineRule="atLeast"/>
-              <w:ind w:left="0" w:right="0"/>
-              <w:jc w:val="left"/>
-              <w:rPr>
-                <w:color w:val="000000"/>
-                <w:sz w:val="19"/>
-                <w:szCs w:val="19"/>
-              </w:rPr>
-            </w:pPr>
-            <w:r>
-              <w:rPr>
-                <w:rFonts w:ascii="宋体" w:hAnsi="宋体" w:eastAsia="宋体" w:cs="宋体"/>
-                <w:color w:val="000000"/>
-                <w:kern w:val="0"/>
-                <w:sz w:val="19"/>
-                <w:szCs w:val="19"/>
-                <w:bdr w:val="none" w:color="auto" w:sz="0" w:space="0"/>
+            <w:shd w:val="clear" w:color="auto" w:fill="auto"/>
+            <w:vAlign w:val="center"/>
+          </w:tcPr>
+          <w:p>
+            <w:pPr>
+              <w:keepNext w:val="0"/>
+              <w:keepLines w:val="0"/>
+              <w:widowControl/>
+              <w:suppressLineNumbers w:val="0"/>
+              <w:spacing w:before="0" w:beforeAutospacing="0" w:after="0" w:afterAutospacing="0" w:line="288" w:lineRule="atLeast"/>
+              <w:ind w:left="0" w:right="0"/>
+              <w:jc w:val="left"/>
+              <w:rPr>
+                <w:color w:val="000000"/>
+                <w:sz w:val="19"/>
+                <w:szCs w:val="19"/>
+              </w:rPr>
+            </w:pPr>
+            <w:r>
+              <w:rPr>
+                <w:rFonts w:ascii="宋体" w:hAnsi="宋体" w:eastAsia="宋体" w:cs="宋体"/>
+                <w:color w:val="000000"/>
+                <w:kern w:val="0"/>
+                <w:sz w:val="19"/>
+                <w:szCs w:val="19"/>
                 <w:lang w:val="en-US" w:eastAsia="zh-CN" w:bidi="ar"/>
               </w:rPr>
               <w:t>体系执行合规率提升至 95%</w:t>
@@ -5945,32 +5831,31 @@
         <w:tc>
           <w:tcPr>
             <w:tcW w:w="0" w:type="auto"/>
-            <w:shd w:val="clear"/>
-            <w:vAlign w:val="center"/>
-          </w:tcPr>
-          <w:p>
-            <w:pPr>
-              <w:keepNext w:val="0"/>
-              <w:keepLines w:val="0"/>
-              <w:widowControl/>
-              <w:suppressLineNumbers w:val="0"/>
-              <w:spacing w:before="0" w:beforeAutospacing="0" w:after="0" w:afterAutospacing="0" w:line="288" w:lineRule="atLeast"/>
-              <w:ind w:left="0" w:right="0"/>
-              <w:jc w:val="left"/>
-              <w:rPr>
-                <w:color w:val="000000"/>
-                <w:sz w:val="19"/>
-                <w:szCs w:val="19"/>
-              </w:rPr>
-            </w:pPr>
-            <w:r>
-              <w:rPr>
-                <w:rFonts w:ascii="宋体" w:hAnsi="宋体" w:eastAsia="宋体" w:cs="宋体"/>
-                <w:color w:val="000000"/>
-                <w:kern w:val="0"/>
-                <w:sz w:val="19"/>
-                <w:szCs w:val="19"/>
-                <w:bdr w:val="none" w:color="auto" w:sz="0" w:space="0"/>
+            <w:shd w:val="clear" w:color="auto" w:fill="auto"/>
+            <w:vAlign w:val="center"/>
+          </w:tcPr>
+          <w:p>
+            <w:pPr>
+              <w:keepNext w:val="0"/>
+              <w:keepLines w:val="0"/>
+              <w:widowControl/>
+              <w:suppressLineNumbers w:val="0"/>
+              <w:spacing w:before="0" w:beforeAutospacing="0" w:after="0" w:afterAutospacing="0" w:line="288" w:lineRule="atLeast"/>
+              <w:ind w:left="0" w:right="0"/>
+              <w:jc w:val="left"/>
+              <w:rPr>
+                <w:color w:val="000000"/>
+                <w:sz w:val="19"/>
+                <w:szCs w:val="19"/>
+              </w:rPr>
+            </w:pPr>
+            <w:r>
+              <w:rPr>
+                <w:rFonts w:ascii="宋体" w:hAnsi="宋体" w:eastAsia="宋体" w:cs="宋体"/>
+                <w:color w:val="000000"/>
+                <w:kern w:val="0"/>
+                <w:sz w:val="19"/>
+                <w:szCs w:val="19"/>
                 <w:lang w:val="en-US" w:eastAsia="zh-CN" w:bidi="ar"/>
               </w:rPr>
               <w:t>内审不符合项减少 60%</w:t>
@@ -5980,32 +5865,31 @@
         <w:tc>
           <w:tcPr>
             <w:tcW w:w="0" w:type="auto"/>
-            <w:shd w:val="clear"/>
-            <w:vAlign w:val="center"/>
-          </w:tcPr>
-          <w:p>
-            <w:pPr>
-              <w:keepNext w:val="0"/>
-              <w:keepLines w:val="0"/>
-              <w:widowControl/>
-              <w:suppressLineNumbers w:val="0"/>
-              <w:spacing w:before="0" w:beforeAutospacing="0" w:after="0" w:afterAutospacing="0" w:line="288" w:lineRule="atLeast"/>
-              <w:ind w:left="0" w:right="0"/>
-              <w:jc w:val="left"/>
-              <w:rPr>
-                <w:color w:val="000000"/>
-                <w:sz w:val="19"/>
-                <w:szCs w:val="19"/>
-              </w:rPr>
-            </w:pPr>
-            <w:r>
-              <w:rPr>
-                <w:rFonts w:ascii="宋体" w:hAnsi="宋体" w:eastAsia="宋体" w:cs="宋体"/>
-                <w:color w:val="000000"/>
-                <w:kern w:val="0"/>
-                <w:sz w:val="19"/>
-                <w:szCs w:val="19"/>
-                <w:bdr w:val="none" w:color="auto" w:sz="0" w:space="0"/>
+            <w:shd w:val="clear" w:color="auto" w:fill="auto"/>
+            <w:vAlign w:val="center"/>
+          </w:tcPr>
+          <w:p>
+            <w:pPr>
+              <w:keepNext w:val="0"/>
+              <w:keepLines w:val="0"/>
+              <w:widowControl/>
+              <w:suppressLineNumbers w:val="0"/>
+              <w:spacing w:before="0" w:beforeAutospacing="0" w:after="0" w:afterAutospacing="0" w:line="288" w:lineRule="atLeast"/>
+              <w:ind w:left="0" w:right="0"/>
+              <w:jc w:val="left"/>
+              <w:rPr>
+                <w:color w:val="000000"/>
+                <w:sz w:val="19"/>
+                <w:szCs w:val="19"/>
+              </w:rPr>
+            </w:pPr>
+            <w:r>
+              <w:rPr>
+                <w:rFonts w:ascii="宋体" w:hAnsi="宋体" w:eastAsia="宋体" w:cs="宋体"/>
+                <w:color w:val="000000"/>
+                <w:kern w:val="0"/>
+                <w:sz w:val="19"/>
+                <w:szCs w:val="19"/>
                 <w:lang w:val="en-US" w:eastAsia="zh-CN" w:bidi="ar"/>
               </w:rPr>
               <w:t>结合内审问题开展专项培训</w:t>
@@ -6015,32 +5899,31 @@
         <w:tc>
           <w:tcPr>
             <w:tcW w:w="0" w:type="auto"/>
-            <w:shd w:val="clear"/>
-            <w:vAlign w:val="center"/>
-          </w:tcPr>
-          <w:p>
-            <w:pPr>
-              <w:keepNext w:val="0"/>
-              <w:keepLines w:val="0"/>
-              <w:widowControl/>
-              <w:suppressLineNumbers w:val="0"/>
-              <w:spacing w:before="0" w:beforeAutospacing="0" w:after="0" w:afterAutospacing="0" w:line="288" w:lineRule="atLeast"/>
-              <w:ind w:left="0" w:right="0"/>
-              <w:jc w:val="left"/>
-              <w:rPr>
-                <w:color w:val="000000"/>
-                <w:sz w:val="19"/>
-                <w:szCs w:val="19"/>
-              </w:rPr>
-            </w:pPr>
-            <w:r>
-              <w:rPr>
-                <w:rFonts w:ascii="宋体" w:hAnsi="宋体" w:eastAsia="宋体" w:cs="宋体"/>
-                <w:color w:val="000000"/>
-                <w:kern w:val="0"/>
-                <w:sz w:val="19"/>
-                <w:szCs w:val="19"/>
-                <w:bdr w:val="none" w:color="auto" w:sz="0" w:space="0"/>
+            <w:shd w:val="clear" w:color="auto" w:fill="auto"/>
+            <w:vAlign w:val="center"/>
+          </w:tcPr>
+          <w:p>
+            <w:pPr>
+              <w:keepNext w:val="0"/>
+              <w:keepLines w:val="0"/>
+              <w:widowControl/>
+              <w:suppressLineNumbers w:val="0"/>
+              <w:spacing w:before="0" w:beforeAutospacing="0" w:after="0" w:afterAutospacing="0" w:line="288" w:lineRule="atLeast"/>
+              <w:ind w:left="0" w:right="0"/>
+              <w:jc w:val="left"/>
+              <w:rPr>
+                <w:color w:val="000000"/>
+                <w:sz w:val="19"/>
+                <w:szCs w:val="19"/>
+              </w:rPr>
+            </w:pPr>
+            <w:r>
+              <w:rPr>
+                <w:rFonts w:ascii="宋体" w:hAnsi="宋体" w:eastAsia="宋体" w:cs="宋体"/>
+                <w:color w:val="000000"/>
+                <w:kern w:val="0"/>
+                <w:sz w:val="19"/>
+                <w:szCs w:val="19"/>
                 <w:lang w:val="en-US" w:eastAsia="zh-CN" w:bidi="ar"/>
               </w:rPr>
               <w:t>外聘讲师 + 李平</w:t>
@@ -6050,32 +5933,31 @@
         <w:tc>
           <w:tcPr>
             <w:tcW w:w="0" w:type="auto"/>
-            <w:shd w:val="clear"/>
-            <w:vAlign w:val="center"/>
-          </w:tcPr>
-          <w:p>
-            <w:pPr>
-              <w:keepNext w:val="0"/>
-              <w:keepLines w:val="0"/>
-              <w:widowControl/>
-              <w:suppressLineNumbers w:val="0"/>
-              <w:spacing w:before="0" w:beforeAutospacing="0" w:after="0" w:afterAutospacing="0" w:line="288" w:lineRule="atLeast"/>
-              <w:ind w:left="0" w:right="0"/>
-              <w:jc w:val="left"/>
-              <w:rPr>
-                <w:color w:val="000000"/>
-                <w:sz w:val="19"/>
-                <w:szCs w:val="19"/>
-              </w:rPr>
-            </w:pPr>
-            <w:r>
-              <w:rPr>
-                <w:rFonts w:ascii="宋体" w:hAnsi="宋体" w:eastAsia="宋体" w:cs="宋体"/>
-                <w:color w:val="000000"/>
-                <w:kern w:val="0"/>
-                <w:sz w:val="19"/>
-                <w:szCs w:val="19"/>
-                <w:bdr w:val="none" w:color="auto" w:sz="0" w:space="0"/>
+            <w:shd w:val="clear" w:color="auto" w:fill="auto"/>
+            <w:vAlign w:val="center"/>
+          </w:tcPr>
+          <w:p>
+            <w:pPr>
+              <w:keepNext w:val="0"/>
+              <w:keepLines w:val="0"/>
+              <w:widowControl/>
+              <w:suppressLineNumbers w:val="0"/>
+              <w:spacing w:before="0" w:beforeAutospacing="0" w:after="0" w:afterAutospacing="0" w:line="288" w:lineRule="atLeast"/>
+              <w:ind w:left="0" w:right="0"/>
+              <w:jc w:val="left"/>
+              <w:rPr>
+                <w:color w:val="000000"/>
+                <w:sz w:val="19"/>
+                <w:szCs w:val="19"/>
+              </w:rPr>
+            </w:pPr>
+            <w:r>
+              <w:rPr>
+                <w:rFonts w:ascii="宋体" w:hAnsi="宋体" w:eastAsia="宋体" w:cs="宋体"/>
+                <w:color w:val="000000"/>
+                <w:kern w:val="0"/>
+                <w:sz w:val="19"/>
+                <w:szCs w:val="19"/>
                 <w:lang w:val="en-US" w:eastAsia="zh-CN" w:bidi="ar"/>
               </w:rPr>
               <w:t>-</w:t>
@@ -6093,7 +5975,7 @@
             <w:insideH w:val="none" w:color="auto" w:sz="0" w:space="0"/>
             <w:insideV w:val="none" w:color="auto" w:sz="0" w:space="0"/>
           </w:tblBorders>
-          <w:shd w:val="clear"/>
+          <w:shd w:val="clear" w:color="auto" w:fill="auto"/>
           <w:tblCellMar>
             <w:top w:w="0" w:type="dxa"/>
             <w:left w:w="0" w:type="dxa"/>
@@ -6107,32 +5989,31 @@
         <w:tc>
           <w:tcPr>
             <w:tcW w:w="0" w:type="auto"/>
-            <w:shd w:val="clear"/>
-            <w:vAlign w:val="center"/>
-          </w:tcPr>
-          <w:p>
-            <w:pPr>
-              <w:keepNext w:val="0"/>
-              <w:keepLines w:val="0"/>
-              <w:widowControl/>
-              <w:suppressLineNumbers w:val="0"/>
-              <w:spacing w:before="0" w:beforeAutospacing="0" w:after="0" w:afterAutospacing="0" w:line="288" w:lineRule="atLeast"/>
-              <w:ind w:left="0" w:right="0"/>
-              <w:jc w:val="left"/>
-              <w:rPr>
-                <w:color w:val="000000"/>
-                <w:sz w:val="19"/>
-                <w:szCs w:val="19"/>
-              </w:rPr>
-            </w:pPr>
-            <w:r>
-              <w:rPr>
-                <w:rFonts w:ascii="宋体" w:hAnsi="宋体" w:eastAsia="宋体" w:cs="宋体"/>
-                <w:color w:val="000000"/>
-                <w:kern w:val="0"/>
-                <w:sz w:val="19"/>
-                <w:szCs w:val="19"/>
-                <w:bdr w:val="none" w:color="auto" w:sz="0" w:space="0"/>
+            <w:shd w:val="clear" w:color="auto" w:fill="auto"/>
+            <w:vAlign w:val="center"/>
+          </w:tcPr>
+          <w:p>
+            <w:pPr>
+              <w:keepNext w:val="0"/>
+              <w:keepLines w:val="0"/>
+              <w:widowControl/>
+              <w:suppressLineNumbers w:val="0"/>
+              <w:spacing w:before="0" w:beforeAutospacing="0" w:after="0" w:afterAutospacing="0" w:line="288" w:lineRule="atLeast"/>
+              <w:ind w:left="0" w:right="0"/>
+              <w:jc w:val="left"/>
+              <w:rPr>
+                <w:color w:val="000000"/>
+                <w:sz w:val="19"/>
+                <w:szCs w:val="19"/>
+              </w:rPr>
+            </w:pPr>
+            <w:r>
+              <w:rPr>
+                <w:rFonts w:ascii="宋体" w:hAnsi="宋体" w:eastAsia="宋体" w:cs="宋体"/>
+                <w:color w:val="000000"/>
+                <w:kern w:val="0"/>
+                <w:sz w:val="19"/>
+                <w:szCs w:val="19"/>
                 <w:lang w:val="en-US" w:eastAsia="zh-CN" w:bidi="ar"/>
               </w:rPr>
               <w:t>数据库规范介绍</w:t>
@@ -6142,32 +6023,31 @@
         <w:tc>
           <w:tcPr>
             <w:tcW w:w="0" w:type="auto"/>
-            <w:shd w:val="clear"/>
-            <w:vAlign w:val="center"/>
-          </w:tcPr>
-          <w:p>
-            <w:pPr>
-              <w:keepNext w:val="0"/>
-              <w:keepLines w:val="0"/>
-              <w:widowControl/>
-              <w:suppressLineNumbers w:val="0"/>
-              <w:spacing w:before="0" w:beforeAutospacing="0" w:after="0" w:afterAutospacing="0" w:line="288" w:lineRule="atLeast"/>
-              <w:ind w:left="0" w:right="0"/>
-              <w:jc w:val="left"/>
-              <w:rPr>
-                <w:color w:val="000000"/>
-                <w:sz w:val="19"/>
-                <w:szCs w:val="19"/>
-              </w:rPr>
-            </w:pPr>
-            <w:r>
-              <w:rPr>
-                <w:rFonts w:ascii="宋体" w:hAnsi="宋体" w:eastAsia="宋体" w:cs="宋体"/>
-                <w:color w:val="000000"/>
-                <w:kern w:val="0"/>
-                <w:sz w:val="19"/>
-                <w:szCs w:val="19"/>
-                <w:bdr w:val="none" w:color="auto" w:sz="0" w:space="0"/>
+            <w:shd w:val="clear" w:color="auto" w:fill="auto"/>
+            <w:vAlign w:val="center"/>
+          </w:tcPr>
+          <w:p>
+            <w:pPr>
+              <w:keepNext w:val="0"/>
+              <w:keepLines w:val="0"/>
+              <w:widowControl/>
+              <w:suppressLineNumbers w:val="0"/>
+              <w:spacing w:before="0" w:beforeAutospacing="0" w:after="0" w:afterAutospacing="0" w:line="288" w:lineRule="atLeast"/>
+              <w:ind w:left="0" w:right="0"/>
+              <w:jc w:val="left"/>
+              <w:rPr>
+                <w:color w:val="000000"/>
+                <w:sz w:val="19"/>
+                <w:szCs w:val="19"/>
+              </w:rPr>
+            </w:pPr>
+            <w:r>
+              <w:rPr>
+                <w:rFonts w:ascii="宋体" w:hAnsi="宋体" w:eastAsia="宋体" w:cs="宋体"/>
+                <w:color w:val="000000"/>
+                <w:kern w:val="0"/>
+                <w:sz w:val="19"/>
+                <w:szCs w:val="19"/>
                 <w:lang w:val="en-US" w:eastAsia="zh-CN" w:bidi="ar"/>
               </w:rPr>
               <w:t>2025 年 6 月</w:t>
@@ -6177,32 +6057,31 @@
         <w:tc>
           <w:tcPr>
             <w:tcW w:w="0" w:type="auto"/>
-            <w:shd w:val="clear"/>
-            <w:vAlign w:val="center"/>
-          </w:tcPr>
-          <w:p>
-            <w:pPr>
-              <w:keepNext w:val="0"/>
-              <w:keepLines w:val="0"/>
-              <w:widowControl/>
-              <w:suppressLineNumbers w:val="0"/>
-              <w:spacing w:before="0" w:beforeAutospacing="0" w:after="0" w:afterAutospacing="0" w:line="288" w:lineRule="atLeast"/>
-              <w:ind w:left="0" w:right="0"/>
-              <w:jc w:val="left"/>
-              <w:rPr>
-                <w:color w:val="000000"/>
-                <w:sz w:val="19"/>
-                <w:szCs w:val="19"/>
-              </w:rPr>
-            </w:pPr>
-            <w:r>
-              <w:rPr>
-                <w:rFonts w:ascii="宋体" w:hAnsi="宋体" w:eastAsia="宋体" w:cs="宋体"/>
-                <w:color w:val="000000"/>
-                <w:kern w:val="0"/>
-                <w:sz w:val="19"/>
-                <w:szCs w:val="19"/>
-                <w:bdr w:val="none" w:color="auto" w:sz="0" w:space="0"/>
+            <w:shd w:val="clear" w:color="auto" w:fill="auto"/>
+            <w:vAlign w:val="center"/>
+          </w:tcPr>
+          <w:p>
+            <w:pPr>
+              <w:keepNext w:val="0"/>
+              <w:keepLines w:val="0"/>
+              <w:widowControl/>
+              <w:suppressLineNumbers w:val="0"/>
+              <w:spacing w:before="0" w:beforeAutospacing="0" w:after="0" w:afterAutospacing="0" w:line="288" w:lineRule="atLeast"/>
+              <w:ind w:left="0" w:right="0"/>
+              <w:jc w:val="left"/>
+              <w:rPr>
+                <w:color w:val="000000"/>
+                <w:sz w:val="19"/>
+                <w:szCs w:val="19"/>
+              </w:rPr>
+            </w:pPr>
+            <w:r>
+              <w:rPr>
+                <w:rFonts w:ascii="宋体" w:hAnsi="宋体" w:eastAsia="宋体" w:cs="宋体"/>
+                <w:color w:val="000000"/>
+                <w:kern w:val="0"/>
+                <w:sz w:val="19"/>
+                <w:szCs w:val="19"/>
                 <w:lang w:val="en-US" w:eastAsia="zh-CN" w:bidi="ar"/>
               </w:rPr>
               <w:t>运维部、研发部</w:t>
@@ -6212,32 +6091,31 @@
         <w:tc>
           <w:tcPr>
             <w:tcW w:w="0" w:type="auto"/>
-            <w:shd w:val="clear"/>
-            <w:vAlign w:val="center"/>
-          </w:tcPr>
-          <w:p>
-            <w:pPr>
-              <w:keepNext w:val="0"/>
-              <w:keepLines w:val="0"/>
-              <w:widowControl/>
-              <w:suppressLineNumbers w:val="0"/>
-              <w:spacing w:before="0" w:beforeAutospacing="0" w:after="0" w:afterAutospacing="0" w:line="288" w:lineRule="atLeast"/>
-              <w:ind w:left="0" w:right="0"/>
-              <w:jc w:val="left"/>
-              <w:rPr>
-                <w:color w:val="000000"/>
-                <w:sz w:val="19"/>
-                <w:szCs w:val="19"/>
-              </w:rPr>
-            </w:pPr>
-            <w:r>
-              <w:rPr>
-                <w:rFonts w:ascii="宋体" w:hAnsi="宋体" w:eastAsia="宋体" w:cs="宋体"/>
-                <w:color w:val="000000"/>
-                <w:kern w:val="0"/>
-                <w:sz w:val="19"/>
-                <w:szCs w:val="19"/>
-                <w:bdr w:val="none" w:color="auto" w:sz="0" w:space="0"/>
+            <w:shd w:val="clear" w:color="auto" w:fill="auto"/>
+            <w:vAlign w:val="center"/>
+          </w:tcPr>
+          <w:p>
+            <w:pPr>
+              <w:keepNext w:val="0"/>
+              <w:keepLines w:val="0"/>
+              <w:widowControl/>
+              <w:suppressLineNumbers w:val="0"/>
+              <w:spacing w:before="0" w:beforeAutospacing="0" w:after="0" w:afterAutospacing="0" w:line="288" w:lineRule="atLeast"/>
+              <w:ind w:left="0" w:right="0"/>
+              <w:jc w:val="left"/>
+              <w:rPr>
+                <w:color w:val="000000"/>
+                <w:sz w:val="19"/>
+                <w:szCs w:val="19"/>
+              </w:rPr>
+            </w:pPr>
+            <w:r>
+              <w:rPr>
+                <w:rFonts w:ascii="宋体" w:hAnsi="宋体" w:eastAsia="宋体" w:cs="宋体"/>
+                <w:color w:val="000000"/>
+                <w:kern w:val="0"/>
+                <w:sz w:val="19"/>
+                <w:szCs w:val="19"/>
                 <w:lang w:val="en-US" w:eastAsia="zh-CN" w:bidi="ar"/>
               </w:rPr>
               <w:t>全部合格</w:t>
@@ -6247,32 +6125,31 @@
         <w:tc>
           <w:tcPr>
             <w:tcW w:w="0" w:type="auto"/>
-            <w:shd w:val="clear"/>
-            <w:vAlign w:val="center"/>
-          </w:tcPr>
-          <w:p>
-            <w:pPr>
-              <w:keepNext w:val="0"/>
-              <w:keepLines w:val="0"/>
-              <w:widowControl/>
-              <w:suppressLineNumbers w:val="0"/>
-              <w:spacing w:before="0" w:beforeAutospacing="0" w:after="0" w:afterAutospacing="0" w:line="288" w:lineRule="atLeast"/>
-              <w:ind w:left="0" w:right="0"/>
-              <w:jc w:val="left"/>
-              <w:rPr>
-                <w:color w:val="000000"/>
-                <w:sz w:val="19"/>
-                <w:szCs w:val="19"/>
-              </w:rPr>
-            </w:pPr>
-            <w:r>
-              <w:rPr>
-                <w:rFonts w:ascii="宋体" w:hAnsi="宋体" w:eastAsia="宋体" w:cs="宋体"/>
-                <w:color w:val="000000"/>
-                <w:kern w:val="0"/>
-                <w:sz w:val="19"/>
-                <w:szCs w:val="19"/>
-                <w:bdr w:val="none" w:color="auto" w:sz="0" w:space="0"/>
+            <w:shd w:val="clear" w:color="auto" w:fill="auto"/>
+            <w:vAlign w:val="center"/>
+          </w:tcPr>
+          <w:p>
+            <w:pPr>
+              <w:keepNext w:val="0"/>
+              <w:keepLines w:val="0"/>
+              <w:widowControl/>
+              <w:suppressLineNumbers w:val="0"/>
+              <w:spacing w:before="0" w:beforeAutospacing="0" w:after="0" w:afterAutospacing="0" w:line="288" w:lineRule="atLeast"/>
+              <w:ind w:left="0" w:right="0"/>
+              <w:jc w:val="left"/>
+              <w:rPr>
+                <w:color w:val="000000"/>
+                <w:sz w:val="19"/>
+                <w:szCs w:val="19"/>
+              </w:rPr>
+            </w:pPr>
+            <w:r>
+              <w:rPr>
+                <w:rFonts w:ascii="宋体" w:hAnsi="宋体" w:eastAsia="宋体" w:cs="宋体"/>
+                <w:color w:val="000000"/>
+                <w:kern w:val="0"/>
+                <w:sz w:val="19"/>
+                <w:szCs w:val="19"/>
                 <w:lang w:val="en-US" w:eastAsia="zh-CN" w:bidi="ar"/>
               </w:rPr>
               <w:t>数据库配置规范性提升，备份遗漏次数为 0</w:t>
@@ -6282,32 +6159,31 @@
         <w:tc>
           <w:tcPr>
             <w:tcW w:w="0" w:type="auto"/>
-            <w:shd w:val="clear"/>
-            <w:vAlign w:val="center"/>
-          </w:tcPr>
-          <w:p>
-            <w:pPr>
-              <w:keepNext w:val="0"/>
-              <w:keepLines w:val="0"/>
-              <w:widowControl/>
-              <w:suppressLineNumbers w:val="0"/>
-              <w:spacing w:before="0" w:beforeAutospacing="0" w:after="0" w:afterAutospacing="0" w:line="288" w:lineRule="atLeast"/>
-              <w:ind w:left="0" w:right="0"/>
-              <w:jc w:val="left"/>
-              <w:rPr>
-                <w:color w:val="000000"/>
-                <w:sz w:val="19"/>
-                <w:szCs w:val="19"/>
-              </w:rPr>
-            </w:pPr>
-            <w:r>
-              <w:rPr>
-                <w:rFonts w:ascii="宋体" w:hAnsi="宋体" w:eastAsia="宋体" w:cs="宋体"/>
-                <w:color w:val="000000"/>
-                <w:kern w:val="0"/>
-                <w:sz w:val="19"/>
-                <w:szCs w:val="19"/>
-                <w:bdr w:val="none" w:color="auto" w:sz="0" w:space="0"/>
+            <w:shd w:val="clear" w:color="auto" w:fill="auto"/>
+            <w:vAlign w:val="center"/>
+          </w:tcPr>
+          <w:p>
+            <w:pPr>
+              <w:keepNext w:val="0"/>
+              <w:keepLines w:val="0"/>
+              <w:widowControl/>
+              <w:suppressLineNumbers w:val="0"/>
+              <w:spacing w:before="0" w:beforeAutospacing="0" w:after="0" w:afterAutospacing="0" w:line="288" w:lineRule="atLeast"/>
+              <w:ind w:left="0" w:right="0"/>
+              <w:jc w:val="left"/>
+              <w:rPr>
+                <w:color w:val="000000"/>
+                <w:sz w:val="19"/>
+                <w:szCs w:val="19"/>
+              </w:rPr>
+            </w:pPr>
+            <w:r>
+              <w:rPr>
+                <w:rFonts w:ascii="宋体" w:hAnsi="宋体" w:eastAsia="宋体" w:cs="宋体"/>
+                <w:color w:val="000000"/>
+                <w:kern w:val="0"/>
+                <w:sz w:val="19"/>
+                <w:szCs w:val="19"/>
                 <w:lang w:val="en-US" w:eastAsia="zh-CN" w:bidi="ar"/>
               </w:rPr>
               <w:t>数据故障发生率下降 20%</w:t>
@@ -6317,32 +6193,31 @@
         <w:tc>
           <w:tcPr>
             <w:tcW w:w="0" w:type="auto"/>
-            <w:shd w:val="clear"/>
-            <w:vAlign w:val="center"/>
-          </w:tcPr>
-          <w:p>
-            <w:pPr>
-              <w:keepNext w:val="0"/>
-              <w:keepLines w:val="0"/>
-              <w:widowControl/>
-              <w:suppressLineNumbers w:val="0"/>
-              <w:spacing w:before="0" w:beforeAutospacing="0" w:after="0" w:afterAutospacing="0" w:line="288" w:lineRule="atLeast"/>
-              <w:ind w:left="0" w:right="0"/>
-              <w:jc w:val="left"/>
-              <w:rPr>
-                <w:color w:val="000000"/>
-                <w:sz w:val="19"/>
-                <w:szCs w:val="19"/>
-              </w:rPr>
-            </w:pPr>
-            <w:r>
-              <w:rPr>
-                <w:rFonts w:ascii="宋体" w:hAnsi="宋体" w:eastAsia="宋体" w:cs="宋体"/>
-                <w:color w:val="000000"/>
-                <w:kern w:val="0"/>
-                <w:sz w:val="19"/>
-                <w:szCs w:val="19"/>
-                <w:bdr w:val="none" w:color="auto" w:sz="0" w:space="0"/>
+            <w:shd w:val="clear" w:color="auto" w:fill="auto"/>
+            <w:vAlign w:val="center"/>
+          </w:tcPr>
+          <w:p>
+            <w:pPr>
+              <w:keepNext w:val="0"/>
+              <w:keepLines w:val="0"/>
+              <w:widowControl/>
+              <w:suppressLineNumbers w:val="0"/>
+              <w:spacing w:before="0" w:beforeAutospacing="0" w:after="0" w:afterAutospacing="0" w:line="288" w:lineRule="atLeast"/>
+              <w:ind w:left="0" w:right="0"/>
+              <w:jc w:val="left"/>
+              <w:rPr>
+                <w:color w:val="000000"/>
+                <w:sz w:val="19"/>
+                <w:szCs w:val="19"/>
+              </w:rPr>
+            </w:pPr>
+            <w:r>
+              <w:rPr>
+                <w:rFonts w:ascii="宋体" w:hAnsi="宋体" w:eastAsia="宋体" w:cs="宋体"/>
+                <w:color w:val="000000"/>
+                <w:kern w:val="0"/>
+                <w:sz w:val="19"/>
+                <w:szCs w:val="19"/>
                 <w:lang w:val="en-US" w:eastAsia="zh-CN" w:bidi="ar"/>
               </w:rPr>
               <w:t>增加 Oracle/MySQL 专项分组培训</w:t>
@@ -6352,32 +6227,31 @@
         <w:tc>
           <w:tcPr>
             <w:tcW w:w="0" w:type="auto"/>
-            <w:shd w:val="clear"/>
-            <w:vAlign w:val="center"/>
-          </w:tcPr>
-          <w:p>
-            <w:pPr>
-              <w:keepNext w:val="0"/>
-              <w:keepLines w:val="0"/>
-              <w:widowControl/>
-              <w:suppressLineNumbers w:val="0"/>
-              <w:spacing w:before="0" w:beforeAutospacing="0" w:after="0" w:afterAutospacing="0" w:line="288" w:lineRule="atLeast"/>
-              <w:ind w:left="0" w:right="0"/>
-              <w:jc w:val="left"/>
-              <w:rPr>
-                <w:color w:val="000000"/>
-                <w:sz w:val="19"/>
-                <w:szCs w:val="19"/>
-              </w:rPr>
-            </w:pPr>
-            <w:r>
-              <w:rPr>
-                <w:rFonts w:ascii="宋体" w:hAnsi="宋体" w:eastAsia="宋体" w:cs="宋体"/>
-                <w:color w:val="000000"/>
-                <w:kern w:val="0"/>
-                <w:sz w:val="19"/>
-                <w:szCs w:val="19"/>
-                <w:bdr w:val="none" w:color="auto" w:sz="0" w:space="0"/>
+            <w:shd w:val="clear" w:color="auto" w:fill="auto"/>
+            <w:vAlign w:val="center"/>
+          </w:tcPr>
+          <w:p>
+            <w:pPr>
+              <w:keepNext w:val="0"/>
+              <w:keepLines w:val="0"/>
+              <w:widowControl/>
+              <w:suppressLineNumbers w:val="0"/>
+              <w:spacing w:before="0" w:beforeAutospacing="0" w:after="0" w:afterAutospacing="0" w:line="288" w:lineRule="atLeast"/>
+              <w:ind w:left="0" w:right="0"/>
+              <w:jc w:val="left"/>
+              <w:rPr>
+                <w:color w:val="000000"/>
+                <w:sz w:val="19"/>
+                <w:szCs w:val="19"/>
+              </w:rPr>
+            </w:pPr>
+            <w:r>
+              <w:rPr>
+                <w:rFonts w:ascii="宋体" w:hAnsi="宋体" w:eastAsia="宋体" w:cs="宋体"/>
+                <w:color w:val="000000"/>
+                <w:kern w:val="0"/>
+                <w:sz w:val="19"/>
+                <w:szCs w:val="19"/>
                 <w:lang w:val="en-US" w:eastAsia="zh-CN" w:bidi="ar"/>
               </w:rPr>
               <w:t>肖龙莽</w:t>
@@ -6387,32 +6261,31 @@
         <w:tc>
           <w:tcPr>
             <w:tcW w:w="0" w:type="auto"/>
-            <w:shd w:val="clear"/>
-            <w:vAlign w:val="center"/>
-          </w:tcPr>
-          <w:p>
-            <w:pPr>
-              <w:keepNext w:val="0"/>
-              <w:keepLines w:val="0"/>
-              <w:widowControl/>
-              <w:suppressLineNumbers w:val="0"/>
-              <w:spacing w:before="0" w:beforeAutospacing="0" w:after="0" w:afterAutospacing="0" w:line="288" w:lineRule="atLeast"/>
-              <w:ind w:left="0" w:right="0"/>
-              <w:jc w:val="left"/>
-              <w:rPr>
-                <w:color w:val="000000"/>
-                <w:sz w:val="19"/>
-                <w:szCs w:val="19"/>
-              </w:rPr>
-            </w:pPr>
-            <w:r>
-              <w:rPr>
-                <w:rFonts w:ascii="宋体" w:hAnsi="宋体" w:eastAsia="宋体" w:cs="宋体"/>
-                <w:color w:val="000000"/>
-                <w:kern w:val="0"/>
-                <w:sz w:val="19"/>
-                <w:szCs w:val="19"/>
-                <w:bdr w:val="none" w:color="auto" w:sz="0" w:space="0"/>
+            <w:shd w:val="clear" w:color="auto" w:fill="auto"/>
+            <w:vAlign w:val="center"/>
+          </w:tcPr>
+          <w:p>
+            <w:pPr>
+              <w:keepNext w:val="0"/>
+              <w:keepLines w:val="0"/>
+              <w:widowControl/>
+              <w:suppressLineNumbers w:val="0"/>
+              <w:spacing w:before="0" w:beforeAutospacing="0" w:after="0" w:afterAutospacing="0" w:line="288" w:lineRule="atLeast"/>
+              <w:ind w:left="0" w:right="0"/>
+              <w:jc w:val="left"/>
+              <w:rPr>
+                <w:color w:val="000000"/>
+                <w:sz w:val="19"/>
+                <w:szCs w:val="19"/>
+              </w:rPr>
+            </w:pPr>
+            <w:r>
+              <w:rPr>
+                <w:rFonts w:ascii="宋体" w:hAnsi="宋体" w:eastAsia="宋体" w:cs="宋体"/>
+                <w:color w:val="000000"/>
+                <w:kern w:val="0"/>
+                <w:sz w:val="19"/>
+                <w:szCs w:val="19"/>
                 <w:lang w:val="en-US" w:eastAsia="zh-CN" w:bidi="ar"/>
               </w:rPr>
               <w:t>-</w:t>
@@ -6430,7 +6303,7 @@
             <w:insideH w:val="none" w:color="auto" w:sz="0" w:space="0"/>
             <w:insideV w:val="none" w:color="auto" w:sz="0" w:space="0"/>
           </w:tblBorders>
-          <w:shd w:val="clear"/>
+          <w:shd w:val="clear" w:color="auto" w:fill="auto"/>
           <w:tblCellMar>
             <w:top w:w="0" w:type="dxa"/>
             <w:left w:w="0" w:type="dxa"/>
@@ -6444,32 +6317,31 @@
         <w:tc>
           <w:tcPr>
             <w:tcW w:w="0" w:type="auto"/>
-            <w:shd w:val="clear"/>
-            <w:vAlign w:val="center"/>
-          </w:tcPr>
-          <w:p>
-            <w:pPr>
-              <w:keepNext w:val="0"/>
-              <w:keepLines w:val="0"/>
-              <w:widowControl/>
-              <w:suppressLineNumbers w:val="0"/>
-              <w:spacing w:before="0" w:beforeAutospacing="0" w:after="0" w:afterAutospacing="0" w:line="288" w:lineRule="atLeast"/>
-              <w:ind w:left="0" w:right="0"/>
-              <w:jc w:val="left"/>
-              <w:rPr>
-                <w:color w:val="000000"/>
-                <w:sz w:val="19"/>
-                <w:szCs w:val="19"/>
-              </w:rPr>
-            </w:pPr>
-            <w:r>
-              <w:rPr>
-                <w:rFonts w:ascii="宋体" w:hAnsi="宋体" w:eastAsia="宋体" w:cs="宋体"/>
-                <w:color w:val="000000"/>
-                <w:kern w:val="0"/>
-                <w:sz w:val="19"/>
-                <w:szCs w:val="19"/>
-                <w:bdr w:val="none" w:color="auto" w:sz="0" w:space="0"/>
+            <w:shd w:val="clear" w:color="auto" w:fill="auto"/>
+            <w:vAlign w:val="center"/>
+          </w:tcPr>
+          <w:p>
+            <w:pPr>
+              <w:keepNext w:val="0"/>
+              <w:keepLines w:val="0"/>
+              <w:widowControl/>
+              <w:suppressLineNumbers w:val="0"/>
+              <w:spacing w:before="0" w:beforeAutospacing="0" w:after="0" w:afterAutospacing="0" w:line="288" w:lineRule="atLeast"/>
+              <w:ind w:left="0" w:right="0"/>
+              <w:jc w:val="left"/>
+              <w:rPr>
+                <w:color w:val="000000"/>
+                <w:sz w:val="19"/>
+                <w:szCs w:val="19"/>
+              </w:rPr>
+            </w:pPr>
+            <w:r>
+              <w:rPr>
+                <w:rFonts w:ascii="宋体" w:hAnsi="宋体" w:eastAsia="宋体" w:cs="宋体"/>
+                <w:color w:val="000000"/>
+                <w:kern w:val="0"/>
+                <w:sz w:val="19"/>
+                <w:szCs w:val="19"/>
                 <w:lang w:val="en-US" w:eastAsia="zh-CN" w:bidi="ar"/>
               </w:rPr>
               <w:t>应急响应规范与应急预案培训</w:t>
@@ -6479,32 +6351,31 @@
         <w:tc>
           <w:tcPr>
             <w:tcW w:w="0" w:type="auto"/>
-            <w:shd w:val="clear"/>
-            <w:vAlign w:val="center"/>
-          </w:tcPr>
-          <w:p>
-            <w:pPr>
-              <w:keepNext w:val="0"/>
-              <w:keepLines w:val="0"/>
-              <w:widowControl/>
-              <w:suppressLineNumbers w:val="0"/>
-              <w:spacing w:before="0" w:beforeAutospacing="0" w:after="0" w:afterAutospacing="0" w:line="288" w:lineRule="atLeast"/>
-              <w:ind w:left="0" w:right="0"/>
-              <w:jc w:val="left"/>
-              <w:rPr>
-                <w:color w:val="000000"/>
-                <w:sz w:val="19"/>
-                <w:szCs w:val="19"/>
-              </w:rPr>
-            </w:pPr>
-            <w:r>
-              <w:rPr>
-                <w:rFonts w:ascii="宋体" w:hAnsi="宋体" w:eastAsia="宋体" w:cs="宋体"/>
-                <w:color w:val="000000"/>
-                <w:kern w:val="0"/>
-                <w:sz w:val="19"/>
-                <w:szCs w:val="19"/>
-                <w:bdr w:val="none" w:color="auto" w:sz="0" w:space="0"/>
+            <w:shd w:val="clear" w:color="auto" w:fill="auto"/>
+            <w:vAlign w:val="center"/>
+          </w:tcPr>
+          <w:p>
+            <w:pPr>
+              <w:keepNext w:val="0"/>
+              <w:keepLines w:val="0"/>
+              <w:widowControl/>
+              <w:suppressLineNumbers w:val="0"/>
+              <w:spacing w:before="0" w:beforeAutospacing="0" w:after="0" w:afterAutospacing="0" w:line="288" w:lineRule="atLeast"/>
+              <w:ind w:left="0" w:right="0"/>
+              <w:jc w:val="left"/>
+              <w:rPr>
+                <w:color w:val="000000"/>
+                <w:sz w:val="19"/>
+                <w:szCs w:val="19"/>
+              </w:rPr>
+            </w:pPr>
+            <w:r>
+              <w:rPr>
+                <w:rFonts w:ascii="宋体" w:hAnsi="宋体" w:eastAsia="宋体" w:cs="宋体"/>
+                <w:color w:val="000000"/>
+                <w:kern w:val="0"/>
+                <w:sz w:val="19"/>
+                <w:szCs w:val="19"/>
                 <w:lang w:val="en-US" w:eastAsia="zh-CN" w:bidi="ar"/>
               </w:rPr>
               <w:t>2025 年 9 月</w:t>
@@ -6514,32 +6385,31 @@
         <w:tc>
           <w:tcPr>
             <w:tcW w:w="0" w:type="auto"/>
-            <w:shd w:val="clear"/>
-            <w:vAlign w:val="center"/>
-          </w:tcPr>
-          <w:p>
-            <w:pPr>
-              <w:keepNext w:val="0"/>
-              <w:keepLines w:val="0"/>
-              <w:widowControl/>
-              <w:suppressLineNumbers w:val="0"/>
-              <w:spacing w:before="0" w:beforeAutospacing="0" w:after="0" w:afterAutospacing="0" w:line="288" w:lineRule="atLeast"/>
-              <w:ind w:left="0" w:right="0"/>
-              <w:jc w:val="left"/>
-              <w:rPr>
-                <w:color w:val="000000"/>
-                <w:sz w:val="19"/>
-                <w:szCs w:val="19"/>
-              </w:rPr>
-            </w:pPr>
-            <w:r>
-              <w:rPr>
-                <w:rFonts w:ascii="宋体" w:hAnsi="宋体" w:eastAsia="宋体" w:cs="宋体"/>
-                <w:color w:val="000000"/>
-                <w:kern w:val="0"/>
-                <w:sz w:val="19"/>
-                <w:szCs w:val="19"/>
-                <w:bdr w:val="none" w:color="auto" w:sz="0" w:space="0"/>
+            <w:shd w:val="clear" w:color="auto" w:fill="auto"/>
+            <w:vAlign w:val="center"/>
+          </w:tcPr>
+          <w:p>
+            <w:pPr>
+              <w:keepNext w:val="0"/>
+              <w:keepLines w:val="0"/>
+              <w:widowControl/>
+              <w:suppressLineNumbers w:val="0"/>
+              <w:spacing w:before="0" w:beforeAutospacing="0" w:after="0" w:afterAutospacing="0" w:line="288" w:lineRule="atLeast"/>
+              <w:ind w:left="0" w:right="0"/>
+              <w:jc w:val="left"/>
+              <w:rPr>
+                <w:color w:val="000000"/>
+                <w:sz w:val="19"/>
+                <w:szCs w:val="19"/>
+              </w:rPr>
+            </w:pPr>
+            <w:r>
+              <w:rPr>
+                <w:rFonts w:ascii="宋体" w:hAnsi="宋体" w:eastAsia="宋体" w:cs="宋体"/>
+                <w:color w:val="000000"/>
+                <w:kern w:val="0"/>
+                <w:sz w:val="19"/>
+                <w:szCs w:val="19"/>
                 <w:lang w:val="en-US" w:eastAsia="zh-CN" w:bidi="ar"/>
               </w:rPr>
               <w:t>运维项目经理</w:t>
@@ -6549,32 +6419,31 @@
         <w:tc>
           <w:tcPr>
             <w:tcW w:w="0" w:type="auto"/>
-            <w:shd w:val="clear"/>
-            <w:vAlign w:val="center"/>
-          </w:tcPr>
-          <w:p>
-            <w:pPr>
-              <w:keepNext w:val="0"/>
-              <w:keepLines w:val="0"/>
-              <w:widowControl/>
-              <w:suppressLineNumbers w:val="0"/>
-              <w:spacing w:before="0" w:beforeAutospacing="0" w:after="0" w:afterAutospacing="0" w:line="288" w:lineRule="atLeast"/>
-              <w:ind w:left="0" w:right="0"/>
-              <w:jc w:val="left"/>
-              <w:rPr>
-                <w:color w:val="000000"/>
-                <w:sz w:val="19"/>
-                <w:szCs w:val="19"/>
-              </w:rPr>
-            </w:pPr>
-            <w:r>
-              <w:rPr>
-                <w:rFonts w:ascii="宋体" w:hAnsi="宋体" w:eastAsia="宋体" w:cs="宋体"/>
-                <w:color w:val="000000"/>
-                <w:kern w:val="0"/>
-                <w:sz w:val="19"/>
-                <w:szCs w:val="19"/>
-                <w:bdr w:val="none" w:color="auto" w:sz="0" w:space="0"/>
+            <w:shd w:val="clear" w:color="auto" w:fill="auto"/>
+            <w:vAlign w:val="center"/>
+          </w:tcPr>
+          <w:p>
+            <w:pPr>
+              <w:keepNext w:val="0"/>
+              <w:keepLines w:val="0"/>
+              <w:widowControl/>
+              <w:suppressLineNumbers w:val="0"/>
+              <w:spacing w:before="0" w:beforeAutospacing="0" w:after="0" w:afterAutospacing="0" w:line="288" w:lineRule="atLeast"/>
+              <w:ind w:left="0" w:right="0"/>
+              <w:jc w:val="left"/>
+              <w:rPr>
+                <w:color w:val="000000"/>
+                <w:sz w:val="19"/>
+                <w:szCs w:val="19"/>
+              </w:rPr>
+            </w:pPr>
+            <w:r>
+              <w:rPr>
+                <w:rFonts w:ascii="宋体" w:hAnsi="宋体" w:eastAsia="宋体" w:cs="宋体"/>
+                <w:color w:val="000000"/>
+                <w:kern w:val="0"/>
+                <w:sz w:val="19"/>
+                <w:szCs w:val="19"/>
                 <w:lang w:val="en-US" w:eastAsia="zh-CN" w:bidi="ar"/>
               </w:rPr>
               <w:t>全部合格</w:t>
@@ -6584,32 +6453,31 @@
         <w:tc>
           <w:tcPr>
             <w:tcW w:w="0" w:type="auto"/>
-            <w:shd w:val="clear"/>
-            <w:vAlign w:val="center"/>
-          </w:tcPr>
-          <w:p>
-            <w:pPr>
-              <w:keepNext w:val="0"/>
-              <w:keepLines w:val="0"/>
-              <w:widowControl/>
-              <w:suppressLineNumbers w:val="0"/>
-              <w:spacing w:before="0" w:beforeAutospacing="0" w:after="0" w:afterAutospacing="0" w:line="288" w:lineRule="atLeast"/>
-              <w:ind w:left="0" w:right="0"/>
-              <w:jc w:val="left"/>
-              <w:rPr>
-                <w:color w:val="000000"/>
-                <w:sz w:val="19"/>
-                <w:szCs w:val="19"/>
-              </w:rPr>
-            </w:pPr>
-            <w:r>
-              <w:rPr>
-                <w:rFonts w:ascii="宋体" w:hAnsi="宋体" w:eastAsia="宋体" w:cs="宋体"/>
-                <w:color w:val="000000"/>
-                <w:kern w:val="0"/>
-                <w:sz w:val="19"/>
-                <w:szCs w:val="19"/>
-                <w:bdr w:val="none" w:color="auto" w:sz="0" w:space="0"/>
+            <w:shd w:val="clear" w:color="auto" w:fill="auto"/>
+            <w:vAlign w:val="center"/>
+          </w:tcPr>
+          <w:p>
+            <w:pPr>
+              <w:keepNext w:val="0"/>
+              <w:keepLines w:val="0"/>
+              <w:widowControl/>
+              <w:suppressLineNumbers w:val="0"/>
+              <w:spacing w:before="0" w:beforeAutospacing="0" w:after="0" w:afterAutospacing="0" w:line="288" w:lineRule="atLeast"/>
+              <w:ind w:left="0" w:right="0"/>
+              <w:jc w:val="left"/>
+              <w:rPr>
+                <w:color w:val="000000"/>
+                <w:sz w:val="19"/>
+                <w:szCs w:val="19"/>
+              </w:rPr>
+            </w:pPr>
+            <w:r>
+              <w:rPr>
+                <w:rFonts w:ascii="宋体" w:hAnsi="宋体" w:eastAsia="宋体" w:cs="宋体"/>
+                <w:color w:val="000000"/>
+                <w:kern w:val="0"/>
+                <w:sz w:val="19"/>
+                <w:szCs w:val="19"/>
                 <w:lang w:val="en-US" w:eastAsia="zh-CN" w:bidi="ar"/>
               </w:rPr>
               <w:t>1 次重大故障中成功应用预案，恢复时效缩短 30%</w:t>
@@ -6619,32 +6487,31 @@
         <w:tc>
           <w:tcPr>
             <w:tcW w:w="0" w:type="auto"/>
-            <w:shd w:val="clear"/>
-            <w:vAlign w:val="center"/>
-          </w:tcPr>
-          <w:p>
-            <w:pPr>
-              <w:keepNext w:val="0"/>
-              <w:keepLines w:val="0"/>
-              <w:widowControl/>
-              <w:suppressLineNumbers w:val="0"/>
-              <w:spacing w:before="0" w:beforeAutospacing="0" w:after="0" w:afterAutospacing="0" w:line="288" w:lineRule="atLeast"/>
-              <w:ind w:left="0" w:right="0"/>
-              <w:jc w:val="left"/>
-              <w:rPr>
-                <w:color w:val="000000"/>
-                <w:sz w:val="19"/>
-                <w:szCs w:val="19"/>
-              </w:rPr>
-            </w:pPr>
-            <w:r>
-              <w:rPr>
-                <w:rFonts w:ascii="宋体" w:hAnsi="宋体" w:eastAsia="宋体" w:cs="宋体"/>
-                <w:color w:val="000000"/>
-                <w:kern w:val="0"/>
-                <w:sz w:val="19"/>
-                <w:szCs w:val="19"/>
-                <w:bdr w:val="none" w:color="auto" w:sz="0" w:space="0"/>
+            <w:shd w:val="clear" w:color="auto" w:fill="auto"/>
+            <w:vAlign w:val="center"/>
+          </w:tcPr>
+          <w:p>
+            <w:pPr>
+              <w:keepNext w:val="0"/>
+              <w:keepLines w:val="0"/>
+              <w:widowControl/>
+              <w:suppressLineNumbers w:val="0"/>
+              <w:spacing w:before="0" w:beforeAutospacing="0" w:after="0" w:afterAutospacing="0" w:line="288" w:lineRule="atLeast"/>
+              <w:ind w:left="0" w:right="0"/>
+              <w:jc w:val="left"/>
+              <w:rPr>
+                <w:color w:val="000000"/>
+                <w:sz w:val="19"/>
+                <w:szCs w:val="19"/>
+              </w:rPr>
+            </w:pPr>
+            <w:r>
+              <w:rPr>
+                <w:rFonts w:ascii="宋体" w:hAnsi="宋体" w:eastAsia="宋体" w:cs="宋体"/>
+                <w:color w:val="000000"/>
+                <w:kern w:val="0"/>
+                <w:sz w:val="19"/>
+                <w:szCs w:val="19"/>
                 <w:lang w:val="en-US" w:eastAsia="zh-CN" w:bidi="ar"/>
               </w:rPr>
               <w:t>应急预案完善率 100%，团队应急配合流畅</w:t>
@@ -6654,32 +6521,31 @@
         <w:tc>
           <w:tcPr>
             <w:tcW w:w="0" w:type="auto"/>
-            <w:shd w:val="clear"/>
-            <w:vAlign w:val="center"/>
-          </w:tcPr>
-          <w:p>
-            <w:pPr>
-              <w:keepNext w:val="0"/>
-              <w:keepLines w:val="0"/>
-              <w:widowControl/>
-              <w:suppressLineNumbers w:val="0"/>
-              <w:spacing w:before="0" w:beforeAutospacing="0" w:after="0" w:afterAutospacing="0" w:line="288" w:lineRule="atLeast"/>
-              <w:ind w:left="0" w:right="0"/>
-              <w:jc w:val="left"/>
-              <w:rPr>
-                <w:color w:val="000000"/>
-                <w:sz w:val="19"/>
-                <w:szCs w:val="19"/>
-              </w:rPr>
-            </w:pPr>
-            <w:r>
-              <w:rPr>
-                <w:rFonts w:ascii="宋体" w:hAnsi="宋体" w:eastAsia="宋体" w:cs="宋体"/>
-                <w:color w:val="000000"/>
-                <w:kern w:val="0"/>
-                <w:sz w:val="19"/>
-                <w:szCs w:val="19"/>
-                <w:bdr w:val="none" w:color="auto" w:sz="0" w:space="0"/>
+            <w:shd w:val="clear" w:color="auto" w:fill="auto"/>
+            <w:vAlign w:val="center"/>
+          </w:tcPr>
+          <w:p>
+            <w:pPr>
+              <w:keepNext w:val="0"/>
+              <w:keepLines w:val="0"/>
+              <w:widowControl/>
+              <w:suppressLineNumbers w:val="0"/>
+              <w:spacing w:before="0" w:beforeAutospacing="0" w:after="0" w:afterAutospacing="0" w:line="288" w:lineRule="atLeast"/>
+              <w:ind w:left="0" w:right="0"/>
+              <w:jc w:val="left"/>
+              <w:rPr>
+                <w:color w:val="000000"/>
+                <w:sz w:val="19"/>
+                <w:szCs w:val="19"/>
+              </w:rPr>
+            </w:pPr>
+            <w:r>
+              <w:rPr>
+                <w:rFonts w:ascii="宋体" w:hAnsi="宋体" w:eastAsia="宋体" w:cs="宋体"/>
+                <w:color w:val="000000"/>
+                <w:kern w:val="0"/>
+                <w:sz w:val="19"/>
+                <w:szCs w:val="19"/>
                 <w:lang w:val="en-US" w:eastAsia="zh-CN" w:bidi="ar"/>
               </w:rPr>
               <w:t>组织跨部门联合应急演练</w:t>
@@ -6689,32 +6555,31 @@
         <w:tc>
           <w:tcPr>
             <w:tcW w:w="0" w:type="auto"/>
-            <w:shd w:val="clear"/>
-            <w:vAlign w:val="center"/>
-          </w:tcPr>
-          <w:p>
-            <w:pPr>
-              <w:keepNext w:val="0"/>
-              <w:keepLines w:val="0"/>
-              <w:widowControl/>
-              <w:suppressLineNumbers w:val="0"/>
-              <w:spacing w:before="0" w:beforeAutospacing="0" w:after="0" w:afterAutospacing="0" w:line="288" w:lineRule="atLeast"/>
-              <w:ind w:left="0" w:right="0"/>
-              <w:jc w:val="left"/>
-              <w:rPr>
-                <w:color w:val="000000"/>
-                <w:sz w:val="19"/>
-                <w:szCs w:val="19"/>
-              </w:rPr>
-            </w:pPr>
-            <w:r>
-              <w:rPr>
-                <w:rFonts w:ascii="宋体" w:hAnsi="宋体" w:eastAsia="宋体" w:cs="宋体"/>
-                <w:color w:val="000000"/>
-                <w:kern w:val="0"/>
-                <w:sz w:val="19"/>
-                <w:szCs w:val="19"/>
-                <w:bdr w:val="none" w:color="auto" w:sz="0" w:space="0"/>
+            <w:shd w:val="clear" w:color="auto" w:fill="auto"/>
+            <w:vAlign w:val="center"/>
+          </w:tcPr>
+          <w:p>
+            <w:pPr>
+              <w:keepNext w:val="0"/>
+              <w:keepLines w:val="0"/>
+              <w:widowControl/>
+              <w:suppressLineNumbers w:val="0"/>
+              <w:spacing w:before="0" w:beforeAutospacing="0" w:after="0" w:afterAutospacing="0" w:line="288" w:lineRule="atLeast"/>
+              <w:ind w:left="0" w:right="0"/>
+              <w:jc w:val="left"/>
+              <w:rPr>
+                <w:color w:val="000000"/>
+                <w:sz w:val="19"/>
+                <w:szCs w:val="19"/>
+              </w:rPr>
+            </w:pPr>
+            <w:r>
+              <w:rPr>
+                <w:rFonts w:ascii="宋体" w:hAnsi="宋体" w:eastAsia="宋体" w:cs="宋体"/>
+                <w:color w:val="000000"/>
+                <w:kern w:val="0"/>
+                <w:sz w:val="19"/>
+                <w:szCs w:val="19"/>
                 <w:lang w:val="en-US" w:eastAsia="zh-CN" w:bidi="ar"/>
               </w:rPr>
               <w:t>李平</w:t>
@@ -6724,32 +6589,31 @@
         <w:tc>
           <w:tcPr>
             <w:tcW w:w="0" w:type="auto"/>
-            <w:shd w:val="clear"/>
-            <w:vAlign w:val="center"/>
-          </w:tcPr>
-          <w:p>
-            <w:pPr>
-              <w:keepNext w:val="0"/>
-              <w:keepLines w:val="0"/>
-              <w:widowControl/>
-              <w:suppressLineNumbers w:val="0"/>
-              <w:spacing w:before="0" w:beforeAutospacing="0" w:after="0" w:afterAutospacing="0" w:line="288" w:lineRule="atLeast"/>
-              <w:ind w:left="0" w:right="0"/>
-              <w:jc w:val="left"/>
-              <w:rPr>
-                <w:color w:val="000000"/>
-                <w:sz w:val="19"/>
-                <w:szCs w:val="19"/>
-              </w:rPr>
-            </w:pPr>
-            <w:r>
-              <w:rPr>
-                <w:rFonts w:ascii="宋体" w:hAnsi="宋体" w:eastAsia="宋体" w:cs="宋体"/>
-                <w:color w:val="000000"/>
-                <w:kern w:val="0"/>
-                <w:sz w:val="19"/>
-                <w:szCs w:val="19"/>
-                <w:bdr w:val="none" w:color="auto" w:sz="0" w:space="0"/>
+            <w:shd w:val="clear" w:color="auto" w:fill="auto"/>
+            <w:vAlign w:val="center"/>
+          </w:tcPr>
+          <w:p>
+            <w:pPr>
+              <w:keepNext w:val="0"/>
+              <w:keepLines w:val="0"/>
+              <w:widowControl/>
+              <w:suppressLineNumbers w:val="0"/>
+              <w:spacing w:before="0" w:beforeAutospacing="0" w:after="0" w:afterAutospacing="0" w:line="288" w:lineRule="atLeast"/>
+              <w:ind w:left="0" w:right="0"/>
+              <w:jc w:val="left"/>
+              <w:rPr>
+                <w:color w:val="000000"/>
+                <w:sz w:val="19"/>
+                <w:szCs w:val="19"/>
+              </w:rPr>
+            </w:pPr>
+            <w:r>
+              <w:rPr>
+                <w:rFonts w:ascii="宋体" w:hAnsi="宋体" w:eastAsia="宋体" w:cs="宋体"/>
+                <w:color w:val="000000"/>
+                <w:kern w:val="0"/>
+                <w:sz w:val="19"/>
+                <w:szCs w:val="19"/>
                 <w:lang w:val="en-US" w:eastAsia="zh-CN" w:bidi="ar"/>
               </w:rPr>
               <w:t>-</w:t>
@@ -6784,7 +6648,6 @@
           <w:color w:val="000000"/>
           <w:sz w:val="19"/>
           <w:szCs w:val="19"/>
-          <w:bdr w:val="none" w:color="auto" w:sz="0" w:space="0"/>
         </w:rPr>
         <w:t>四、修订后的《工作交接规范》（统一监交人要求）</w:t>
       </w:r>
@@ -6815,7 +6678,6 @@
           <w:color w:val="000000"/>
           <w:sz w:val="19"/>
           <w:szCs w:val="19"/>
-          <w:bdr w:val="none" w:color="auto" w:sz="0" w:space="0"/>
         </w:rPr>
         <w:t>核心修订点：</w:t>
       </w:r>
@@ -6849,7 +6711,6 @@
           <w:color w:val="000000"/>
           <w:sz w:val="19"/>
           <w:szCs w:val="19"/>
-          <w:bdr w:val="none" w:color="auto" w:sz="0" w:space="0"/>
         </w:rPr>
         <w:t>原 “经理级员工移交时需有总经理监交” 修正为：“经理级员工（含部门经理）移交时，监交人为副总经理；副总经理移交时，监交人为总经理”；</w:t>
       </w:r>
@@ -6883,7 +6744,6 @@
           <w:color w:val="000000"/>
           <w:sz w:val="19"/>
           <w:szCs w:val="19"/>
-          <w:bdr w:val="none" w:color="auto" w:sz="0" w:space="0"/>
         </w:rPr>
         <w:t>补充：“AB 岗备份触发的临时交接，监交人为 A 岗直属上级，交接记录需在 OA 系统备案”。</w:t>
       </w:r>
@@ -6914,7 +6774,6 @@
           <w:color w:val="000000"/>
           <w:sz w:val="19"/>
           <w:szCs w:val="19"/>
-          <w:bdr w:val="none" w:color="auto" w:sz="0" w:space="0"/>
         </w:rPr>
         <w:t>五、修订后的《技能评价管理制度》（明确时间节点）</w:t>
       </w:r>
@@ -6945,7 +6804,6 @@
           <w:color w:val="000000"/>
           <w:sz w:val="19"/>
           <w:szCs w:val="19"/>
-          <w:bdr w:val="none" w:color="auto" w:sz="0" w:space="0"/>
         </w:rPr>
         <w:t>核心修订点：</w:t>
       </w:r>
@@ -6979,7 +6837,6 @@
           <w:color w:val="000000"/>
           <w:sz w:val="19"/>
           <w:szCs w:val="19"/>
-          <w:bdr w:val="none" w:color="auto" w:sz="0" w:space="0"/>
         </w:rPr>
         <w:t>原 “技能评定考核于次年 3 月第一周进行” 补充为：“技能评定考核于每年 3 月第一周进行（2026 年对应考核 2025 年度技能水平）”；</w:t>
       </w:r>
@@ -7013,7 +6870,6 @@
           <w:color w:val="000000"/>
           <w:sz w:val="19"/>
           <w:szCs w:val="19"/>
-          <w:bdr w:val="none" w:color="auto" w:sz="0" w:space="0"/>
         </w:rPr>
         <w:t>原 “12 月中旬做出薪资调整” 补充为：“每年 12 月 15 日前完成薪资调整审批，12 月 20 日前书面告知员工”。</w:t>
       </w:r>
@@ -7045,7 +6901,7 @@
           <w:szCs w:val="19"/>
         </w:rPr>
         <w:pict>
-          <v:rect id="_x0000_i1046" o:spt="1" style="height:1.5pt;width:432pt;" fillcolor="#000000" filled="t" stroked="f" coordsize="21600,21600" o:hr="t" o:hrstd="t" o:hrnoshade="t" o:hralign="center">
+          <v:rect id="_x0000_i1025" o:spt="1" style="height:1.5pt;width:432pt;" fillcolor="#000000" filled="t" stroked="f" coordsize="21600,21600" o:hr="t" o:hrstd="t" o:hrnoshade="t" o:hralign="center">
             <v:path/>
             <v:fill on="t" focussize="0,0"/>
             <v:stroke on="f"/>
@@ -7083,7 +6939,6 @@
           <w:color w:val="000000"/>
           <w:sz w:val="19"/>
           <w:szCs w:val="19"/>
-          <w:bdr w:val="none" w:color="auto" w:sz="0" w:space="0"/>
         </w:rPr>
         <w:t>附件 1：岗位职责说明书空白模板（可复用）</w:t>
       </w:r>
@@ -7116,7 +6971,6 @@
           <w:kern w:val="0"/>
           <w:sz w:val="19"/>
           <w:szCs w:val="19"/>
-          <w:bdr w:val="none" w:color="auto" w:sz="0" w:space="0"/>
           <w:lang w:val="en-US" w:eastAsia="zh-CN" w:bidi="ar"/>
         </w:rPr>
         <w:t>表格</w:t>
@@ -7124,6 +6978,7 @@
     </w:p>
     <w:tbl>
       <w:tblPr>
+        <w:tblStyle w:val="6"/>
         <w:tblW w:w="0" w:type="auto"/>
         <w:tblCellSpacing w:w="15" w:type="dxa"/>
         <w:tblInd w:w="0" w:type="dxa"/>
@@ -7135,7 +6990,7 @@
           <w:insideH w:val="none" w:color="auto" w:sz="0" w:space="0"/>
           <w:insideV w:val="none" w:color="auto" w:sz="0" w:space="0"/>
         </w:tblBorders>
-        <w:shd w:val="clear"/>
+        <w:shd w:val="clear" w:color="auto" w:fill="auto"/>
         <w:tblLayout w:type="autofit"/>
         <w:tblCellMar>
           <w:top w:w="0" w:type="dxa"/>
@@ -7160,7 +7015,13 @@
             <w:insideH w:val="none" w:color="auto" w:sz="0" w:space="0"/>
             <w:insideV w:val="none" w:color="auto" w:sz="0" w:space="0"/>
           </w:tblBorders>
-          <w:shd w:val="clear"/>
+          <w:shd w:val="clear" w:color="auto" w:fill="auto"/>
+          <w:tblCellMar>
+            <w:top w:w="0" w:type="dxa"/>
+            <w:left w:w="0" w:type="dxa"/>
+            <w:bottom w:w="0" w:type="dxa"/>
+            <w:right w:w="0" w:type="dxa"/>
+          </w:tblCellMar>
         </w:tblPrEx>
         <w:trPr>
           <w:tblHeader/>
@@ -7169,7 +7030,7 @@
         <w:tc>
           <w:tcPr>
             <w:tcW w:w="0" w:type="auto"/>
-            <w:shd w:val="clear"/>
+            <w:shd w:val="clear" w:color="auto" w:fill="auto"/>
             <w:vAlign w:val="center"/>
           </w:tcPr>
           <w:p>
@@ -7198,7 +7059,6 @@
                 <w:kern w:val="0"/>
                 <w:sz w:val="19"/>
                 <w:szCs w:val="19"/>
-                <w:bdr w:val="none" w:color="auto" w:sz="0" w:space="0"/>
                 <w:lang w:val="en-US" w:eastAsia="zh-CN" w:bidi="ar"/>
               </w:rPr>
               <w:t>岗位名称</w:t>
@@ -7208,7 +7068,7 @@
         <w:tc>
           <w:tcPr>
             <w:tcW w:w="0" w:type="auto"/>
-            <w:shd w:val="clear"/>
+            <w:shd w:val="clear" w:color="auto" w:fill="auto"/>
             <w:vAlign w:val="center"/>
           </w:tcPr>
           <w:p>
@@ -7237,7 +7097,6 @@
                 <w:kern w:val="0"/>
                 <w:sz w:val="19"/>
                 <w:szCs w:val="19"/>
-                <w:bdr w:val="none" w:color="auto" w:sz="0" w:space="0"/>
                 <w:lang w:val="en-US" w:eastAsia="zh-CN" w:bidi="ar"/>
               </w:rPr>
               <w:t>__________</w:t>
@@ -7247,7 +7106,7 @@
         <w:tc>
           <w:tcPr>
             <w:tcW w:w="0" w:type="auto"/>
-            <w:shd w:val="clear"/>
+            <w:shd w:val="clear" w:color="auto" w:fill="auto"/>
             <w:vAlign w:val="center"/>
           </w:tcPr>
           <w:p>
@@ -7276,7 +7135,6 @@
                 <w:kern w:val="0"/>
                 <w:sz w:val="19"/>
                 <w:szCs w:val="19"/>
-                <w:bdr w:val="none" w:color="auto" w:sz="0" w:space="0"/>
                 <w:lang w:val="en-US" w:eastAsia="zh-CN" w:bidi="ar"/>
               </w:rPr>
               <w:t>所属部门</w:t>
@@ -7286,7 +7144,7 @@
         <w:tc>
           <w:tcPr>
             <w:tcW w:w="0" w:type="auto"/>
-            <w:shd w:val="clear"/>
+            <w:shd w:val="clear" w:color="auto" w:fill="auto"/>
             <w:vAlign w:val="center"/>
           </w:tcPr>
           <w:p>
@@ -7315,7 +7173,6 @@
                 <w:kern w:val="0"/>
                 <w:sz w:val="19"/>
                 <w:szCs w:val="19"/>
-                <w:bdr w:val="none" w:color="auto" w:sz="0" w:space="0"/>
                 <w:lang w:val="en-US" w:eastAsia="zh-CN" w:bidi="ar"/>
               </w:rPr>
               <w:t>__________</w:t>
@@ -7333,6 +7190,7 @@
             <w:insideH w:val="none" w:color="auto" w:sz="0" w:space="0"/>
             <w:insideV w:val="none" w:color="auto" w:sz="0" w:space="0"/>
           </w:tblBorders>
+          <w:shd w:val="clear" w:color="auto" w:fill="auto"/>
           <w:tblCellMar>
             <w:top w:w="0" w:type="dxa"/>
             <w:left w:w="0" w:type="dxa"/>
@@ -7346,32 +7204,31 @@
         <w:tc>
           <w:tcPr>
             <w:tcW w:w="0" w:type="auto"/>
-            <w:shd w:val="clear"/>
-            <w:vAlign w:val="center"/>
-          </w:tcPr>
-          <w:p>
-            <w:pPr>
-              <w:keepNext w:val="0"/>
-              <w:keepLines w:val="0"/>
-              <w:widowControl/>
-              <w:suppressLineNumbers w:val="0"/>
-              <w:spacing w:before="0" w:beforeAutospacing="0" w:after="0" w:afterAutospacing="0" w:line="288" w:lineRule="atLeast"/>
-              <w:ind w:left="0" w:right="0"/>
-              <w:jc w:val="left"/>
-              <w:rPr>
-                <w:color w:val="000000"/>
-                <w:sz w:val="19"/>
-                <w:szCs w:val="19"/>
-              </w:rPr>
-            </w:pPr>
-            <w:r>
-              <w:rPr>
-                <w:rFonts w:ascii="宋体" w:hAnsi="宋体" w:eastAsia="宋体" w:cs="宋体"/>
-                <w:color w:val="000000"/>
-                <w:kern w:val="0"/>
-                <w:sz w:val="19"/>
-                <w:szCs w:val="19"/>
-                <w:bdr w:val="none" w:color="auto" w:sz="0" w:space="0"/>
+            <w:shd w:val="clear" w:color="auto" w:fill="auto"/>
+            <w:vAlign w:val="center"/>
+          </w:tcPr>
+          <w:p>
+            <w:pPr>
+              <w:keepNext w:val="0"/>
+              <w:keepLines w:val="0"/>
+              <w:widowControl/>
+              <w:suppressLineNumbers w:val="0"/>
+              <w:spacing w:before="0" w:beforeAutospacing="0" w:after="0" w:afterAutospacing="0" w:line="288" w:lineRule="atLeast"/>
+              <w:ind w:left="0" w:right="0"/>
+              <w:jc w:val="left"/>
+              <w:rPr>
+                <w:color w:val="000000"/>
+                <w:sz w:val="19"/>
+                <w:szCs w:val="19"/>
+              </w:rPr>
+            </w:pPr>
+            <w:r>
+              <w:rPr>
+                <w:rFonts w:ascii="宋体" w:hAnsi="宋体" w:eastAsia="宋体" w:cs="宋体"/>
+                <w:color w:val="000000"/>
+                <w:kern w:val="0"/>
+                <w:sz w:val="19"/>
+                <w:szCs w:val="19"/>
                 <w:lang w:val="en-US" w:eastAsia="zh-CN" w:bidi="ar"/>
               </w:rPr>
               <w:t>关联服务目录</w:t>
@@ -7381,32 +7238,31 @@
         <w:tc>
           <w:tcPr>
             <w:tcW w:w="0" w:type="auto"/>
-            <w:shd w:val="clear"/>
-            <w:vAlign w:val="center"/>
-          </w:tcPr>
-          <w:p>
-            <w:pPr>
-              <w:keepNext w:val="0"/>
-              <w:keepLines w:val="0"/>
-              <w:widowControl/>
-              <w:suppressLineNumbers w:val="0"/>
-              <w:spacing w:before="0" w:beforeAutospacing="0" w:after="0" w:afterAutospacing="0" w:line="288" w:lineRule="atLeast"/>
-              <w:ind w:left="0" w:right="0"/>
-              <w:jc w:val="left"/>
-              <w:rPr>
-                <w:color w:val="000000"/>
-                <w:sz w:val="19"/>
-                <w:szCs w:val="19"/>
-              </w:rPr>
-            </w:pPr>
-            <w:r>
-              <w:rPr>
-                <w:rFonts w:ascii="宋体" w:hAnsi="宋体" w:eastAsia="宋体" w:cs="宋体"/>
-                <w:color w:val="000000"/>
-                <w:kern w:val="0"/>
-                <w:sz w:val="19"/>
-                <w:szCs w:val="19"/>
-                <w:bdr w:val="none" w:color="auto" w:sz="0" w:space="0"/>
+            <w:shd w:val="clear" w:color="auto" w:fill="auto"/>
+            <w:vAlign w:val="center"/>
+          </w:tcPr>
+          <w:p>
+            <w:pPr>
+              <w:keepNext w:val="0"/>
+              <w:keepLines w:val="0"/>
+              <w:widowControl/>
+              <w:suppressLineNumbers w:val="0"/>
+              <w:spacing w:before="0" w:beforeAutospacing="0" w:after="0" w:afterAutospacing="0" w:line="288" w:lineRule="atLeast"/>
+              <w:ind w:left="0" w:right="0"/>
+              <w:jc w:val="left"/>
+              <w:rPr>
+                <w:color w:val="000000"/>
+                <w:sz w:val="19"/>
+                <w:szCs w:val="19"/>
+              </w:rPr>
+            </w:pPr>
+            <w:r>
+              <w:rPr>
+                <w:rFonts w:ascii="宋体" w:hAnsi="宋体" w:eastAsia="宋体" w:cs="宋体"/>
+                <w:color w:val="000000"/>
+                <w:kern w:val="0"/>
+                <w:sz w:val="19"/>
+                <w:szCs w:val="19"/>
                 <w:lang w:val="en-US" w:eastAsia="zh-CN" w:bidi="ar"/>
               </w:rPr>
               <w:t>__________</w:t>
@@ -7416,32 +7272,31 @@
         <w:tc>
           <w:tcPr>
             <w:tcW w:w="0" w:type="auto"/>
-            <w:shd w:val="clear"/>
-            <w:vAlign w:val="center"/>
-          </w:tcPr>
-          <w:p>
-            <w:pPr>
-              <w:keepNext w:val="0"/>
-              <w:keepLines w:val="0"/>
-              <w:widowControl/>
-              <w:suppressLineNumbers w:val="0"/>
-              <w:spacing w:before="0" w:beforeAutospacing="0" w:after="0" w:afterAutospacing="0" w:line="288" w:lineRule="atLeast"/>
-              <w:ind w:left="0" w:right="0"/>
-              <w:jc w:val="left"/>
-              <w:rPr>
-                <w:color w:val="000000"/>
-                <w:sz w:val="19"/>
-                <w:szCs w:val="19"/>
-              </w:rPr>
-            </w:pPr>
-            <w:r>
-              <w:rPr>
-                <w:rFonts w:ascii="宋体" w:hAnsi="宋体" w:eastAsia="宋体" w:cs="宋体"/>
-                <w:color w:val="000000"/>
-                <w:kern w:val="0"/>
-                <w:sz w:val="19"/>
-                <w:szCs w:val="19"/>
-                <w:bdr w:val="none" w:color="auto" w:sz="0" w:space="0"/>
+            <w:shd w:val="clear" w:color="auto" w:fill="auto"/>
+            <w:vAlign w:val="center"/>
+          </w:tcPr>
+          <w:p>
+            <w:pPr>
+              <w:keepNext w:val="0"/>
+              <w:keepLines w:val="0"/>
+              <w:widowControl/>
+              <w:suppressLineNumbers w:val="0"/>
+              <w:spacing w:before="0" w:beforeAutospacing="0" w:after="0" w:afterAutospacing="0" w:line="288" w:lineRule="atLeast"/>
+              <w:ind w:left="0" w:right="0"/>
+              <w:jc w:val="left"/>
+              <w:rPr>
+                <w:color w:val="000000"/>
+                <w:sz w:val="19"/>
+                <w:szCs w:val="19"/>
+              </w:rPr>
+            </w:pPr>
+            <w:r>
+              <w:rPr>
+                <w:rFonts w:ascii="宋体" w:hAnsi="宋体" w:eastAsia="宋体" w:cs="宋体"/>
+                <w:color w:val="000000"/>
+                <w:kern w:val="0"/>
+                <w:sz w:val="19"/>
+                <w:szCs w:val="19"/>
                 <w:lang w:val="en-US" w:eastAsia="zh-CN" w:bidi="ar"/>
               </w:rPr>
               <w:t>任职资格</w:t>
@@ -7451,32 +7306,31 @@
         <w:tc>
           <w:tcPr>
             <w:tcW w:w="0" w:type="auto"/>
-            <w:shd w:val="clear"/>
-            <w:vAlign w:val="center"/>
-          </w:tcPr>
-          <w:p>
-            <w:pPr>
-              <w:keepNext w:val="0"/>
-              <w:keepLines w:val="0"/>
-              <w:widowControl/>
-              <w:suppressLineNumbers w:val="0"/>
-              <w:spacing w:before="0" w:beforeAutospacing="0" w:after="0" w:afterAutospacing="0" w:line="288" w:lineRule="atLeast"/>
-              <w:ind w:left="0" w:right="0"/>
-              <w:jc w:val="left"/>
-              <w:rPr>
-                <w:color w:val="000000"/>
-                <w:sz w:val="19"/>
-                <w:szCs w:val="19"/>
-              </w:rPr>
-            </w:pPr>
-            <w:r>
-              <w:rPr>
-                <w:rFonts w:ascii="宋体" w:hAnsi="宋体" w:eastAsia="宋体" w:cs="宋体"/>
-                <w:color w:val="000000"/>
-                <w:kern w:val="0"/>
-                <w:sz w:val="19"/>
-                <w:szCs w:val="19"/>
-                <w:bdr w:val="none" w:color="auto" w:sz="0" w:space="0"/>
+            <w:shd w:val="clear" w:color="auto" w:fill="auto"/>
+            <w:vAlign w:val="center"/>
+          </w:tcPr>
+          <w:p>
+            <w:pPr>
+              <w:keepNext w:val="0"/>
+              <w:keepLines w:val="0"/>
+              <w:widowControl/>
+              <w:suppressLineNumbers w:val="0"/>
+              <w:spacing w:before="0" w:beforeAutospacing="0" w:after="0" w:afterAutospacing="0" w:line="288" w:lineRule="atLeast"/>
+              <w:ind w:left="0" w:right="0"/>
+              <w:jc w:val="left"/>
+              <w:rPr>
+                <w:color w:val="000000"/>
+                <w:sz w:val="19"/>
+                <w:szCs w:val="19"/>
+              </w:rPr>
+            </w:pPr>
+            <w:r>
+              <w:rPr>
+                <w:rFonts w:ascii="宋体" w:hAnsi="宋体" w:eastAsia="宋体" w:cs="宋体"/>
+                <w:color w:val="000000"/>
+                <w:kern w:val="0"/>
+                <w:sz w:val="19"/>
+                <w:szCs w:val="19"/>
                 <w:lang w:val="en-US" w:eastAsia="zh-CN" w:bidi="ar"/>
               </w:rPr>
               <w:t>1. __________；2. __________；3. __________；4. __________</w:t>
@@ -7494,6 +7348,7 @@
             <w:insideH w:val="none" w:color="auto" w:sz="0" w:space="0"/>
             <w:insideV w:val="none" w:color="auto" w:sz="0" w:space="0"/>
           </w:tblBorders>
+          <w:shd w:val="clear" w:color="auto" w:fill="auto"/>
           <w:tblCellMar>
             <w:top w:w="0" w:type="dxa"/>
             <w:left w:w="0" w:type="dxa"/>
@@ -7507,32 +7362,31 @@
         <w:tc>
           <w:tcPr>
             <w:tcW w:w="0" w:type="auto"/>
-            <w:shd w:val="clear"/>
-            <w:vAlign w:val="center"/>
-          </w:tcPr>
-          <w:p>
-            <w:pPr>
-              <w:keepNext w:val="0"/>
-              <w:keepLines w:val="0"/>
-              <w:widowControl/>
-              <w:suppressLineNumbers w:val="0"/>
-              <w:spacing w:before="0" w:beforeAutospacing="0" w:after="0" w:afterAutospacing="0" w:line="288" w:lineRule="atLeast"/>
-              <w:ind w:left="0" w:right="0"/>
-              <w:jc w:val="left"/>
-              <w:rPr>
-                <w:color w:val="000000"/>
-                <w:sz w:val="19"/>
-                <w:szCs w:val="19"/>
-              </w:rPr>
-            </w:pPr>
-            <w:r>
-              <w:rPr>
-                <w:rFonts w:ascii="宋体" w:hAnsi="宋体" w:eastAsia="宋体" w:cs="宋体"/>
-                <w:color w:val="000000"/>
-                <w:kern w:val="0"/>
-                <w:sz w:val="19"/>
-                <w:szCs w:val="19"/>
-                <w:bdr w:val="none" w:color="auto" w:sz="0" w:space="0"/>
+            <w:shd w:val="clear" w:color="auto" w:fill="auto"/>
+            <w:vAlign w:val="center"/>
+          </w:tcPr>
+          <w:p>
+            <w:pPr>
+              <w:keepNext w:val="0"/>
+              <w:keepLines w:val="0"/>
+              <w:widowControl/>
+              <w:suppressLineNumbers w:val="0"/>
+              <w:spacing w:before="0" w:beforeAutospacing="0" w:after="0" w:afterAutospacing="0" w:line="288" w:lineRule="atLeast"/>
+              <w:ind w:left="0" w:right="0"/>
+              <w:jc w:val="left"/>
+              <w:rPr>
+                <w:color w:val="000000"/>
+                <w:sz w:val="19"/>
+                <w:szCs w:val="19"/>
+              </w:rPr>
+            </w:pPr>
+            <w:r>
+              <w:rPr>
+                <w:rFonts w:ascii="宋体" w:hAnsi="宋体" w:eastAsia="宋体" w:cs="宋体"/>
+                <w:color w:val="000000"/>
+                <w:kern w:val="0"/>
+                <w:sz w:val="19"/>
+                <w:szCs w:val="19"/>
                 <w:lang w:val="en-US" w:eastAsia="zh-CN" w:bidi="ar"/>
               </w:rPr>
               <w:t>核心职责</w:t>
@@ -7542,32 +7396,31 @@
         <w:tc>
           <w:tcPr>
             <w:tcW w:w="0" w:type="auto"/>
-            <w:shd w:val="clear"/>
-            <w:vAlign w:val="center"/>
-          </w:tcPr>
-          <w:p>
-            <w:pPr>
-              <w:keepNext w:val="0"/>
-              <w:keepLines w:val="0"/>
-              <w:widowControl/>
-              <w:suppressLineNumbers w:val="0"/>
-              <w:spacing w:before="0" w:beforeAutospacing="0" w:after="0" w:afterAutospacing="0" w:line="288" w:lineRule="atLeast"/>
-              <w:ind w:left="0" w:right="0"/>
-              <w:jc w:val="left"/>
-              <w:rPr>
-                <w:color w:val="000000"/>
-                <w:sz w:val="19"/>
-                <w:szCs w:val="19"/>
-              </w:rPr>
-            </w:pPr>
-            <w:r>
-              <w:rPr>
-                <w:rFonts w:ascii="宋体" w:hAnsi="宋体" w:eastAsia="宋体" w:cs="宋体"/>
-                <w:color w:val="000000"/>
-                <w:kern w:val="0"/>
-                <w:sz w:val="19"/>
-                <w:szCs w:val="19"/>
-                <w:bdr w:val="none" w:color="auto" w:sz="0" w:space="0"/>
+            <w:shd w:val="clear" w:color="auto" w:fill="auto"/>
+            <w:vAlign w:val="center"/>
+          </w:tcPr>
+          <w:p>
+            <w:pPr>
+              <w:keepNext w:val="0"/>
+              <w:keepLines w:val="0"/>
+              <w:widowControl/>
+              <w:suppressLineNumbers w:val="0"/>
+              <w:spacing w:before="0" w:beforeAutospacing="0" w:after="0" w:afterAutospacing="0" w:line="288" w:lineRule="atLeast"/>
+              <w:ind w:left="0" w:right="0"/>
+              <w:jc w:val="left"/>
+              <w:rPr>
+                <w:color w:val="000000"/>
+                <w:sz w:val="19"/>
+                <w:szCs w:val="19"/>
+              </w:rPr>
+            </w:pPr>
+            <w:r>
+              <w:rPr>
+                <w:rFonts w:ascii="宋体" w:hAnsi="宋体" w:eastAsia="宋体" w:cs="宋体"/>
+                <w:color w:val="000000"/>
+                <w:kern w:val="0"/>
+                <w:sz w:val="19"/>
+                <w:szCs w:val="19"/>
                 <w:lang w:val="en-US" w:eastAsia="zh-CN" w:bidi="ar"/>
               </w:rPr>
               <w:t>1. __________；2. __________；3. __________；4. __________</w:t>
@@ -7577,32 +7430,31 @@
         <w:tc>
           <w:tcPr>
             <w:tcW w:w="0" w:type="auto"/>
-            <w:shd w:val="clear"/>
-            <w:vAlign w:val="center"/>
-          </w:tcPr>
-          <w:p>
-            <w:pPr>
-              <w:keepNext w:val="0"/>
-              <w:keepLines w:val="0"/>
-              <w:widowControl/>
-              <w:suppressLineNumbers w:val="0"/>
-              <w:spacing w:before="0" w:beforeAutospacing="0" w:after="0" w:afterAutospacing="0" w:line="288" w:lineRule="atLeast"/>
-              <w:ind w:left="0" w:right="0"/>
-              <w:jc w:val="left"/>
-              <w:rPr>
-                <w:color w:val="000000"/>
-                <w:sz w:val="19"/>
-                <w:szCs w:val="19"/>
-              </w:rPr>
-            </w:pPr>
-            <w:r>
-              <w:rPr>
-                <w:rFonts w:ascii="宋体" w:hAnsi="宋体" w:eastAsia="宋体" w:cs="宋体"/>
-                <w:color w:val="000000"/>
-                <w:kern w:val="0"/>
-                <w:sz w:val="19"/>
-                <w:szCs w:val="19"/>
-                <w:bdr w:val="none" w:color="auto" w:sz="0" w:space="0"/>
+            <w:shd w:val="clear" w:color="auto" w:fill="auto"/>
+            <w:vAlign w:val="center"/>
+          </w:tcPr>
+          <w:p>
+            <w:pPr>
+              <w:keepNext w:val="0"/>
+              <w:keepLines w:val="0"/>
+              <w:widowControl/>
+              <w:suppressLineNumbers w:val="0"/>
+              <w:spacing w:before="0" w:beforeAutospacing="0" w:after="0" w:afterAutospacing="0" w:line="288" w:lineRule="atLeast"/>
+              <w:ind w:left="0" w:right="0"/>
+              <w:jc w:val="left"/>
+              <w:rPr>
+                <w:color w:val="000000"/>
+                <w:sz w:val="19"/>
+                <w:szCs w:val="19"/>
+              </w:rPr>
+            </w:pPr>
+            <w:r>
+              <w:rPr>
+                <w:rFonts w:ascii="宋体" w:hAnsi="宋体" w:eastAsia="宋体" w:cs="宋体"/>
+                <w:color w:val="000000"/>
+                <w:kern w:val="0"/>
+                <w:sz w:val="19"/>
+                <w:szCs w:val="19"/>
                 <w:lang w:val="en-US" w:eastAsia="zh-CN" w:bidi="ar"/>
               </w:rPr>
               <w:t>能力标准</w:t>
@@ -7612,32 +7464,31 @@
         <w:tc>
           <w:tcPr>
             <w:tcW w:w="0" w:type="auto"/>
-            <w:shd w:val="clear"/>
-            <w:vAlign w:val="center"/>
-          </w:tcPr>
-          <w:p>
-            <w:pPr>
-              <w:keepNext w:val="0"/>
-              <w:keepLines w:val="0"/>
-              <w:widowControl/>
-              <w:suppressLineNumbers w:val="0"/>
-              <w:spacing w:before="0" w:beforeAutospacing="0" w:after="0" w:afterAutospacing="0" w:line="288" w:lineRule="atLeast"/>
-              <w:ind w:left="0" w:right="0"/>
-              <w:jc w:val="left"/>
-              <w:rPr>
-                <w:color w:val="000000"/>
-                <w:sz w:val="19"/>
-                <w:szCs w:val="19"/>
-              </w:rPr>
-            </w:pPr>
-            <w:r>
-              <w:rPr>
-                <w:rFonts w:ascii="宋体" w:hAnsi="宋体" w:eastAsia="宋体" w:cs="宋体"/>
-                <w:color w:val="000000"/>
-                <w:kern w:val="0"/>
-                <w:sz w:val="19"/>
-                <w:szCs w:val="19"/>
-                <w:bdr w:val="none" w:color="auto" w:sz="0" w:space="0"/>
+            <w:shd w:val="clear" w:color="auto" w:fill="auto"/>
+            <w:vAlign w:val="center"/>
+          </w:tcPr>
+          <w:p>
+            <w:pPr>
+              <w:keepNext w:val="0"/>
+              <w:keepLines w:val="0"/>
+              <w:widowControl/>
+              <w:suppressLineNumbers w:val="0"/>
+              <w:spacing w:before="0" w:beforeAutospacing="0" w:after="0" w:afterAutospacing="0" w:line="288" w:lineRule="atLeast"/>
+              <w:ind w:left="0" w:right="0"/>
+              <w:jc w:val="left"/>
+              <w:rPr>
+                <w:color w:val="000000"/>
+                <w:sz w:val="19"/>
+                <w:szCs w:val="19"/>
+              </w:rPr>
+            </w:pPr>
+            <w:r>
+              <w:rPr>
+                <w:rFonts w:ascii="宋体" w:hAnsi="宋体" w:eastAsia="宋体" w:cs="宋体"/>
+                <w:color w:val="000000"/>
+                <w:kern w:val="0"/>
+                <w:sz w:val="19"/>
+                <w:szCs w:val="19"/>
                 <w:lang w:val="en-US" w:eastAsia="zh-CN" w:bidi="ar"/>
               </w:rPr>
               <w:t>1. 技术能力：</w:t>
@@ -7652,7 +7503,6 @@
                 <w:kern w:val="0"/>
                 <w:sz w:val="19"/>
                 <w:szCs w:val="19"/>
-                <w:bdr w:val="none" w:color="auto" w:sz="0" w:space="0"/>
                 <w:lang w:val="en-US" w:eastAsia="zh-CN" w:bidi="ar"/>
               </w:rPr>
               <w:t>；2. 软技能：</w:t>
@@ -7664,7 +7514,6 @@
                 <w:kern w:val="0"/>
                 <w:sz w:val="19"/>
                 <w:szCs w:val="19"/>
-                <w:bdr w:val="none" w:color="auto" w:sz="0" w:space="0"/>
                 <w:lang w:val="en-US" w:eastAsia="zh-CN" w:bidi="ar"/>
               </w:rPr>
               <w:t>；3. 应急能力：__________</w:t>
@@ -7699,7 +7548,6 @@
           <w:color w:val="000000"/>
           <w:sz w:val="19"/>
           <w:szCs w:val="19"/>
-          <w:bdr w:val="none" w:color="auto" w:sz="0" w:space="0"/>
         </w:rPr>
         <w:t>附件 2：差异化绩效指标新增模板</w:t>
       </w:r>
@@ -7732,7 +7580,6 @@
           <w:kern w:val="0"/>
           <w:sz w:val="19"/>
           <w:szCs w:val="19"/>
-          <w:bdr w:val="none" w:color="auto" w:sz="0" w:space="0"/>
           <w:lang w:val="en-US" w:eastAsia="zh-CN" w:bidi="ar"/>
         </w:rPr>
         <w:t>表格</w:t>
@@ -7740,6 +7587,7 @@
     </w:p>
     <w:tbl>
       <w:tblPr>
+        <w:tblStyle w:val="6"/>
         <w:tblW w:w="0" w:type="auto"/>
         <w:tblCellSpacing w:w="15" w:type="dxa"/>
         <w:tblInd w:w="0" w:type="dxa"/>
@@ -7751,7 +7599,7 @@
           <w:insideH w:val="none" w:color="auto" w:sz="0" w:space="0"/>
           <w:insideV w:val="none" w:color="auto" w:sz="0" w:space="0"/>
         </w:tblBorders>
-        <w:shd w:val="clear"/>
+        <w:shd w:val="clear" w:color="auto" w:fill="auto"/>
         <w:tblLayout w:type="autofit"/>
         <w:tblCellMar>
           <w:top w:w="0" w:type="dxa"/>
@@ -7776,6 +7624,7 @@
             <w:insideH w:val="none" w:color="auto" w:sz="0" w:space="0"/>
             <w:insideV w:val="none" w:color="auto" w:sz="0" w:space="0"/>
           </w:tblBorders>
+          <w:shd w:val="clear" w:color="auto" w:fill="auto"/>
           <w:tblCellMar>
             <w:top w:w="0" w:type="dxa"/>
             <w:left w:w="0" w:type="dxa"/>
@@ -7790,7 +7639,7 @@
         <w:tc>
           <w:tcPr>
             <w:tcW w:w="0" w:type="auto"/>
-            <w:shd w:val="clear"/>
+            <w:shd w:val="clear" w:color="auto" w:fill="auto"/>
             <w:vAlign w:val="center"/>
           </w:tcPr>
           <w:p>
@@ -7819,7 +7668,6 @@
                 <w:kern w:val="0"/>
                 <w:sz w:val="19"/>
                 <w:szCs w:val="19"/>
-                <w:bdr w:val="none" w:color="auto" w:sz="0" w:space="0"/>
                 <w:lang w:val="en-US" w:eastAsia="zh-CN" w:bidi="ar"/>
               </w:rPr>
               <w:t>岗位名称</w:t>
@@ -7829,7 +7677,7 @@
         <w:tc>
           <w:tcPr>
             <w:tcW w:w="0" w:type="auto"/>
-            <w:shd w:val="clear"/>
+            <w:shd w:val="clear" w:color="auto" w:fill="auto"/>
             <w:vAlign w:val="center"/>
           </w:tcPr>
           <w:p>
@@ -7858,7 +7706,6 @@
                 <w:kern w:val="0"/>
                 <w:sz w:val="19"/>
                 <w:szCs w:val="19"/>
-                <w:bdr w:val="none" w:color="auto" w:sz="0" w:space="0"/>
                 <w:lang w:val="en-US" w:eastAsia="zh-CN" w:bidi="ar"/>
               </w:rPr>
               <w:t>__________</w:t>
@@ -7868,7 +7715,7 @@
         <w:tc>
           <w:tcPr>
             <w:tcW w:w="0" w:type="auto"/>
-            <w:shd w:val="clear"/>
+            <w:shd w:val="clear" w:color="auto" w:fill="auto"/>
             <w:vAlign w:val="center"/>
           </w:tcPr>
           <w:p>
@@ -7897,7 +7744,6 @@
                 <w:kern w:val="0"/>
                 <w:sz w:val="19"/>
                 <w:szCs w:val="19"/>
-                <w:bdr w:val="none" w:color="auto" w:sz="0" w:space="0"/>
                 <w:lang w:val="en-US" w:eastAsia="zh-CN" w:bidi="ar"/>
               </w:rPr>
               <w:t>核心绩效指标</w:t>
@@ -7907,7 +7753,7 @@
         <w:tc>
           <w:tcPr>
             <w:tcW w:w="0" w:type="auto"/>
-            <w:shd w:val="clear"/>
+            <w:shd w:val="clear" w:color="auto" w:fill="auto"/>
             <w:vAlign w:val="center"/>
           </w:tcPr>
           <w:p>
@@ -7936,7 +7782,6 @@
                 <w:kern w:val="0"/>
                 <w:sz w:val="19"/>
                 <w:szCs w:val="19"/>
-                <w:bdr w:val="none" w:color="auto" w:sz="0" w:space="0"/>
                 <w:lang w:val="en-US" w:eastAsia="zh-CN" w:bidi="ar"/>
               </w:rPr>
               <w:t>1. __________；2. __________；3. __________；4. __________</w:t>
@@ -7954,7 +7799,7 @@
             <w:insideH w:val="none" w:color="auto" w:sz="0" w:space="0"/>
             <w:insideV w:val="none" w:color="auto" w:sz="0" w:space="0"/>
           </w:tblBorders>
-          <w:shd w:val="clear"/>
+          <w:shd w:val="clear" w:color="auto" w:fill="auto"/>
           <w:tblCellMar>
             <w:top w:w="0" w:type="dxa"/>
             <w:left w:w="0" w:type="dxa"/>
@@ -7968,32 +7813,31 @@
         <w:tc>
           <w:tcPr>
             <w:tcW w:w="0" w:type="auto"/>
-            <w:shd w:val="clear"/>
-            <w:vAlign w:val="center"/>
-          </w:tcPr>
-          <w:p>
-            <w:pPr>
-              <w:keepNext w:val="0"/>
-              <w:keepLines w:val="0"/>
-              <w:widowControl/>
-              <w:suppressLineNumbers w:val="0"/>
-              <w:spacing w:before="0" w:beforeAutospacing="0" w:after="0" w:afterAutospacing="0" w:line="288" w:lineRule="atLeast"/>
-              <w:ind w:left="0" w:right="0"/>
-              <w:jc w:val="left"/>
-              <w:rPr>
-                <w:color w:val="000000"/>
-                <w:sz w:val="19"/>
-                <w:szCs w:val="19"/>
-              </w:rPr>
-            </w:pPr>
-            <w:r>
-              <w:rPr>
-                <w:rFonts w:ascii="宋体" w:hAnsi="宋体" w:eastAsia="宋体" w:cs="宋体"/>
-                <w:color w:val="000000"/>
-                <w:kern w:val="0"/>
-                <w:sz w:val="19"/>
-                <w:szCs w:val="19"/>
-                <w:bdr w:val="none" w:color="auto" w:sz="0" w:space="0"/>
+            <w:shd w:val="clear" w:color="auto" w:fill="auto"/>
+            <w:vAlign w:val="center"/>
+          </w:tcPr>
+          <w:p>
+            <w:pPr>
+              <w:keepNext w:val="0"/>
+              <w:keepLines w:val="0"/>
+              <w:widowControl/>
+              <w:suppressLineNumbers w:val="0"/>
+              <w:spacing w:before="0" w:beforeAutospacing="0" w:after="0" w:afterAutospacing="0" w:line="288" w:lineRule="atLeast"/>
+              <w:ind w:left="0" w:right="0"/>
+              <w:jc w:val="left"/>
+              <w:rPr>
+                <w:color w:val="000000"/>
+                <w:sz w:val="19"/>
+                <w:szCs w:val="19"/>
+              </w:rPr>
+            </w:pPr>
+            <w:r>
+              <w:rPr>
+                <w:rFonts w:ascii="宋体" w:hAnsi="宋体" w:eastAsia="宋体" w:cs="宋体"/>
+                <w:color w:val="000000"/>
+                <w:kern w:val="0"/>
+                <w:sz w:val="19"/>
+                <w:szCs w:val="19"/>
                 <w:lang w:val="en-US" w:eastAsia="zh-CN" w:bidi="ar"/>
               </w:rPr>
               <w:t>指标权重</w:t>
@@ -8003,32 +7847,31 @@
         <w:tc>
           <w:tcPr>
             <w:tcW w:w="0" w:type="auto"/>
-            <w:shd w:val="clear"/>
-            <w:vAlign w:val="center"/>
-          </w:tcPr>
-          <w:p>
-            <w:pPr>
-              <w:keepNext w:val="0"/>
-              <w:keepLines w:val="0"/>
-              <w:widowControl/>
-              <w:suppressLineNumbers w:val="0"/>
-              <w:spacing w:before="0" w:beforeAutospacing="0" w:after="0" w:afterAutospacing="0" w:line="288" w:lineRule="atLeast"/>
-              <w:ind w:left="0" w:right="0"/>
-              <w:jc w:val="left"/>
-              <w:rPr>
-                <w:color w:val="000000"/>
-                <w:sz w:val="19"/>
-                <w:szCs w:val="19"/>
-              </w:rPr>
-            </w:pPr>
-            <w:r>
-              <w:rPr>
-                <w:rFonts w:ascii="宋体" w:hAnsi="宋体" w:eastAsia="宋体" w:cs="宋体"/>
-                <w:color w:val="000000"/>
-                <w:kern w:val="0"/>
-                <w:sz w:val="19"/>
-                <w:szCs w:val="19"/>
-                <w:bdr w:val="none" w:color="auto" w:sz="0" w:space="0"/>
+            <w:shd w:val="clear" w:color="auto" w:fill="auto"/>
+            <w:vAlign w:val="center"/>
+          </w:tcPr>
+          <w:p>
+            <w:pPr>
+              <w:keepNext w:val="0"/>
+              <w:keepLines w:val="0"/>
+              <w:widowControl/>
+              <w:suppressLineNumbers w:val="0"/>
+              <w:spacing w:before="0" w:beforeAutospacing="0" w:after="0" w:afterAutospacing="0" w:line="288" w:lineRule="atLeast"/>
+              <w:ind w:left="0" w:right="0"/>
+              <w:jc w:val="left"/>
+              <w:rPr>
+                <w:color w:val="000000"/>
+                <w:sz w:val="19"/>
+                <w:szCs w:val="19"/>
+              </w:rPr>
+            </w:pPr>
+            <w:r>
+              <w:rPr>
+                <w:rFonts w:ascii="宋体" w:hAnsi="宋体" w:eastAsia="宋体" w:cs="宋体"/>
+                <w:color w:val="000000"/>
+                <w:kern w:val="0"/>
+                <w:sz w:val="19"/>
+                <w:szCs w:val="19"/>
                 <w:lang w:val="en-US" w:eastAsia="zh-CN" w:bidi="ar"/>
               </w:rPr>
               <w:t>1. ___%；2. ___%；3. ___%；4. ___%</w:t>
@@ -8038,32 +7881,31 @@
         <w:tc>
           <w:tcPr>
             <w:tcW w:w="0" w:type="auto"/>
-            <w:shd w:val="clear"/>
-            <w:vAlign w:val="center"/>
-          </w:tcPr>
-          <w:p>
-            <w:pPr>
-              <w:keepNext w:val="0"/>
-              <w:keepLines w:val="0"/>
-              <w:widowControl/>
-              <w:suppressLineNumbers w:val="0"/>
-              <w:spacing w:before="0" w:beforeAutospacing="0" w:after="0" w:afterAutospacing="0" w:line="288" w:lineRule="atLeast"/>
-              <w:ind w:left="0" w:right="0"/>
-              <w:jc w:val="left"/>
-              <w:rPr>
-                <w:color w:val="000000"/>
-                <w:sz w:val="19"/>
-                <w:szCs w:val="19"/>
-              </w:rPr>
-            </w:pPr>
-            <w:r>
-              <w:rPr>
-                <w:rFonts w:ascii="宋体" w:hAnsi="宋体" w:eastAsia="宋体" w:cs="宋体"/>
-                <w:color w:val="000000"/>
-                <w:kern w:val="0"/>
-                <w:sz w:val="19"/>
-                <w:szCs w:val="19"/>
-                <w:bdr w:val="none" w:color="auto" w:sz="0" w:space="0"/>
+            <w:shd w:val="clear" w:color="auto" w:fill="auto"/>
+            <w:vAlign w:val="center"/>
+          </w:tcPr>
+          <w:p>
+            <w:pPr>
+              <w:keepNext w:val="0"/>
+              <w:keepLines w:val="0"/>
+              <w:widowControl/>
+              <w:suppressLineNumbers w:val="0"/>
+              <w:spacing w:before="0" w:beforeAutospacing="0" w:after="0" w:afterAutospacing="0" w:line="288" w:lineRule="atLeast"/>
+              <w:ind w:left="0" w:right="0"/>
+              <w:jc w:val="left"/>
+              <w:rPr>
+                <w:color w:val="000000"/>
+                <w:sz w:val="19"/>
+                <w:szCs w:val="19"/>
+              </w:rPr>
+            </w:pPr>
+            <w:r>
+              <w:rPr>
+                <w:rFonts w:ascii="宋体" w:hAnsi="宋体" w:eastAsia="宋体" w:cs="宋体"/>
+                <w:color w:val="000000"/>
+                <w:kern w:val="0"/>
+                <w:sz w:val="19"/>
+                <w:szCs w:val="19"/>
                 <w:lang w:val="en-US" w:eastAsia="zh-CN" w:bidi="ar"/>
               </w:rPr>
               <w:t>考核方式</w:t>
@@ -8073,32 +7915,31 @@
         <w:tc>
           <w:tcPr>
             <w:tcW w:w="0" w:type="auto"/>
-            <w:shd w:val="clear"/>
-            <w:vAlign w:val="center"/>
-          </w:tcPr>
-          <w:p>
-            <w:pPr>
-              <w:keepNext w:val="0"/>
-              <w:keepLines w:val="0"/>
-              <w:widowControl/>
-              <w:suppressLineNumbers w:val="0"/>
-              <w:spacing w:before="0" w:beforeAutospacing="0" w:after="0" w:afterAutospacing="0" w:line="288" w:lineRule="atLeast"/>
-              <w:ind w:left="0" w:right="0"/>
-              <w:jc w:val="left"/>
-              <w:rPr>
-                <w:color w:val="000000"/>
-                <w:sz w:val="19"/>
-                <w:szCs w:val="19"/>
-              </w:rPr>
-            </w:pPr>
-            <w:r>
-              <w:rPr>
-                <w:rFonts w:ascii="宋体" w:hAnsi="宋体" w:eastAsia="宋体" w:cs="宋体"/>
-                <w:color w:val="000000"/>
-                <w:kern w:val="0"/>
-                <w:sz w:val="19"/>
-                <w:szCs w:val="19"/>
-                <w:bdr w:val="none" w:color="auto" w:sz="0" w:space="0"/>
+            <w:shd w:val="clear" w:color="auto" w:fill="auto"/>
+            <w:vAlign w:val="center"/>
+          </w:tcPr>
+          <w:p>
+            <w:pPr>
+              <w:keepNext w:val="0"/>
+              <w:keepLines w:val="0"/>
+              <w:widowControl/>
+              <w:suppressLineNumbers w:val="0"/>
+              <w:spacing w:before="0" w:beforeAutospacing="0" w:after="0" w:afterAutospacing="0" w:line="288" w:lineRule="atLeast"/>
+              <w:ind w:left="0" w:right="0"/>
+              <w:jc w:val="left"/>
+              <w:rPr>
+                <w:color w:val="000000"/>
+                <w:sz w:val="19"/>
+                <w:szCs w:val="19"/>
+              </w:rPr>
+            </w:pPr>
+            <w:r>
+              <w:rPr>
+                <w:rFonts w:ascii="宋体" w:hAnsi="宋体" w:eastAsia="宋体" w:cs="宋体"/>
+                <w:color w:val="000000"/>
+                <w:kern w:val="0"/>
+                <w:sz w:val="19"/>
+                <w:szCs w:val="19"/>
                 <w:lang w:val="en-US" w:eastAsia="zh-CN" w:bidi="ar"/>
               </w:rPr>
               <w:t>__________</w:t>
@@ -8116,7 +7957,7 @@
             <w:insideH w:val="none" w:color="auto" w:sz="0" w:space="0"/>
             <w:insideV w:val="none" w:color="auto" w:sz="0" w:space="0"/>
           </w:tblBorders>
-          <w:shd w:val="clear"/>
+          <w:shd w:val="clear" w:color="auto" w:fill="auto"/>
           <w:tblCellMar>
             <w:top w:w="0" w:type="dxa"/>
             <w:left w:w="0" w:type="dxa"/>
@@ -8130,32 +7971,31 @@
         <w:tc>
           <w:tcPr>
             <w:tcW w:w="0" w:type="auto"/>
-            <w:shd w:val="clear"/>
-            <w:vAlign w:val="center"/>
-          </w:tcPr>
-          <w:p>
-            <w:pPr>
-              <w:keepNext w:val="0"/>
-              <w:keepLines w:val="0"/>
-              <w:widowControl/>
-              <w:suppressLineNumbers w:val="0"/>
-              <w:spacing w:before="0" w:beforeAutospacing="0" w:after="0" w:afterAutospacing="0" w:line="288" w:lineRule="atLeast"/>
-              <w:ind w:left="0" w:right="0"/>
-              <w:jc w:val="left"/>
-              <w:rPr>
-                <w:color w:val="000000"/>
-                <w:sz w:val="19"/>
-                <w:szCs w:val="19"/>
-              </w:rPr>
-            </w:pPr>
-            <w:r>
-              <w:rPr>
-                <w:rFonts w:ascii="宋体" w:hAnsi="宋体" w:eastAsia="宋体" w:cs="宋体"/>
-                <w:color w:val="000000"/>
-                <w:kern w:val="0"/>
-                <w:sz w:val="19"/>
-                <w:szCs w:val="19"/>
-                <w:bdr w:val="none" w:color="auto" w:sz="0" w:space="0"/>
+            <w:shd w:val="clear" w:color="auto" w:fill="auto"/>
+            <w:vAlign w:val="center"/>
+          </w:tcPr>
+          <w:p>
+            <w:pPr>
+              <w:keepNext w:val="0"/>
+              <w:keepLines w:val="0"/>
+              <w:widowControl/>
+              <w:suppressLineNumbers w:val="0"/>
+              <w:spacing w:before="0" w:beforeAutospacing="0" w:after="0" w:afterAutospacing="0" w:line="288" w:lineRule="atLeast"/>
+              <w:ind w:left="0" w:right="0"/>
+              <w:jc w:val="left"/>
+              <w:rPr>
+                <w:color w:val="000000"/>
+                <w:sz w:val="19"/>
+                <w:szCs w:val="19"/>
+              </w:rPr>
+            </w:pPr>
+            <w:r>
+              <w:rPr>
+                <w:rFonts w:ascii="宋体" w:hAnsi="宋体" w:eastAsia="宋体" w:cs="宋体"/>
+                <w:color w:val="000000"/>
+                <w:kern w:val="0"/>
+                <w:sz w:val="19"/>
+                <w:szCs w:val="19"/>
                 <w:lang w:val="en-US" w:eastAsia="zh-CN" w:bidi="ar"/>
               </w:rPr>
               <w:t>目标值</w:t>
@@ -8165,32 +8005,31 @@
         <w:tc>
           <w:tcPr>
             <w:tcW w:w="0" w:type="auto"/>
-            <w:shd w:val="clear"/>
-            <w:vAlign w:val="center"/>
-          </w:tcPr>
-          <w:p>
-            <w:pPr>
-              <w:keepNext w:val="0"/>
-              <w:keepLines w:val="0"/>
-              <w:widowControl/>
-              <w:suppressLineNumbers w:val="0"/>
-              <w:spacing w:before="0" w:beforeAutospacing="0" w:after="0" w:afterAutospacing="0" w:line="288" w:lineRule="atLeast"/>
-              <w:ind w:left="0" w:right="0"/>
-              <w:jc w:val="left"/>
-              <w:rPr>
-                <w:color w:val="000000"/>
-                <w:sz w:val="19"/>
-                <w:szCs w:val="19"/>
-              </w:rPr>
-            </w:pPr>
-            <w:r>
-              <w:rPr>
-                <w:rFonts w:ascii="宋体" w:hAnsi="宋体" w:eastAsia="宋体" w:cs="宋体"/>
-                <w:color w:val="000000"/>
-                <w:kern w:val="0"/>
-                <w:sz w:val="19"/>
-                <w:szCs w:val="19"/>
-                <w:bdr w:val="none" w:color="auto" w:sz="0" w:space="0"/>
+            <w:shd w:val="clear" w:color="auto" w:fill="auto"/>
+            <w:vAlign w:val="center"/>
+          </w:tcPr>
+          <w:p>
+            <w:pPr>
+              <w:keepNext w:val="0"/>
+              <w:keepLines w:val="0"/>
+              <w:widowControl/>
+              <w:suppressLineNumbers w:val="0"/>
+              <w:spacing w:before="0" w:beforeAutospacing="0" w:after="0" w:afterAutospacing="0" w:line="288" w:lineRule="atLeast"/>
+              <w:ind w:left="0" w:right="0"/>
+              <w:jc w:val="left"/>
+              <w:rPr>
+                <w:color w:val="000000"/>
+                <w:sz w:val="19"/>
+                <w:szCs w:val="19"/>
+              </w:rPr>
+            </w:pPr>
+            <w:r>
+              <w:rPr>
+                <w:rFonts w:ascii="宋体" w:hAnsi="宋体" w:eastAsia="宋体" w:cs="宋体"/>
+                <w:color w:val="000000"/>
+                <w:kern w:val="0"/>
+                <w:sz w:val="19"/>
+                <w:szCs w:val="19"/>
                 <w:lang w:val="en-US" w:eastAsia="zh-CN" w:bidi="ar"/>
               </w:rPr>
               <w:t>1. __________；2. __________；3. __________；4. __________</w:t>
@@ -8200,32 +8039,31 @@
         <w:tc>
           <w:tcPr>
             <w:tcW w:w="0" w:type="auto"/>
-            <w:shd w:val="clear"/>
-            <w:vAlign w:val="center"/>
-          </w:tcPr>
-          <w:p>
-            <w:pPr>
-              <w:keepNext w:val="0"/>
-              <w:keepLines w:val="0"/>
-              <w:widowControl/>
-              <w:suppressLineNumbers w:val="0"/>
-              <w:spacing w:before="0" w:beforeAutospacing="0" w:after="0" w:afterAutospacing="0" w:line="288" w:lineRule="atLeast"/>
-              <w:ind w:left="0" w:right="0"/>
-              <w:jc w:val="left"/>
-              <w:rPr>
-                <w:color w:val="000000"/>
-                <w:sz w:val="19"/>
-                <w:szCs w:val="19"/>
-              </w:rPr>
-            </w:pPr>
-            <w:r>
-              <w:rPr>
-                <w:rFonts w:ascii="宋体" w:hAnsi="宋体" w:eastAsia="宋体" w:cs="宋体"/>
-                <w:color w:val="000000"/>
-                <w:kern w:val="0"/>
-                <w:sz w:val="19"/>
-                <w:szCs w:val="19"/>
-                <w:bdr w:val="none" w:color="auto" w:sz="0" w:space="0"/>
+            <w:shd w:val="clear" w:color="auto" w:fill="auto"/>
+            <w:vAlign w:val="center"/>
+          </w:tcPr>
+          <w:p>
+            <w:pPr>
+              <w:keepNext w:val="0"/>
+              <w:keepLines w:val="0"/>
+              <w:widowControl/>
+              <w:suppressLineNumbers w:val="0"/>
+              <w:spacing w:before="0" w:beforeAutospacing="0" w:after="0" w:afterAutospacing="0" w:line="288" w:lineRule="atLeast"/>
+              <w:ind w:left="0" w:right="0"/>
+              <w:jc w:val="left"/>
+              <w:rPr>
+                <w:color w:val="000000"/>
+                <w:sz w:val="19"/>
+                <w:szCs w:val="19"/>
+              </w:rPr>
+            </w:pPr>
+            <w:r>
+              <w:rPr>
+                <w:rFonts w:ascii="宋体" w:hAnsi="宋体" w:eastAsia="宋体" w:cs="宋体"/>
+                <w:color w:val="000000"/>
+                <w:kern w:val="0"/>
+                <w:sz w:val="19"/>
+                <w:szCs w:val="19"/>
                 <w:lang w:val="en-US" w:eastAsia="zh-CN" w:bidi="ar"/>
               </w:rPr>
               <w:t>数据来源</w:t>
@@ -8235,32 +8073,31 @@
         <w:tc>
           <w:tcPr>
             <w:tcW w:w="0" w:type="auto"/>
-            <w:shd w:val="clear"/>
-            <w:vAlign w:val="center"/>
-          </w:tcPr>
-          <w:p>
-            <w:pPr>
-              <w:keepNext w:val="0"/>
-              <w:keepLines w:val="0"/>
-              <w:widowControl/>
-              <w:suppressLineNumbers w:val="0"/>
-              <w:spacing w:before="0" w:beforeAutospacing="0" w:after="0" w:afterAutospacing="0" w:line="288" w:lineRule="atLeast"/>
-              <w:ind w:left="0" w:right="0"/>
-              <w:jc w:val="left"/>
-              <w:rPr>
-                <w:color w:val="000000"/>
-                <w:sz w:val="19"/>
-                <w:szCs w:val="19"/>
-              </w:rPr>
-            </w:pPr>
-            <w:r>
-              <w:rPr>
-                <w:rFonts w:ascii="宋体" w:hAnsi="宋体" w:eastAsia="宋体" w:cs="宋体"/>
-                <w:color w:val="000000"/>
-                <w:kern w:val="0"/>
-                <w:sz w:val="19"/>
-                <w:szCs w:val="19"/>
-                <w:bdr w:val="none" w:color="auto" w:sz="0" w:space="0"/>
+            <w:shd w:val="clear" w:color="auto" w:fill="auto"/>
+            <w:vAlign w:val="center"/>
+          </w:tcPr>
+          <w:p>
+            <w:pPr>
+              <w:keepNext w:val="0"/>
+              <w:keepLines w:val="0"/>
+              <w:widowControl/>
+              <w:suppressLineNumbers w:val="0"/>
+              <w:spacing w:before="0" w:beforeAutospacing="0" w:after="0" w:afterAutospacing="0" w:line="288" w:lineRule="atLeast"/>
+              <w:ind w:left="0" w:right="0"/>
+              <w:jc w:val="left"/>
+              <w:rPr>
+                <w:color w:val="000000"/>
+                <w:sz w:val="19"/>
+                <w:szCs w:val="19"/>
+              </w:rPr>
+            </w:pPr>
+            <w:r>
+              <w:rPr>
+                <w:rFonts w:ascii="宋体" w:hAnsi="宋体" w:eastAsia="宋体" w:cs="宋体"/>
+                <w:color w:val="000000"/>
+                <w:kern w:val="0"/>
+                <w:sz w:val="19"/>
+                <w:szCs w:val="19"/>
                 <w:lang w:val="en-US" w:eastAsia="zh-CN" w:bidi="ar"/>
               </w:rPr>
               <w:t>__________</w:t>
@@ -8295,7 +8132,6 @@
           <w:color w:val="000000"/>
           <w:sz w:val="19"/>
           <w:szCs w:val="19"/>
-          <w:bdr w:val="none" w:color="auto" w:sz="0" w:space="0"/>
         </w:rPr>
         <w:t>附件 3：培训效果跟踪表空白模板</w:t>
       </w:r>
@@ -8328,7 +8164,6 @@
           <w:kern w:val="0"/>
           <w:sz w:val="19"/>
           <w:szCs w:val="19"/>
-          <w:bdr w:val="none" w:color="auto" w:sz="0" w:space="0"/>
           <w:lang w:val="en-US" w:eastAsia="zh-CN" w:bidi="ar"/>
         </w:rPr>
         <w:t>表格</w:t>
@@ -8336,6 +8171,7 @@
     </w:p>
     <w:tbl>
       <w:tblPr>
+        <w:tblStyle w:val="6"/>
         <w:tblW w:w="0" w:type="auto"/>
         <w:tblCellSpacing w:w="15" w:type="dxa"/>
         <w:tblInd w:w="0" w:type="dxa"/>
@@ -8347,7 +8183,7 @@
           <w:insideH w:val="none" w:color="auto" w:sz="0" w:space="0"/>
           <w:insideV w:val="none" w:color="auto" w:sz="0" w:space="0"/>
         </w:tblBorders>
-        <w:shd w:val="clear"/>
+        <w:shd w:val="clear" w:color="auto" w:fill="auto"/>
         <w:tblLayout w:type="autofit"/>
         <w:tblCellMar>
           <w:top w:w="0" w:type="dxa"/>
@@ -8374,7 +8210,6 @@
             <w:insideH w:val="none" w:color="auto" w:sz="0" w:space="0"/>
             <w:insideV w:val="none" w:color="auto" w:sz="0" w:space="0"/>
           </w:tblBorders>
-          <w:shd w:val="clear"/>
           <w:tblCellMar>
             <w:top w:w="0" w:type="dxa"/>
             <w:left w:w="0" w:type="dxa"/>
@@ -8389,7 +8224,7 @@
         <w:tc>
           <w:tcPr>
             <w:tcW w:w="0" w:type="auto"/>
-            <w:shd w:val="clear"/>
+            <w:shd w:val="clear" w:color="auto" w:fill="auto"/>
             <w:vAlign w:val="center"/>
           </w:tcPr>
           <w:p>
@@ -8418,7 +8253,6 @@
                 <w:kern w:val="0"/>
                 <w:sz w:val="19"/>
                 <w:szCs w:val="19"/>
-                <w:bdr w:val="none" w:color="auto" w:sz="0" w:space="0"/>
                 <w:lang w:val="en-US" w:eastAsia="zh-CN" w:bidi="ar"/>
               </w:rPr>
               <w:t>培训课程名称</w:t>
@@ -8428,7 +8262,7 @@
         <w:tc>
           <w:tcPr>
             <w:tcW w:w="0" w:type="auto"/>
-            <w:shd w:val="clear"/>
+            <w:shd w:val="clear" w:color="auto" w:fill="auto"/>
             <w:vAlign w:val="center"/>
           </w:tcPr>
           <w:p>
@@ -8457,7 +8291,6 @@
                 <w:kern w:val="0"/>
                 <w:sz w:val="19"/>
                 <w:szCs w:val="19"/>
-                <w:bdr w:val="none" w:color="auto" w:sz="0" w:space="0"/>
                 <w:lang w:val="en-US" w:eastAsia="zh-CN" w:bidi="ar"/>
               </w:rPr>
               <w:t>__________</w:t>
@@ -8467,7 +8300,7 @@
         <w:tc>
           <w:tcPr>
             <w:tcW w:w="0" w:type="auto"/>
-            <w:shd w:val="clear"/>
+            <w:shd w:val="clear" w:color="auto" w:fill="auto"/>
             <w:vAlign w:val="center"/>
           </w:tcPr>
           <w:p>
@@ -8496,7 +8329,6 @@
                 <w:kern w:val="0"/>
                 <w:sz w:val="19"/>
                 <w:szCs w:val="19"/>
-                <w:bdr w:val="none" w:color="auto" w:sz="0" w:space="0"/>
                 <w:lang w:val="en-US" w:eastAsia="zh-CN" w:bidi="ar"/>
               </w:rPr>
               <w:t>培训时间</w:t>
@@ -8506,7 +8338,7 @@
         <w:tc>
           <w:tcPr>
             <w:tcW w:w="0" w:type="auto"/>
-            <w:shd w:val="clear"/>
+            <w:shd w:val="clear" w:color="auto" w:fill="auto"/>
             <w:vAlign w:val="center"/>
           </w:tcPr>
           <w:p>
@@ -8535,7 +8367,6 @@
                 <w:kern w:val="0"/>
                 <w:sz w:val="19"/>
                 <w:szCs w:val="19"/>
-                <w:bdr w:val="none" w:color="auto" w:sz="0" w:space="0"/>
                 <w:lang w:val="en-US" w:eastAsia="zh-CN" w:bidi="ar"/>
               </w:rPr>
               <w:t>__________</w:t>
@@ -8545,7 +8376,7 @@
         <w:tc>
           <w:tcPr>
             <w:tcW w:w="0" w:type="auto"/>
-            <w:shd w:val="clear"/>
+            <w:shd w:val="clear" w:color="auto" w:fill="auto"/>
             <w:vAlign w:val="center"/>
           </w:tcPr>
           <w:p>
@@ -8574,7 +8405,6 @@
                 <w:kern w:val="0"/>
                 <w:sz w:val="19"/>
                 <w:szCs w:val="19"/>
-                <w:bdr w:val="none" w:color="auto" w:sz="0" w:space="0"/>
                 <w:lang w:val="en-US" w:eastAsia="zh-CN" w:bidi="ar"/>
               </w:rPr>
               <w:t>参训人员</w:t>
@@ -8584,7 +8414,7 @@
         <w:tc>
           <w:tcPr>
             <w:tcW w:w="0" w:type="auto"/>
-            <w:shd w:val="clear"/>
+            <w:shd w:val="clear" w:color="auto" w:fill="auto"/>
             <w:vAlign w:val="center"/>
           </w:tcPr>
           <w:p>
@@ -8613,7 +8443,6 @@
                 <w:kern w:val="0"/>
                 <w:sz w:val="19"/>
                 <w:szCs w:val="19"/>
-                <w:bdr w:val="none" w:color="auto" w:sz="0" w:space="0"/>
                 <w:lang w:val="en-US" w:eastAsia="zh-CN" w:bidi="ar"/>
               </w:rPr>
               <w:t>__________</w:t>
@@ -8644,32 +8473,31 @@
         <w:tc>
           <w:tcPr>
             <w:tcW w:w="0" w:type="auto"/>
-            <w:shd w:val="clear"/>
-            <w:vAlign w:val="center"/>
-          </w:tcPr>
-          <w:p>
-            <w:pPr>
-              <w:keepNext w:val="0"/>
-              <w:keepLines w:val="0"/>
-              <w:widowControl/>
-              <w:suppressLineNumbers w:val="0"/>
-              <w:spacing w:before="0" w:beforeAutospacing="0" w:after="0" w:afterAutospacing="0" w:line="288" w:lineRule="atLeast"/>
-              <w:ind w:left="0" w:right="0"/>
-              <w:jc w:val="left"/>
-              <w:rPr>
-                <w:color w:val="000000"/>
-                <w:sz w:val="19"/>
-                <w:szCs w:val="19"/>
-              </w:rPr>
-            </w:pPr>
-            <w:r>
-              <w:rPr>
-                <w:rFonts w:ascii="宋体" w:hAnsi="宋体" w:eastAsia="宋体" w:cs="宋体"/>
-                <w:color w:val="000000"/>
-                <w:kern w:val="0"/>
-                <w:sz w:val="19"/>
-                <w:szCs w:val="19"/>
-                <w:bdr w:val="none" w:color="auto" w:sz="0" w:space="0"/>
+            <w:shd w:val="clear" w:color="auto" w:fill="auto"/>
+            <w:vAlign w:val="center"/>
+          </w:tcPr>
+          <w:p>
+            <w:pPr>
+              <w:keepNext w:val="0"/>
+              <w:keepLines w:val="0"/>
+              <w:widowControl/>
+              <w:suppressLineNumbers w:val="0"/>
+              <w:spacing w:before="0" w:beforeAutospacing="0" w:after="0" w:afterAutospacing="0" w:line="288" w:lineRule="atLeast"/>
+              <w:ind w:left="0" w:right="0"/>
+              <w:jc w:val="left"/>
+              <w:rPr>
+                <w:color w:val="000000"/>
+                <w:sz w:val="19"/>
+                <w:szCs w:val="19"/>
+              </w:rPr>
+            </w:pPr>
+            <w:r>
+              <w:rPr>
+                <w:rFonts w:ascii="宋体" w:hAnsi="宋体" w:eastAsia="宋体" w:cs="宋体"/>
+                <w:color w:val="000000"/>
+                <w:kern w:val="0"/>
+                <w:sz w:val="19"/>
+                <w:szCs w:val="19"/>
                 <w:lang w:val="en-US" w:eastAsia="zh-CN" w:bidi="ar"/>
               </w:rPr>
               <w:t>即时考核结果</w:t>
@@ -8679,32 +8507,31 @@
         <w:tc>
           <w:tcPr>
             <w:tcW w:w="0" w:type="auto"/>
-            <w:shd w:val="clear"/>
-            <w:vAlign w:val="center"/>
-          </w:tcPr>
-          <w:p>
-            <w:pPr>
-              <w:keepNext w:val="0"/>
-              <w:keepLines w:val="0"/>
-              <w:widowControl/>
-              <w:suppressLineNumbers w:val="0"/>
-              <w:spacing w:before="0" w:beforeAutospacing="0" w:after="0" w:afterAutospacing="0" w:line="288" w:lineRule="atLeast"/>
-              <w:ind w:left="0" w:right="0"/>
-              <w:jc w:val="left"/>
-              <w:rPr>
-                <w:color w:val="000000"/>
-                <w:sz w:val="19"/>
-                <w:szCs w:val="19"/>
-              </w:rPr>
-            </w:pPr>
-            <w:r>
-              <w:rPr>
-                <w:rFonts w:ascii="宋体" w:hAnsi="宋体" w:eastAsia="宋体" w:cs="宋体"/>
-                <w:color w:val="000000"/>
-                <w:kern w:val="0"/>
-                <w:sz w:val="19"/>
-                <w:szCs w:val="19"/>
-                <w:bdr w:val="none" w:color="auto" w:sz="0" w:space="0"/>
+            <w:shd w:val="clear" w:color="auto" w:fill="auto"/>
+            <w:vAlign w:val="center"/>
+          </w:tcPr>
+          <w:p>
+            <w:pPr>
+              <w:keepNext w:val="0"/>
+              <w:keepLines w:val="0"/>
+              <w:widowControl/>
+              <w:suppressLineNumbers w:val="0"/>
+              <w:spacing w:before="0" w:beforeAutospacing="0" w:after="0" w:afterAutospacing="0" w:line="288" w:lineRule="atLeast"/>
+              <w:ind w:left="0" w:right="0"/>
+              <w:jc w:val="left"/>
+              <w:rPr>
+                <w:color w:val="000000"/>
+                <w:sz w:val="19"/>
+                <w:szCs w:val="19"/>
+              </w:rPr>
+            </w:pPr>
+            <w:r>
+              <w:rPr>
+                <w:rFonts w:ascii="宋体" w:hAnsi="宋体" w:eastAsia="宋体" w:cs="宋体"/>
+                <w:color w:val="000000"/>
+                <w:kern w:val="0"/>
+                <w:sz w:val="19"/>
+                <w:szCs w:val="19"/>
                 <w:lang w:val="en-US" w:eastAsia="zh-CN" w:bidi="ar"/>
               </w:rPr>
               <w:t>__________</w:t>
@@ -8714,32 +8541,31 @@
         <w:tc>
           <w:tcPr>
             <w:tcW w:w="0" w:type="auto"/>
-            <w:shd w:val="clear"/>
-            <w:vAlign w:val="center"/>
-          </w:tcPr>
-          <w:p>
-            <w:pPr>
-              <w:keepNext w:val="0"/>
-              <w:keepLines w:val="0"/>
-              <w:widowControl/>
-              <w:suppressLineNumbers w:val="0"/>
-              <w:spacing w:before="0" w:beforeAutospacing="0" w:after="0" w:afterAutospacing="0" w:line="288" w:lineRule="atLeast"/>
-              <w:ind w:left="0" w:right="0"/>
-              <w:jc w:val="left"/>
-              <w:rPr>
-                <w:color w:val="000000"/>
-                <w:sz w:val="19"/>
-                <w:szCs w:val="19"/>
-              </w:rPr>
-            </w:pPr>
-            <w:r>
-              <w:rPr>
-                <w:rFonts w:ascii="宋体" w:hAnsi="宋体" w:eastAsia="宋体" w:cs="宋体"/>
-                <w:color w:val="000000"/>
-                <w:kern w:val="0"/>
-                <w:sz w:val="19"/>
-                <w:szCs w:val="19"/>
-                <w:bdr w:val="none" w:color="auto" w:sz="0" w:space="0"/>
+            <w:shd w:val="clear" w:color="auto" w:fill="auto"/>
+            <w:vAlign w:val="center"/>
+          </w:tcPr>
+          <w:p>
+            <w:pPr>
+              <w:keepNext w:val="0"/>
+              <w:keepLines w:val="0"/>
+              <w:widowControl/>
+              <w:suppressLineNumbers w:val="0"/>
+              <w:spacing w:before="0" w:beforeAutospacing="0" w:after="0" w:afterAutospacing="0" w:line="288" w:lineRule="atLeast"/>
+              <w:ind w:left="0" w:right="0"/>
+              <w:jc w:val="left"/>
+              <w:rPr>
+                <w:color w:val="000000"/>
+                <w:sz w:val="19"/>
+                <w:szCs w:val="19"/>
+              </w:rPr>
+            </w:pPr>
+            <w:r>
+              <w:rPr>
+                <w:rFonts w:ascii="宋体" w:hAnsi="宋体" w:eastAsia="宋体" w:cs="宋体"/>
+                <w:color w:val="000000"/>
+                <w:kern w:val="0"/>
+                <w:sz w:val="19"/>
+                <w:szCs w:val="19"/>
                 <w:lang w:val="en-US" w:eastAsia="zh-CN" w:bidi="ar"/>
               </w:rPr>
               <w:t>培训后 1 个月跟踪</w:t>
@@ -8749,32 +8575,31 @@
         <w:tc>
           <w:tcPr>
             <w:tcW w:w="0" w:type="auto"/>
-            <w:shd w:val="clear"/>
-            <w:vAlign w:val="center"/>
-          </w:tcPr>
-          <w:p>
-            <w:pPr>
-              <w:keepNext w:val="0"/>
-              <w:keepLines w:val="0"/>
-              <w:widowControl/>
-              <w:suppressLineNumbers w:val="0"/>
-              <w:spacing w:before="0" w:beforeAutospacing="0" w:after="0" w:afterAutospacing="0" w:line="288" w:lineRule="atLeast"/>
-              <w:ind w:left="0" w:right="0"/>
-              <w:jc w:val="left"/>
-              <w:rPr>
-                <w:color w:val="000000"/>
-                <w:sz w:val="19"/>
-                <w:szCs w:val="19"/>
-              </w:rPr>
-            </w:pPr>
-            <w:r>
-              <w:rPr>
-                <w:rFonts w:ascii="宋体" w:hAnsi="宋体" w:eastAsia="宋体" w:cs="宋体"/>
-                <w:color w:val="000000"/>
-                <w:kern w:val="0"/>
-                <w:sz w:val="19"/>
-                <w:szCs w:val="19"/>
-                <w:bdr w:val="none" w:color="auto" w:sz="0" w:space="0"/>
+            <w:shd w:val="clear" w:color="auto" w:fill="auto"/>
+            <w:vAlign w:val="center"/>
+          </w:tcPr>
+          <w:p>
+            <w:pPr>
+              <w:keepNext w:val="0"/>
+              <w:keepLines w:val="0"/>
+              <w:widowControl/>
+              <w:suppressLineNumbers w:val="0"/>
+              <w:spacing w:before="0" w:beforeAutospacing="0" w:after="0" w:afterAutospacing="0" w:line="288" w:lineRule="atLeast"/>
+              <w:ind w:left="0" w:right="0"/>
+              <w:jc w:val="left"/>
+              <w:rPr>
+                <w:color w:val="000000"/>
+                <w:sz w:val="19"/>
+                <w:szCs w:val="19"/>
+              </w:rPr>
+            </w:pPr>
+            <w:r>
+              <w:rPr>
+                <w:rFonts w:ascii="宋体" w:hAnsi="宋体" w:eastAsia="宋体" w:cs="宋体"/>
+                <w:color w:val="000000"/>
+                <w:kern w:val="0"/>
+                <w:sz w:val="19"/>
+                <w:szCs w:val="19"/>
                 <w:lang w:val="en-US" w:eastAsia="zh-CN" w:bidi="ar"/>
               </w:rPr>
               <w:t>__________</w:t>
@@ -8784,32 +8609,31 @@
         <w:tc>
           <w:tcPr>
             <w:tcW w:w="0" w:type="auto"/>
-            <w:shd w:val="clear"/>
-            <w:vAlign w:val="center"/>
-          </w:tcPr>
-          <w:p>
-            <w:pPr>
-              <w:keepNext w:val="0"/>
-              <w:keepLines w:val="0"/>
-              <w:widowControl/>
-              <w:suppressLineNumbers w:val="0"/>
-              <w:spacing w:before="0" w:beforeAutospacing="0" w:after="0" w:afterAutospacing="0" w:line="288" w:lineRule="atLeast"/>
-              <w:ind w:left="0" w:right="0"/>
-              <w:jc w:val="left"/>
-              <w:rPr>
-                <w:color w:val="000000"/>
-                <w:sz w:val="19"/>
-                <w:szCs w:val="19"/>
-              </w:rPr>
-            </w:pPr>
-            <w:r>
-              <w:rPr>
-                <w:rFonts w:ascii="宋体" w:hAnsi="宋体" w:eastAsia="宋体" w:cs="宋体"/>
-                <w:color w:val="000000"/>
-                <w:kern w:val="0"/>
-                <w:sz w:val="19"/>
-                <w:szCs w:val="19"/>
-                <w:bdr w:val="none" w:color="auto" w:sz="0" w:space="0"/>
+            <w:shd w:val="clear" w:color="auto" w:fill="auto"/>
+            <w:vAlign w:val="center"/>
+          </w:tcPr>
+          <w:p>
+            <w:pPr>
+              <w:keepNext w:val="0"/>
+              <w:keepLines w:val="0"/>
+              <w:widowControl/>
+              <w:suppressLineNumbers w:val="0"/>
+              <w:spacing w:before="0" w:beforeAutospacing="0" w:after="0" w:afterAutospacing="0" w:line="288" w:lineRule="atLeast"/>
+              <w:ind w:left="0" w:right="0"/>
+              <w:jc w:val="left"/>
+              <w:rPr>
+                <w:color w:val="000000"/>
+                <w:sz w:val="19"/>
+                <w:szCs w:val="19"/>
+              </w:rPr>
+            </w:pPr>
+            <w:r>
+              <w:rPr>
+                <w:rFonts w:ascii="宋体" w:hAnsi="宋体" w:eastAsia="宋体" w:cs="宋体"/>
+                <w:color w:val="000000"/>
+                <w:kern w:val="0"/>
+                <w:sz w:val="19"/>
+                <w:szCs w:val="19"/>
                 <w:lang w:val="en-US" w:eastAsia="zh-CN" w:bidi="ar"/>
               </w:rPr>
               <w:t>培训后 3 个月跟踪</w:t>
@@ -8819,32 +8643,31 @@
         <w:tc>
           <w:tcPr>
             <w:tcW w:w="0" w:type="auto"/>
-            <w:shd w:val="clear"/>
-            <w:vAlign w:val="center"/>
-          </w:tcPr>
-          <w:p>
-            <w:pPr>
-              <w:keepNext w:val="0"/>
-              <w:keepLines w:val="0"/>
-              <w:widowControl/>
-              <w:suppressLineNumbers w:val="0"/>
-              <w:spacing w:before="0" w:beforeAutospacing="0" w:after="0" w:afterAutospacing="0" w:line="288" w:lineRule="atLeast"/>
-              <w:ind w:left="0" w:right="0"/>
-              <w:jc w:val="left"/>
-              <w:rPr>
-                <w:color w:val="000000"/>
-                <w:sz w:val="19"/>
-                <w:szCs w:val="19"/>
-              </w:rPr>
-            </w:pPr>
-            <w:r>
-              <w:rPr>
-                <w:rFonts w:ascii="宋体" w:hAnsi="宋体" w:eastAsia="宋体" w:cs="宋体"/>
-                <w:color w:val="000000"/>
-                <w:kern w:val="0"/>
-                <w:sz w:val="19"/>
-                <w:szCs w:val="19"/>
-                <w:bdr w:val="none" w:color="auto" w:sz="0" w:space="0"/>
+            <w:shd w:val="clear" w:color="auto" w:fill="auto"/>
+            <w:vAlign w:val="center"/>
+          </w:tcPr>
+          <w:p>
+            <w:pPr>
+              <w:keepNext w:val="0"/>
+              <w:keepLines w:val="0"/>
+              <w:widowControl/>
+              <w:suppressLineNumbers w:val="0"/>
+              <w:spacing w:before="0" w:beforeAutospacing="0" w:after="0" w:afterAutospacing="0" w:line="288" w:lineRule="atLeast"/>
+              <w:ind w:left="0" w:right="0"/>
+              <w:jc w:val="left"/>
+              <w:rPr>
+                <w:color w:val="000000"/>
+                <w:sz w:val="19"/>
+                <w:szCs w:val="19"/>
+              </w:rPr>
+            </w:pPr>
+            <w:r>
+              <w:rPr>
+                <w:rFonts w:ascii="宋体" w:hAnsi="宋体" w:eastAsia="宋体" w:cs="宋体"/>
+                <w:color w:val="000000"/>
+                <w:kern w:val="0"/>
+                <w:sz w:val="19"/>
+                <w:szCs w:val="19"/>
                 <w:lang w:val="en-US" w:eastAsia="zh-CN" w:bidi="ar"/>
               </w:rPr>
               <w:t>__________</w:t>
@@ -8875,32 +8698,31 @@
         <w:tc>
           <w:tcPr>
             <w:tcW w:w="0" w:type="auto"/>
-            <w:shd w:val="clear"/>
-            <w:vAlign w:val="center"/>
-          </w:tcPr>
-          <w:p>
-            <w:pPr>
-              <w:keepNext w:val="0"/>
-              <w:keepLines w:val="0"/>
-              <w:widowControl/>
-              <w:suppressLineNumbers w:val="0"/>
-              <w:spacing w:before="0" w:beforeAutospacing="0" w:after="0" w:afterAutospacing="0" w:line="288" w:lineRule="atLeast"/>
-              <w:ind w:left="0" w:right="0"/>
-              <w:jc w:val="left"/>
-              <w:rPr>
-                <w:color w:val="000000"/>
-                <w:sz w:val="19"/>
-                <w:szCs w:val="19"/>
-              </w:rPr>
-            </w:pPr>
-            <w:r>
-              <w:rPr>
-                <w:rFonts w:ascii="宋体" w:hAnsi="宋体" w:eastAsia="宋体" w:cs="宋体"/>
-                <w:color w:val="000000"/>
-                <w:kern w:val="0"/>
-                <w:sz w:val="19"/>
-                <w:szCs w:val="19"/>
-                <w:bdr w:val="none" w:color="auto" w:sz="0" w:space="0"/>
+            <w:shd w:val="clear" w:color="auto" w:fill="auto"/>
+            <w:vAlign w:val="center"/>
+          </w:tcPr>
+          <w:p>
+            <w:pPr>
+              <w:keepNext w:val="0"/>
+              <w:keepLines w:val="0"/>
+              <w:widowControl/>
+              <w:suppressLineNumbers w:val="0"/>
+              <w:spacing w:before="0" w:beforeAutospacing="0" w:after="0" w:afterAutospacing="0" w:line="288" w:lineRule="atLeast"/>
+              <w:ind w:left="0" w:right="0"/>
+              <w:jc w:val="left"/>
+              <w:rPr>
+                <w:color w:val="000000"/>
+                <w:sz w:val="19"/>
+                <w:szCs w:val="19"/>
+              </w:rPr>
+            </w:pPr>
+            <w:r>
+              <w:rPr>
+                <w:rFonts w:ascii="宋体" w:hAnsi="宋体" w:eastAsia="宋体" w:cs="宋体"/>
+                <w:color w:val="000000"/>
+                <w:kern w:val="0"/>
+                <w:sz w:val="19"/>
+                <w:szCs w:val="19"/>
                 <w:lang w:val="en-US" w:eastAsia="zh-CN" w:bidi="ar"/>
               </w:rPr>
               <w:t>改进建议</w:t>
@@ -8910,32 +8732,31 @@
         <w:tc>
           <w:tcPr>
             <w:tcW w:w="0" w:type="auto"/>
-            <w:shd w:val="clear"/>
-            <w:vAlign w:val="center"/>
-          </w:tcPr>
-          <w:p>
-            <w:pPr>
-              <w:keepNext w:val="0"/>
-              <w:keepLines w:val="0"/>
-              <w:widowControl/>
-              <w:suppressLineNumbers w:val="0"/>
-              <w:spacing w:before="0" w:beforeAutospacing="0" w:after="0" w:afterAutospacing="0" w:line="288" w:lineRule="atLeast"/>
-              <w:ind w:left="0" w:right="0"/>
-              <w:jc w:val="left"/>
-              <w:rPr>
-                <w:color w:val="000000"/>
-                <w:sz w:val="19"/>
-                <w:szCs w:val="19"/>
-              </w:rPr>
-            </w:pPr>
-            <w:r>
-              <w:rPr>
-                <w:rFonts w:ascii="宋体" w:hAnsi="宋体" w:eastAsia="宋体" w:cs="宋体"/>
-                <w:color w:val="000000"/>
-                <w:kern w:val="0"/>
-                <w:sz w:val="19"/>
-                <w:szCs w:val="19"/>
-                <w:bdr w:val="none" w:color="auto" w:sz="0" w:space="0"/>
+            <w:shd w:val="clear" w:color="auto" w:fill="auto"/>
+            <w:vAlign w:val="center"/>
+          </w:tcPr>
+          <w:p>
+            <w:pPr>
+              <w:keepNext w:val="0"/>
+              <w:keepLines w:val="0"/>
+              <w:widowControl/>
+              <w:suppressLineNumbers w:val="0"/>
+              <w:spacing w:before="0" w:beforeAutospacing="0" w:after="0" w:afterAutospacing="0" w:line="288" w:lineRule="atLeast"/>
+              <w:ind w:left="0" w:right="0"/>
+              <w:jc w:val="left"/>
+              <w:rPr>
+                <w:color w:val="000000"/>
+                <w:sz w:val="19"/>
+                <w:szCs w:val="19"/>
+              </w:rPr>
+            </w:pPr>
+            <w:r>
+              <w:rPr>
+                <w:rFonts w:ascii="宋体" w:hAnsi="宋体" w:eastAsia="宋体" w:cs="宋体"/>
+                <w:color w:val="000000"/>
+                <w:kern w:val="0"/>
+                <w:sz w:val="19"/>
+                <w:szCs w:val="19"/>
                 <w:lang w:val="en-US" w:eastAsia="zh-CN" w:bidi="ar"/>
               </w:rPr>
               <w:t>__________</w:t>
@@ -8945,32 +8766,31 @@
         <w:tc>
           <w:tcPr>
             <w:tcW w:w="0" w:type="auto"/>
-            <w:shd w:val="clear"/>
-            <w:vAlign w:val="center"/>
-          </w:tcPr>
-          <w:p>
-            <w:pPr>
-              <w:keepNext w:val="0"/>
-              <w:keepLines w:val="0"/>
-              <w:widowControl/>
-              <w:suppressLineNumbers w:val="0"/>
-              <w:spacing w:before="0" w:beforeAutospacing="0" w:after="0" w:afterAutospacing="0" w:line="288" w:lineRule="atLeast"/>
-              <w:ind w:left="0" w:right="0"/>
-              <w:jc w:val="left"/>
-              <w:rPr>
-                <w:color w:val="000000"/>
-                <w:sz w:val="19"/>
-                <w:szCs w:val="19"/>
-              </w:rPr>
-            </w:pPr>
-            <w:r>
-              <w:rPr>
-                <w:rFonts w:ascii="宋体" w:hAnsi="宋体" w:eastAsia="宋体" w:cs="宋体"/>
-                <w:color w:val="000000"/>
-                <w:kern w:val="0"/>
-                <w:sz w:val="19"/>
-                <w:szCs w:val="19"/>
-                <w:bdr w:val="none" w:color="auto" w:sz="0" w:space="0"/>
+            <w:shd w:val="clear" w:color="auto" w:fill="auto"/>
+            <w:vAlign w:val="center"/>
+          </w:tcPr>
+          <w:p>
+            <w:pPr>
+              <w:keepNext w:val="0"/>
+              <w:keepLines w:val="0"/>
+              <w:widowControl/>
+              <w:suppressLineNumbers w:val="0"/>
+              <w:spacing w:before="0" w:beforeAutospacing="0" w:after="0" w:afterAutospacing="0" w:line="288" w:lineRule="atLeast"/>
+              <w:ind w:left="0" w:right="0"/>
+              <w:jc w:val="left"/>
+              <w:rPr>
+                <w:color w:val="000000"/>
+                <w:sz w:val="19"/>
+                <w:szCs w:val="19"/>
+              </w:rPr>
+            </w:pPr>
+            <w:r>
+              <w:rPr>
+                <w:rFonts w:ascii="宋体" w:hAnsi="宋体" w:eastAsia="宋体" w:cs="宋体"/>
+                <w:color w:val="000000"/>
+                <w:kern w:val="0"/>
+                <w:sz w:val="19"/>
+                <w:szCs w:val="19"/>
                 <w:lang w:val="en-US" w:eastAsia="zh-CN" w:bidi="ar"/>
               </w:rPr>
               <w:t>跟踪人</w:t>
@@ -8980,32 +8800,31 @@
         <w:tc>
           <w:tcPr>
             <w:tcW w:w="0" w:type="auto"/>
-            <w:shd w:val="clear"/>
-            <w:vAlign w:val="center"/>
-          </w:tcPr>
-          <w:p>
-            <w:pPr>
-              <w:keepNext w:val="0"/>
-              <w:keepLines w:val="0"/>
-              <w:widowControl/>
-              <w:suppressLineNumbers w:val="0"/>
-              <w:spacing w:before="0" w:beforeAutospacing="0" w:after="0" w:afterAutospacing="0" w:line="288" w:lineRule="atLeast"/>
-              <w:ind w:left="0" w:right="0"/>
-              <w:jc w:val="left"/>
-              <w:rPr>
-                <w:color w:val="000000"/>
-                <w:sz w:val="19"/>
-                <w:szCs w:val="19"/>
-              </w:rPr>
-            </w:pPr>
-            <w:r>
-              <w:rPr>
-                <w:rFonts w:ascii="宋体" w:hAnsi="宋体" w:eastAsia="宋体" w:cs="宋体"/>
-                <w:color w:val="000000"/>
-                <w:kern w:val="0"/>
-                <w:sz w:val="19"/>
-                <w:szCs w:val="19"/>
-                <w:bdr w:val="none" w:color="auto" w:sz="0" w:space="0"/>
+            <w:shd w:val="clear" w:color="auto" w:fill="auto"/>
+            <w:vAlign w:val="center"/>
+          </w:tcPr>
+          <w:p>
+            <w:pPr>
+              <w:keepNext w:val="0"/>
+              <w:keepLines w:val="0"/>
+              <w:widowControl/>
+              <w:suppressLineNumbers w:val="0"/>
+              <w:spacing w:before="0" w:beforeAutospacing="0" w:after="0" w:afterAutospacing="0" w:line="288" w:lineRule="atLeast"/>
+              <w:ind w:left="0" w:right="0"/>
+              <w:jc w:val="left"/>
+              <w:rPr>
+                <w:color w:val="000000"/>
+                <w:sz w:val="19"/>
+                <w:szCs w:val="19"/>
+              </w:rPr>
+            </w:pPr>
+            <w:r>
+              <w:rPr>
+                <w:rFonts w:ascii="宋体" w:hAnsi="宋体" w:eastAsia="宋体" w:cs="宋体"/>
+                <w:color w:val="000000"/>
+                <w:kern w:val="0"/>
+                <w:sz w:val="19"/>
+                <w:szCs w:val="19"/>
                 <w:lang w:val="en-US" w:eastAsia="zh-CN" w:bidi="ar"/>
               </w:rPr>
               <w:t>__________</w:t>
@@ -9015,32 +8834,31 @@
         <w:tc>
           <w:tcPr>
             <w:tcW w:w="0" w:type="auto"/>
-            <w:shd w:val="clear"/>
-            <w:vAlign w:val="center"/>
-          </w:tcPr>
-          <w:p>
-            <w:pPr>
-              <w:keepNext w:val="0"/>
-              <w:keepLines w:val="0"/>
-              <w:widowControl/>
-              <w:suppressLineNumbers w:val="0"/>
-              <w:spacing w:before="0" w:beforeAutospacing="0" w:after="0" w:afterAutospacing="0" w:line="288" w:lineRule="atLeast"/>
-              <w:ind w:left="0" w:right="0"/>
-              <w:jc w:val="left"/>
-              <w:rPr>
-                <w:color w:val="000000"/>
-                <w:sz w:val="19"/>
-                <w:szCs w:val="19"/>
-              </w:rPr>
-            </w:pPr>
-            <w:r>
-              <w:rPr>
-                <w:rFonts w:ascii="宋体" w:hAnsi="宋体" w:eastAsia="宋体" w:cs="宋体"/>
-                <w:color w:val="000000"/>
-                <w:kern w:val="0"/>
-                <w:sz w:val="19"/>
-                <w:szCs w:val="19"/>
-                <w:bdr w:val="none" w:color="auto" w:sz="0" w:space="0"/>
+            <w:shd w:val="clear" w:color="auto" w:fill="auto"/>
+            <w:vAlign w:val="center"/>
+          </w:tcPr>
+          <w:p>
+            <w:pPr>
+              <w:keepNext w:val="0"/>
+              <w:keepLines w:val="0"/>
+              <w:widowControl/>
+              <w:suppressLineNumbers w:val="0"/>
+              <w:spacing w:before="0" w:beforeAutospacing="0" w:after="0" w:afterAutospacing="0" w:line="288" w:lineRule="atLeast"/>
+              <w:ind w:left="0" w:right="0"/>
+              <w:jc w:val="left"/>
+              <w:rPr>
+                <w:color w:val="000000"/>
+                <w:sz w:val="19"/>
+                <w:szCs w:val="19"/>
+              </w:rPr>
+            </w:pPr>
+            <w:r>
+              <w:rPr>
+                <w:rFonts w:ascii="宋体" w:hAnsi="宋体" w:eastAsia="宋体" w:cs="宋体"/>
+                <w:color w:val="000000"/>
+                <w:kern w:val="0"/>
+                <w:sz w:val="19"/>
+                <w:szCs w:val="19"/>
                 <w:lang w:val="en-US" w:eastAsia="zh-CN" w:bidi="ar"/>
               </w:rPr>
               <w:t>完成情况</w:t>
@@ -9050,32 +8868,31 @@
         <w:tc>
           <w:tcPr>
             <w:tcW w:w="0" w:type="auto"/>
-            <w:shd w:val="clear"/>
-            <w:vAlign w:val="center"/>
-          </w:tcPr>
-          <w:p>
-            <w:pPr>
-              <w:keepNext w:val="0"/>
-              <w:keepLines w:val="0"/>
-              <w:widowControl/>
-              <w:suppressLineNumbers w:val="0"/>
-              <w:spacing w:before="0" w:beforeAutospacing="0" w:after="0" w:afterAutospacing="0" w:line="288" w:lineRule="atLeast"/>
-              <w:ind w:left="0" w:right="0"/>
-              <w:jc w:val="left"/>
-              <w:rPr>
-                <w:color w:val="000000"/>
-                <w:sz w:val="19"/>
-                <w:szCs w:val="19"/>
-              </w:rPr>
-            </w:pPr>
-            <w:r>
-              <w:rPr>
-                <w:rFonts w:ascii="宋体" w:hAnsi="宋体" w:eastAsia="宋体" w:cs="宋体"/>
-                <w:color w:val="000000"/>
-                <w:kern w:val="0"/>
-                <w:sz w:val="19"/>
-                <w:szCs w:val="19"/>
-                <w:bdr w:val="none" w:color="auto" w:sz="0" w:space="0"/>
+            <w:shd w:val="clear" w:color="auto" w:fill="auto"/>
+            <w:vAlign w:val="center"/>
+          </w:tcPr>
+          <w:p>
+            <w:pPr>
+              <w:keepNext w:val="0"/>
+              <w:keepLines w:val="0"/>
+              <w:widowControl/>
+              <w:suppressLineNumbers w:val="0"/>
+              <w:spacing w:before="0" w:beforeAutospacing="0" w:after="0" w:afterAutospacing="0" w:line="288" w:lineRule="atLeast"/>
+              <w:ind w:left="0" w:right="0"/>
+              <w:jc w:val="left"/>
+              <w:rPr>
+                <w:color w:val="000000"/>
+                <w:sz w:val="19"/>
+                <w:szCs w:val="19"/>
+              </w:rPr>
+            </w:pPr>
+            <w:r>
+              <w:rPr>
+                <w:rFonts w:ascii="宋体" w:hAnsi="宋体" w:eastAsia="宋体" w:cs="宋体"/>
+                <w:color w:val="000000"/>
+                <w:kern w:val="0"/>
+                <w:sz w:val="19"/>
+                <w:szCs w:val="19"/>
                 <w:lang w:val="en-US" w:eastAsia="zh-CN" w:bidi="ar"/>
               </w:rPr>
               <w:t>__________</w:t>
